--- a/WebContent/docx/BRCA45基因报告-体系.docx
+++ b/WebContent/docx/BRCA45基因报告-体系.docx
@@ -624,7 +624,7 @@
           <w:tab w:val="right" w:leader="dot" w:pos="9861"/>
         </w:tabs>
         <w:rPr>
-          <w:rFonts w:ascii="Times New Roman" w:hAnsi="Times New Roman" w:eastAsia="微软雅黑"/>
+          <w:rFonts w:hint="eastAsia" w:ascii="Times New Roman" w:hAnsi="Times New Roman" w:eastAsia="微软雅黑"/>
           <w:b/>
           <w:color w:val="62B541"/>
           <w:sz w:val="32"/>
@@ -653,7 +653,7 @@
       </w:r>
       <w:r>
         <w:rPr>
-          <w:rFonts w:ascii="Times New Roman" w:hAnsi="Times New Roman" w:eastAsia="微软雅黑"/>
+          <w:rFonts w:hint="eastAsia" w:ascii="Times New Roman" w:hAnsi="Times New Roman" w:eastAsia="微软雅黑"/>
           <w:b/>
           <w:color w:val="62B541"/>
           <w:sz w:val="32"/>
@@ -663,17 +663,17 @@
       </w:r>
       <w:r>
         <w:rPr>
-          <w:rFonts w:ascii="Times New Roman" w:hAnsi="Times New Roman" w:eastAsia="微软雅黑"/>
+          <w:rFonts w:hint="eastAsia" w:ascii="Times New Roman" w:hAnsi="Times New Roman" w:eastAsia="微软雅黑"/>
           <w:b/>
           <w:color w:val="62B541"/>
           <w:sz w:val="32"/>
           <w:lang w:eastAsia="zh-CN"/>
         </w:rPr>
-        <w:instrText xml:space="preserve"> HYPERLINK \l _Toc6339 </w:instrText>
-      </w:r>
-      <w:r>
-        <w:rPr>
-          <w:rFonts w:ascii="Times New Roman" w:hAnsi="Times New Roman" w:eastAsia="微软雅黑"/>
+        <w:instrText xml:space="preserve"> HYPERLINK \l _Toc5798 </w:instrText>
+      </w:r>
+      <w:r>
+        <w:rPr>
+          <w:rFonts w:hint="eastAsia" w:ascii="Times New Roman" w:hAnsi="Times New Roman" w:eastAsia="微软雅黑"/>
           <w:b/>
           <w:color w:val="62B541"/>
           <w:sz w:val="32"/>
@@ -683,7 +683,7 @@
       </w:r>
       <w:r>
         <w:rPr>
-          <w:rFonts w:ascii="Times New Roman" w:hAnsi="Times New Roman" w:eastAsia="微软雅黑"/>
+          <w:rFonts w:hint="eastAsia" w:ascii="Times New Roman" w:hAnsi="Times New Roman" w:eastAsia="微软雅黑"/>
           <w:b/>
           <w:color w:val="62B541"/>
           <w:sz w:val="32"/>
@@ -692,7 +692,7 @@
       </w:r>
       <w:r>
         <w:rPr>
-          <w:rFonts w:ascii="Times New Roman" w:hAnsi="Times New Roman" w:eastAsia="微软雅黑"/>
+          <w:rFonts w:hint="eastAsia" w:ascii="Times New Roman" w:hAnsi="Times New Roman" w:eastAsia="微软雅黑"/>
           <w:b/>
           <w:color w:val="62B541"/>
           <w:sz w:val="32"/>
@@ -701,7 +701,7 @@
       </w:r>
       <w:r>
         <w:rPr>
-          <w:rFonts w:ascii="Times New Roman" w:hAnsi="Times New Roman" w:eastAsia="微软雅黑"/>
+          <w:rFonts w:hint="eastAsia" w:ascii="Times New Roman" w:hAnsi="Times New Roman" w:eastAsia="微软雅黑"/>
           <w:b/>
           <w:color w:val="62B541"/>
           <w:sz w:val="32"/>
@@ -710,16 +710,16 @@
       </w:r>
       <w:r>
         <w:rPr>
-          <w:rFonts w:ascii="Times New Roman" w:hAnsi="Times New Roman" w:eastAsia="微软雅黑"/>
+          <w:rFonts w:hint="eastAsia" w:ascii="Times New Roman" w:hAnsi="Times New Roman" w:eastAsia="微软雅黑"/>
           <w:b/>
           <w:color w:val="62B541"/>
           <w:sz w:val="32"/>
         </w:rPr>
-        <w:instrText xml:space="preserve"> PAGEREF _Toc6339 \h </w:instrText>
-      </w:r>
-      <w:r>
-        <w:rPr>
-          <w:rFonts w:ascii="Times New Roman" w:hAnsi="Times New Roman" w:eastAsia="微软雅黑"/>
+        <w:instrText xml:space="preserve"> PAGEREF _Toc5798 \h </w:instrText>
+      </w:r>
+      <w:r>
+        <w:rPr>
+          <w:rFonts w:hint="eastAsia" w:ascii="Times New Roman" w:hAnsi="Times New Roman" w:eastAsia="微软雅黑"/>
           <w:b/>
           <w:color w:val="62B541"/>
           <w:sz w:val="32"/>
@@ -728,7 +728,7 @@
       </w:r>
       <w:r>
         <w:rPr>
-          <w:rFonts w:ascii="Times New Roman" w:hAnsi="Times New Roman" w:eastAsia="微软雅黑"/>
+          <w:rFonts w:hint="eastAsia" w:ascii="Times New Roman" w:hAnsi="Times New Roman" w:eastAsia="微软雅黑"/>
           <w:b/>
           <w:color w:val="62B541"/>
           <w:sz w:val="32"/>
@@ -737,7 +737,7 @@
       </w:r>
       <w:r>
         <w:rPr>
-          <w:rFonts w:ascii="Times New Roman" w:hAnsi="Times New Roman" w:eastAsia="微软雅黑"/>
+          <w:rFonts w:hint="eastAsia" w:ascii="Times New Roman" w:hAnsi="Times New Roman" w:eastAsia="微软雅黑"/>
           <w:b/>
           <w:color w:val="62B541"/>
           <w:sz w:val="32"/>
@@ -746,7 +746,7 @@
       </w:r>
       <w:r>
         <w:rPr>
-          <w:rFonts w:ascii="Times New Roman" w:hAnsi="Times New Roman" w:eastAsia="微软雅黑"/>
+          <w:rFonts w:hint="eastAsia" w:ascii="Times New Roman" w:hAnsi="Times New Roman" w:eastAsia="微软雅黑"/>
           <w:b/>
           <w:color w:val="62B541"/>
           <w:sz w:val="32"/>
@@ -762,7 +762,7 @@
           <w:tab w:val="right" w:leader="dot" w:pos="9861"/>
         </w:tabs>
         <w:rPr>
-          <w:rFonts w:ascii="Times New Roman" w:hAnsi="Times New Roman" w:eastAsia="微软雅黑"/>
+          <w:rFonts w:hint="eastAsia" w:ascii="Times New Roman" w:hAnsi="Times New Roman" w:eastAsia="微软雅黑"/>
           <w:b/>
           <w:color w:val="62B541"/>
           <w:sz w:val="32"/>
@@ -770,7 +770,7 @@
       </w:pPr>
       <w:r>
         <w:rPr>
-          <w:rFonts w:ascii="Times New Roman" w:hAnsi="Times New Roman" w:eastAsia="微软雅黑"/>
+          <w:rFonts w:hint="eastAsia" w:ascii="Times New Roman" w:hAnsi="Times New Roman" w:eastAsia="微软雅黑"/>
           <w:b/>
           <w:color w:val="62B541"/>
           <w:sz w:val="32"/>
@@ -780,17 +780,17 @@
       </w:r>
       <w:r>
         <w:rPr>
-          <w:rFonts w:ascii="Times New Roman" w:hAnsi="Times New Roman" w:eastAsia="微软雅黑"/>
+          <w:rFonts w:hint="eastAsia" w:ascii="Times New Roman" w:hAnsi="Times New Roman" w:eastAsia="微软雅黑"/>
           <w:b/>
           <w:color w:val="62B541"/>
           <w:sz w:val="32"/>
           <w:lang w:eastAsia="zh-CN"/>
         </w:rPr>
-        <w:instrText xml:space="preserve"> HYPERLINK \l _Toc1060 </w:instrText>
-      </w:r>
-      <w:r>
-        <w:rPr>
-          <w:rFonts w:ascii="Times New Roman" w:hAnsi="Times New Roman" w:eastAsia="微软雅黑"/>
+        <w:instrText xml:space="preserve"> HYPERLINK \l _Toc3552 </w:instrText>
+      </w:r>
+      <w:r>
+        <w:rPr>
+          <w:rFonts w:hint="eastAsia" w:ascii="Times New Roman" w:hAnsi="Times New Roman" w:eastAsia="微软雅黑"/>
           <w:b/>
           <w:color w:val="62B541"/>
           <w:sz w:val="32"/>
@@ -800,7 +800,7 @@
       </w:r>
       <w:r>
         <w:rPr>
-          <w:rFonts w:ascii="Times New Roman" w:hAnsi="Times New Roman" w:eastAsia="微软雅黑"/>
+          <w:rFonts w:hint="eastAsia" w:ascii="Times New Roman" w:hAnsi="Times New Roman" w:eastAsia="微软雅黑"/>
           <w:b/>
           <w:color w:val="62B541"/>
           <w:sz w:val="32"/>
@@ -809,7 +809,7 @@
       </w:r>
       <w:r>
         <w:rPr>
-          <w:rFonts w:ascii="Times New Roman" w:hAnsi="Times New Roman" w:eastAsia="微软雅黑"/>
+          <w:rFonts w:hint="eastAsia" w:ascii="Times New Roman" w:hAnsi="Times New Roman" w:eastAsia="微软雅黑"/>
           <w:b/>
           <w:color w:val="62B541"/>
           <w:sz w:val="32"/>
@@ -818,7 +818,7 @@
       </w:r>
       <w:r>
         <w:rPr>
-          <w:rFonts w:ascii="Times New Roman" w:hAnsi="Times New Roman" w:eastAsia="微软雅黑"/>
+          <w:rFonts w:hint="eastAsia" w:ascii="Times New Roman" w:hAnsi="Times New Roman" w:eastAsia="微软雅黑"/>
           <w:b/>
           <w:color w:val="62B541"/>
           <w:sz w:val="32"/>
@@ -827,16 +827,16 @@
       </w:r>
       <w:r>
         <w:rPr>
-          <w:rFonts w:ascii="Times New Roman" w:hAnsi="Times New Roman" w:eastAsia="微软雅黑"/>
+          <w:rFonts w:hint="eastAsia" w:ascii="Times New Roman" w:hAnsi="Times New Roman" w:eastAsia="微软雅黑"/>
           <w:b/>
           <w:color w:val="62B541"/>
           <w:sz w:val="32"/>
         </w:rPr>
-        <w:instrText xml:space="preserve"> PAGEREF _Toc1060 \h </w:instrText>
-      </w:r>
-      <w:r>
-        <w:rPr>
-          <w:rFonts w:ascii="Times New Roman" w:hAnsi="Times New Roman" w:eastAsia="微软雅黑"/>
+        <w:instrText xml:space="preserve"> PAGEREF _Toc3552 \h </w:instrText>
+      </w:r>
+      <w:r>
+        <w:rPr>
+          <w:rFonts w:hint="eastAsia" w:ascii="Times New Roman" w:hAnsi="Times New Roman" w:eastAsia="微软雅黑"/>
           <w:b/>
           <w:color w:val="62B541"/>
           <w:sz w:val="32"/>
@@ -845,7 +845,7 @@
       </w:r>
       <w:r>
         <w:rPr>
-          <w:rFonts w:ascii="Times New Roman" w:hAnsi="Times New Roman" w:eastAsia="微软雅黑"/>
+          <w:rFonts w:hint="eastAsia" w:ascii="Times New Roman" w:hAnsi="Times New Roman" w:eastAsia="微软雅黑"/>
           <w:b/>
           <w:color w:val="62B541"/>
           <w:sz w:val="32"/>
@@ -854,7 +854,7 @@
       </w:r>
       <w:r>
         <w:rPr>
-          <w:rFonts w:ascii="Times New Roman" w:hAnsi="Times New Roman" w:eastAsia="微软雅黑"/>
+          <w:rFonts w:hint="eastAsia" w:ascii="Times New Roman" w:hAnsi="Times New Roman" w:eastAsia="微软雅黑"/>
           <w:b/>
           <w:color w:val="62B541"/>
           <w:sz w:val="32"/>
@@ -863,7 +863,7 @@
       </w:r>
       <w:r>
         <w:rPr>
-          <w:rFonts w:ascii="Times New Roman" w:hAnsi="Times New Roman" w:eastAsia="微软雅黑"/>
+          <w:rFonts w:hint="eastAsia" w:ascii="Times New Roman" w:hAnsi="Times New Roman" w:eastAsia="微软雅黑"/>
           <w:b/>
           <w:color w:val="62B541"/>
           <w:sz w:val="32"/>
@@ -879,108 +879,108 @@
           <w:tab w:val="right" w:leader="dot" w:pos="9861"/>
         </w:tabs>
         <w:rPr>
-          <w:rFonts w:ascii="Times New Roman" w:hAnsi="Times New Roman" w:eastAsia="微软雅黑"/>
-          <w:b/>
-          <w:color w:val="62B541"/>
-          <w:sz w:val="32"/>
-        </w:rPr>
-      </w:pPr>
-      <w:r>
-        <w:rPr>
-          <w:rFonts w:ascii="Times New Roman" w:hAnsi="Times New Roman" w:eastAsia="微软雅黑"/>
-          <w:b/>
-          <w:color w:val="62B541"/>
-          <w:sz w:val="32"/>
-          <w:lang w:eastAsia="zh-CN"/>
-        </w:rPr>
-        <w:fldChar w:fldCharType="begin"/>
-      </w:r>
-      <w:r>
-        <w:rPr>
-          <w:rFonts w:ascii="Times New Roman" w:hAnsi="Times New Roman" w:eastAsia="微软雅黑"/>
-          <w:b/>
-          <w:color w:val="62B541"/>
-          <w:sz w:val="32"/>
-          <w:lang w:eastAsia="zh-CN"/>
-        </w:rPr>
-        <w:instrText xml:space="preserve"> HYPERLINK \l _Toc22290 </w:instrText>
-      </w:r>
-      <w:r>
-        <w:rPr>
-          <w:rFonts w:ascii="Times New Roman" w:hAnsi="Times New Roman" w:eastAsia="微软雅黑"/>
-          <w:b/>
-          <w:color w:val="62B541"/>
-          <w:sz w:val="32"/>
-          <w:lang w:eastAsia="zh-CN"/>
-        </w:rPr>
-        <w:fldChar w:fldCharType="separate"/>
-      </w:r>
-      <w:r>
-        <w:rPr>
           <w:rFonts w:hint="eastAsia" w:ascii="Times New Roman" w:hAnsi="Times New Roman" w:eastAsia="微软雅黑"/>
           <w:b/>
           <w:color w:val="62B541"/>
           <w:sz w:val="32"/>
         </w:rPr>
-        <w:t>检测结果总览</w:t>
-      </w:r>
-      <w:r>
-        <w:rPr>
-          <w:rFonts w:ascii="Times New Roman" w:hAnsi="Times New Roman" w:eastAsia="微软雅黑"/>
+      </w:pPr>
+      <w:r>
+        <w:rPr>
+          <w:rFonts w:hint="eastAsia" w:ascii="Times New Roman" w:hAnsi="Times New Roman" w:eastAsia="微软雅黑"/>
           <w:b/>
           <w:color w:val="62B541"/>
           <w:sz w:val="32"/>
-        </w:rPr>
-        <w:tab/>
-      </w:r>
-      <w:r>
-        <w:rPr>
-          <w:rFonts w:ascii="Times New Roman" w:hAnsi="Times New Roman" w:eastAsia="微软雅黑"/>
+          <w:lang w:eastAsia="zh-CN"/>
+        </w:rPr>
+        <w:fldChar w:fldCharType="begin"/>
+      </w:r>
+      <w:r>
+        <w:rPr>
+          <w:rFonts w:hint="eastAsia" w:ascii="Times New Roman" w:hAnsi="Times New Roman" w:eastAsia="微软雅黑"/>
           <w:b/>
           <w:color w:val="62B541"/>
           <w:sz w:val="32"/>
-        </w:rPr>
-        <w:fldChar w:fldCharType="begin"/>
-      </w:r>
-      <w:r>
-        <w:rPr>
-          <w:rFonts w:ascii="Times New Roman" w:hAnsi="Times New Roman" w:eastAsia="微软雅黑"/>
+          <w:lang w:eastAsia="zh-CN"/>
+        </w:rPr>
+        <w:instrText xml:space="preserve"> HYPERLINK \l _Toc27708 </w:instrText>
+      </w:r>
+      <w:r>
+        <w:rPr>
+          <w:rFonts w:hint="eastAsia" w:ascii="Times New Roman" w:hAnsi="Times New Roman" w:eastAsia="微软雅黑"/>
           <w:b/>
           <w:color w:val="62B541"/>
           <w:sz w:val="32"/>
-        </w:rPr>
-        <w:instrText xml:space="preserve"> PAGEREF _Toc22290 \h </w:instrText>
-      </w:r>
-      <w:r>
-        <w:rPr>
-          <w:rFonts w:ascii="Times New Roman" w:hAnsi="Times New Roman" w:eastAsia="微软雅黑"/>
+          <w:lang w:eastAsia="zh-CN"/>
+        </w:rPr>
+        <w:fldChar w:fldCharType="separate"/>
+      </w:r>
+      <w:r>
+        <w:rPr>
+          <w:rFonts w:hint="eastAsia" w:ascii="Times New Roman" w:hAnsi="Times New Roman" w:eastAsia="微软雅黑"/>
           <w:b/>
           <w:color w:val="62B541"/>
           <w:sz w:val="32"/>
         </w:rPr>
-        <w:fldChar w:fldCharType="separate"/>
-      </w:r>
-      <w:r>
-        <w:rPr>
-          <w:rFonts w:ascii="Times New Roman" w:hAnsi="Times New Roman" w:eastAsia="微软雅黑"/>
+        <w:t>检测结果总览</w:t>
+      </w:r>
+      <w:r>
+        <w:rPr>
+          <w:rFonts w:hint="eastAsia" w:ascii="Times New Roman" w:hAnsi="Times New Roman" w:eastAsia="微软雅黑"/>
           <w:b/>
           <w:color w:val="62B541"/>
           <w:sz w:val="32"/>
         </w:rPr>
-        <w:t>1</w:t>
-      </w:r>
-      <w:r>
-        <w:rPr>
-          <w:rFonts w:ascii="Times New Roman" w:hAnsi="Times New Roman" w:eastAsia="微软雅黑"/>
+        <w:tab/>
+      </w:r>
+      <w:r>
+        <w:rPr>
+          <w:rFonts w:hint="eastAsia" w:ascii="Times New Roman" w:hAnsi="Times New Roman" w:eastAsia="微软雅黑"/>
           <w:b/>
           <w:color w:val="62B541"/>
           <w:sz w:val="32"/>
         </w:rPr>
+        <w:fldChar w:fldCharType="begin"/>
+      </w:r>
+      <w:r>
+        <w:rPr>
+          <w:rFonts w:hint="eastAsia" w:ascii="Times New Roman" w:hAnsi="Times New Roman" w:eastAsia="微软雅黑"/>
+          <w:b/>
+          <w:color w:val="62B541"/>
+          <w:sz w:val="32"/>
+        </w:rPr>
+        <w:instrText xml:space="preserve"> PAGEREF _Toc27708 \h </w:instrText>
+      </w:r>
+      <w:r>
+        <w:rPr>
+          <w:rFonts w:hint="eastAsia" w:ascii="Times New Roman" w:hAnsi="Times New Roman" w:eastAsia="微软雅黑"/>
+          <w:b/>
+          <w:color w:val="62B541"/>
+          <w:sz w:val="32"/>
+        </w:rPr>
+        <w:fldChar w:fldCharType="separate"/>
+      </w:r>
+      <w:r>
+        <w:rPr>
+          <w:rFonts w:hint="eastAsia" w:ascii="Times New Roman" w:hAnsi="Times New Roman" w:eastAsia="微软雅黑"/>
+          <w:b/>
+          <w:color w:val="62B541"/>
+          <w:sz w:val="32"/>
+        </w:rPr>
+        <w:t>1</w:t>
+      </w:r>
+      <w:r>
+        <w:rPr>
+          <w:rFonts w:hint="eastAsia" w:ascii="Times New Roman" w:hAnsi="Times New Roman" w:eastAsia="微软雅黑"/>
+          <w:b/>
+          <w:color w:val="62B541"/>
+          <w:sz w:val="32"/>
+        </w:rPr>
         <w:fldChar w:fldCharType="end"/>
       </w:r>
       <w:r>
         <w:rPr>
-          <w:rFonts w:ascii="Times New Roman" w:hAnsi="Times New Roman" w:eastAsia="微软雅黑"/>
+          <w:rFonts w:hint="eastAsia" w:ascii="Times New Roman" w:hAnsi="Times New Roman" w:eastAsia="微软雅黑"/>
           <w:b/>
           <w:color w:val="62B541"/>
           <w:sz w:val="32"/>
@@ -997,87 +997,94 @@
         </w:tabs>
         <w:ind w:left="440"/>
         <w:rPr>
-          <w:rFonts w:ascii="Times New Roman" w:hAnsi="Times New Roman" w:eastAsia="微软雅黑"/>
-          <w:sz w:val="28"/>
-        </w:rPr>
-      </w:pPr>
-      <w:r>
-        <w:rPr>
-          <w:rFonts w:ascii="Times New Roman" w:hAnsi="Times New Roman" w:eastAsia="微软雅黑"/>
-          <w:sz w:val="28"/>
-          <w:lang w:eastAsia="zh-CN"/>
-        </w:rPr>
-        <w:fldChar w:fldCharType="begin"/>
-      </w:r>
-      <w:r>
-        <w:rPr>
-          <w:rFonts w:ascii="Times New Roman" w:hAnsi="Times New Roman" w:eastAsia="微软雅黑"/>
-          <w:sz w:val="28"/>
-          <w:lang w:eastAsia="zh-CN"/>
-        </w:rPr>
-        <w:instrText xml:space="preserve"> HYPERLINK \l _Toc19014 </w:instrText>
-      </w:r>
-      <w:r>
-        <w:rPr>
-          <w:rFonts w:ascii="Times New Roman" w:hAnsi="Times New Roman" w:eastAsia="微软雅黑"/>
-          <w:sz w:val="28"/>
-          <w:lang w:eastAsia="zh-CN"/>
-        </w:rPr>
-        <w:fldChar w:fldCharType="separate"/>
-      </w:r>
-      <w:r>
-        <w:rPr>
           <w:rFonts w:hint="eastAsia" w:ascii="Times New Roman" w:hAnsi="Times New Roman" w:eastAsia="微软雅黑"/>
           <w:sz w:val="28"/>
           <w:lang w:eastAsia="zh-CN"/>
         </w:rPr>
+      </w:pPr>
+      <w:r>
+        <w:rPr>
+          <w:rFonts w:hint="eastAsia" w:ascii="Times New Roman" w:hAnsi="Times New Roman" w:eastAsia="微软雅黑"/>
+          <w:sz w:val="28"/>
+          <w:lang w:eastAsia="zh-CN"/>
+        </w:rPr>
+        <w:fldChar w:fldCharType="begin"/>
+      </w:r>
+      <w:r>
+        <w:rPr>
+          <w:rFonts w:hint="eastAsia" w:ascii="Times New Roman" w:hAnsi="Times New Roman" w:eastAsia="微软雅黑"/>
+          <w:sz w:val="28"/>
+          <w:lang w:eastAsia="zh-CN"/>
+        </w:rPr>
+        <w:instrText xml:space="preserve"> HYPERLINK \l _Toc32254 </w:instrText>
+      </w:r>
+      <w:r>
+        <w:rPr>
+          <w:rFonts w:hint="eastAsia" w:ascii="Times New Roman" w:hAnsi="Times New Roman" w:eastAsia="微软雅黑"/>
+          <w:sz w:val="28"/>
+          <w:lang w:eastAsia="zh-CN"/>
+        </w:rPr>
+        <w:fldChar w:fldCharType="separate"/>
+      </w:r>
+      <w:r>
+        <w:rPr>
+          <w:rFonts w:hint="eastAsia" w:ascii="Times New Roman" w:hAnsi="Times New Roman" w:eastAsia="微软雅黑"/>
+          <w:sz w:val="28"/>
+          <w:lang w:eastAsia="zh-CN"/>
+        </w:rPr>
         <w:t>检测结果小结</w:t>
       </w:r>
       <w:r>
         <w:rPr>
-          <w:rFonts w:ascii="Times New Roman" w:hAnsi="Times New Roman" w:eastAsia="微软雅黑"/>
+          <w:rFonts w:hint="eastAsia" w:ascii="Times New Roman" w:hAnsi="Times New Roman" w:eastAsia="微软雅黑"/>
           <w:sz w:val="28"/>
+          <w:lang w:eastAsia="zh-CN"/>
         </w:rPr>
         <w:tab/>
       </w:r>
       <w:r>
         <w:rPr>
-          <w:rFonts w:ascii="Times New Roman" w:hAnsi="Times New Roman" w:eastAsia="微软雅黑"/>
+          <w:rFonts w:hint="eastAsia" w:ascii="Times New Roman" w:hAnsi="Times New Roman" w:eastAsia="微软雅黑"/>
           <w:sz w:val="28"/>
+          <w:lang w:eastAsia="zh-CN"/>
         </w:rPr>
         <w:fldChar w:fldCharType="begin"/>
       </w:r>
       <w:r>
         <w:rPr>
-          <w:rFonts w:ascii="Times New Roman" w:hAnsi="Times New Roman" w:eastAsia="微软雅黑"/>
+          <w:rFonts w:hint="eastAsia" w:ascii="Times New Roman" w:hAnsi="Times New Roman" w:eastAsia="微软雅黑"/>
           <w:sz w:val="28"/>
-        </w:rPr>
-        <w:instrText xml:space="preserve"> PAGEREF _Toc19014 \h </w:instrText>
-      </w:r>
-      <w:r>
-        <w:rPr>
-          <w:rFonts w:ascii="Times New Roman" w:hAnsi="Times New Roman" w:eastAsia="微软雅黑"/>
+          <w:lang w:eastAsia="zh-CN"/>
+        </w:rPr>
+        <w:instrText xml:space="preserve"> PAGEREF _Toc32254 \h </w:instrText>
+      </w:r>
+      <w:r>
+        <w:rPr>
+          <w:rFonts w:hint="eastAsia" w:ascii="Times New Roman" w:hAnsi="Times New Roman" w:eastAsia="微软雅黑"/>
           <w:sz w:val="28"/>
+          <w:lang w:eastAsia="zh-CN"/>
         </w:rPr>
         <w:fldChar w:fldCharType="separate"/>
       </w:r>
       <w:r>
         <w:rPr>
-          <w:rFonts w:ascii="Times New Roman" w:hAnsi="Times New Roman" w:eastAsia="微软雅黑"/>
+          <w:rFonts w:hint="eastAsia" w:ascii="Times New Roman" w:hAnsi="Times New Roman" w:eastAsia="微软雅黑"/>
           <w:sz w:val="28"/>
+          <w:lang w:eastAsia="zh-CN"/>
         </w:rPr>
         <w:t>1</w:t>
       </w:r>
       <w:r>
         <w:rPr>
-          <w:rFonts w:ascii="Times New Roman" w:hAnsi="Times New Roman" w:eastAsia="微软雅黑"/>
+          <w:rFonts w:hint="eastAsia" w:ascii="Times New Roman" w:hAnsi="Times New Roman" w:eastAsia="微软雅黑"/>
           <w:sz w:val="28"/>
+          <w:lang w:eastAsia="zh-CN"/>
         </w:rPr>
         <w:fldChar w:fldCharType="end"/>
       </w:r>
       <w:r>
         <w:rPr>
-          <w:rFonts w:ascii="Times New Roman" w:hAnsi="Times New Roman" w:eastAsia="微软雅黑"/>
+          <w:rFonts w:hint="eastAsia" w:ascii="Times New Roman" w:hAnsi="Times New Roman" w:eastAsia="微软雅黑"/>
           <w:sz w:val="28"/>
           <w:lang w:eastAsia="zh-CN"/>
         </w:rPr>
@@ -1094,43 +1101,11 @@
       </w:pPr>
       <w:r>
         <w:rPr>
-          <w:rFonts w:ascii="Times New Roman" w:hAnsi="Times New Roman" w:eastAsia="微软雅黑"/>
-          <w:sz w:val="28"/>
-          <w:lang w:eastAsia="zh-CN"/>
-        </w:rPr>
-        <w:fldChar w:fldCharType="begin"/>
-      </w:r>
-      <w:r>
-        <w:rPr>
-          <w:rFonts w:ascii="Times New Roman" w:hAnsi="Times New Roman" w:eastAsia="微软雅黑"/>
-          <w:sz w:val="28"/>
-          <w:lang w:eastAsia="zh-CN"/>
-        </w:rPr>
-        <w:instrText xml:space="preserve"> HYPERLINK \l _Toc27428 </w:instrText>
-      </w:r>
-      <w:r>
-        <w:rPr>
-          <w:rFonts w:ascii="Times New Roman" w:hAnsi="Times New Roman" w:eastAsia="微软雅黑"/>
-          <w:sz w:val="28"/>
-          <w:lang w:eastAsia="zh-CN"/>
-        </w:rPr>
-        <w:fldChar w:fldCharType="separate"/>
-      </w:r>
-      <w:r>
-        <w:rPr>
           <w:rFonts w:hint="eastAsia" w:ascii="Times New Roman" w:hAnsi="Times New Roman" w:eastAsia="微软雅黑"/>
           <w:sz w:val="28"/>
           <w:lang w:eastAsia="zh-CN"/>
         </w:rPr>
-        <w:t xml:space="preserve">{% if importantTargetedDiseaseName == </w:t>
-      </w:r>
-      <w:r>
-        <w:rPr>
-          <w:rFonts w:ascii="Times New Roman" w:hAnsi="Times New Roman" w:eastAsia="微软雅黑"/>
-          <w:sz w:val="28"/>
-          <w:lang w:eastAsia="zh-CN"/>
-        </w:rPr>
-        <w:t>‘</w:t>
+        <w:fldChar w:fldCharType="begin"/>
       </w:r>
       <w:r>
         <w:rPr>
@@ -1138,15 +1113,7 @@
           <w:sz w:val="28"/>
           <w:lang w:eastAsia="zh-CN"/>
         </w:rPr>
-        <w:t>泛癌种</w:t>
-      </w:r>
-      <w:r>
-        <w:rPr>
-          <w:rFonts w:ascii="Times New Roman" w:hAnsi="Times New Roman" w:eastAsia="微软雅黑"/>
-          <w:sz w:val="28"/>
-          <w:lang w:eastAsia="zh-CN"/>
-        </w:rPr>
-        <w:t>’</w:t>
+        <w:instrText xml:space="preserve"> HYPERLINK \l _Toc5997 </w:instrText>
       </w:r>
       <w:r>
         <w:rPr>
@@ -1154,15 +1121,7 @@
           <w:sz w:val="28"/>
           <w:lang w:eastAsia="zh-CN"/>
         </w:rPr>
-        <w:t>%}重要靶向用药</w:t>
-      </w:r>
-      <w:r>
-        <w:rPr>
-          <w:rFonts w:ascii="Times New Roman" w:hAnsi="Times New Roman" w:eastAsia="微软雅黑"/>
-          <w:sz w:val="28"/>
-          <w:lang w:eastAsia="zh-CN"/>
-        </w:rPr>
-        <w:t>{%else%}</w:t>
+        <w:fldChar w:fldCharType="separate"/>
       </w:r>
       <w:r>
         <w:rPr>
@@ -1170,15 +1129,7 @@
           <w:sz w:val="28"/>
           <w:lang w:eastAsia="zh-CN"/>
         </w:rPr>
-        <w:t xml:space="preserve">{% if importantTargetedDiseaseName == </w:t>
-      </w:r>
-      <w:r>
-        <w:rPr>
-          <w:rFonts w:ascii="Times New Roman" w:hAnsi="Times New Roman" w:eastAsia="微软雅黑"/>
-          <w:sz w:val="28"/>
-          <w:lang w:eastAsia="zh-CN"/>
-        </w:rPr>
-        <w:t>‘</w:t>
+        <w:t>{% if importantTargetedDiseaseName == ‘泛癌种’%}重要靶向用药{%else%}{% if importantTargetedDiseaseName == ‘肺癌’%}肺癌{% elif importantTargetedDiseaseName == ‘结直肠癌’ %}结直肠癌{% elif importantTargetedDiseaseName == ‘乳腺癌’ %}乳腺癌{% endif %}精准诊疗{% endif %}相关基因结果汇总</w:t>
       </w:r>
       <w:r>
         <w:rPr>
@@ -1186,15 +1137,7 @@
           <w:sz w:val="28"/>
           <w:lang w:eastAsia="zh-CN"/>
         </w:rPr>
-        <w:t>肺癌</w:t>
-      </w:r>
-      <w:r>
-        <w:rPr>
-          <w:rFonts w:ascii="Times New Roman" w:hAnsi="Times New Roman" w:eastAsia="微软雅黑"/>
-          <w:sz w:val="28"/>
-          <w:lang w:eastAsia="zh-CN"/>
-        </w:rPr>
-        <w:t>’</w:t>
+        <w:tab/>
       </w:r>
       <w:r>
         <w:rPr>
@@ -1202,15 +1145,7 @@
           <w:sz w:val="28"/>
           <w:lang w:eastAsia="zh-CN"/>
         </w:rPr>
-        <w:t xml:space="preserve">%}肺癌{% elif importantTargetedDiseaseName == </w:t>
-      </w:r>
-      <w:r>
-        <w:rPr>
-          <w:rFonts w:ascii="Times New Roman" w:hAnsi="Times New Roman" w:eastAsia="微软雅黑"/>
-          <w:sz w:val="28"/>
-          <w:lang w:eastAsia="zh-CN"/>
-        </w:rPr>
-        <w:t>‘</w:t>
+        <w:fldChar w:fldCharType="begin"/>
       </w:r>
       <w:r>
         <w:rPr>
@@ -1218,15 +1153,7 @@
           <w:sz w:val="28"/>
           <w:lang w:eastAsia="zh-CN"/>
         </w:rPr>
-        <w:t>结直肠癌</w:t>
-      </w:r>
-      <w:r>
-        <w:rPr>
-          <w:rFonts w:ascii="Times New Roman" w:hAnsi="Times New Roman" w:eastAsia="微软雅黑"/>
-          <w:sz w:val="28"/>
-          <w:lang w:eastAsia="zh-CN"/>
-        </w:rPr>
-        <w:t>’</w:t>
+        <w:instrText xml:space="preserve"> PAGEREF _Toc5997 \h </w:instrText>
       </w:r>
       <w:r>
         <w:rPr>
@@ -1234,15 +1161,7 @@
           <w:sz w:val="28"/>
           <w:lang w:eastAsia="zh-CN"/>
         </w:rPr>
-        <w:t xml:space="preserve"> %}结直肠癌{% elif importantTargetedDiseaseName == </w:t>
-      </w:r>
-      <w:r>
-        <w:rPr>
-          <w:rFonts w:ascii="Times New Roman" w:hAnsi="Times New Roman" w:eastAsia="微软雅黑"/>
-          <w:sz w:val="28"/>
-          <w:lang w:eastAsia="zh-CN"/>
-        </w:rPr>
-        <w:t>‘</w:t>
+        <w:fldChar w:fldCharType="separate"/>
       </w:r>
       <w:r>
         <w:rPr>
@@ -1250,15 +1169,7 @@
           <w:sz w:val="28"/>
           <w:lang w:eastAsia="zh-CN"/>
         </w:rPr>
-        <w:t>乳腺癌</w:t>
-      </w:r>
-      <w:r>
-        <w:rPr>
-          <w:rFonts w:ascii="Times New Roman" w:hAnsi="Times New Roman" w:eastAsia="微软雅黑"/>
-          <w:sz w:val="28"/>
-          <w:lang w:eastAsia="zh-CN"/>
-        </w:rPr>
-        <w:t>’</w:t>
+        <w:t>2</w:t>
       </w:r>
       <w:r>
         <w:rPr>
@@ -1266,53 +1177,11 @@
           <w:sz w:val="28"/>
           <w:lang w:eastAsia="zh-CN"/>
         </w:rPr>
-        <w:t xml:space="preserve"> %}乳腺癌{% endif %}精准诊疗{% endif %}相关基因结果汇总</w:t>
-      </w:r>
-      <w:r>
-        <w:rPr>
-          <w:rFonts w:ascii="Times New Roman" w:hAnsi="Times New Roman" w:eastAsia="微软雅黑"/>
-          <w:sz w:val="28"/>
-        </w:rPr>
-        <w:tab/>
-      </w:r>
-      <w:r>
-        <w:rPr>
-          <w:rFonts w:ascii="Times New Roman" w:hAnsi="Times New Roman" w:eastAsia="微软雅黑"/>
-          <w:sz w:val="28"/>
-        </w:rPr>
-        <w:fldChar w:fldCharType="begin"/>
-      </w:r>
-      <w:r>
-        <w:rPr>
-          <w:rFonts w:ascii="Times New Roman" w:hAnsi="Times New Roman" w:eastAsia="微软雅黑"/>
-          <w:sz w:val="28"/>
-        </w:rPr>
-        <w:instrText xml:space="preserve"> PAGEREF _Toc27428 \h </w:instrText>
-      </w:r>
-      <w:r>
-        <w:rPr>
-          <w:rFonts w:ascii="Times New Roman" w:hAnsi="Times New Roman" w:eastAsia="微软雅黑"/>
-          <w:sz w:val="28"/>
-        </w:rPr>
-        <w:fldChar w:fldCharType="separate"/>
-      </w:r>
-      <w:r>
-        <w:rPr>
-          <w:rFonts w:ascii="Times New Roman" w:hAnsi="Times New Roman" w:eastAsia="微软雅黑"/>
-          <w:sz w:val="28"/>
-        </w:rPr>
-        <w:t>2</w:t>
-      </w:r>
-      <w:r>
-        <w:rPr>
-          <w:rFonts w:ascii="Times New Roman" w:hAnsi="Times New Roman" w:eastAsia="微软雅黑"/>
-          <w:sz w:val="28"/>
-        </w:rPr>
         <w:fldChar w:fldCharType="end"/>
       </w:r>
       <w:r>
         <w:rPr>
-          <w:rFonts w:ascii="Times New Roman" w:hAnsi="Times New Roman" w:eastAsia="微软雅黑"/>
+          <w:rFonts w:hint="eastAsia" w:ascii="Times New Roman" w:hAnsi="Times New Roman" w:eastAsia="微软雅黑"/>
           <w:sz w:val="28"/>
           <w:lang w:eastAsia="zh-CN"/>
         </w:rPr>
@@ -1326,108 +1195,108 @@
           <w:tab w:val="right" w:leader="dot" w:pos="9861"/>
         </w:tabs>
         <w:rPr>
-          <w:rFonts w:ascii="Times New Roman" w:hAnsi="Times New Roman" w:eastAsia="微软雅黑"/>
-          <w:b/>
-          <w:color w:val="62B541"/>
-          <w:sz w:val="32"/>
-        </w:rPr>
-      </w:pPr>
-      <w:r>
-        <w:rPr>
-          <w:rFonts w:ascii="Times New Roman" w:hAnsi="Times New Roman" w:eastAsia="微软雅黑"/>
-          <w:b/>
-          <w:color w:val="62B541"/>
-          <w:sz w:val="32"/>
-          <w:lang w:eastAsia="zh-CN"/>
-        </w:rPr>
-        <w:fldChar w:fldCharType="begin"/>
-      </w:r>
-      <w:r>
-        <w:rPr>
-          <w:rFonts w:ascii="Times New Roman" w:hAnsi="Times New Roman" w:eastAsia="微软雅黑"/>
-          <w:b/>
-          <w:color w:val="62B541"/>
-          <w:sz w:val="32"/>
-          <w:lang w:eastAsia="zh-CN"/>
-        </w:rPr>
-        <w:instrText xml:space="preserve"> HYPERLINK \l _Toc7628 </w:instrText>
-      </w:r>
-      <w:r>
-        <w:rPr>
-          <w:rFonts w:ascii="Times New Roman" w:hAnsi="Times New Roman" w:eastAsia="微软雅黑"/>
-          <w:b/>
-          <w:color w:val="62B541"/>
-          <w:sz w:val="32"/>
-          <w:lang w:eastAsia="zh-CN"/>
-        </w:rPr>
-        <w:fldChar w:fldCharType="separate"/>
-      </w:r>
-      <w:r>
-        <w:rPr>
           <w:rFonts w:hint="eastAsia" w:ascii="Times New Roman" w:hAnsi="Times New Roman" w:eastAsia="微软雅黑"/>
           <w:b/>
           <w:color w:val="62B541"/>
           <w:sz w:val="32"/>
         </w:rPr>
-        <w:t>检测结果及用药提示</w:t>
-      </w:r>
-      <w:r>
-        <w:rPr>
-          <w:rFonts w:ascii="Times New Roman" w:hAnsi="Times New Roman" w:eastAsia="微软雅黑"/>
+      </w:pPr>
+      <w:r>
+        <w:rPr>
+          <w:rFonts w:hint="eastAsia" w:ascii="Times New Roman" w:hAnsi="Times New Roman" w:eastAsia="微软雅黑"/>
           <w:b/>
           <w:color w:val="62B541"/>
           <w:sz w:val="32"/>
-        </w:rPr>
-        <w:tab/>
-      </w:r>
-      <w:r>
-        <w:rPr>
-          <w:rFonts w:ascii="Times New Roman" w:hAnsi="Times New Roman" w:eastAsia="微软雅黑"/>
+          <w:lang w:eastAsia="zh-CN"/>
+        </w:rPr>
+        <w:fldChar w:fldCharType="begin"/>
+      </w:r>
+      <w:r>
+        <w:rPr>
+          <w:rFonts w:hint="eastAsia" w:ascii="Times New Roman" w:hAnsi="Times New Roman" w:eastAsia="微软雅黑"/>
           <w:b/>
           <w:color w:val="62B541"/>
           <w:sz w:val="32"/>
-        </w:rPr>
-        <w:fldChar w:fldCharType="begin"/>
-      </w:r>
-      <w:r>
-        <w:rPr>
-          <w:rFonts w:ascii="Times New Roman" w:hAnsi="Times New Roman" w:eastAsia="微软雅黑"/>
+          <w:lang w:eastAsia="zh-CN"/>
+        </w:rPr>
+        <w:instrText xml:space="preserve"> HYPERLINK \l _Toc8047 </w:instrText>
+      </w:r>
+      <w:r>
+        <w:rPr>
+          <w:rFonts w:hint="eastAsia" w:ascii="Times New Roman" w:hAnsi="Times New Roman" w:eastAsia="微软雅黑"/>
           <w:b/>
           <w:color w:val="62B541"/>
           <w:sz w:val="32"/>
-        </w:rPr>
-        <w:instrText xml:space="preserve"> PAGEREF _Toc7628 \h </w:instrText>
-      </w:r>
-      <w:r>
-        <w:rPr>
-          <w:rFonts w:ascii="Times New Roman" w:hAnsi="Times New Roman" w:eastAsia="微软雅黑"/>
+          <w:lang w:eastAsia="zh-CN"/>
+        </w:rPr>
+        <w:fldChar w:fldCharType="separate"/>
+      </w:r>
+      <w:r>
+        <w:rPr>
+          <w:rFonts w:hint="eastAsia" w:ascii="Times New Roman" w:hAnsi="Times New Roman" w:eastAsia="微软雅黑"/>
           <w:b/>
           <w:color w:val="62B541"/>
           <w:sz w:val="32"/>
         </w:rPr>
-        <w:fldChar w:fldCharType="separate"/>
-      </w:r>
-      <w:r>
-        <w:rPr>
-          <w:rFonts w:ascii="Times New Roman" w:hAnsi="Times New Roman" w:eastAsia="微软雅黑"/>
+        <w:t>检测结果及用药提示</w:t>
+      </w:r>
+      <w:r>
+        <w:rPr>
+          <w:rFonts w:hint="eastAsia" w:ascii="Times New Roman" w:hAnsi="Times New Roman" w:eastAsia="微软雅黑"/>
           <w:b/>
           <w:color w:val="62B541"/>
           <w:sz w:val="32"/>
         </w:rPr>
-        <w:t>3</w:t>
-      </w:r>
-      <w:r>
-        <w:rPr>
-          <w:rFonts w:ascii="Times New Roman" w:hAnsi="Times New Roman" w:eastAsia="微软雅黑"/>
+        <w:tab/>
+      </w:r>
+      <w:r>
+        <w:rPr>
+          <w:rFonts w:hint="eastAsia" w:ascii="Times New Roman" w:hAnsi="Times New Roman" w:eastAsia="微软雅黑"/>
           <w:b/>
           <w:color w:val="62B541"/>
           <w:sz w:val="32"/>
         </w:rPr>
+        <w:fldChar w:fldCharType="begin"/>
+      </w:r>
+      <w:r>
+        <w:rPr>
+          <w:rFonts w:hint="eastAsia" w:ascii="Times New Roman" w:hAnsi="Times New Roman" w:eastAsia="微软雅黑"/>
+          <w:b/>
+          <w:color w:val="62B541"/>
+          <w:sz w:val="32"/>
+        </w:rPr>
+        <w:instrText xml:space="preserve"> PAGEREF _Toc8047 \h </w:instrText>
+      </w:r>
+      <w:r>
+        <w:rPr>
+          <w:rFonts w:hint="eastAsia" w:ascii="Times New Roman" w:hAnsi="Times New Roman" w:eastAsia="微软雅黑"/>
+          <w:b/>
+          <w:color w:val="62B541"/>
+          <w:sz w:val="32"/>
+        </w:rPr>
+        <w:fldChar w:fldCharType="separate"/>
+      </w:r>
+      <w:r>
+        <w:rPr>
+          <w:rFonts w:hint="eastAsia" w:ascii="Times New Roman" w:hAnsi="Times New Roman" w:eastAsia="微软雅黑"/>
+          <w:b/>
+          <w:color w:val="62B541"/>
+          <w:sz w:val="32"/>
+        </w:rPr>
+        <w:t>3</w:t>
+      </w:r>
+      <w:r>
+        <w:rPr>
+          <w:rFonts w:hint="eastAsia" w:ascii="Times New Roman" w:hAnsi="Times New Roman" w:eastAsia="微软雅黑"/>
+          <w:b/>
+          <w:color w:val="62B541"/>
+          <w:sz w:val="32"/>
+        </w:rPr>
         <w:fldChar w:fldCharType="end"/>
       </w:r>
       <w:r>
         <w:rPr>
-          <w:rFonts w:ascii="Times New Roman" w:hAnsi="Times New Roman" w:eastAsia="微软雅黑"/>
+          <w:rFonts w:hint="eastAsia" w:ascii="Times New Roman" w:hAnsi="Times New Roman" w:eastAsia="微软雅黑"/>
           <w:b/>
           <w:color w:val="62B541"/>
           <w:sz w:val="32"/>
@@ -1444,87 +1313,94 @@
         </w:tabs>
         <w:ind w:left="440"/>
         <w:rPr>
-          <w:rFonts w:ascii="Times New Roman" w:hAnsi="Times New Roman" w:eastAsia="微软雅黑"/>
-          <w:sz w:val="28"/>
-        </w:rPr>
-      </w:pPr>
-      <w:r>
-        <w:rPr>
-          <w:rFonts w:ascii="Times New Roman" w:hAnsi="Times New Roman" w:eastAsia="微软雅黑"/>
-          <w:sz w:val="28"/>
-          <w:lang w:eastAsia="zh-CN"/>
-        </w:rPr>
-        <w:fldChar w:fldCharType="begin"/>
-      </w:r>
-      <w:r>
-        <w:rPr>
-          <w:rFonts w:ascii="Times New Roman" w:hAnsi="Times New Roman" w:eastAsia="微软雅黑"/>
-          <w:sz w:val="28"/>
-          <w:lang w:eastAsia="zh-CN"/>
-        </w:rPr>
-        <w:instrText xml:space="preserve"> HYPERLINK \l _Toc30713 </w:instrText>
-      </w:r>
-      <w:r>
-        <w:rPr>
-          <w:rFonts w:ascii="Times New Roman" w:hAnsi="Times New Roman" w:eastAsia="微软雅黑"/>
-          <w:sz w:val="28"/>
-          <w:lang w:eastAsia="zh-CN"/>
-        </w:rPr>
-        <w:fldChar w:fldCharType="separate"/>
-      </w:r>
-      <w:r>
-        <w:rPr>
           <w:rFonts w:hint="eastAsia" w:ascii="Times New Roman" w:hAnsi="Times New Roman" w:eastAsia="微软雅黑"/>
           <w:sz w:val="28"/>
           <w:lang w:eastAsia="zh-CN"/>
         </w:rPr>
+      </w:pPr>
+      <w:r>
+        <w:rPr>
+          <w:rFonts w:hint="eastAsia" w:ascii="Times New Roman" w:hAnsi="Times New Roman" w:eastAsia="微软雅黑"/>
+          <w:sz w:val="28"/>
+          <w:lang w:eastAsia="zh-CN"/>
+        </w:rPr>
+        <w:fldChar w:fldCharType="begin"/>
+      </w:r>
+      <w:r>
+        <w:rPr>
+          <w:rFonts w:hint="eastAsia" w:ascii="Times New Roman" w:hAnsi="Times New Roman" w:eastAsia="微软雅黑"/>
+          <w:sz w:val="28"/>
+          <w:lang w:eastAsia="zh-CN"/>
+        </w:rPr>
+        <w:instrText xml:space="preserve"> HYPERLINK \l _Toc2344 </w:instrText>
+      </w:r>
+      <w:r>
+        <w:rPr>
+          <w:rFonts w:hint="eastAsia" w:ascii="Times New Roman" w:hAnsi="Times New Roman" w:eastAsia="微软雅黑"/>
+          <w:sz w:val="28"/>
+          <w:lang w:eastAsia="zh-CN"/>
+        </w:rPr>
+        <w:fldChar w:fldCharType="separate"/>
+      </w:r>
+      <w:r>
+        <w:rPr>
+          <w:rFonts w:hint="eastAsia" w:ascii="Times New Roman" w:hAnsi="Times New Roman" w:eastAsia="微软雅黑"/>
+          <w:sz w:val="28"/>
+          <w:lang w:eastAsia="zh-CN"/>
+        </w:rPr>
         <w:t>靶向药物用药提示</w:t>
       </w:r>
       <w:r>
         <w:rPr>
-          <w:rFonts w:ascii="Times New Roman" w:hAnsi="Times New Roman" w:eastAsia="微软雅黑"/>
+          <w:rFonts w:hint="eastAsia" w:ascii="Times New Roman" w:hAnsi="Times New Roman" w:eastAsia="微软雅黑"/>
           <w:sz w:val="28"/>
+          <w:lang w:eastAsia="zh-CN"/>
         </w:rPr>
         <w:tab/>
       </w:r>
       <w:r>
         <w:rPr>
-          <w:rFonts w:ascii="Times New Roman" w:hAnsi="Times New Roman" w:eastAsia="微软雅黑"/>
+          <w:rFonts w:hint="eastAsia" w:ascii="Times New Roman" w:hAnsi="Times New Roman" w:eastAsia="微软雅黑"/>
           <w:sz w:val="28"/>
+          <w:lang w:eastAsia="zh-CN"/>
         </w:rPr>
         <w:fldChar w:fldCharType="begin"/>
       </w:r>
       <w:r>
         <w:rPr>
-          <w:rFonts w:ascii="Times New Roman" w:hAnsi="Times New Roman" w:eastAsia="微软雅黑"/>
+          <w:rFonts w:hint="eastAsia" w:ascii="Times New Roman" w:hAnsi="Times New Roman" w:eastAsia="微软雅黑"/>
           <w:sz w:val="28"/>
-        </w:rPr>
-        <w:instrText xml:space="preserve"> PAGEREF _Toc30713 \h </w:instrText>
-      </w:r>
-      <w:r>
-        <w:rPr>
-          <w:rFonts w:ascii="Times New Roman" w:hAnsi="Times New Roman" w:eastAsia="微软雅黑"/>
+          <w:lang w:eastAsia="zh-CN"/>
+        </w:rPr>
+        <w:instrText xml:space="preserve"> PAGEREF _Toc2344 \h </w:instrText>
+      </w:r>
+      <w:r>
+        <w:rPr>
+          <w:rFonts w:hint="eastAsia" w:ascii="Times New Roman" w:hAnsi="Times New Roman" w:eastAsia="微软雅黑"/>
           <w:sz w:val="28"/>
+          <w:lang w:eastAsia="zh-CN"/>
         </w:rPr>
         <w:fldChar w:fldCharType="separate"/>
       </w:r>
       <w:r>
         <w:rPr>
-          <w:rFonts w:ascii="Times New Roman" w:hAnsi="Times New Roman" w:eastAsia="微软雅黑"/>
+          <w:rFonts w:hint="eastAsia" w:ascii="Times New Roman" w:hAnsi="Times New Roman" w:eastAsia="微软雅黑"/>
           <w:sz w:val="28"/>
+          <w:lang w:eastAsia="zh-CN"/>
         </w:rPr>
         <w:t>3</w:t>
       </w:r>
       <w:r>
         <w:rPr>
-          <w:rFonts w:ascii="Times New Roman" w:hAnsi="Times New Roman" w:eastAsia="微软雅黑"/>
+          <w:rFonts w:hint="eastAsia" w:ascii="Times New Roman" w:hAnsi="Times New Roman" w:eastAsia="微软雅黑"/>
           <w:sz w:val="28"/>
+          <w:lang w:eastAsia="zh-CN"/>
         </w:rPr>
         <w:fldChar w:fldCharType="end"/>
       </w:r>
       <w:r>
         <w:rPr>
-          <w:rFonts w:ascii="Times New Roman" w:hAnsi="Times New Roman" w:eastAsia="微软雅黑"/>
+          <w:rFonts w:hint="eastAsia" w:ascii="Times New Roman" w:hAnsi="Times New Roman" w:eastAsia="微软雅黑"/>
           <w:sz w:val="28"/>
           <w:lang w:eastAsia="zh-CN"/>
         </w:rPr>
@@ -1571,87 +1447,94 @@
         </w:tabs>
         <w:ind w:left="440"/>
         <w:rPr>
-          <w:rFonts w:ascii="Times New Roman" w:hAnsi="Times New Roman" w:eastAsia="微软雅黑"/>
-          <w:sz w:val="28"/>
-        </w:rPr>
-      </w:pPr>
-      <w:r>
-        <w:rPr>
-          <w:rFonts w:ascii="Times New Roman" w:hAnsi="Times New Roman" w:eastAsia="微软雅黑"/>
-          <w:sz w:val="28"/>
-          <w:lang w:eastAsia="zh-CN"/>
-        </w:rPr>
-        <w:fldChar w:fldCharType="begin"/>
-      </w:r>
-      <w:r>
-        <w:rPr>
-          <w:rFonts w:ascii="Times New Roman" w:hAnsi="Times New Roman" w:eastAsia="微软雅黑"/>
-          <w:sz w:val="28"/>
-          <w:lang w:eastAsia="zh-CN"/>
-        </w:rPr>
-        <w:instrText xml:space="preserve"> HYPERLINK \l _Toc15667 </w:instrText>
-      </w:r>
-      <w:r>
-        <w:rPr>
-          <w:rFonts w:ascii="Times New Roman" w:hAnsi="Times New Roman" w:eastAsia="微软雅黑"/>
-          <w:sz w:val="28"/>
-          <w:lang w:eastAsia="zh-CN"/>
-        </w:rPr>
-        <w:fldChar w:fldCharType="separate"/>
-      </w:r>
-      <w:r>
-        <w:rPr>
           <w:rFonts w:hint="eastAsia" w:ascii="Times New Roman" w:hAnsi="Times New Roman" w:eastAsia="微软雅黑"/>
           <w:sz w:val="28"/>
           <w:lang w:eastAsia="zh-CN"/>
         </w:rPr>
+      </w:pPr>
+      <w:r>
+        <w:rPr>
+          <w:rFonts w:hint="eastAsia" w:ascii="Times New Roman" w:hAnsi="Times New Roman" w:eastAsia="微软雅黑"/>
+          <w:sz w:val="28"/>
+          <w:lang w:eastAsia="zh-CN"/>
+        </w:rPr>
+        <w:fldChar w:fldCharType="begin"/>
+      </w:r>
+      <w:r>
+        <w:rPr>
+          <w:rFonts w:hint="eastAsia" w:ascii="Times New Roman" w:hAnsi="Times New Roman" w:eastAsia="微软雅黑"/>
+          <w:sz w:val="28"/>
+          <w:lang w:eastAsia="zh-CN"/>
+        </w:rPr>
+        <w:instrText xml:space="preserve"> HYPERLINK \l _Toc2734 </w:instrText>
+      </w:r>
+      <w:r>
+        <w:rPr>
+          <w:rFonts w:hint="eastAsia" w:ascii="Times New Roman" w:hAnsi="Times New Roman" w:eastAsia="微软雅黑"/>
+          <w:sz w:val="28"/>
+          <w:lang w:eastAsia="zh-CN"/>
+        </w:rPr>
+        <w:fldChar w:fldCharType="separate"/>
+      </w:r>
+      <w:r>
+        <w:rPr>
+          <w:rFonts w:hint="eastAsia" w:ascii="Times New Roman" w:hAnsi="Times New Roman" w:eastAsia="微软雅黑"/>
+          <w:sz w:val="28"/>
+          <w:lang w:eastAsia="zh-CN"/>
+        </w:rPr>
         <w:t>本癌种FDA/NMPA获批的其他可选靶向药物</w:t>
       </w:r>
       <w:r>
         <w:rPr>
-          <w:rFonts w:ascii="Times New Roman" w:hAnsi="Times New Roman" w:eastAsia="微软雅黑"/>
+          <w:rFonts w:hint="eastAsia" w:ascii="Times New Roman" w:hAnsi="Times New Roman" w:eastAsia="微软雅黑"/>
           <w:sz w:val="28"/>
+          <w:lang w:eastAsia="zh-CN"/>
         </w:rPr>
         <w:tab/>
       </w:r>
       <w:r>
         <w:rPr>
-          <w:rFonts w:ascii="Times New Roman" w:hAnsi="Times New Roman" w:eastAsia="微软雅黑"/>
+          <w:rFonts w:hint="eastAsia" w:ascii="Times New Roman" w:hAnsi="Times New Roman" w:eastAsia="微软雅黑"/>
           <w:sz w:val="28"/>
+          <w:lang w:eastAsia="zh-CN"/>
         </w:rPr>
         <w:fldChar w:fldCharType="begin"/>
       </w:r>
       <w:r>
         <w:rPr>
-          <w:rFonts w:ascii="Times New Roman" w:hAnsi="Times New Roman" w:eastAsia="微软雅黑"/>
+          <w:rFonts w:hint="eastAsia" w:ascii="Times New Roman" w:hAnsi="Times New Roman" w:eastAsia="微软雅黑"/>
           <w:sz w:val="28"/>
-        </w:rPr>
-        <w:instrText xml:space="preserve"> PAGEREF _Toc15667 \h </w:instrText>
-      </w:r>
-      <w:r>
-        <w:rPr>
-          <w:rFonts w:ascii="Times New Roman" w:hAnsi="Times New Roman" w:eastAsia="微软雅黑"/>
+          <w:lang w:eastAsia="zh-CN"/>
+        </w:rPr>
+        <w:instrText xml:space="preserve"> PAGEREF _Toc2734 \h </w:instrText>
+      </w:r>
+      <w:r>
+        <w:rPr>
+          <w:rFonts w:hint="eastAsia" w:ascii="Times New Roman" w:hAnsi="Times New Roman" w:eastAsia="微软雅黑"/>
           <w:sz w:val="28"/>
+          <w:lang w:eastAsia="zh-CN"/>
         </w:rPr>
         <w:fldChar w:fldCharType="separate"/>
       </w:r>
       <w:r>
         <w:rPr>
-          <w:rFonts w:ascii="Times New Roman" w:hAnsi="Times New Roman" w:eastAsia="微软雅黑"/>
+          <w:rFonts w:hint="eastAsia" w:ascii="Times New Roman" w:hAnsi="Times New Roman" w:eastAsia="微软雅黑"/>
           <w:sz w:val="28"/>
+          <w:lang w:eastAsia="zh-CN"/>
         </w:rPr>
         <w:t>6</w:t>
       </w:r>
       <w:r>
         <w:rPr>
-          <w:rFonts w:ascii="Times New Roman" w:hAnsi="Times New Roman" w:eastAsia="微软雅黑"/>
+          <w:rFonts w:hint="eastAsia" w:ascii="Times New Roman" w:hAnsi="Times New Roman" w:eastAsia="微软雅黑"/>
           <w:sz w:val="28"/>
+          <w:lang w:eastAsia="zh-CN"/>
         </w:rPr>
         <w:fldChar w:fldCharType="end"/>
       </w:r>
       <w:r>
         <w:rPr>
-          <w:rFonts w:ascii="Times New Roman" w:hAnsi="Times New Roman" w:eastAsia="微软雅黑"/>
+          <w:rFonts w:hint="eastAsia" w:ascii="Times New Roman" w:hAnsi="Times New Roman" w:eastAsia="微软雅黑"/>
           <w:sz w:val="28"/>
           <w:lang w:eastAsia="zh-CN"/>
         </w:rPr>
@@ -1666,10 +1549,12 @@
         </w:rPr>
         <w:t>{% endif %}</w:t>
       </w:r>
+      <w:bookmarkStart w:id="98" w:name="_GoBack"/>
       <w:r>
         <w:rPr>
           <w:rFonts w:hint="eastAsia" w:ascii="Times New Roman" w:hAnsi="Times New Roman" w:eastAsia="微软雅黑"/>
-          <w:sz w:val="28"/>
+          <w:sz w:val="21"/>
+          <w:szCs w:val="21"/>
           <w:lang w:eastAsia="zh-CN"/>
         </w:rPr>
         <w:t xml:space="preserve">{%if </w:t>
@@ -1677,7 +1562,8 @@
       <w:r>
         <w:rPr>
           <w:rFonts w:ascii="Times New Roman" w:hAnsi="Times New Roman" w:eastAsia="微软雅黑"/>
-          <w:sz w:val="28"/>
+          <w:sz w:val="21"/>
+          <w:szCs w:val="21"/>
           <w:lang w:eastAsia="zh-CN"/>
         </w:rPr>
         <w:t>PDInfo</w:t>
@@ -1685,7 +1571,8 @@
       <w:r>
         <w:rPr>
           <w:rFonts w:hint="eastAsia" w:ascii="Times New Roman" w:hAnsi="Times New Roman" w:eastAsia="微软雅黑"/>
-          <w:sz w:val="28"/>
+          <w:sz w:val="21"/>
+          <w:szCs w:val="21"/>
           <w:lang w:eastAsia="zh-CN"/>
         </w:rPr>
         <w:t xml:space="preserve"> != </w:t>
@@ -1693,7 +1580,8 @@
       <w:r>
         <w:rPr>
           <w:rFonts w:ascii="Times New Roman" w:hAnsi="Times New Roman" w:eastAsia="微软雅黑"/>
-          <w:sz w:val="28"/>
+          <w:sz w:val="21"/>
+          <w:szCs w:val="21"/>
           <w:lang w:eastAsia="zh-CN"/>
         </w:rPr>
         <w:t>undefined</w:t>
@@ -1701,11 +1589,13 @@
       <w:r>
         <w:rPr>
           <w:rFonts w:hint="eastAsia" w:ascii="Times New Roman" w:hAnsi="Times New Roman" w:eastAsia="微软雅黑"/>
-          <w:sz w:val="28"/>
+          <w:sz w:val="21"/>
+          <w:szCs w:val="21"/>
           <w:lang w:eastAsia="zh-CN"/>
         </w:rPr>
         <w:t xml:space="preserve"> %}</w:t>
       </w:r>
+      <w:bookmarkEnd w:id="98"/>
     </w:p>
     <w:p>
       <w:pPr>
@@ -1715,108 +1605,107 @@
         </w:tabs>
         <w:ind w:left="440"/>
         <w:rPr>
-          <w:rFonts w:ascii="Times New Roman" w:hAnsi="Times New Roman" w:eastAsia="微软雅黑"/>
-          <w:sz w:val="28"/>
-        </w:rPr>
-      </w:pPr>
-      <w:r>
-        <w:rPr>
-          <w:rFonts w:ascii="Times New Roman" w:hAnsi="Times New Roman" w:eastAsia="微软雅黑"/>
-          <w:sz w:val="28"/>
-          <w:lang w:eastAsia="zh-CN"/>
-        </w:rPr>
-        <w:fldChar w:fldCharType="begin"/>
-      </w:r>
-      <w:r>
-        <w:rPr>
-          <w:rFonts w:ascii="Times New Roman" w:hAnsi="Times New Roman" w:eastAsia="微软雅黑"/>
-          <w:sz w:val="28"/>
-          <w:lang w:eastAsia="zh-CN"/>
-        </w:rPr>
-        <w:instrText xml:space="preserve"> HYPERLINK \l _Toc13234 </w:instrText>
-      </w:r>
-      <w:r>
-        <w:rPr>
-          <w:rFonts w:ascii="Times New Roman" w:hAnsi="Times New Roman" w:eastAsia="微软雅黑"/>
-          <w:sz w:val="28"/>
-          <w:lang w:eastAsia="zh-CN"/>
-        </w:rPr>
-        <w:fldChar w:fldCharType="separate"/>
-      </w:r>
-      <w:r>
-        <w:rPr>
           <w:rFonts w:hint="eastAsia" w:ascii="Times New Roman" w:hAnsi="Times New Roman" w:eastAsia="微软雅黑"/>
           <w:sz w:val="28"/>
           <w:lang w:eastAsia="zh-CN"/>
         </w:rPr>
-        <w:t>PD-L1检测结果</w:t>
-      </w:r>
-      <w:r>
-        <w:rPr>
-          <w:rFonts w:ascii="Times New Roman" w:hAnsi="Times New Roman" w:eastAsia="微软雅黑"/>
-          <w:sz w:val="28"/>
-        </w:rPr>
-        <w:tab/>
-      </w:r>
-      <w:r>
-        <w:rPr>
-          <w:rFonts w:ascii="Times New Roman" w:hAnsi="Times New Roman" w:eastAsia="微软雅黑"/>
-          <w:sz w:val="28"/>
-        </w:rPr>
-        <w:fldChar w:fldCharType="begin"/>
-      </w:r>
-      <w:r>
-        <w:rPr>
-          <w:rFonts w:ascii="Times New Roman" w:hAnsi="Times New Roman" w:eastAsia="微软雅黑"/>
-          <w:sz w:val="28"/>
-        </w:rPr>
-        <w:instrText xml:space="preserve"> PAGEREF _Toc13234 \h </w:instrText>
-      </w:r>
-      <w:r>
-        <w:rPr>
-          <w:rFonts w:ascii="Times New Roman" w:hAnsi="Times New Roman" w:eastAsia="微软雅黑"/>
-          <w:sz w:val="28"/>
-        </w:rPr>
-        <w:fldChar w:fldCharType="separate"/>
-      </w:r>
-      <w:r>
-        <w:rPr>
-          <w:rFonts w:ascii="Times New Roman" w:hAnsi="Times New Roman" w:eastAsia="微软雅黑"/>
-          <w:sz w:val="28"/>
-        </w:rPr>
-        <w:t>7</w:t>
-      </w:r>
-      <w:r>
-        <w:rPr>
-          <w:rFonts w:ascii="Times New Roman" w:hAnsi="Times New Roman" w:eastAsia="微软雅黑"/>
-          <w:sz w:val="28"/>
-        </w:rPr>
-        <w:fldChar w:fldCharType="end"/>
-      </w:r>
-      <w:r>
-        <w:rPr>
-          <w:rFonts w:ascii="Times New Roman" w:hAnsi="Times New Roman" w:eastAsia="微软雅黑"/>
-          <w:sz w:val="28"/>
-          <w:lang w:eastAsia="zh-CN"/>
-        </w:rPr>
-        <w:fldChar w:fldCharType="end"/>
-      </w:r>
+      </w:pPr>
       <w:r>
         <w:rPr>
           <w:rFonts w:hint="eastAsia" w:ascii="Times New Roman" w:hAnsi="Times New Roman" w:eastAsia="微软雅黑"/>
           <w:sz w:val="28"/>
           <w:lang w:eastAsia="zh-CN"/>
         </w:rPr>
-        <w:t>{% endif %}</w:t>
+        <w:fldChar w:fldCharType="begin"/>
       </w:r>
       <w:r>
         <w:rPr>
           <w:rFonts w:hint="eastAsia" w:ascii="Times New Roman" w:hAnsi="Times New Roman" w:eastAsia="微软雅黑"/>
-          <w:sz w:val="24"/>
-          <w:szCs w:val="24"/>
-          <w:lang w:eastAsia="zh-CN"/>
-        </w:rPr>
-        <w:t>{%if BodyDrugDrugDetectionStr or unknownVarAnalysisStr %}</w:t>
+          <w:sz w:val="28"/>
+          <w:lang w:eastAsia="zh-CN"/>
+        </w:rPr>
+        <w:instrText xml:space="preserve"> HYPERLINK \l _Toc15934 </w:instrText>
+      </w:r>
+      <w:r>
+        <w:rPr>
+          <w:rFonts w:hint="eastAsia" w:ascii="Times New Roman" w:hAnsi="Times New Roman" w:eastAsia="微软雅黑"/>
+          <w:sz w:val="28"/>
+          <w:lang w:eastAsia="zh-CN"/>
+        </w:rPr>
+        <w:fldChar w:fldCharType="separate"/>
+      </w:r>
+      <w:r>
+        <w:rPr>
+          <w:rFonts w:hint="eastAsia" w:ascii="Times New Roman" w:hAnsi="Times New Roman" w:eastAsia="微软雅黑"/>
+          <w:sz w:val="28"/>
+          <w:lang w:eastAsia="zh-CN"/>
+        </w:rPr>
+        <w:t>PD-L1检测结果</w:t>
+      </w:r>
+      <w:r>
+        <w:rPr>
+          <w:rFonts w:hint="eastAsia" w:ascii="Times New Roman" w:hAnsi="Times New Roman" w:eastAsia="微软雅黑"/>
+          <w:sz w:val="28"/>
+          <w:lang w:eastAsia="zh-CN"/>
+        </w:rPr>
+        <w:tab/>
+      </w:r>
+      <w:r>
+        <w:rPr>
+          <w:rFonts w:hint="eastAsia" w:ascii="Times New Roman" w:hAnsi="Times New Roman" w:eastAsia="微软雅黑"/>
+          <w:sz w:val="28"/>
+          <w:lang w:eastAsia="zh-CN"/>
+        </w:rPr>
+        <w:fldChar w:fldCharType="begin"/>
+      </w:r>
+      <w:r>
+        <w:rPr>
+          <w:rFonts w:hint="eastAsia" w:ascii="Times New Roman" w:hAnsi="Times New Roman" w:eastAsia="微软雅黑"/>
+          <w:sz w:val="28"/>
+          <w:lang w:eastAsia="zh-CN"/>
+        </w:rPr>
+        <w:instrText xml:space="preserve"> PAGEREF _Toc15934 \h </w:instrText>
+      </w:r>
+      <w:r>
+        <w:rPr>
+          <w:rFonts w:hint="eastAsia" w:ascii="Times New Roman" w:hAnsi="Times New Roman" w:eastAsia="微软雅黑"/>
+          <w:sz w:val="28"/>
+          <w:lang w:eastAsia="zh-CN"/>
+        </w:rPr>
+        <w:fldChar w:fldCharType="separate"/>
+      </w:r>
+      <w:r>
+        <w:rPr>
+          <w:rFonts w:hint="eastAsia" w:ascii="Times New Roman" w:hAnsi="Times New Roman" w:eastAsia="微软雅黑"/>
+          <w:sz w:val="28"/>
+          <w:lang w:eastAsia="zh-CN"/>
+        </w:rPr>
+        <w:t>7</w:t>
+      </w:r>
+      <w:r>
+        <w:rPr>
+          <w:rFonts w:hint="eastAsia" w:ascii="Times New Roman" w:hAnsi="Times New Roman" w:eastAsia="微软雅黑"/>
+          <w:sz w:val="28"/>
+          <w:lang w:eastAsia="zh-CN"/>
+        </w:rPr>
+        <w:fldChar w:fldCharType="end"/>
+      </w:r>
+      <w:r>
+        <w:rPr>
+          <w:rFonts w:hint="eastAsia" w:ascii="Times New Roman" w:hAnsi="Times New Roman" w:eastAsia="微软雅黑"/>
+          <w:sz w:val="28"/>
+          <w:lang w:eastAsia="zh-CN"/>
+        </w:rPr>
+        <w:fldChar w:fldCharType="end"/>
+      </w:r>
+      <w:r>
+        <w:rPr>
+          <w:rFonts w:hint="eastAsia" w:ascii="Times New Roman" w:hAnsi="Times New Roman" w:eastAsia="微软雅黑"/>
+          <w:sz w:val="21"/>
+          <w:szCs w:val="21"/>
+          <w:lang w:eastAsia="zh-CN"/>
+        </w:rPr>
+        <w:t>{% endif %}{%if BodyDrugDrugDetectionStr or unknownVarAnalysisStr %}</w:t>
       </w:r>
     </w:p>
     <w:p>
@@ -1826,7 +1715,7 @@
           <w:tab w:val="right" w:leader="dot" w:pos="9861"/>
         </w:tabs>
         <w:rPr>
-          <w:rFonts w:ascii="Times New Roman" w:hAnsi="Times New Roman" w:eastAsia="微软雅黑"/>
+          <w:rFonts w:hint="eastAsia" w:ascii="Times New Roman" w:hAnsi="Times New Roman" w:eastAsia="微软雅黑"/>
           <w:b/>
           <w:color w:val="62B541"/>
           <w:sz w:val="32"/>
@@ -1834,7 +1723,7 @@
       </w:pPr>
       <w:r>
         <w:rPr>
-          <w:rFonts w:ascii="Times New Roman" w:hAnsi="Times New Roman" w:eastAsia="微软雅黑"/>
+          <w:rFonts w:hint="eastAsia" w:ascii="Times New Roman" w:hAnsi="Times New Roman" w:eastAsia="微软雅黑"/>
           <w:b/>
           <w:color w:val="62B541"/>
           <w:sz w:val="32"/>
@@ -1844,17 +1733,17 @@
       </w:r>
       <w:r>
         <w:rPr>
-          <w:rFonts w:ascii="Times New Roman" w:hAnsi="Times New Roman" w:eastAsia="微软雅黑"/>
+          <w:rFonts w:hint="eastAsia" w:ascii="Times New Roman" w:hAnsi="Times New Roman" w:eastAsia="微软雅黑"/>
           <w:b/>
           <w:color w:val="62B541"/>
           <w:sz w:val="32"/>
           <w:lang w:eastAsia="zh-CN"/>
         </w:rPr>
-        <w:instrText xml:space="preserve"> HYPERLINK \l _Toc31075 </w:instrText>
-      </w:r>
-      <w:r>
-        <w:rPr>
-          <w:rFonts w:ascii="Times New Roman" w:hAnsi="Times New Roman" w:eastAsia="微软雅黑"/>
+        <w:instrText xml:space="preserve"> HYPERLINK \l _Toc24216 </w:instrText>
+      </w:r>
+      <w:r>
+        <w:rPr>
+          <w:rFonts w:hint="eastAsia" w:ascii="Times New Roman" w:hAnsi="Times New Roman" w:eastAsia="微软雅黑"/>
           <w:b/>
           <w:color w:val="62B541"/>
           <w:sz w:val="32"/>
@@ -1864,7 +1753,7 @@
       </w:r>
       <w:r>
         <w:rPr>
-          <w:rFonts w:ascii="Times New Roman" w:hAnsi="Times New Roman" w:eastAsia="微软雅黑"/>
+          <w:rFonts w:hint="eastAsia" w:ascii="Times New Roman" w:hAnsi="Times New Roman" w:eastAsia="微软雅黑"/>
           <w:b/>
           <w:color w:val="62B541"/>
           <w:sz w:val="32"/>
@@ -1873,7 +1762,7 @@
       </w:r>
       <w:r>
         <w:rPr>
-          <w:rFonts w:ascii="Times New Roman" w:hAnsi="Times New Roman" w:eastAsia="微软雅黑"/>
+          <w:rFonts w:hint="eastAsia" w:ascii="Times New Roman" w:hAnsi="Times New Roman" w:eastAsia="微软雅黑"/>
           <w:b/>
           <w:color w:val="62B541"/>
           <w:sz w:val="32"/>
@@ -1882,7 +1771,7 @@
       </w:r>
       <w:r>
         <w:rPr>
-          <w:rFonts w:ascii="Times New Roman" w:hAnsi="Times New Roman" w:eastAsia="微软雅黑"/>
+          <w:rFonts w:hint="eastAsia" w:ascii="Times New Roman" w:hAnsi="Times New Roman" w:eastAsia="微软雅黑"/>
           <w:b/>
           <w:color w:val="62B541"/>
           <w:sz w:val="32"/>
@@ -1891,16 +1780,16 @@
       </w:r>
       <w:r>
         <w:rPr>
-          <w:rFonts w:ascii="Times New Roman" w:hAnsi="Times New Roman" w:eastAsia="微软雅黑"/>
+          <w:rFonts w:hint="eastAsia" w:ascii="Times New Roman" w:hAnsi="Times New Roman" w:eastAsia="微软雅黑"/>
           <w:b/>
           <w:color w:val="62B541"/>
           <w:sz w:val="32"/>
         </w:rPr>
-        <w:instrText xml:space="preserve"> PAGEREF _Toc31075 \h </w:instrText>
-      </w:r>
-      <w:r>
-        <w:rPr>
-          <w:rFonts w:ascii="Times New Roman" w:hAnsi="Times New Roman" w:eastAsia="微软雅黑"/>
+        <w:instrText xml:space="preserve"> PAGEREF _Toc24216 \h </w:instrText>
+      </w:r>
+      <w:r>
+        <w:rPr>
+          <w:rFonts w:hint="eastAsia" w:ascii="Times New Roman" w:hAnsi="Times New Roman" w:eastAsia="微软雅黑"/>
           <w:b/>
           <w:color w:val="62B541"/>
           <w:sz w:val="32"/>
@@ -1909,7 +1798,7 @@
       </w:r>
       <w:r>
         <w:rPr>
-          <w:rFonts w:ascii="Times New Roman" w:hAnsi="Times New Roman" w:eastAsia="微软雅黑"/>
+          <w:rFonts w:hint="eastAsia" w:ascii="Times New Roman" w:hAnsi="Times New Roman" w:eastAsia="微软雅黑"/>
           <w:b/>
           <w:color w:val="62B541"/>
           <w:sz w:val="32"/>
@@ -1918,7 +1807,7 @@
       </w:r>
       <w:r>
         <w:rPr>
-          <w:rFonts w:ascii="Times New Roman" w:hAnsi="Times New Roman" w:eastAsia="微软雅黑"/>
+          <w:rFonts w:hint="eastAsia" w:ascii="Times New Roman" w:hAnsi="Times New Roman" w:eastAsia="微软雅黑"/>
           <w:b/>
           <w:color w:val="62B541"/>
           <w:sz w:val="32"/>
@@ -1927,7 +1816,7 @@
       </w:r>
       <w:r>
         <w:rPr>
-          <w:rFonts w:ascii="Times New Roman" w:hAnsi="Times New Roman" w:eastAsia="微软雅黑"/>
+          <w:rFonts w:hint="eastAsia" w:ascii="Times New Roman" w:hAnsi="Times New Roman" w:eastAsia="微软雅黑"/>
           <w:b/>
           <w:color w:val="62B541"/>
           <w:sz w:val="32"/>
@@ -1944,87 +1833,94 @@
         </w:tabs>
         <w:ind w:left="440"/>
         <w:rPr>
-          <w:rFonts w:ascii="Times New Roman" w:hAnsi="Times New Roman" w:eastAsia="微软雅黑"/>
-          <w:sz w:val="28"/>
-        </w:rPr>
-      </w:pPr>
-      <w:r>
-        <w:rPr>
-          <w:rFonts w:ascii="Times New Roman" w:hAnsi="Times New Roman" w:eastAsia="微软雅黑"/>
-          <w:sz w:val="28"/>
-          <w:lang w:eastAsia="zh-CN"/>
-        </w:rPr>
-        <w:fldChar w:fldCharType="begin"/>
-      </w:r>
-      <w:r>
-        <w:rPr>
-          <w:rFonts w:ascii="Times New Roman" w:hAnsi="Times New Roman" w:eastAsia="微软雅黑"/>
-          <w:sz w:val="28"/>
-          <w:lang w:eastAsia="zh-CN"/>
-        </w:rPr>
-        <w:instrText xml:space="preserve"> HYPERLINK \l _Toc31156 </w:instrText>
-      </w:r>
-      <w:r>
-        <w:rPr>
-          <w:rFonts w:ascii="Times New Roman" w:hAnsi="Times New Roman" w:eastAsia="微软雅黑"/>
-          <w:sz w:val="28"/>
-          <w:lang w:eastAsia="zh-CN"/>
-        </w:rPr>
-        <w:fldChar w:fldCharType="separate"/>
-      </w:r>
-      <w:r>
-        <w:rPr>
           <w:rFonts w:hint="eastAsia" w:ascii="Times New Roman" w:hAnsi="Times New Roman" w:eastAsia="微软雅黑"/>
           <w:sz w:val="28"/>
           <w:lang w:eastAsia="zh-CN"/>
         </w:rPr>
+      </w:pPr>
+      <w:r>
+        <w:rPr>
+          <w:rFonts w:hint="eastAsia" w:ascii="Times New Roman" w:hAnsi="Times New Roman" w:eastAsia="微软雅黑"/>
+          <w:sz w:val="28"/>
+          <w:lang w:eastAsia="zh-CN"/>
+        </w:rPr>
+        <w:fldChar w:fldCharType="begin"/>
+      </w:r>
+      <w:r>
+        <w:rPr>
+          <w:rFonts w:hint="eastAsia" w:ascii="Times New Roman" w:hAnsi="Times New Roman" w:eastAsia="微软雅黑"/>
+          <w:sz w:val="28"/>
+          <w:lang w:eastAsia="zh-CN"/>
+        </w:rPr>
+        <w:instrText xml:space="preserve"> HYPERLINK \l _Toc25117 </w:instrText>
+      </w:r>
+      <w:r>
+        <w:rPr>
+          <w:rFonts w:hint="eastAsia" w:ascii="Times New Roman" w:hAnsi="Times New Roman" w:eastAsia="微软雅黑"/>
+          <w:sz w:val="28"/>
+          <w:lang w:eastAsia="zh-CN"/>
+        </w:rPr>
+        <w:fldChar w:fldCharType="separate"/>
+      </w:r>
+      <w:r>
+        <w:rPr>
+          <w:rFonts w:hint="eastAsia" w:ascii="Times New Roman" w:hAnsi="Times New Roman" w:eastAsia="微软雅黑"/>
+          <w:sz w:val="28"/>
+          <w:lang w:eastAsia="zh-CN"/>
+        </w:rPr>
         <w:t>变异位点结果解析</w:t>
       </w:r>
       <w:r>
         <w:rPr>
-          <w:rFonts w:ascii="Times New Roman" w:hAnsi="Times New Roman" w:eastAsia="微软雅黑"/>
+          <w:rFonts w:hint="eastAsia" w:ascii="Times New Roman" w:hAnsi="Times New Roman" w:eastAsia="微软雅黑"/>
           <w:sz w:val="28"/>
+          <w:lang w:eastAsia="zh-CN"/>
         </w:rPr>
         <w:tab/>
       </w:r>
       <w:r>
         <w:rPr>
-          <w:rFonts w:ascii="Times New Roman" w:hAnsi="Times New Roman" w:eastAsia="微软雅黑"/>
+          <w:rFonts w:hint="eastAsia" w:ascii="Times New Roman" w:hAnsi="Times New Roman" w:eastAsia="微软雅黑"/>
           <w:sz w:val="28"/>
+          <w:lang w:eastAsia="zh-CN"/>
         </w:rPr>
         <w:fldChar w:fldCharType="begin"/>
       </w:r>
       <w:r>
         <w:rPr>
-          <w:rFonts w:ascii="Times New Roman" w:hAnsi="Times New Roman" w:eastAsia="微软雅黑"/>
+          <w:rFonts w:hint="eastAsia" w:ascii="Times New Roman" w:hAnsi="Times New Roman" w:eastAsia="微软雅黑"/>
           <w:sz w:val="28"/>
-        </w:rPr>
-        <w:instrText xml:space="preserve"> PAGEREF _Toc31156 \h </w:instrText>
-      </w:r>
-      <w:r>
-        <w:rPr>
-          <w:rFonts w:ascii="Times New Roman" w:hAnsi="Times New Roman" w:eastAsia="微软雅黑"/>
+          <w:lang w:eastAsia="zh-CN"/>
+        </w:rPr>
+        <w:instrText xml:space="preserve"> PAGEREF _Toc25117 \h </w:instrText>
+      </w:r>
+      <w:r>
+        <w:rPr>
+          <w:rFonts w:hint="eastAsia" w:ascii="Times New Roman" w:hAnsi="Times New Roman" w:eastAsia="微软雅黑"/>
           <w:sz w:val="28"/>
+          <w:lang w:eastAsia="zh-CN"/>
         </w:rPr>
         <w:fldChar w:fldCharType="separate"/>
       </w:r>
       <w:r>
         <w:rPr>
-          <w:rFonts w:ascii="Times New Roman" w:hAnsi="Times New Roman" w:eastAsia="微软雅黑"/>
+          <w:rFonts w:hint="eastAsia" w:ascii="Times New Roman" w:hAnsi="Times New Roman" w:eastAsia="微软雅黑"/>
           <w:sz w:val="28"/>
+          <w:lang w:eastAsia="zh-CN"/>
         </w:rPr>
         <w:t>9</w:t>
       </w:r>
       <w:r>
         <w:rPr>
-          <w:rFonts w:ascii="Times New Roman" w:hAnsi="Times New Roman" w:eastAsia="微软雅黑"/>
+          <w:rFonts w:hint="eastAsia" w:ascii="Times New Roman" w:hAnsi="Times New Roman" w:eastAsia="微软雅黑"/>
           <w:sz w:val="28"/>
+          <w:lang w:eastAsia="zh-CN"/>
         </w:rPr>
         <w:fldChar w:fldCharType="end"/>
       </w:r>
       <w:r>
         <w:rPr>
-          <w:rFonts w:ascii="Times New Roman" w:hAnsi="Times New Roman" w:eastAsia="微软雅黑"/>
+          <w:rFonts w:hint="eastAsia" w:ascii="Times New Roman" w:hAnsi="Times New Roman" w:eastAsia="微软雅黑"/>
           <w:sz w:val="28"/>
           <w:lang w:eastAsia="zh-CN"/>
         </w:rPr>
@@ -2046,7 +1942,7 @@
           <w:tab w:val="right" w:leader="dot" w:pos="9861"/>
         </w:tabs>
         <w:rPr>
-          <w:rFonts w:ascii="Times New Roman" w:hAnsi="Times New Roman" w:eastAsia="微软雅黑"/>
+          <w:rFonts w:hint="eastAsia" w:ascii="Times New Roman" w:hAnsi="Times New Roman" w:eastAsia="微软雅黑"/>
           <w:b/>
           <w:color w:val="62B541"/>
           <w:sz w:val="32"/>
@@ -2054,7 +1950,7 @@
       </w:pPr>
       <w:r>
         <w:rPr>
-          <w:rFonts w:ascii="Times New Roman" w:hAnsi="Times New Roman" w:eastAsia="微软雅黑"/>
+          <w:rFonts w:hint="eastAsia" w:ascii="Times New Roman" w:hAnsi="Times New Roman" w:eastAsia="微软雅黑"/>
           <w:b/>
           <w:color w:val="62B541"/>
           <w:sz w:val="32"/>
@@ -2064,17 +1960,17 @@
       </w:r>
       <w:r>
         <w:rPr>
-          <w:rFonts w:ascii="Times New Roman" w:hAnsi="Times New Roman" w:eastAsia="微软雅黑"/>
+          <w:rFonts w:hint="eastAsia" w:ascii="Times New Roman" w:hAnsi="Times New Roman" w:eastAsia="微软雅黑"/>
           <w:b/>
           <w:color w:val="62B541"/>
           <w:sz w:val="32"/>
           <w:lang w:eastAsia="zh-CN"/>
         </w:rPr>
-        <w:instrText xml:space="preserve"> HYPERLINK \l _Toc24003 </w:instrText>
-      </w:r>
-      <w:r>
-        <w:rPr>
-          <w:rFonts w:ascii="Times New Roman" w:hAnsi="Times New Roman" w:eastAsia="微软雅黑"/>
+        <w:instrText xml:space="preserve"> HYPERLINK \l _Toc10435 </w:instrText>
+      </w:r>
+      <w:r>
+        <w:rPr>
+          <w:rFonts w:hint="eastAsia" w:ascii="Times New Roman" w:hAnsi="Times New Roman" w:eastAsia="微软雅黑"/>
           <w:b/>
           <w:color w:val="62B541"/>
           <w:sz w:val="32"/>
@@ -2084,7 +1980,7 @@
       </w:r>
       <w:r>
         <w:rPr>
-          <w:rFonts w:ascii="Times New Roman" w:hAnsi="Times New Roman" w:eastAsia="微软雅黑"/>
+          <w:rFonts w:hint="eastAsia" w:ascii="Times New Roman" w:hAnsi="Times New Roman" w:eastAsia="微软雅黑"/>
           <w:b/>
           <w:color w:val="62B541"/>
           <w:sz w:val="32"/>
@@ -2093,7 +1989,7 @@
       </w:r>
       <w:r>
         <w:rPr>
-          <w:rFonts w:ascii="Times New Roman" w:hAnsi="Times New Roman" w:eastAsia="微软雅黑"/>
+          <w:rFonts w:hint="eastAsia" w:ascii="Times New Roman" w:hAnsi="Times New Roman" w:eastAsia="微软雅黑"/>
           <w:b/>
           <w:color w:val="62B541"/>
           <w:sz w:val="32"/>
@@ -2102,7 +1998,7 @@
       </w:r>
       <w:r>
         <w:rPr>
-          <w:rFonts w:ascii="Times New Roman" w:hAnsi="Times New Roman" w:eastAsia="微软雅黑"/>
+          <w:rFonts w:hint="eastAsia" w:ascii="Times New Roman" w:hAnsi="Times New Roman" w:eastAsia="微软雅黑"/>
           <w:b/>
           <w:color w:val="62B541"/>
           <w:sz w:val="32"/>
@@ -2111,16 +2007,16 @@
       </w:r>
       <w:r>
         <w:rPr>
-          <w:rFonts w:ascii="Times New Roman" w:hAnsi="Times New Roman" w:eastAsia="微软雅黑"/>
+          <w:rFonts w:hint="eastAsia" w:ascii="Times New Roman" w:hAnsi="Times New Roman" w:eastAsia="微软雅黑"/>
           <w:b/>
           <w:color w:val="62B541"/>
           <w:sz w:val="32"/>
         </w:rPr>
-        <w:instrText xml:space="preserve"> PAGEREF _Toc24003 \h </w:instrText>
-      </w:r>
-      <w:r>
-        <w:rPr>
-          <w:rFonts w:ascii="Times New Roman" w:hAnsi="Times New Roman" w:eastAsia="微软雅黑"/>
+        <w:instrText xml:space="preserve"> PAGEREF _Toc10435 \h </w:instrText>
+      </w:r>
+      <w:r>
+        <w:rPr>
+          <w:rFonts w:hint="eastAsia" w:ascii="Times New Roman" w:hAnsi="Times New Roman" w:eastAsia="微软雅黑"/>
           <w:b/>
           <w:color w:val="62B541"/>
           <w:sz w:val="32"/>
@@ -2129,7 +2025,7 @@
       </w:r>
       <w:r>
         <w:rPr>
-          <w:rFonts w:ascii="Times New Roman" w:hAnsi="Times New Roman" w:eastAsia="微软雅黑"/>
+          <w:rFonts w:hint="eastAsia" w:ascii="Times New Roman" w:hAnsi="Times New Roman" w:eastAsia="微软雅黑"/>
           <w:b/>
           <w:color w:val="62B541"/>
           <w:sz w:val="32"/>
@@ -2138,7 +2034,7 @@
       </w:r>
       <w:r>
         <w:rPr>
-          <w:rFonts w:ascii="Times New Roman" w:hAnsi="Times New Roman" w:eastAsia="微软雅黑"/>
+          <w:rFonts w:hint="eastAsia" w:ascii="Times New Roman" w:hAnsi="Times New Roman" w:eastAsia="微软雅黑"/>
           <w:b/>
           <w:color w:val="62B541"/>
           <w:sz w:val="32"/>
@@ -2147,7 +2043,7 @@
       </w:r>
       <w:r>
         <w:rPr>
-          <w:rFonts w:ascii="Times New Roman" w:hAnsi="Times New Roman" w:eastAsia="微软雅黑"/>
+          <w:rFonts w:hint="eastAsia" w:ascii="Times New Roman" w:hAnsi="Times New Roman" w:eastAsia="微软雅黑"/>
           <w:b/>
           <w:color w:val="62B541"/>
           <w:sz w:val="32"/>
@@ -2164,46 +2060,46 @@
         </w:tabs>
         <w:ind w:left="440"/>
         <w:rPr>
-          <w:rFonts w:ascii="Times New Roman" w:hAnsi="Times New Roman" w:eastAsia="微软雅黑"/>
-          <w:sz w:val="28"/>
-          <w:lang w:eastAsia="zh-CN"/>
-        </w:rPr>
-      </w:pPr>
-      <w:r>
-        <w:rPr>
-          <w:rFonts w:ascii="Times New Roman" w:hAnsi="Times New Roman" w:eastAsia="微软雅黑"/>
-          <w:sz w:val="28"/>
-          <w:lang w:eastAsia="zh-CN"/>
-        </w:rPr>
-        <w:fldChar w:fldCharType="begin"/>
-      </w:r>
-      <w:r>
-        <w:rPr>
-          <w:rFonts w:ascii="Times New Roman" w:hAnsi="Times New Roman" w:eastAsia="微软雅黑"/>
-          <w:sz w:val="28"/>
-          <w:lang w:eastAsia="zh-CN"/>
-        </w:rPr>
-        <w:instrText xml:space="preserve"> HYPERLINK \l _Toc14080 </w:instrText>
-      </w:r>
-      <w:r>
-        <w:rPr>
-          <w:rFonts w:ascii="Times New Roman" w:hAnsi="Times New Roman" w:eastAsia="微软雅黑"/>
-          <w:sz w:val="28"/>
-          <w:lang w:eastAsia="zh-CN"/>
-        </w:rPr>
-        <w:fldChar w:fldCharType="separate"/>
-      </w:r>
-      <w:r>
-        <w:rPr>
           <w:rFonts w:hint="eastAsia" w:ascii="Times New Roman" w:hAnsi="Times New Roman" w:eastAsia="微软雅黑"/>
           <w:sz w:val="28"/>
           <w:lang w:eastAsia="zh-CN"/>
         </w:rPr>
+      </w:pPr>
+      <w:r>
+        <w:rPr>
+          <w:rFonts w:hint="eastAsia" w:ascii="Times New Roman" w:hAnsi="Times New Roman" w:eastAsia="微软雅黑"/>
+          <w:sz w:val="28"/>
+          <w:lang w:eastAsia="zh-CN"/>
+        </w:rPr>
+        <w:fldChar w:fldCharType="begin"/>
+      </w:r>
+      <w:r>
+        <w:rPr>
+          <w:rFonts w:hint="eastAsia" w:ascii="Times New Roman" w:hAnsi="Times New Roman" w:eastAsia="微软雅黑"/>
+          <w:sz w:val="28"/>
+          <w:lang w:eastAsia="zh-CN"/>
+        </w:rPr>
+        <w:instrText xml:space="preserve"> HYPERLINK \l _Toc9310 </w:instrText>
+      </w:r>
+      <w:r>
+        <w:rPr>
+          <w:rFonts w:hint="eastAsia" w:ascii="Times New Roman" w:hAnsi="Times New Roman" w:eastAsia="微软雅黑"/>
+          <w:sz w:val="28"/>
+          <w:lang w:eastAsia="zh-CN"/>
+        </w:rPr>
+        <w:fldChar w:fldCharType="separate"/>
+      </w:r>
+      <w:r>
+        <w:rPr>
+          <w:rFonts w:hint="eastAsia" w:ascii="Times New Roman" w:hAnsi="Times New Roman" w:eastAsia="微软雅黑"/>
+          <w:sz w:val="28"/>
+          <w:lang w:eastAsia="zh-CN"/>
+        </w:rPr>
         <w:t>样本质控情况</w:t>
       </w:r>
       <w:r>
         <w:rPr>
-          <w:rFonts w:ascii="Times New Roman" w:hAnsi="Times New Roman" w:eastAsia="微软雅黑"/>
+          <w:rFonts w:hint="eastAsia" w:ascii="Times New Roman" w:hAnsi="Times New Roman" w:eastAsia="微软雅黑"/>
           <w:sz w:val="28"/>
           <w:lang w:eastAsia="zh-CN"/>
         </w:rPr>
@@ -2211,7 +2107,7 @@
       </w:r>
       <w:r>
         <w:rPr>
-          <w:rFonts w:ascii="Times New Roman" w:hAnsi="Times New Roman" w:eastAsia="微软雅黑"/>
+          <w:rFonts w:hint="eastAsia" w:ascii="Times New Roman" w:hAnsi="Times New Roman" w:eastAsia="微软雅黑"/>
           <w:sz w:val="28"/>
           <w:lang w:eastAsia="zh-CN"/>
         </w:rPr>
@@ -2219,15 +2115,15 @@
       </w:r>
       <w:r>
         <w:rPr>
-          <w:rFonts w:ascii="Times New Roman" w:hAnsi="Times New Roman" w:eastAsia="微软雅黑"/>
+          <w:rFonts w:hint="eastAsia" w:ascii="Times New Roman" w:hAnsi="Times New Roman" w:eastAsia="微软雅黑"/>
           <w:sz w:val="28"/>
           <w:lang w:eastAsia="zh-CN"/>
         </w:rPr>
-        <w:instrText xml:space="preserve"> PAGEREF _Toc14080 \h </w:instrText>
-      </w:r>
-      <w:r>
-        <w:rPr>
-          <w:rFonts w:ascii="Times New Roman" w:hAnsi="Times New Roman" w:eastAsia="微软雅黑"/>
+        <w:instrText xml:space="preserve"> PAGEREF _Toc9310 \h </w:instrText>
+      </w:r>
+      <w:r>
+        <w:rPr>
+          <w:rFonts w:hint="eastAsia" w:ascii="Times New Roman" w:hAnsi="Times New Roman" w:eastAsia="微软雅黑"/>
           <w:sz w:val="28"/>
           <w:lang w:eastAsia="zh-CN"/>
         </w:rPr>
@@ -2235,7 +2131,7 @@
       </w:r>
       <w:r>
         <w:rPr>
-          <w:rFonts w:ascii="Times New Roman" w:hAnsi="Times New Roman" w:eastAsia="微软雅黑"/>
+          <w:rFonts w:hint="eastAsia" w:ascii="Times New Roman" w:hAnsi="Times New Roman" w:eastAsia="微软雅黑"/>
           <w:sz w:val="28"/>
           <w:lang w:eastAsia="zh-CN"/>
         </w:rPr>
@@ -2243,7 +2139,7 @@
       </w:r>
       <w:r>
         <w:rPr>
-          <w:rFonts w:ascii="Times New Roman" w:hAnsi="Times New Roman" w:eastAsia="微软雅黑"/>
+          <w:rFonts w:hint="eastAsia" w:ascii="Times New Roman" w:hAnsi="Times New Roman" w:eastAsia="微软雅黑"/>
           <w:sz w:val="28"/>
           <w:lang w:eastAsia="zh-CN"/>
         </w:rPr>
@@ -2251,7 +2147,7 @@
       </w:r>
       <w:r>
         <w:rPr>
-          <w:rFonts w:ascii="Times New Roman" w:hAnsi="Times New Roman" w:eastAsia="微软雅黑"/>
+          <w:rFonts w:hint="eastAsia" w:ascii="Times New Roman" w:hAnsi="Times New Roman" w:eastAsia="微软雅黑"/>
           <w:sz w:val="28"/>
           <w:lang w:eastAsia="zh-CN"/>
         </w:rPr>
@@ -2266,46 +2162,46 @@
         </w:tabs>
         <w:ind w:left="440"/>
         <w:rPr>
-          <w:rFonts w:ascii="Times New Roman" w:hAnsi="Times New Roman" w:eastAsia="微软雅黑"/>
-          <w:sz w:val="28"/>
-          <w:lang w:eastAsia="zh-CN"/>
-        </w:rPr>
-      </w:pPr>
-      <w:r>
-        <w:rPr>
-          <w:rFonts w:ascii="Times New Roman" w:hAnsi="Times New Roman" w:eastAsia="微软雅黑"/>
-          <w:sz w:val="28"/>
-          <w:lang w:eastAsia="zh-CN"/>
-        </w:rPr>
-        <w:fldChar w:fldCharType="begin"/>
-      </w:r>
-      <w:r>
-        <w:rPr>
-          <w:rFonts w:ascii="Times New Roman" w:hAnsi="Times New Roman" w:eastAsia="微软雅黑"/>
-          <w:sz w:val="28"/>
-          <w:lang w:eastAsia="zh-CN"/>
-        </w:rPr>
-        <w:instrText xml:space="preserve"> HYPERLINK \l _Toc15806 </w:instrText>
-      </w:r>
-      <w:r>
-        <w:rPr>
-          <w:rFonts w:ascii="Times New Roman" w:hAnsi="Times New Roman" w:eastAsia="微软雅黑"/>
-          <w:sz w:val="28"/>
-          <w:lang w:eastAsia="zh-CN"/>
-        </w:rPr>
-        <w:fldChar w:fldCharType="separate"/>
-      </w:r>
-      <w:r>
-        <w:rPr>
           <w:rFonts w:hint="eastAsia" w:ascii="Times New Roman" w:hAnsi="Times New Roman" w:eastAsia="微软雅黑"/>
           <w:sz w:val="28"/>
           <w:lang w:eastAsia="zh-CN"/>
         </w:rPr>
+      </w:pPr>
+      <w:r>
+        <w:rPr>
+          <w:rFonts w:hint="eastAsia" w:ascii="Times New Roman" w:hAnsi="Times New Roman" w:eastAsia="微软雅黑"/>
+          <w:sz w:val="28"/>
+          <w:lang w:eastAsia="zh-CN"/>
+        </w:rPr>
+        <w:fldChar w:fldCharType="begin"/>
+      </w:r>
+      <w:r>
+        <w:rPr>
+          <w:rFonts w:hint="eastAsia" w:ascii="Times New Roman" w:hAnsi="Times New Roman" w:eastAsia="微软雅黑"/>
+          <w:sz w:val="28"/>
+          <w:lang w:eastAsia="zh-CN"/>
+        </w:rPr>
+        <w:instrText xml:space="preserve"> HYPERLINK \l _Toc14684 </w:instrText>
+      </w:r>
+      <w:r>
+        <w:rPr>
+          <w:rFonts w:hint="eastAsia" w:ascii="Times New Roman" w:hAnsi="Times New Roman" w:eastAsia="微软雅黑"/>
+          <w:sz w:val="28"/>
+          <w:lang w:eastAsia="zh-CN"/>
+        </w:rPr>
+        <w:fldChar w:fldCharType="separate"/>
+      </w:r>
+      <w:r>
+        <w:rPr>
+          <w:rFonts w:hint="eastAsia" w:ascii="Times New Roman" w:hAnsi="Times New Roman" w:eastAsia="微软雅黑"/>
+          <w:sz w:val="28"/>
+          <w:lang w:eastAsia="zh-CN"/>
+        </w:rPr>
         <w:t>BRCA1&amp;BRCA2基因背景介绍</w:t>
       </w:r>
       <w:r>
         <w:rPr>
-          <w:rFonts w:ascii="Times New Roman" w:hAnsi="Times New Roman" w:eastAsia="微软雅黑"/>
+          <w:rFonts w:hint="eastAsia" w:ascii="Times New Roman" w:hAnsi="Times New Roman" w:eastAsia="微软雅黑"/>
           <w:sz w:val="28"/>
           <w:lang w:eastAsia="zh-CN"/>
         </w:rPr>
@@ -2313,7 +2209,7 @@
       </w:r>
       <w:r>
         <w:rPr>
-          <w:rFonts w:ascii="Times New Roman" w:hAnsi="Times New Roman" w:eastAsia="微软雅黑"/>
+          <w:rFonts w:hint="eastAsia" w:ascii="Times New Roman" w:hAnsi="Times New Roman" w:eastAsia="微软雅黑"/>
           <w:sz w:val="28"/>
           <w:lang w:eastAsia="zh-CN"/>
         </w:rPr>
@@ -2321,15 +2217,15 @@
       </w:r>
       <w:r>
         <w:rPr>
-          <w:rFonts w:ascii="Times New Roman" w:hAnsi="Times New Roman" w:eastAsia="微软雅黑"/>
+          <w:rFonts w:hint="eastAsia" w:ascii="Times New Roman" w:hAnsi="Times New Roman" w:eastAsia="微软雅黑"/>
           <w:sz w:val="28"/>
           <w:lang w:eastAsia="zh-CN"/>
         </w:rPr>
-        <w:instrText xml:space="preserve"> PAGEREF _Toc15806 \h </w:instrText>
-      </w:r>
-      <w:r>
-        <w:rPr>
-          <w:rFonts w:ascii="Times New Roman" w:hAnsi="Times New Roman" w:eastAsia="微软雅黑"/>
+        <w:instrText xml:space="preserve"> PAGEREF _Toc14684 \h </w:instrText>
+      </w:r>
+      <w:r>
+        <w:rPr>
+          <w:rFonts w:hint="eastAsia" w:ascii="Times New Roman" w:hAnsi="Times New Roman" w:eastAsia="微软雅黑"/>
           <w:sz w:val="28"/>
           <w:lang w:eastAsia="zh-CN"/>
         </w:rPr>
@@ -2337,7 +2233,7 @@
       </w:r>
       <w:r>
         <w:rPr>
-          <w:rFonts w:ascii="Times New Roman" w:hAnsi="Times New Roman" w:eastAsia="微软雅黑"/>
+          <w:rFonts w:hint="eastAsia" w:ascii="Times New Roman" w:hAnsi="Times New Roman" w:eastAsia="微软雅黑"/>
           <w:sz w:val="28"/>
           <w:lang w:eastAsia="zh-CN"/>
         </w:rPr>
@@ -2345,7 +2241,7 @@
       </w:r>
       <w:r>
         <w:rPr>
-          <w:rFonts w:ascii="Times New Roman" w:hAnsi="Times New Roman" w:eastAsia="微软雅黑"/>
+          <w:rFonts w:hint="eastAsia" w:ascii="Times New Roman" w:hAnsi="Times New Roman" w:eastAsia="微软雅黑"/>
           <w:sz w:val="28"/>
           <w:lang w:eastAsia="zh-CN"/>
         </w:rPr>
@@ -2353,7 +2249,7 @@
       </w:r>
       <w:r>
         <w:rPr>
-          <w:rFonts w:ascii="Times New Roman" w:hAnsi="Times New Roman" w:eastAsia="微软雅黑"/>
+          <w:rFonts w:hint="eastAsia" w:ascii="Times New Roman" w:hAnsi="Times New Roman" w:eastAsia="微软雅黑"/>
           <w:sz w:val="28"/>
           <w:lang w:eastAsia="zh-CN"/>
         </w:rPr>
@@ -2368,54 +2264,54 @@
         </w:tabs>
         <w:ind w:left="440"/>
         <w:rPr>
-          <w:rFonts w:ascii="Times New Roman" w:hAnsi="Times New Roman" w:eastAsia="微软雅黑"/>
-          <w:sz w:val="28"/>
-          <w:lang w:eastAsia="zh-CN"/>
-        </w:rPr>
-      </w:pPr>
-      <w:r>
-        <w:rPr>
-          <w:rFonts w:ascii="Times New Roman" w:hAnsi="Times New Roman" w:eastAsia="微软雅黑"/>
-          <w:sz w:val="28"/>
-          <w:lang w:eastAsia="zh-CN"/>
-        </w:rPr>
-        <w:fldChar w:fldCharType="begin"/>
-      </w:r>
-      <w:r>
-        <w:rPr>
-          <w:rFonts w:ascii="Times New Roman" w:hAnsi="Times New Roman" w:eastAsia="微软雅黑"/>
-          <w:sz w:val="28"/>
-          <w:lang w:eastAsia="zh-CN"/>
-        </w:rPr>
-        <w:instrText xml:space="preserve"> HYPERLINK \l _Toc31629 </w:instrText>
-      </w:r>
-      <w:r>
-        <w:rPr>
-          <w:rFonts w:ascii="Times New Roman" w:hAnsi="Times New Roman" w:eastAsia="微软雅黑"/>
-          <w:sz w:val="28"/>
-          <w:lang w:eastAsia="zh-CN"/>
-        </w:rPr>
-        <w:fldChar w:fldCharType="separate"/>
-      </w:r>
-      <w:r>
-        <w:rPr>
           <w:rFonts w:hint="eastAsia" w:ascii="Times New Roman" w:hAnsi="Times New Roman" w:eastAsia="微软雅黑"/>
           <w:sz w:val="28"/>
           <w:lang w:eastAsia="zh-CN"/>
         </w:rPr>
-        <w:t>检测基因列表</w:t>
-      </w:r>
-      <w:r>
-        <w:rPr>
-          <w:rFonts w:ascii="Times New Roman" w:hAnsi="Times New Roman" w:eastAsia="微软雅黑"/>
+      </w:pPr>
+      <w:r>
+        <w:rPr>
+          <w:rFonts w:hint="eastAsia" w:ascii="Times New Roman" w:hAnsi="Times New Roman" w:eastAsia="微软雅黑"/>
           <w:sz w:val="28"/>
           <w:lang w:eastAsia="zh-CN"/>
         </w:rPr>
+        <w:fldChar w:fldCharType="begin"/>
+      </w:r>
+      <w:r>
+        <w:rPr>
+          <w:rFonts w:hint="eastAsia" w:ascii="Times New Roman" w:hAnsi="Times New Roman" w:eastAsia="微软雅黑"/>
+          <w:sz w:val="28"/>
+          <w:lang w:eastAsia="zh-CN"/>
+        </w:rPr>
+        <w:instrText xml:space="preserve"> HYPERLINK \l _Toc16290 </w:instrText>
+      </w:r>
+      <w:r>
+        <w:rPr>
+          <w:rFonts w:hint="eastAsia" w:ascii="Times New Roman" w:hAnsi="Times New Roman" w:eastAsia="微软雅黑"/>
+          <w:sz w:val="28"/>
+          <w:lang w:eastAsia="zh-CN"/>
+        </w:rPr>
+        <w:fldChar w:fldCharType="separate"/>
+      </w:r>
+      <w:r>
+        <w:rPr>
+          <w:rFonts w:hint="eastAsia" w:ascii="Times New Roman" w:hAnsi="Times New Roman" w:eastAsia="微软雅黑"/>
+          <w:sz w:val="28"/>
+          <w:lang w:eastAsia="zh-CN"/>
+        </w:rPr>
+        <w:t>HRR及其它相关基因说明</w:t>
+      </w:r>
+      <w:r>
+        <w:rPr>
+          <w:rFonts w:hint="eastAsia" w:ascii="Times New Roman" w:hAnsi="Times New Roman" w:eastAsia="微软雅黑"/>
+          <w:sz w:val="28"/>
+          <w:lang w:eastAsia="zh-CN"/>
+        </w:rPr>
         <w:tab/>
       </w:r>
       <w:r>
         <w:rPr>
-          <w:rFonts w:ascii="Times New Roman" w:hAnsi="Times New Roman" w:eastAsia="微软雅黑"/>
+          <w:rFonts w:hint="eastAsia" w:ascii="Times New Roman" w:hAnsi="Times New Roman" w:eastAsia="微软雅黑"/>
           <w:sz w:val="28"/>
           <w:lang w:eastAsia="zh-CN"/>
         </w:rPr>
@@ -2423,15 +2319,15 @@
       </w:r>
       <w:r>
         <w:rPr>
-          <w:rFonts w:ascii="Times New Roman" w:hAnsi="Times New Roman" w:eastAsia="微软雅黑"/>
+          <w:rFonts w:hint="eastAsia" w:ascii="Times New Roman" w:hAnsi="Times New Roman" w:eastAsia="微软雅黑"/>
           <w:sz w:val="28"/>
           <w:lang w:eastAsia="zh-CN"/>
         </w:rPr>
-        <w:instrText xml:space="preserve"> PAGEREF _Toc31629 \h </w:instrText>
-      </w:r>
-      <w:r>
-        <w:rPr>
-          <w:rFonts w:ascii="Times New Roman" w:hAnsi="Times New Roman" w:eastAsia="微软雅黑"/>
+        <w:instrText xml:space="preserve"> PAGEREF _Toc16290 \h </w:instrText>
+      </w:r>
+      <w:r>
+        <w:rPr>
+          <w:rFonts w:hint="eastAsia" w:ascii="Times New Roman" w:hAnsi="Times New Roman" w:eastAsia="微软雅黑"/>
           <w:sz w:val="28"/>
           <w:lang w:eastAsia="zh-CN"/>
         </w:rPr>
@@ -2439,7 +2335,7 @@
       </w:r>
       <w:r>
         <w:rPr>
-          <w:rFonts w:ascii="Times New Roman" w:hAnsi="Times New Roman" w:eastAsia="微软雅黑"/>
+          <w:rFonts w:hint="eastAsia" w:ascii="Times New Roman" w:hAnsi="Times New Roman" w:eastAsia="微软雅黑"/>
           <w:sz w:val="28"/>
           <w:lang w:eastAsia="zh-CN"/>
         </w:rPr>
@@ -2447,7 +2343,7 @@
       </w:r>
       <w:r>
         <w:rPr>
-          <w:rFonts w:ascii="Times New Roman" w:hAnsi="Times New Roman" w:eastAsia="微软雅黑"/>
+          <w:rFonts w:hint="eastAsia" w:ascii="Times New Roman" w:hAnsi="Times New Roman" w:eastAsia="微软雅黑"/>
           <w:sz w:val="28"/>
           <w:lang w:eastAsia="zh-CN"/>
         </w:rPr>
@@ -2455,7 +2351,7 @@
       </w:r>
       <w:r>
         <w:rPr>
-          <w:rFonts w:ascii="Times New Roman" w:hAnsi="Times New Roman" w:eastAsia="微软雅黑"/>
+          <w:rFonts w:hint="eastAsia" w:ascii="Times New Roman" w:hAnsi="Times New Roman" w:eastAsia="微软雅黑"/>
           <w:sz w:val="28"/>
           <w:lang w:eastAsia="zh-CN"/>
         </w:rPr>
@@ -2470,54 +2366,54 @@
         </w:tabs>
         <w:ind w:left="440"/>
         <w:rPr>
-          <w:rFonts w:ascii="Times New Roman" w:hAnsi="Times New Roman" w:eastAsia="微软雅黑"/>
-          <w:sz w:val="28"/>
-          <w:lang w:eastAsia="zh-CN"/>
-        </w:rPr>
-      </w:pPr>
-      <w:r>
-        <w:rPr>
-          <w:rFonts w:ascii="Times New Roman" w:hAnsi="Times New Roman" w:eastAsia="微软雅黑"/>
-          <w:sz w:val="28"/>
-          <w:lang w:eastAsia="zh-CN"/>
-        </w:rPr>
-        <w:fldChar w:fldCharType="begin"/>
-      </w:r>
-      <w:r>
-        <w:rPr>
-          <w:rFonts w:ascii="Times New Roman" w:hAnsi="Times New Roman" w:eastAsia="微软雅黑"/>
-          <w:sz w:val="28"/>
-          <w:lang w:eastAsia="zh-CN"/>
-        </w:rPr>
-        <w:instrText xml:space="preserve"> HYPERLINK \l _Toc31514 </w:instrText>
-      </w:r>
-      <w:r>
-        <w:rPr>
-          <w:rFonts w:ascii="Times New Roman" w:hAnsi="Times New Roman" w:eastAsia="微软雅黑"/>
-          <w:sz w:val="28"/>
-          <w:lang w:eastAsia="zh-CN"/>
-        </w:rPr>
-        <w:fldChar w:fldCharType="separate"/>
-      </w:r>
-      <w:r>
-        <w:rPr>
           <w:rFonts w:hint="eastAsia" w:ascii="Times New Roman" w:hAnsi="Times New Roman" w:eastAsia="微软雅黑"/>
           <w:sz w:val="28"/>
           <w:lang w:eastAsia="zh-CN"/>
         </w:rPr>
-        <w:t>检测方法与局限性</w:t>
-      </w:r>
-      <w:r>
-        <w:rPr>
-          <w:rFonts w:ascii="Times New Roman" w:hAnsi="Times New Roman" w:eastAsia="微软雅黑"/>
+      </w:pPr>
+      <w:r>
+        <w:rPr>
+          <w:rFonts w:hint="eastAsia" w:ascii="Times New Roman" w:hAnsi="Times New Roman" w:eastAsia="微软雅黑"/>
           <w:sz w:val="28"/>
           <w:lang w:eastAsia="zh-CN"/>
         </w:rPr>
+        <w:fldChar w:fldCharType="begin"/>
+      </w:r>
+      <w:r>
+        <w:rPr>
+          <w:rFonts w:hint="eastAsia" w:ascii="Times New Roman" w:hAnsi="Times New Roman" w:eastAsia="微软雅黑"/>
+          <w:sz w:val="28"/>
+          <w:lang w:eastAsia="zh-CN"/>
+        </w:rPr>
+        <w:instrText xml:space="preserve"> HYPERLINK \l _Toc1787 </w:instrText>
+      </w:r>
+      <w:r>
+        <w:rPr>
+          <w:rFonts w:hint="eastAsia" w:ascii="Times New Roman" w:hAnsi="Times New Roman" w:eastAsia="微软雅黑"/>
+          <w:sz w:val="28"/>
+          <w:lang w:eastAsia="zh-CN"/>
+        </w:rPr>
+        <w:fldChar w:fldCharType="separate"/>
+      </w:r>
+      <w:r>
+        <w:rPr>
+          <w:rFonts w:hint="eastAsia" w:ascii="Times New Roman" w:hAnsi="Times New Roman" w:eastAsia="微软雅黑"/>
+          <w:sz w:val="28"/>
+          <w:lang w:eastAsia="zh-CN"/>
+        </w:rPr>
+        <w:t>检测基因列表</w:t>
+      </w:r>
+      <w:r>
+        <w:rPr>
+          <w:rFonts w:hint="eastAsia" w:ascii="Times New Roman" w:hAnsi="Times New Roman" w:eastAsia="微软雅黑"/>
+          <w:sz w:val="28"/>
+          <w:lang w:eastAsia="zh-CN"/>
+        </w:rPr>
         <w:tab/>
       </w:r>
       <w:r>
         <w:rPr>
-          <w:rFonts w:ascii="Times New Roman" w:hAnsi="Times New Roman" w:eastAsia="微软雅黑"/>
+          <w:rFonts w:hint="eastAsia" w:ascii="Times New Roman" w:hAnsi="Times New Roman" w:eastAsia="微软雅黑"/>
           <w:sz w:val="28"/>
           <w:lang w:eastAsia="zh-CN"/>
         </w:rPr>
@@ -2525,15 +2421,15 @@
       </w:r>
       <w:r>
         <w:rPr>
-          <w:rFonts w:ascii="Times New Roman" w:hAnsi="Times New Roman" w:eastAsia="微软雅黑"/>
+          <w:rFonts w:hint="eastAsia" w:ascii="Times New Roman" w:hAnsi="Times New Roman" w:eastAsia="微软雅黑"/>
           <w:sz w:val="28"/>
           <w:lang w:eastAsia="zh-CN"/>
         </w:rPr>
-        <w:instrText xml:space="preserve"> PAGEREF _Toc31514 \h </w:instrText>
-      </w:r>
-      <w:r>
-        <w:rPr>
-          <w:rFonts w:ascii="Times New Roman" w:hAnsi="Times New Roman" w:eastAsia="微软雅黑"/>
+        <w:instrText xml:space="preserve"> PAGEREF _Toc1787 \h </w:instrText>
+      </w:r>
+      <w:r>
+        <w:rPr>
+          <w:rFonts w:hint="eastAsia" w:ascii="Times New Roman" w:hAnsi="Times New Roman" w:eastAsia="微软雅黑"/>
           <w:sz w:val="28"/>
           <w:lang w:eastAsia="zh-CN"/>
         </w:rPr>
@@ -2541,15 +2437,15 @@
       </w:r>
       <w:r>
         <w:rPr>
-          <w:rFonts w:ascii="Times New Roman" w:hAnsi="Times New Roman" w:eastAsia="微软雅黑"/>
+          <w:rFonts w:hint="eastAsia" w:ascii="Times New Roman" w:hAnsi="Times New Roman" w:eastAsia="微软雅黑"/>
           <w:sz w:val="28"/>
           <w:lang w:eastAsia="zh-CN"/>
         </w:rPr>
-        <w:t>15</w:t>
-      </w:r>
-      <w:r>
-        <w:rPr>
-          <w:rFonts w:ascii="Times New Roman" w:hAnsi="Times New Roman" w:eastAsia="微软雅黑"/>
+        <w:t>17</w:t>
+      </w:r>
+      <w:r>
+        <w:rPr>
+          <w:rFonts w:hint="eastAsia" w:ascii="Times New Roman" w:hAnsi="Times New Roman" w:eastAsia="微软雅黑"/>
           <w:sz w:val="28"/>
           <w:lang w:eastAsia="zh-CN"/>
         </w:rPr>
@@ -2557,7 +2453,7 @@
       </w:r>
       <w:r>
         <w:rPr>
-          <w:rFonts w:ascii="Times New Roman" w:hAnsi="Times New Roman" w:eastAsia="微软雅黑"/>
+          <w:rFonts w:hint="eastAsia" w:ascii="Times New Roman" w:hAnsi="Times New Roman" w:eastAsia="微软雅黑"/>
           <w:sz w:val="28"/>
           <w:lang w:eastAsia="zh-CN"/>
         </w:rPr>
@@ -2572,46 +2468,148 @@
         </w:tabs>
         <w:ind w:left="440"/>
         <w:rPr>
-          <w:rFonts w:ascii="Times New Roman" w:hAnsi="Times New Roman" w:eastAsia="微软雅黑"/>
-          <w:sz w:val="28"/>
-          <w:lang w:eastAsia="zh-CN"/>
-        </w:rPr>
-      </w:pPr>
-      <w:r>
-        <w:rPr>
-          <w:rFonts w:ascii="Times New Roman" w:hAnsi="Times New Roman" w:eastAsia="微软雅黑"/>
-          <w:sz w:val="28"/>
-          <w:lang w:eastAsia="zh-CN"/>
-        </w:rPr>
-        <w:fldChar w:fldCharType="begin"/>
-      </w:r>
-      <w:r>
-        <w:rPr>
-          <w:rFonts w:ascii="Times New Roman" w:hAnsi="Times New Roman" w:eastAsia="微软雅黑"/>
-          <w:sz w:val="28"/>
-          <w:lang w:eastAsia="zh-CN"/>
-        </w:rPr>
-        <w:instrText xml:space="preserve"> HYPERLINK \l _Toc5665 </w:instrText>
-      </w:r>
-      <w:r>
-        <w:rPr>
-          <w:rFonts w:ascii="Times New Roman" w:hAnsi="Times New Roman" w:eastAsia="微软雅黑"/>
-          <w:sz w:val="28"/>
-          <w:lang w:eastAsia="zh-CN"/>
-        </w:rPr>
-        <w:fldChar w:fldCharType="separate"/>
-      </w:r>
-      <w:r>
-        <w:rPr>
           <w:rFonts w:hint="eastAsia" w:ascii="Times New Roman" w:hAnsi="Times New Roman" w:eastAsia="微软雅黑"/>
           <w:sz w:val="28"/>
           <w:lang w:eastAsia="zh-CN"/>
         </w:rPr>
+      </w:pPr>
+      <w:r>
+        <w:rPr>
+          <w:rFonts w:hint="eastAsia" w:ascii="Times New Roman" w:hAnsi="Times New Roman" w:eastAsia="微软雅黑"/>
+          <w:sz w:val="28"/>
+          <w:lang w:eastAsia="zh-CN"/>
+        </w:rPr>
+        <w:fldChar w:fldCharType="begin"/>
+      </w:r>
+      <w:r>
+        <w:rPr>
+          <w:rFonts w:hint="eastAsia" w:ascii="Times New Roman" w:hAnsi="Times New Roman" w:eastAsia="微软雅黑"/>
+          <w:sz w:val="28"/>
+          <w:lang w:eastAsia="zh-CN"/>
+        </w:rPr>
+        <w:instrText xml:space="preserve"> HYPERLINK \l _Toc25761 </w:instrText>
+      </w:r>
+      <w:r>
+        <w:rPr>
+          <w:rFonts w:hint="eastAsia" w:ascii="Times New Roman" w:hAnsi="Times New Roman" w:eastAsia="微软雅黑"/>
+          <w:sz w:val="28"/>
+          <w:lang w:eastAsia="zh-CN"/>
+        </w:rPr>
+        <w:fldChar w:fldCharType="separate"/>
+      </w:r>
+      <w:r>
+        <w:rPr>
+          <w:rFonts w:hint="eastAsia" w:ascii="Times New Roman" w:hAnsi="Times New Roman" w:eastAsia="微软雅黑"/>
+          <w:sz w:val="28"/>
+          <w:lang w:eastAsia="zh-CN"/>
+        </w:rPr>
+        <w:t>检测方法与局限性</w:t>
+      </w:r>
+      <w:r>
+        <w:rPr>
+          <w:rFonts w:hint="eastAsia" w:ascii="Times New Roman" w:hAnsi="Times New Roman" w:eastAsia="微软雅黑"/>
+          <w:sz w:val="28"/>
+          <w:lang w:eastAsia="zh-CN"/>
+        </w:rPr>
+        <w:tab/>
+      </w:r>
+      <w:r>
+        <w:rPr>
+          <w:rFonts w:hint="eastAsia" w:ascii="Times New Roman" w:hAnsi="Times New Roman" w:eastAsia="微软雅黑"/>
+          <w:sz w:val="28"/>
+          <w:lang w:eastAsia="zh-CN"/>
+        </w:rPr>
+        <w:fldChar w:fldCharType="begin"/>
+      </w:r>
+      <w:r>
+        <w:rPr>
+          <w:rFonts w:hint="eastAsia" w:ascii="Times New Roman" w:hAnsi="Times New Roman" w:eastAsia="微软雅黑"/>
+          <w:sz w:val="28"/>
+          <w:lang w:eastAsia="zh-CN"/>
+        </w:rPr>
+        <w:instrText xml:space="preserve"> PAGEREF _Toc25761 \h </w:instrText>
+      </w:r>
+      <w:r>
+        <w:rPr>
+          <w:rFonts w:hint="eastAsia" w:ascii="Times New Roman" w:hAnsi="Times New Roman" w:eastAsia="微软雅黑"/>
+          <w:sz w:val="28"/>
+          <w:lang w:eastAsia="zh-CN"/>
+        </w:rPr>
+        <w:fldChar w:fldCharType="separate"/>
+      </w:r>
+      <w:r>
+        <w:rPr>
+          <w:rFonts w:hint="eastAsia" w:ascii="Times New Roman" w:hAnsi="Times New Roman" w:eastAsia="微软雅黑"/>
+          <w:sz w:val="28"/>
+          <w:lang w:eastAsia="zh-CN"/>
+        </w:rPr>
+        <w:t>18</w:t>
+      </w:r>
+      <w:r>
+        <w:rPr>
+          <w:rFonts w:hint="eastAsia" w:ascii="Times New Roman" w:hAnsi="Times New Roman" w:eastAsia="微软雅黑"/>
+          <w:sz w:val="28"/>
+          <w:lang w:eastAsia="zh-CN"/>
+        </w:rPr>
+        <w:fldChar w:fldCharType="end"/>
+      </w:r>
+      <w:r>
+        <w:rPr>
+          <w:rFonts w:hint="eastAsia" w:ascii="Times New Roman" w:hAnsi="Times New Roman" w:eastAsia="微软雅黑"/>
+          <w:sz w:val="28"/>
+          <w:lang w:eastAsia="zh-CN"/>
+        </w:rPr>
+        <w:fldChar w:fldCharType="end"/>
+      </w:r>
+    </w:p>
+    <w:p>
+      <w:pPr>
+        <w:pStyle w:val="12"/>
+        <w:tabs>
+          <w:tab w:val="right" w:leader="dot" w:pos="9861"/>
+        </w:tabs>
+        <w:ind w:left="440"/>
+        <w:rPr>
+          <w:rFonts w:hint="eastAsia" w:ascii="Times New Roman" w:hAnsi="Times New Roman" w:eastAsia="微软雅黑"/>
+          <w:sz w:val="28"/>
+          <w:lang w:eastAsia="zh-CN"/>
+        </w:rPr>
+      </w:pPr>
+      <w:r>
+        <w:rPr>
+          <w:rFonts w:hint="eastAsia" w:ascii="Times New Roman" w:hAnsi="Times New Roman" w:eastAsia="微软雅黑"/>
+          <w:sz w:val="28"/>
+          <w:lang w:eastAsia="zh-CN"/>
+        </w:rPr>
+        <w:fldChar w:fldCharType="begin"/>
+      </w:r>
+      <w:r>
+        <w:rPr>
+          <w:rFonts w:hint="eastAsia" w:ascii="Times New Roman" w:hAnsi="Times New Roman" w:eastAsia="微软雅黑"/>
+          <w:sz w:val="28"/>
+          <w:lang w:eastAsia="zh-CN"/>
+        </w:rPr>
+        <w:instrText xml:space="preserve"> HYPERLINK \l _Toc10768 </w:instrText>
+      </w:r>
+      <w:r>
+        <w:rPr>
+          <w:rFonts w:hint="eastAsia" w:ascii="Times New Roman" w:hAnsi="Times New Roman" w:eastAsia="微软雅黑"/>
+          <w:sz w:val="28"/>
+          <w:lang w:eastAsia="zh-CN"/>
+        </w:rPr>
+        <w:fldChar w:fldCharType="separate"/>
+      </w:r>
+      <w:r>
+        <w:rPr>
+          <w:rFonts w:hint="eastAsia" w:ascii="Times New Roman" w:hAnsi="Times New Roman" w:eastAsia="微软雅黑"/>
+          <w:sz w:val="28"/>
+          <w:lang w:eastAsia="zh-CN"/>
+        </w:rPr>
         <w:t>参考文献</w:t>
       </w:r>
       <w:r>
         <w:rPr>
-          <w:rFonts w:ascii="Times New Roman" w:hAnsi="Times New Roman" w:eastAsia="微软雅黑"/>
+          <w:rFonts w:hint="eastAsia" w:ascii="Times New Roman" w:hAnsi="Times New Roman" w:eastAsia="微软雅黑"/>
           <w:sz w:val="28"/>
           <w:lang w:eastAsia="zh-CN"/>
         </w:rPr>
@@ -2619,7 +2617,7 @@
       </w:r>
       <w:r>
         <w:rPr>
-          <w:rFonts w:ascii="Times New Roman" w:hAnsi="Times New Roman" w:eastAsia="微软雅黑"/>
+          <w:rFonts w:hint="eastAsia" w:ascii="Times New Roman" w:hAnsi="Times New Roman" w:eastAsia="微软雅黑"/>
           <w:sz w:val="28"/>
           <w:lang w:eastAsia="zh-CN"/>
         </w:rPr>
@@ -2627,15 +2625,15 @@
       </w:r>
       <w:r>
         <w:rPr>
-          <w:rFonts w:ascii="Times New Roman" w:hAnsi="Times New Roman" w:eastAsia="微软雅黑"/>
+          <w:rFonts w:hint="eastAsia" w:ascii="Times New Roman" w:hAnsi="Times New Roman" w:eastAsia="微软雅黑"/>
           <w:sz w:val="28"/>
           <w:lang w:eastAsia="zh-CN"/>
         </w:rPr>
-        <w:instrText xml:space="preserve"> PAGEREF _Toc5665 \h </w:instrText>
-      </w:r>
-      <w:r>
-        <w:rPr>
-          <w:rFonts w:ascii="Times New Roman" w:hAnsi="Times New Roman" w:eastAsia="微软雅黑"/>
+        <w:instrText xml:space="preserve"> PAGEREF _Toc10768 \h </w:instrText>
+      </w:r>
+      <w:r>
+        <w:rPr>
+          <w:rFonts w:hint="eastAsia" w:ascii="Times New Roman" w:hAnsi="Times New Roman" w:eastAsia="微软雅黑"/>
           <w:sz w:val="28"/>
           <w:lang w:eastAsia="zh-CN"/>
         </w:rPr>
@@ -2643,15 +2641,15 @@
       </w:r>
       <w:r>
         <w:rPr>
-          <w:rFonts w:ascii="Times New Roman" w:hAnsi="Times New Roman" w:eastAsia="微软雅黑"/>
+          <w:rFonts w:hint="eastAsia" w:ascii="Times New Roman" w:hAnsi="Times New Roman" w:eastAsia="微软雅黑"/>
           <w:sz w:val="28"/>
           <w:lang w:eastAsia="zh-CN"/>
         </w:rPr>
-        <w:t>16</w:t>
-      </w:r>
-      <w:r>
-        <w:rPr>
-          <w:rFonts w:ascii="Times New Roman" w:hAnsi="Times New Roman" w:eastAsia="微软雅黑"/>
+        <w:t>19</w:t>
+      </w:r>
+      <w:r>
+        <w:rPr>
+          <w:rFonts w:hint="eastAsia" w:ascii="Times New Roman" w:hAnsi="Times New Roman" w:eastAsia="微软雅黑"/>
           <w:sz w:val="28"/>
           <w:lang w:eastAsia="zh-CN"/>
         </w:rPr>
@@ -2659,7 +2657,7 @@
       </w:r>
       <w:r>
         <w:rPr>
-          <w:rFonts w:ascii="Times New Roman" w:hAnsi="Times New Roman" w:eastAsia="微软雅黑"/>
+          <w:rFonts w:hint="eastAsia" w:ascii="Times New Roman" w:hAnsi="Times New Roman" w:eastAsia="微软雅黑"/>
           <w:sz w:val="28"/>
           <w:lang w:eastAsia="zh-CN"/>
         </w:rPr>
@@ -2716,12 +2714,12 @@
           </w14:shadow>
         </w:rPr>
       </w:pPr>
-      <w:bookmarkStart w:id="0" w:name="_Toc6339"/>
-      <w:bookmarkStart w:id="1" w:name="_Toc13806"/>
-      <w:bookmarkStart w:id="2" w:name="_Toc24178_WPSOffice_Level1"/>
-      <w:bookmarkStart w:id="3" w:name="_Toc21669"/>
-      <w:bookmarkStart w:id="4" w:name="_Toc21009_WPSOffice_Level1"/>
-      <w:bookmarkStart w:id="5" w:name="_Toc30143_WPSOffice_Level1"/>
+      <w:bookmarkStart w:id="0" w:name="_Toc24178_WPSOffice_Level1"/>
+      <w:bookmarkStart w:id="1" w:name="_Toc21669"/>
+      <w:bookmarkStart w:id="2" w:name="_Toc21009_WPSOffice_Level1"/>
+      <w:bookmarkStart w:id="3" w:name="_Toc13806"/>
+      <w:bookmarkStart w:id="4" w:name="_Toc30143_WPSOffice_Level1"/>
+      <w:bookmarkStart w:id="5" w:name="_Toc5798"/>
       <w:bookmarkStart w:id="6" w:name="_Toc18062_WPSOffice_Level1"/>
       <w:bookmarkStart w:id="7" w:name="_Toc17451"/>
       <w:bookmarkStart w:id="8" w:name="_Toc11015_WPSOffice_Level1"/>
@@ -3618,7 +3616,7 @@
           </w14:shadow>
         </w:rPr>
       </w:pPr>
-      <w:bookmarkStart w:id="11" w:name="_Toc1060"/>
+      <w:bookmarkStart w:id="11" w:name="_Toc3552"/>
       <w:r>
         <w:rPr>
           <w:color w:val="62B541"/>
@@ -3885,8 +3883,8 @@
         </w:rPr>
       </w:pPr>
       <w:bookmarkStart w:id="12" w:name="_Toc16576"/>
-      <w:bookmarkStart w:id="13" w:name="_Toc22290"/>
-      <w:bookmarkStart w:id="14" w:name="_Toc149837253"/>
+      <w:bookmarkStart w:id="13" w:name="_Toc149837253"/>
+      <w:bookmarkStart w:id="14" w:name="_Toc27708"/>
       <w:bookmarkStart w:id="15" w:name="_Toc18825"/>
       <w:r>
         <w:rPr>
@@ -3946,9 +3944,9 @@
           <w:lang w:eastAsia="zh-CN"/>
         </w:rPr>
       </w:pPr>
-      <w:bookmarkStart w:id="16" w:name="_Toc19014"/>
-      <w:bookmarkStart w:id="17" w:name="_Toc27955"/>
-      <w:bookmarkStart w:id="18" w:name="_Toc149837254"/>
+      <w:bookmarkStart w:id="16" w:name="_Toc27955"/>
+      <w:bookmarkStart w:id="17" w:name="_Toc149837254"/>
+      <w:bookmarkStart w:id="18" w:name="_Toc32254"/>
       <w:r>
         <w:rPr>
           <w:rFonts w:hint="eastAsia"/>
@@ -4935,13 +4933,13 @@
         </w:rPr>
       </w:pPr>
       <w:bookmarkStart w:id="20" w:name="_Toc21059"/>
-      <w:bookmarkStart w:id="21" w:name="_Toc27428"/>
-      <w:bookmarkStart w:id="22" w:name="_Toc28112"/>
-      <w:bookmarkStart w:id="23" w:name="_Toc149837255"/>
-      <w:bookmarkStart w:id="24" w:name="_Toc2781"/>
-      <w:bookmarkStart w:id="25" w:name="_Toc22132"/>
-      <w:bookmarkStart w:id="26" w:name="_Toc19898_WPSOffice_Level1"/>
-      <w:bookmarkStart w:id="27" w:name="_Toc20136_WPSOffice_Level1"/>
+      <w:bookmarkStart w:id="21" w:name="_Toc28112"/>
+      <w:bookmarkStart w:id="22" w:name="_Toc149837255"/>
+      <w:bookmarkStart w:id="23" w:name="_Toc5997"/>
+      <w:bookmarkStart w:id="24" w:name="_Toc19898_WPSOffice_Level1"/>
+      <w:bookmarkStart w:id="25" w:name="_Toc20136_WPSOffice_Level1"/>
+      <w:bookmarkStart w:id="26" w:name="_Toc2781"/>
+      <w:bookmarkStart w:id="27" w:name="_Toc22132"/>
       <w:r>
         <w:rPr>
           <w:rFonts w:hint="eastAsia"/>
@@ -6682,12 +6680,12 @@
         </w:rPr>
       </w:pPr>
       <w:bookmarkStart w:id="28" w:name="_Toc23403"/>
-      <w:bookmarkStart w:id="29" w:name="_Toc7628"/>
-      <w:bookmarkStart w:id="30" w:name="_Toc4331_WPSOffice_Level1"/>
+      <w:bookmarkStart w:id="29" w:name="_Toc8047"/>
+      <w:bookmarkStart w:id="30" w:name="_Toc23903"/>
       <w:bookmarkStart w:id="31" w:name="_Toc32443_WPSOffice_Level1"/>
-      <w:bookmarkStart w:id="32" w:name="_Toc23903"/>
+      <w:bookmarkStart w:id="32" w:name="_Toc25727"/>
       <w:bookmarkStart w:id="33" w:name="_Toc23846_WPSOffice_Level1"/>
-      <w:bookmarkStart w:id="34" w:name="_Toc25727"/>
+      <w:bookmarkStart w:id="34" w:name="_Toc4331_WPSOffice_Level1"/>
       <w:r>
         <w:rPr>
           <w:rStyle w:val="46"/>
@@ -6718,7 +6716,7 @@
       <w:bookmarkStart w:id="35" w:name="_Toc149826007"/>
       <w:bookmarkStart w:id="36" w:name="_Toc149832732"/>
       <w:bookmarkStart w:id="37" w:name="_Toc26774"/>
-      <w:bookmarkStart w:id="38" w:name="_Toc30713"/>
+      <w:bookmarkStart w:id="38" w:name="_Toc2344"/>
       <w:r>
         <w:rPr>
           <w:rFonts w:hint="eastAsia"/>
@@ -11089,8 +11087,6 @@
           <w:lang w:eastAsia="zh-CN"/>
         </w:rPr>
       </w:pPr>
-      <w:bookmarkStart w:id="93" w:name="_GoBack"/>
-      <w:bookmarkEnd w:id="93"/>
       <w:r>
         <w:rPr>
           <w:rFonts w:ascii="Times New Roman" w:hAnsi="Times New Roman" w:eastAsia="微软雅黑" w:cs="Times New Roman"/>
@@ -11569,11 +11565,11 @@
           <w:lang w:eastAsia="zh-CN"/>
         </w:rPr>
       </w:pPr>
-      <w:bookmarkStart w:id="39" w:name="_Toc149832733"/>
-      <w:bookmarkStart w:id="40" w:name="_Toc14452"/>
-      <w:bookmarkStart w:id="41" w:name="_Toc22117"/>
-      <w:bookmarkStart w:id="42" w:name="_Toc15667"/>
-      <w:bookmarkStart w:id="43" w:name="_Toc149826009"/>
+      <w:bookmarkStart w:id="39" w:name="_Toc22117"/>
+      <w:bookmarkStart w:id="40" w:name="_Toc149826009"/>
+      <w:bookmarkStart w:id="41" w:name="_Toc14452"/>
+      <w:bookmarkStart w:id="42" w:name="_Toc149832733"/>
+      <w:bookmarkStart w:id="43" w:name="_Toc2734"/>
       <w:r>
         <w:rPr>
           <w:rFonts w:hint="eastAsia"/>
@@ -12158,10 +12154,10 @@
           <w:lang w:eastAsia="zh-CN"/>
         </w:rPr>
       </w:pPr>
-      <w:bookmarkStart w:id="44" w:name="_Toc106719764"/>
-      <w:bookmarkStart w:id="45" w:name="_Toc20034"/>
+      <w:bookmarkStart w:id="44" w:name="_Toc20034"/>
+      <w:bookmarkStart w:id="45" w:name="_Toc106719764"/>
       <w:bookmarkStart w:id="46" w:name="_Toc10223"/>
-      <w:bookmarkStart w:id="47" w:name="_Toc13234"/>
+      <w:bookmarkStart w:id="47" w:name="_Toc15934"/>
       <w:r>
         <w:rPr>
           <w:rFonts w:hint="eastAsia"/>
@@ -15243,17 +15239,17 @@
       <w:bookmarkStart w:id="51" w:name="_Toc29477"/>
       <w:bookmarkStart w:id="52" w:name="_Toc149826012"/>
       <w:bookmarkStart w:id="53" w:name="_Toc15530"/>
-      <w:bookmarkStart w:id="54" w:name="_Toc21764_WPSOffice_Level2"/>
-      <w:bookmarkStart w:id="55" w:name="_Toc3782"/>
+      <w:bookmarkStart w:id="54" w:name="_Toc26649"/>
+      <w:bookmarkStart w:id="55" w:name="_Toc21764_WPSOffice_Level2"/>
       <w:bookmarkStart w:id="56" w:name="_Toc1707_WPSOffice_Level2"/>
-      <w:bookmarkStart w:id="57" w:name="_Toc16347"/>
-      <w:bookmarkStart w:id="58" w:name="_Toc26649"/>
-      <w:bookmarkStart w:id="59" w:name="_Toc6988"/>
-      <w:bookmarkStart w:id="60" w:name="_Toc1707_WPSOffice_Level1"/>
+      <w:bookmarkStart w:id="57" w:name="_Toc6988"/>
+      <w:bookmarkStart w:id="58" w:name="_Toc3782"/>
+      <w:bookmarkStart w:id="59" w:name="_Toc16347"/>
+      <w:bookmarkStart w:id="60" w:name="_Toc27302"/>
       <w:bookmarkStart w:id="61" w:name="_Toc15289_WPSOffice_Level3"/>
-      <w:bookmarkStart w:id="62" w:name="_Toc13196_WPSOffice_Level1"/>
-      <w:bookmarkStart w:id="63" w:name="_Toc21764_WPSOffice_Level1"/>
-      <w:bookmarkStart w:id="64" w:name="_Toc27302"/>
+      <w:bookmarkStart w:id="62" w:name="_Toc1707_WPSOffice_Level1"/>
+      <w:bookmarkStart w:id="63" w:name="_Toc13196_WPSOffice_Level1"/>
+      <w:bookmarkStart w:id="64" w:name="_Toc21764_WPSOffice_Level1"/>
       <w:bookmarkStart w:id="65" w:name="_Toc6931_WPSOffice_Level3"/>
       <w:r>
         <w:rPr>
@@ -15283,7 +15279,7 @@
           </w14:shadow>
         </w:rPr>
       </w:pPr>
-      <w:bookmarkStart w:id="66" w:name="_Toc31075"/>
+      <w:bookmarkStart w:id="66" w:name="_Toc24216"/>
       <w:r>
         <w:rPr>
           <w:color w:val="62B541"/>
@@ -15326,10 +15322,10 @@
         </w:rPr>
       </w:pPr>
       <w:bookmarkStart w:id="67" w:name="_Toc32302"/>
-      <w:bookmarkStart w:id="68" w:name="_Toc31156"/>
-      <w:bookmarkStart w:id="69" w:name="_Toc149832737"/>
-      <w:bookmarkStart w:id="70" w:name="_Toc8516"/>
-      <w:bookmarkStart w:id="71" w:name="_Toc149826013"/>
+      <w:bookmarkStart w:id="68" w:name="_Toc25117"/>
+      <w:bookmarkStart w:id="69" w:name="_Toc149826013"/>
+      <w:bookmarkStart w:id="70" w:name="_Toc149832737"/>
+      <w:bookmarkStart w:id="71" w:name="_Toc8516"/>
       <w:r>
         <w:rPr>
           <w:rFonts w:hint="eastAsia"/>
@@ -24312,7 +24308,7 @@
           </w14:shadow>
         </w:rPr>
       </w:pPr>
-      <w:bookmarkStart w:id="72" w:name="_Toc24003"/>
+      <w:bookmarkStart w:id="72" w:name="_Toc10435"/>
       <w:r>
         <w:rPr>
           <w:color w:val="62B541"/>
@@ -24348,7 +24344,7 @@
       </w:pPr>
       <w:bookmarkStart w:id="73" w:name="_Toc14255_WPSOffice_Level1"/>
       <w:bookmarkStart w:id="74" w:name="_Toc15840_WPSOffice_Level1"/>
-      <w:bookmarkStart w:id="75" w:name="_Toc14080"/>
+      <w:bookmarkStart w:id="75" w:name="_Toc9310"/>
       <w:r>
         <w:rPr>
           <w:rFonts w:hint="eastAsia"/>
@@ -26896,7 +26892,7 @@
         </w:rPr>
       </w:pPr>
       <w:bookmarkStart w:id="76" w:name="_Hlk33190413"/>
-      <w:bookmarkStart w:id="77" w:name="_Toc15806"/>
+      <w:bookmarkStart w:id="77" w:name="_Toc14684"/>
       <w:r>
         <w:rPr>
           <w:rFonts w:hint="eastAsia"/>
@@ -27688,6 +27684,5340 @@
     </w:p>
     <w:p>
       <w:pPr>
+        <w:pStyle w:val="3"/>
+        <w:numPr>
+          <w:ilvl w:val="255"/>
+          <w:numId w:val="0"/>
+        </w:numPr>
+        <w:jc w:val="left"/>
+        <w:rPr>
+          <w:rFonts w:hint="eastAsia"/>
+          <w:color w:val="auto"/>
+          <w:sz w:val="30"/>
+          <w:lang w:eastAsia="zh-CN"/>
+        </w:rPr>
+      </w:pPr>
+      <w:bookmarkStart w:id="79" w:name="_Toc29676"/>
+      <w:bookmarkStart w:id="80" w:name="_Toc31498"/>
+      <w:bookmarkStart w:id="81" w:name="_Toc107825567"/>
+      <w:bookmarkStart w:id="82" w:name="_Toc7858"/>
+      <w:bookmarkStart w:id="83" w:name="_Toc16290"/>
+      <w:bookmarkStart w:id="84" w:name="_Toc28454_WPSOffice_Level1"/>
+      <w:bookmarkStart w:id="85" w:name="_Toc26985_WPSOffice_Level1"/>
+      <w:bookmarkStart w:id="86" w:name="_Toc20170_WPSOffice_Level1"/>
+      <w:r>
+        <w:rPr>
+          <w:rFonts w:hint="eastAsia"/>
+          <w:color w:val="auto"/>
+          <w:sz w:val="30"/>
+          <w:lang w:eastAsia="zh-CN"/>
+        </w:rPr>
+        <w:t>HRR及其它相关基因说明</w:t>
+      </w:r>
+      <w:bookmarkEnd w:id="79"/>
+      <w:bookmarkEnd w:id="80"/>
+      <w:bookmarkEnd w:id="81"/>
+      <w:bookmarkEnd w:id="82"/>
+      <w:bookmarkEnd w:id="83"/>
+    </w:p>
+    <w:tbl>
+      <w:tblPr>
+        <w:tblStyle w:val="16"/>
+        <w:tblpPr w:leftFromText="181" w:rightFromText="181" w:vertAnchor="text" w:horzAnchor="page" w:tblpXSpec="center" w:tblpY="1"/>
+        <w:tblOverlap w:val="never"/>
+        <w:tblW w:w="10113" w:type="dxa"/>
+        <w:jc w:val="center"/>
+        <w:tblBorders>
+          <w:top w:val="single" w:color="A4A4A4" w:sz="4" w:space="0"/>
+          <w:left w:val="none" w:color="auto" w:sz="0" w:space="0"/>
+          <w:bottom w:val="single" w:color="A4A4A4" w:sz="4" w:space="0"/>
+          <w:right w:val="none" w:color="auto" w:sz="0" w:space="0"/>
+          <w:insideH w:val="single" w:color="A4A4A4" w:sz="4" w:space="0"/>
+          <w:insideV w:val="single" w:color="A4A4A4" w:sz="4" w:space="0"/>
+        </w:tblBorders>
+        <w:tblLayout w:type="fixed"/>
+        <w:tblCellMar>
+          <w:top w:w="0" w:type="dxa"/>
+          <w:left w:w="113" w:type="dxa"/>
+          <w:bottom w:w="0" w:type="dxa"/>
+          <w:right w:w="113" w:type="dxa"/>
+        </w:tblCellMar>
+      </w:tblPr>
+      <w:tblGrid>
+        <w:gridCol w:w="1015"/>
+        <w:gridCol w:w="9098"/>
+      </w:tblGrid>
+      <w:tr>
+        <w:tblPrEx>
+          <w:tblBorders>
+            <w:top w:val="single" w:color="A4A4A4" w:sz="4" w:space="0"/>
+            <w:left w:val="none" w:color="auto" w:sz="0" w:space="0"/>
+            <w:bottom w:val="single" w:color="A4A4A4" w:sz="4" w:space="0"/>
+            <w:right w:val="none" w:color="auto" w:sz="0" w:space="0"/>
+            <w:insideH w:val="single" w:color="A4A4A4" w:sz="4" w:space="0"/>
+            <w:insideV w:val="single" w:color="A4A4A4" w:sz="4" w:space="0"/>
+          </w:tblBorders>
+          <w:tblCellMar>
+            <w:top w:w="0" w:type="dxa"/>
+            <w:left w:w="113" w:type="dxa"/>
+            <w:bottom w:w="0" w:type="dxa"/>
+            <w:right w:w="113" w:type="dxa"/>
+          </w:tblCellMar>
+        </w:tblPrEx>
+        <w:trPr>
+          <w:trHeight w:val="0" w:hRule="atLeast"/>
+          <w:tblHeader/>
+          <w:jc w:val="center"/>
+        </w:trPr>
+        <w:tc>
+          <w:tcPr>
+            <w:tcW w:w="1015" w:type="dxa"/>
+            <w:tcBorders>
+              <w:top w:val="nil"/>
+              <w:bottom w:val="nil"/>
+              <w:right w:val="single" w:color="FFFFFF" w:sz="18" w:space="0"/>
+            </w:tcBorders>
+            <w:shd w:val="clear" w:color="auto" w:fill="62BC41"/>
+            <w:vAlign w:val="center"/>
+          </w:tcPr>
+          <w:p>
+            <w:pPr>
+              <w:keepNext w:val="0"/>
+              <w:keepLines w:val="0"/>
+              <w:pageBreakBefore w:val="0"/>
+              <w:widowControl w:val="0"/>
+              <w:kinsoku/>
+              <w:wordWrap/>
+              <w:overflowPunct/>
+              <w:topLinePunct w:val="0"/>
+              <w:autoSpaceDE/>
+              <w:autoSpaceDN/>
+              <w:bidi w:val="0"/>
+              <w:adjustRightInd/>
+              <w:snapToGrid/>
+              <w:spacing w:before="0" w:beforeLines="10" w:after="0" w:afterLines="10" w:line="220" w:lineRule="atLeast"/>
+              <w:ind w:leftChars="-4" w:hanging="9" w:hangingChars="5"/>
+              <w:jc w:val="center"/>
+              <w:textAlignment w:val="auto"/>
+              <w:rPr>
+                <w:rFonts w:ascii="Times New Roman" w:hAnsi="Times New Roman" w:eastAsia="微软雅黑" w:cs="Times New Roman"/>
+                <w:b/>
+                <w:bCs/>
+                <w:color w:val="FFFFFF" w:themeColor="background1"/>
+                <w:sz w:val="18"/>
+                <w:szCs w:val="18"/>
+                <w14:textFill>
+                  <w14:solidFill>
+                    <w14:schemeClr w14:val="bg1"/>
+                  </w14:solidFill>
+                </w14:textFill>
+              </w:rPr>
+            </w:pPr>
+            <w:r>
+              <w:rPr>
+                <w:rFonts w:ascii="Times New Roman" w:hAnsi="Times New Roman" w:eastAsia="微软雅黑" w:cs="Times New Roman"/>
+                <w:b/>
+                <w:bCs/>
+                <w:color w:val="FFFFFF" w:themeColor="background1"/>
+                <w:sz w:val="18"/>
+                <w:szCs w:val="18"/>
+                <w14:textFill>
+                  <w14:solidFill>
+                    <w14:schemeClr w14:val="bg1"/>
+                  </w14:solidFill>
+                </w14:textFill>
+              </w:rPr>
+              <w:t>基因</w:t>
+            </w:r>
+          </w:p>
+        </w:tc>
+        <w:tc>
+          <w:tcPr>
+            <w:tcW w:w="9098" w:type="dxa"/>
+            <w:tcBorders>
+              <w:top w:val="nil"/>
+              <w:left w:val="single" w:color="FFFFFF" w:sz="18" w:space="0"/>
+              <w:bottom w:val="nil"/>
+            </w:tcBorders>
+            <w:shd w:val="clear" w:color="auto" w:fill="62BC41"/>
+            <w:vAlign w:val="center"/>
+          </w:tcPr>
+          <w:p>
+            <w:pPr>
+              <w:keepNext w:val="0"/>
+              <w:keepLines w:val="0"/>
+              <w:pageBreakBefore w:val="0"/>
+              <w:widowControl w:val="0"/>
+              <w:kinsoku/>
+              <w:wordWrap/>
+              <w:overflowPunct/>
+              <w:topLinePunct w:val="0"/>
+              <w:autoSpaceDE/>
+              <w:autoSpaceDN/>
+              <w:bidi w:val="0"/>
+              <w:adjustRightInd/>
+              <w:snapToGrid/>
+              <w:spacing w:before="0" w:beforeLines="10" w:after="0" w:afterLines="10" w:line="220" w:lineRule="atLeast"/>
+              <w:ind w:left="365"/>
+              <w:jc w:val="center"/>
+              <w:textAlignment w:val="auto"/>
+              <w:rPr>
+                <w:rFonts w:ascii="Times New Roman" w:hAnsi="Times New Roman" w:eastAsia="微软雅黑" w:cs="Times New Roman"/>
+                <w:b/>
+                <w:bCs/>
+                <w:color w:val="FFFFFF" w:themeColor="background1"/>
+                <w:sz w:val="18"/>
+                <w:szCs w:val="18"/>
+                <w:lang w:eastAsia="zh-CN"/>
+                <w14:textFill>
+                  <w14:solidFill>
+                    <w14:schemeClr w14:val="bg1"/>
+                  </w14:solidFill>
+                </w14:textFill>
+              </w:rPr>
+            </w:pPr>
+            <w:r>
+              <w:rPr>
+                <w:rFonts w:hint="eastAsia" w:ascii="Times New Roman" w:hAnsi="Times New Roman" w:eastAsia="微软雅黑" w:cs="Times New Roman"/>
+                <w:b/>
+                <w:bCs/>
+                <w:color w:val="FFFFFF" w:themeColor="background1"/>
+                <w:sz w:val="18"/>
+                <w:szCs w:val="18"/>
+                <w:lang w:eastAsia="zh-CN"/>
+                <w14:textFill>
+                  <w14:solidFill>
+                    <w14:schemeClr w14:val="bg1"/>
+                  </w14:solidFill>
+                </w14:textFill>
+              </w:rPr>
+              <w:t>基因说明</w:t>
+            </w:r>
+          </w:p>
+        </w:tc>
+      </w:tr>
+      <w:tr>
+        <w:tblPrEx>
+          <w:tblBorders>
+            <w:top w:val="single" w:color="A4A4A4" w:sz="4" w:space="0"/>
+            <w:left w:val="none" w:color="auto" w:sz="0" w:space="0"/>
+            <w:bottom w:val="single" w:color="A4A4A4" w:sz="4" w:space="0"/>
+            <w:right w:val="none" w:color="auto" w:sz="0" w:space="0"/>
+            <w:insideH w:val="single" w:color="A4A4A4" w:sz="4" w:space="0"/>
+            <w:insideV w:val="single" w:color="A4A4A4" w:sz="4" w:space="0"/>
+          </w:tblBorders>
+          <w:tblCellMar>
+            <w:top w:w="0" w:type="dxa"/>
+            <w:left w:w="113" w:type="dxa"/>
+            <w:bottom w:w="0" w:type="dxa"/>
+            <w:right w:w="113" w:type="dxa"/>
+          </w:tblCellMar>
+        </w:tblPrEx>
+        <w:trPr>
+          <w:trHeight w:val="0" w:hRule="atLeast"/>
+          <w:tblHeader/>
+          <w:jc w:val="center"/>
+        </w:trPr>
+        <w:tc>
+          <w:tcPr>
+            <w:tcW w:w="1015" w:type="dxa"/>
+            <w:tcBorders>
+              <w:top w:val="nil"/>
+              <w:tl2br w:val="nil"/>
+              <w:tr2bl w:val="nil"/>
+            </w:tcBorders>
+            <w:vAlign w:val="center"/>
+          </w:tcPr>
+          <w:p>
+            <w:pPr>
+              <w:keepNext w:val="0"/>
+              <w:keepLines w:val="0"/>
+              <w:pageBreakBefore w:val="0"/>
+              <w:widowControl w:val="0"/>
+              <w:kinsoku/>
+              <w:wordWrap/>
+              <w:overflowPunct/>
+              <w:topLinePunct w:val="0"/>
+              <w:autoSpaceDE/>
+              <w:autoSpaceDN/>
+              <w:bidi w:val="0"/>
+              <w:adjustRightInd/>
+              <w:snapToGrid/>
+              <w:spacing w:before="0" w:beforeLines="20" w:after="0" w:afterLines="20" w:line="260" w:lineRule="exact"/>
+              <w:jc w:val="center"/>
+              <w:textAlignment w:val="auto"/>
+              <w:rPr>
+                <w:rFonts w:ascii="Times New Roman" w:hAnsi="Times New Roman" w:eastAsia="微软雅黑" w:cs="Times New Roman"/>
+                <w:b/>
+                <w:bCs/>
+                <w:sz w:val="18"/>
+                <w:szCs w:val="18"/>
+              </w:rPr>
+            </w:pPr>
+            <w:r>
+              <w:rPr>
+                <w:rFonts w:ascii="Times New Roman" w:hAnsi="Times New Roman" w:eastAsia="微软雅黑" w:cs="Times New Roman"/>
+                <w:b/>
+                <w:bCs/>
+                <w:color w:val="000000"/>
+                <w:sz w:val="18"/>
+                <w:szCs w:val="18"/>
+              </w:rPr>
+              <w:t>ATM</w:t>
+            </w:r>
+          </w:p>
+        </w:tc>
+        <w:tc>
+          <w:tcPr>
+            <w:tcW w:w="9098" w:type="dxa"/>
+            <w:tcBorders>
+              <w:top w:val="nil"/>
+            </w:tcBorders>
+            <w:vAlign w:val="center"/>
+          </w:tcPr>
+          <w:p>
+            <w:pPr>
+              <w:keepNext w:val="0"/>
+              <w:keepLines w:val="0"/>
+              <w:pageBreakBefore w:val="0"/>
+              <w:widowControl w:val="0"/>
+              <w:kinsoku/>
+              <w:wordWrap/>
+              <w:overflowPunct/>
+              <w:topLinePunct w:val="0"/>
+              <w:autoSpaceDE/>
+              <w:autoSpaceDN/>
+              <w:bidi w:val="0"/>
+              <w:adjustRightInd/>
+              <w:snapToGrid/>
+              <w:spacing w:before="0" w:beforeLines="20" w:after="0" w:afterLines="20" w:line="260" w:lineRule="exact"/>
+              <w:jc w:val="left"/>
+              <w:textAlignment w:val="auto"/>
+              <w:rPr>
+                <w:rFonts w:ascii="Times New Roman" w:hAnsi="Times New Roman" w:eastAsia="微软雅黑" w:cs="Times New Roman"/>
+                <w:sz w:val="18"/>
+                <w:szCs w:val="18"/>
+                <w:lang w:eastAsia="zh-CN"/>
+              </w:rPr>
+            </w:pPr>
+            <w:r>
+              <w:rPr>
+                <w:rFonts w:ascii="Times New Roman" w:hAnsi="Times New Roman" w:eastAsia="微软雅黑" w:cs="Times New Roman"/>
+                <w:color w:val="000000"/>
+                <w:sz w:val="18"/>
+                <w:szCs w:val="18"/>
+                <w:lang w:eastAsia="zh-CN"/>
+              </w:rPr>
+              <w:t>ATM，又称共济失调毛细血管扩张突变基因，定位于11q22.3，包含63个外显子。ATM与DNA损伤检验有关的一个重要基因，是直接感受DNA双链断裂损伤并起始诸多DNA损伤信号反应通路的主开关分子。与ATM相关的疾病包括毛细血管扩张性失调综合征、家族性非霍金奇淋巴瘤、T-细胞幼淋巴细胞白血病、乳腺癌等。</w:t>
+            </w:r>
+          </w:p>
+        </w:tc>
+      </w:tr>
+      <w:tr>
+        <w:tblPrEx>
+          <w:tblBorders>
+            <w:top w:val="single" w:color="A4A4A4" w:sz="4" w:space="0"/>
+            <w:left w:val="none" w:color="auto" w:sz="0" w:space="0"/>
+            <w:bottom w:val="single" w:color="A4A4A4" w:sz="4" w:space="0"/>
+            <w:right w:val="none" w:color="auto" w:sz="0" w:space="0"/>
+            <w:insideH w:val="single" w:color="A4A4A4" w:sz="4" w:space="0"/>
+            <w:insideV w:val="single" w:color="A4A4A4" w:sz="4" w:space="0"/>
+          </w:tblBorders>
+          <w:tblCellMar>
+            <w:top w:w="0" w:type="dxa"/>
+            <w:left w:w="113" w:type="dxa"/>
+            <w:bottom w:w="0" w:type="dxa"/>
+            <w:right w:w="113" w:type="dxa"/>
+          </w:tblCellMar>
+        </w:tblPrEx>
+        <w:trPr>
+          <w:trHeight w:val="0" w:hRule="atLeast"/>
+          <w:tblHeader/>
+          <w:jc w:val="center"/>
+        </w:trPr>
+        <w:tc>
+          <w:tcPr>
+            <w:tcW w:w="1015" w:type="dxa"/>
+            <w:tcBorders>
+              <w:tl2br w:val="nil"/>
+              <w:tr2bl w:val="nil"/>
+            </w:tcBorders>
+            <w:vAlign w:val="center"/>
+          </w:tcPr>
+          <w:p>
+            <w:pPr>
+              <w:keepNext w:val="0"/>
+              <w:keepLines w:val="0"/>
+              <w:pageBreakBefore w:val="0"/>
+              <w:widowControl w:val="0"/>
+              <w:kinsoku/>
+              <w:wordWrap/>
+              <w:overflowPunct/>
+              <w:topLinePunct w:val="0"/>
+              <w:autoSpaceDE/>
+              <w:autoSpaceDN/>
+              <w:bidi w:val="0"/>
+              <w:adjustRightInd/>
+              <w:snapToGrid/>
+              <w:spacing w:before="0" w:beforeLines="20" w:after="0" w:afterLines="20" w:line="260" w:lineRule="exact"/>
+              <w:jc w:val="center"/>
+              <w:textAlignment w:val="auto"/>
+              <w:rPr>
+                <w:rFonts w:ascii="Times New Roman" w:hAnsi="Times New Roman" w:eastAsia="微软雅黑" w:cs="Times New Roman"/>
+                <w:b/>
+                <w:bCs/>
+                <w:color w:val="000000"/>
+                <w:sz w:val="18"/>
+                <w:szCs w:val="18"/>
+              </w:rPr>
+            </w:pPr>
+            <w:r>
+              <w:rPr>
+                <w:rFonts w:ascii="Times New Roman" w:hAnsi="Times New Roman" w:eastAsia="微软雅黑" w:cs="Times New Roman"/>
+                <w:b/>
+                <w:bCs/>
+                <w:color w:val="000000"/>
+                <w:sz w:val="18"/>
+                <w:szCs w:val="18"/>
+              </w:rPr>
+              <w:t>ATR</w:t>
+            </w:r>
+          </w:p>
+        </w:tc>
+        <w:tc>
+          <w:tcPr>
+            <w:tcW w:w="9098" w:type="dxa"/>
+            <w:vAlign w:val="center"/>
+          </w:tcPr>
+          <w:p>
+            <w:pPr>
+              <w:keepNext w:val="0"/>
+              <w:keepLines w:val="0"/>
+              <w:pageBreakBefore w:val="0"/>
+              <w:widowControl w:val="0"/>
+              <w:kinsoku/>
+              <w:wordWrap/>
+              <w:overflowPunct/>
+              <w:topLinePunct w:val="0"/>
+              <w:autoSpaceDE/>
+              <w:autoSpaceDN/>
+              <w:bidi w:val="0"/>
+              <w:adjustRightInd/>
+              <w:snapToGrid/>
+              <w:spacing w:before="0" w:beforeLines="20" w:after="0" w:afterLines="20" w:line="260" w:lineRule="exact"/>
+              <w:jc w:val="left"/>
+              <w:textAlignment w:val="auto"/>
+              <w:rPr>
+                <w:rFonts w:ascii="Times New Roman" w:hAnsi="Times New Roman" w:eastAsia="微软雅黑" w:cs="Times New Roman"/>
+                <w:color w:val="000000"/>
+                <w:sz w:val="18"/>
+                <w:szCs w:val="18"/>
+                <w:lang w:eastAsia="zh-CN"/>
+              </w:rPr>
+            </w:pPr>
+            <w:r>
+              <w:rPr>
+                <w:rFonts w:ascii="Times New Roman" w:hAnsi="Times New Roman" w:eastAsia="微软雅黑" w:cs="Times New Roman"/>
+                <w:color w:val="000000"/>
+                <w:sz w:val="18"/>
+                <w:szCs w:val="18"/>
+                <w:lang w:eastAsia="zh-CN"/>
+              </w:rPr>
+              <w:t>ATR属于磷脂酰肌醇3-激酶相关的激酶家族，参与DNA损伤检测，激活DNA损伤检查点并阻滞细胞周期。ATR会对单链DNA产生响应，DNA呈单链的情况常发生在DNA损伤切除和修复过程中，比如核苷酸切除修复和同源重组修复。ATR可以与ATRIP共同作用识别覆盖有RPA的单链DNA，一旦ATR被激活，它将磷酸化Chk1，启动信号传导。ATR蛋白可以使肿瘤抑制蛋白BRCA1及其他细胞周期检查点蛋白磷酸化。</w:t>
+            </w:r>
+          </w:p>
+        </w:tc>
+      </w:tr>
+      <w:tr>
+        <w:tblPrEx>
+          <w:tblBorders>
+            <w:top w:val="single" w:color="A4A4A4" w:sz="4" w:space="0"/>
+            <w:left w:val="none" w:color="auto" w:sz="0" w:space="0"/>
+            <w:bottom w:val="single" w:color="A4A4A4" w:sz="4" w:space="0"/>
+            <w:right w:val="none" w:color="auto" w:sz="0" w:space="0"/>
+            <w:insideH w:val="single" w:color="A4A4A4" w:sz="4" w:space="0"/>
+            <w:insideV w:val="single" w:color="A4A4A4" w:sz="4" w:space="0"/>
+          </w:tblBorders>
+          <w:tblCellMar>
+            <w:top w:w="0" w:type="dxa"/>
+            <w:left w:w="113" w:type="dxa"/>
+            <w:bottom w:w="0" w:type="dxa"/>
+            <w:right w:w="113" w:type="dxa"/>
+          </w:tblCellMar>
+        </w:tblPrEx>
+        <w:trPr>
+          <w:trHeight w:val="0" w:hRule="atLeast"/>
+          <w:tblHeader/>
+          <w:jc w:val="center"/>
+        </w:trPr>
+        <w:tc>
+          <w:tcPr>
+            <w:tcW w:w="1015" w:type="dxa"/>
+            <w:tcBorders>
+              <w:tl2br w:val="nil"/>
+              <w:tr2bl w:val="nil"/>
+            </w:tcBorders>
+            <w:vAlign w:val="center"/>
+          </w:tcPr>
+          <w:p>
+            <w:pPr>
+              <w:keepNext w:val="0"/>
+              <w:keepLines w:val="0"/>
+              <w:pageBreakBefore w:val="0"/>
+              <w:widowControl w:val="0"/>
+              <w:kinsoku/>
+              <w:wordWrap/>
+              <w:overflowPunct/>
+              <w:topLinePunct w:val="0"/>
+              <w:autoSpaceDE/>
+              <w:autoSpaceDN/>
+              <w:bidi w:val="0"/>
+              <w:adjustRightInd/>
+              <w:snapToGrid/>
+              <w:spacing w:before="0" w:beforeLines="20" w:after="0" w:afterLines="20" w:line="260" w:lineRule="exact"/>
+              <w:jc w:val="center"/>
+              <w:textAlignment w:val="auto"/>
+              <w:rPr>
+                <w:rFonts w:ascii="Times New Roman" w:hAnsi="Times New Roman" w:eastAsia="微软雅黑" w:cs="Times New Roman"/>
+                <w:b/>
+                <w:bCs/>
+                <w:color w:val="000000"/>
+                <w:sz w:val="18"/>
+                <w:szCs w:val="18"/>
+              </w:rPr>
+            </w:pPr>
+            <w:r>
+              <w:rPr>
+                <w:rFonts w:ascii="Times New Roman" w:hAnsi="Times New Roman" w:eastAsia="微软雅黑" w:cs="Times New Roman"/>
+                <w:b/>
+                <w:bCs/>
+                <w:color w:val="000000"/>
+                <w:sz w:val="18"/>
+                <w:szCs w:val="18"/>
+              </w:rPr>
+              <w:t>BARD1</w:t>
+            </w:r>
+          </w:p>
+        </w:tc>
+        <w:tc>
+          <w:tcPr>
+            <w:tcW w:w="9098" w:type="dxa"/>
+            <w:vAlign w:val="center"/>
+          </w:tcPr>
+          <w:p>
+            <w:pPr>
+              <w:keepNext w:val="0"/>
+              <w:keepLines w:val="0"/>
+              <w:pageBreakBefore w:val="0"/>
+              <w:widowControl w:val="0"/>
+              <w:kinsoku/>
+              <w:wordWrap/>
+              <w:overflowPunct/>
+              <w:topLinePunct w:val="0"/>
+              <w:autoSpaceDE/>
+              <w:autoSpaceDN/>
+              <w:bidi w:val="0"/>
+              <w:adjustRightInd/>
+              <w:snapToGrid/>
+              <w:spacing w:before="0" w:beforeLines="20" w:after="0" w:afterLines="20" w:line="260" w:lineRule="exact"/>
+              <w:jc w:val="left"/>
+              <w:textAlignment w:val="auto"/>
+              <w:rPr>
+                <w:rFonts w:ascii="Times New Roman" w:hAnsi="Times New Roman" w:eastAsia="微软雅黑" w:cs="Times New Roman"/>
+                <w:color w:val="000000"/>
+                <w:sz w:val="18"/>
+                <w:szCs w:val="18"/>
+                <w:lang w:eastAsia="zh-CN"/>
+              </w:rPr>
+            </w:pPr>
+            <w:r>
+              <w:rPr>
+                <w:rFonts w:ascii="Times New Roman" w:hAnsi="Times New Roman" w:eastAsia="微软雅黑" w:cs="Times New Roman"/>
+                <w:color w:val="000000"/>
+                <w:sz w:val="18"/>
+                <w:szCs w:val="18"/>
+                <w:lang w:eastAsia="zh-CN"/>
+              </w:rPr>
+              <w:t>BRAD1基因编码BRCA1环装结构域相关蛋白1，定位于2q35。BRAD1可与BRCA1形成异源二聚体，与遗传性乳腺癌和/或卵巢癌综合征发生相关。</w:t>
+            </w:r>
+          </w:p>
+        </w:tc>
+      </w:tr>
+      <w:tr>
+        <w:tblPrEx>
+          <w:tblBorders>
+            <w:top w:val="single" w:color="A4A4A4" w:sz="4" w:space="0"/>
+            <w:left w:val="none" w:color="auto" w:sz="0" w:space="0"/>
+            <w:bottom w:val="single" w:color="A4A4A4" w:sz="4" w:space="0"/>
+            <w:right w:val="none" w:color="auto" w:sz="0" w:space="0"/>
+            <w:insideH w:val="single" w:color="A4A4A4" w:sz="4" w:space="0"/>
+            <w:insideV w:val="single" w:color="A4A4A4" w:sz="4" w:space="0"/>
+          </w:tblBorders>
+          <w:tblCellMar>
+            <w:top w:w="0" w:type="dxa"/>
+            <w:left w:w="113" w:type="dxa"/>
+            <w:bottom w:w="0" w:type="dxa"/>
+            <w:right w:w="113" w:type="dxa"/>
+          </w:tblCellMar>
+        </w:tblPrEx>
+        <w:trPr>
+          <w:trHeight w:val="0" w:hRule="atLeast"/>
+          <w:tblHeader/>
+          <w:jc w:val="center"/>
+        </w:trPr>
+        <w:tc>
+          <w:tcPr>
+            <w:tcW w:w="1015" w:type="dxa"/>
+            <w:tcBorders>
+              <w:tl2br w:val="nil"/>
+              <w:tr2bl w:val="nil"/>
+            </w:tcBorders>
+            <w:vAlign w:val="center"/>
+          </w:tcPr>
+          <w:p>
+            <w:pPr>
+              <w:keepNext w:val="0"/>
+              <w:keepLines w:val="0"/>
+              <w:pageBreakBefore w:val="0"/>
+              <w:widowControl w:val="0"/>
+              <w:kinsoku/>
+              <w:wordWrap/>
+              <w:overflowPunct/>
+              <w:topLinePunct w:val="0"/>
+              <w:autoSpaceDE/>
+              <w:autoSpaceDN/>
+              <w:bidi w:val="0"/>
+              <w:adjustRightInd/>
+              <w:snapToGrid/>
+              <w:spacing w:before="0" w:beforeLines="20" w:after="0" w:afterLines="20" w:line="260" w:lineRule="exact"/>
+              <w:jc w:val="center"/>
+              <w:textAlignment w:val="auto"/>
+              <w:rPr>
+                <w:rFonts w:ascii="Times New Roman" w:hAnsi="Times New Roman" w:eastAsia="微软雅黑" w:cs="Times New Roman"/>
+                <w:b/>
+                <w:bCs/>
+                <w:color w:val="000000"/>
+                <w:sz w:val="18"/>
+                <w:szCs w:val="18"/>
+              </w:rPr>
+            </w:pPr>
+            <w:r>
+              <w:rPr>
+                <w:rFonts w:ascii="Times New Roman" w:hAnsi="Times New Roman" w:eastAsia="微软雅黑" w:cs="Times New Roman"/>
+                <w:b/>
+                <w:bCs/>
+                <w:color w:val="000000"/>
+                <w:sz w:val="18"/>
+                <w:szCs w:val="18"/>
+              </w:rPr>
+              <w:t>BRIP1</w:t>
+            </w:r>
+          </w:p>
+        </w:tc>
+        <w:tc>
+          <w:tcPr>
+            <w:tcW w:w="9098" w:type="dxa"/>
+            <w:vAlign w:val="center"/>
+          </w:tcPr>
+          <w:p>
+            <w:pPr>
+              <w:keepNext w:val="0"/>
+              <w:keepLines w:val="0"/>
+              <w:pageBreakBefore w:val="0"/>
+              <w:widowControl w:val="0"/>
+              <w:kinsoku/>
+              <w:wordWrap/>
+              <w:overflowPunct/>
+              <w:topLinePunct w:val="0"/>
+              <w:autoSpaceDE/>
+              <w:autoSpaceDN/>
+              <w:bidi w:val="0"/>
+              <w:adjustRightInd/>
+              <w:snapToGrid/>
+              <w:spacing w:before="0" w:beforeLines="20" w:after="0" w:afterLines="20" w:line="260" w:lineRule="exact"/>
+              <w:jc w:val="left"/>
+              <w:textAlignment w:val="auto"/>
+              <w:rPr>
+                <w:rFonts w:ascii="Times New Roman" w:hAnsi="Times New Roman" w:eastAsia="微软雅黑" w:cs="Times New Roman"/>
+                <w:color w:val="000000"/>
+                <w:sz w:val="18"/>
+                <w:szCs w:val="18"/>
+                <w:lang w:eastAsia="zh-CN"/>
+              </w:rPr>
+            </w:pPr>
+            <w:r>
+              <w:rPr>
+                <w:rFonts w:ascii="Times New Roman" w:hAnsi="Times New Roman" w:eastAsia="微软雅黑" w:cs="Times New Roman"/>
+                <w:color w:val="000000"/>
+                <w:sz w:val="18"/>
+                <w:szCs w:val="18"/>
+                <w:lang w:eastAsia="zh-CN"/>
+              </w:rPr>
+              <w:t>BRIP1基因编码的蛋白为RecQDEAH解旋酶家族成员之一，在乳腺癌1型中，与BRCT重复相互作用，该络合物在DNA双链修复中具有重要作用。若该基因发生突变则会引起DNA紊乱从而诱导癌症的发生。与BRIP1相关的疾病包括乳腺癌、子宫内膜癌、肠癌、胃癌等。</w:t>
+            </w:r>
+          </w:p>
+        </w:tc>
+      </w:tr>
+      <w:tr>
+        <w:tblPrEx>
+          <w:tblBorders>
+            <w:top w:val="single" w:color="A4A4A4" w:sz="4" w:space="0"/>
+            <w:left w:val="none" w:color="auto" w:sz="0" w:space="0"/>
+            <w:bottom w:val="single" w:color="A4A4A4" w:sz="4" w:space="0"/>
+            <w:right w:val="none" w:color="auto" w:sz="0" w:space="0"/>
+            <w:insideH w:val="single" w:color="A4A4A4" w:sz="4" w:space="0"/>
+            <w:insideV w:val="single" w:color="A4A4A4" w:sz="4" w:space="0"/>
+          </w:tblBorders>
+          <w:tblCellMar>
+            <w:top w:w="0" w:type="dxa"/>
+            <w:left w:w="113" w:type="dxa"/>
+            <w:bottom w:w="0" w:type="dxa"/>
+            <w:right w:w="113" w:type="dxa"/>
+          </w:tblCellMar>
+        </w:tblPrEx>
+        <w:trPr>
+          <w:trHeight w:val="0" w:hRule="atLeast"/>
+          <w:tblHeader/>
+          <w:jc w:val="center"/>
+        </w:trPr>
+        <w:tc>
+          <w:tcPr>
+            <w:tcW w:w="1015" w:type="dxa"/>
+            <w:tcBorders>
+              <w:tl2br w:val="nil"/>
+              <w:tr2bl w:val="nil"/>
+            </w:tcBorders>
+            <w:vAlign w:val="center"/>
+          </w:tcPr>
+          <w:p>
+            <w:pPr>
+              <w:keepNext w:val="0"/>
+              <w:keepLines w:val="0"/>
+              <w:pageBreakBefore w:val="0"/>
+              <w:widowControl w:val="0"/>
+              <w:kinsoku/>
+              <w:wordWrap/>
+              <w:overflowPunct/>
+              <w:topLinePunct w:val="0"/>
+              <w:autoSpaceDE/>
+              <w:autoSpaceDN/>
+              <w:bidi w:val="0"/>
+              <w:adjustRightInd/>
+              <w:snapToGrid/>
+              <w:spacing w:before="0" w:beforeLines="20" w:after="0" w:afterLines="20" w:line="260" w:lineRule="exact"/>
+              <w:jc w:val="center"/>
+              <w:textAlignment w:val="auto"/>
+              <w:rPr>
+                <w:rFonts w:ascii="Times New Roman" w:hAnsi="Times New Roman" w:eastAsia="微软雅黑" w:cs="Times New Roman"/>
+                <w:b/>
+                <w:bCs/>
+                <w:color w:val="000000"/>
+                <w:sz w:val="18"/>
+                <w:szCs w:val="18"/>
+              </w:rPr>
+            </w:pPr>
+            <w:r>
+              <w:rPr>
+                <w:rFonts w:ascii="Times New Roman" w:hAnsi="Times New Roman" w:eastAsia="微软雅黑" w:cs="Times New Roman"/>
+                <w:b/>
+                <w:bCs/>
+                <w:color w:val="000000"/>
+                <w:sz w:val="18"/>
+                <w:szCs w:val="18"/>
+              </w:rPr>
+              <w:t>CDK12</w:t>
+            </w:r>
+          </w:p>
+        </w:tc>
+        <w:tc>
+          <w:tcPr>
+            <w:tcW w:w="9098" w:type="dxa"/>
+            <w:vAlign w:val="center"/>
+          </w:tcPr>
+          <w:p>
+            <w:pPr>
+              <w:keepNext w:val="0"/>
+              <w:keepLines w:val="0"/>
+              <w:pageBreakBefore w:val="0"/>
+              <w:widowControl w:val="0"/>
+              <w:kinsoku/>
+              <w:wordWrap/>
+              <w:overflowPunct/>
+              <w:topLinePunct w:val="0"/>
+              <w:autoSpaceDE/>
+              <w:autoSpaceDN/>
+              <w:bidi w:val="0"/>
+              <w:adjustRightInd/>
+              <w:snapToGrid/>
+              <w:spacing w:before="0" w:beforeLines="20" w:after="0" w:afterLines="20" w:line="260" w:lineRule="exact"/>
+              <w:jc w:val="left"/>
+              <w:textAlignment w:val="auto"/>
+              <w:rPr>
+                <w:rFonts w:ascii="Times New Roman" w:hAnsi="Times New Roman" w:eastAsia="微软雅黑" w:cs="Times New Roman"/>
+                <w:color w:val="000000"/>
+                <w:sz w:val="18"/>
+                <w:szCs w:val="18"/>
+                <w:lang w:eastAsia="zh-CN"/>
+              </w:rPr>
+            </w:pPr>
+            <w:r>
+              <w:rPr>
+                <w:rFonts w:ascii="Times New Roman" w:hAnsi="Times New Roman" w:eastAsia="微软雅黑" w:cs="Times New Roman"/>
+                <w:color w:val="000000"/>
+                <w:sz w:val="18"/>
+                <w:szCs w:val="18"/>
+                <w:lang w:eastAsia="zh-CN"/>
+              </w:rPr>
+              <w:t>CDK12属于丝氨酸苏氨酸蛋白激酶家族，在RNA转录延长中起到非常重要的作用。参与维持基因组的稳定性及DNA修复相关进程。与CDK12相关的疾病包括子宫内膜癌、胃癌、肠癌等。</w:t>
+            </w:r>
+          </w:p>
+        </w:tc>
+      </w:tr>
+      <w:tr>
+        <w:tblPrEx>
+          <w:tblBorders>
+            <w:top w:val="single" w:color="A4A4A4" w:sz="4" w:space="0"/>
+            <w:left w:val="none" w:color="auto" w:sz="0" w:space="0"/>
+            <w:bottom w:val="single" w:color="A4A4A4" w:sz="4" w:space="0"/>
+            <w:right w:val="none" w:color="auto" w:sz="0" w:space="0"/>
+            <w:insideH w:val="single" w:color="A4A4A4" w:sz="4" w:space="0"/>
+            <w:insideV w:val="single" w:color="A4A4A4" w:sz="4" w:space="0"/>
+          </w:tblBorders>
+          <w:tblCellMar>
+            <w:top w:w="0" w:type="dxa"/>
+            <w:left w:w="113" w:type="dxa"/>
+            <w:bottom w:w="0" w:type="dxa"/>
+            <w:right w:w="113" w:type="dxa"/>
+          </w:tblCellMar>
+        </w:tblPrEx>
+        <w:trPr>
+          <w:trHeight w:val="0" w:hRule="atLeast"/>
+          <w:tblHeader/>
+          <w:jc w:val="center"/>
+        </w:trPr>
+        <w:tc>
+          <w:tcPr>
+            <w:tcW w:w="1015" w:type="dxa"/>
+            <w:tcBorders>
+              <w:tl2br w:val="nil"/>
+              <w:tr2bl w:val="nil"/>
+            </w:tcBorders>
+            <w:vAlign w:val="center"/>
+          </w:tcPr>
+          <w:p>
+            <w:pPr>
+              <w:keepNext w:val="0"/>
+              <w:keepLines w:val="0"/>
+              <w:pageBreakBefore w:val="0"/>
+              <w:widowControl w:val="0"/>
+              <w:kinsoku/>
+              <w:wordWrap/>
+              <w:overflowPunct/>
+              <w:topLinePunct w:val="0"/>
+              <w:autoSpaceDE/>
+              <w:autoSpaceDN/>
+              <w:bidi w:val="0"/>
+              <w:adjustRightInd/>
+              <w:snapToGrid/>
+              <w:spacing w:before="0" w:beforeLines="20" w:after="0" w:afterLines="20" w:line="260" w:lineRule="exact"/>
+              <w:jc w:val="center"/>
+              <w:textAlignment w:val="auto"/>
+              <w:rPr>
+                <w:rFonts w:ascii="Times New Roman" w:hAnsi="Times New Roman" w:eastAsia="微软雅黑" w:cs="Times New Roman"/>
+                <w:b/>
+                <w:bCs/>
+                <w:color w:val="000000"/>
+                <w:sz w:val="18"/>
+                <w:szCs w:val="18"/>
+              </w:rPr>
+            </w:pPr>
+            <w:r>
+              <w:rPr>
+                <w:rFonts w:ascii="Times New Roman" w:hAnsi="Times New Roman" w:eastAsia="微软雅黑" w:cs="Times New Roman"/>
+                <w:b/>
+                <w:bCs/>
+                <w:color w:val="000000"/>
+                <w:sz w:val="18"/>
+                <w:szCs w:val="18"/>
+              </w:rPr>
+              <w:t>CHEK1</w:t>
+            </w:r>
+          </w:p>
+        </w:tc>
+        <w:tc>
+          <w:tcPr>
+            <w:tcW w:w="9098" w:type="dxa"/>
+            <w:vAlign w:val="center"/>
+          </w:tcPr>
+          <w:p>
+            <w:pPr>
+              <w:keepNext w:val="0"/>
+              <w:keepLines w:val="0"/>
+              <w:pageBreakBefore w:val="0"/>
+              <w:widowControl w:val="0"/>
+              <w:kinsoku/>
+              <w:wordWrap/>
+              <w:overflowPunct/>
+              <w:topLinePunct w:val="0"/>
+              <w:autoSpaceDE/>
+              <w:autoSpaceDN/>
+              <w:bidi w:val="0"/>
+              <w:adjustRightInd/>
+              <w:snapToGrid/>
+              <w:spacing w:before="0" w:beforeLines="20" w:after="0" w:afterLines="20" w:line="260" w:lineRule="exact"/>
+              <w:jc w:val="left"/>
+              <w:textAlignment w:val="auto"/>
+              <w:rPr>
+                <w:rFonts w:ascii="Times New Roman" w:hAnsi="Times New Roman" w:eastAsia="微软雅黑" w:cs="Times New Roman"/>
+                <w:color w:val="000000"/>
+                <w:sz w:val="18"/>
+                <w:szCs w:val="18"/>
+                <w:lang w:eastAsia="zh-CN"/>
+              </w:rPr>
+            </w:pPr>
+            <w:r>
+              <w:rPr>
+                <w:rFonts w:ascii="Times New Roman" w:hAnsi="Times New Roman" w:eastAsia="微软雅黑" w:cs="Times New Roman"/>
+                <w:color w:val="000000"/>
+                <w:sz w:val="18"/>
+                <w:szCs w:val="18"/>
+                <w:lang w:eastAsia="zh-CN"/>
+              </w:rPr>
+              <w:t>CHEK1属于Ser/Thr蛋白激酶家族，该蛋白在由DNA损伤或未复制所引起的由周期检验点介导的细胞周期凝滞中具有重要作用。与CHEK1相关的疾病包括结肠癌、白血病、成视网膜细胞瘤、子宫内膜癌、肠癌、胃癌等。</w:t>
+            </w:r>
+          </w:p>
+        </w:tc>
+      </w:tr>
+      <w:tr>
+        <w:tblPrEx>
+          <w:tblBorders>
+            <w:top w:val="single" w:color="A4A4A4" w:sz="4" w:space="0"/>
+            <w:left w:val="none" w:color="auto" w:sz="0" w:space="0"/>
+            <w:bottom w:val="single" w:color="A4A4A4" w:sz="4" w:space="0"/>
+            <w:right w:val="none" w:color="auto" w:sz="0" w:space="0"/>
+            <w:insideH w:val="single" w:color="A4A4A4" w:sz="4" w:space="0"/>
+            <w:insideV w:val="single" w:color="A4A4A4" w:sz="4" w:space="0"/>
+          </w:tblBorders>
+          <w:tblCellMar>
+            <w:top w:w="0" w:type="dxa"/>
+            <w:left w:w="113" w:type="dxa"/>
+            <w:bottom w:w="0" w:type="dxa"/>
+            <w:right w:w="113" w:type="dxa"/>
+          </w:tblCellMar>
+        </w:tblPrEx>
+        <w:trPr>
+          <w:trHeight w:val="0" w:hRule="atLeast"/>
+          <w:tblHeader/>
+          <w:jc w:val="center"/>
+        </w:trPr>
+        <w:tc>
+          <w:tcPr>
+            <w:tcW w:w="1015" w:type="dxa"/>
+            <w:tcBorders>
+              <w:tl2br w:val="nil"/>
+              <w:tr2bl w:val="nil"/>
+            </w:tcBorders>
+            <w:vAlign w:val="center"/>
+          </w:tcPr>
+          <w:p>
+            <w:pPr>
+              <w:keepNext w:val="0"/>
+              <w:keepLines w:val="0"/>
+              <w:pageBreakBefore w:val="0"/>
+              <w:widowControl w:val="0"/>
+              <w:kinsoku/>
+              <w:wordWrap/>
+              <w:overflowPunct/>
+              <w:topLinePunct w:val="0"/>
+              <w:autoSpaceDE/>
+              <w:autoSpaceDN/>
+              <w:bidi w:val="0"/>
+              <w:adjustRightInd/>
+              <w:snapToGrid/>
+              <w:spacing w:before="0" w:beforeLines="20" w:after="0" w:afterLines="20" w:line="260" w:lineRule="exact"/>
+              <w:jc w:val="center"/>
+              <w:textAlignment w:val="auto"/>
+              <w:rPr>
+                <w:rFonts w:ascii="Times New Roman" w:hAnsi="Times New Roman" w:eastAsia="微软雅黑" w:cs="Times New Roman"/>
+                <w:b/>
+                <w:bCs/>
+                <w:color w:val="000000"/>
+                <w:sz w:val="18"/>
+                <w:szCs w:val="18"/>
+              </w:rPr>
+            </w:pPr>
+            <w:r>
+              <w:rPr>
+                <w:rFonts w:ascii="Times New Roman" w:hAnsi="Times New Roman" w:eastAsia="微软雅黑" w:cs="Times New Roman"/>
+                <w:b/>
+                <w:bCs/>
+                <w:color w:val="000000"/>
+                <w:sz w:val="18"/>
+                <w:szCs w:val="18"/>
+              </w:rPr>
+              <w:t>CHEK2</w:t>
+            </w:r>
+          </w:p>
+        </w:tc>
+        <w:tc>
+          <w:tcPr>
+            <w:tcW w:w="9098" w:type="dxa"/>
+            <w:vAlign w:val="center"/>
+          </w:tcPr>
+          <w:p>
+            <w:pPr>
+              <w:keepNext w:val="0"/>
+              <w:keepLines w:val="0"/>
+              <w:pageBreakBefore w:val="0"/>
+              <w:widowControl w:val="0"/>
+              <w:kinsoku/>
+              <w:wordWrap/>
+              <w:overflowPunct/>
+              <w:topLinePunct w:val="0"/>
+              <w:autoSpaceDE/>
+              <w:autoSpaceDN/>
+              <w:bidi w:val="0"/>
+              <w:adjustRightInd/>
+              <w:snapToGrid/>
+              <w:spacing w:before="0" w:beforeLines="20" w:after="0" w:afterLines="20" w:line="260" w:lineRule="exact"/>
+              <w:jc w:val="left"/>
+              <w:textAlignment w:val="auto"/>
+              <w:rPr>
+                <w:rFonts w:ascii="Times New Roman" w:hAnsi="Times New Roman" w:eastAsia="微软雅黑" w:cs="Times New Roman"/>
+                <w:color w:val="000000"/>
+                <w:sz w:val="18"/>
+                <w:szCs w:val="18"/>
+                <w:lang w:eastAsia="zh-CN"/>
+              </w:rPr>
+            </w:pPr>
+            <w:r>
+              <w:rPr>
+                <w:rFonts w:ascii="Times New Roman" w:hAnsi="Times New Roman" w:eastAsia="微软雅黑" w:cs="Times New Roman"/>
+                <w:color w:val="000000"/>
+                <w:sz w:val="18"/>
+                <w:szCs w:val="18"/>
+                <w:lang w:eastAsia="zh-CN"/>
+              </w:rPr>
+              <w:t>CHEK2是肿瘤抑制因子，编码蛋白属于Ser/Thr蛋白激酶家族，对细胞周期具有调控作用。当DNA损伤或复制出现空缺点时，该蛋白能快速活化，抑制CDC25C磷酸化，稳定P53，使得细胞停滞在G1期。与CHEK2相关的疾病包括乳腺癌、结直肠癌、子宫内膜癌、中枢神经系统癌症、甲状腺癌等。</w:t>
+            </w:r>
+          </w:p>
+        </w:tc>
+      </w:tr>
+      <w:tr>
+        <w:tblPrEx>
+          <w:tblBorders>
+            <w:top w:val="single" w:color="A4A4A4" w:sz="4" w:space="0"/>
+            <w:left w:val="none" w:color="auto" w:sz="0" w:space="0"/>
+            <w:bottom w:val="single" w:color="A4A4A4" w:sz="4" w:space="0"/>
+            <w:right w:val="none" w:color="auto" w:sz="0" w:space="0"/>
+            <w:insideH w:val="single" w:color="A4A4A4" w:sz="4" w:space="0"/>
+            <w:insideV w:val="single" w:color="A4A4A4" w:sz="4" w:space="0"/>
+          </w:tblBorders>
+          <w:tblCellMar>
+            <w:top w:w="0" w:type="dxa"/>
+            <w:left w:w="113" w:type="dxa"/>
+            <w:bottom w:w="0" w:type="dxa"/>
+            <w:right w:w="113" w:type="dxa"/>
+          </w:tblCellMar>
+        </w:tblPrEx>
+        <w:trPr>
+          <w:trHeight w:val="0" w:hRule="atLeast"/>
+          <w:tblHeader/>
+          <w:jc w:val="center"/>
+        </w:trPr>
+        <w:tc>
+          <w:tcPr>
+            <w:tcW w:w="1015" w:type="dxa"/>
+            <w:tcBorders>
+              <w:tl2br w:val="nil"/>
+              <w:tr2bl w:val="nil"/>
+            </w:tcBorders>
+            <w:vAlign w:val="center"/>
+          </w:tcPr>
+          <w:p>
+            <w:pPr>
+              <w:keepNext w:val="0"/>
+              <w:keepLines w:val="0"/>
+              <w:pageBreakBefore w:val="0"/>
+              <w:widowControl w:val="0"/>
+              <w:kinsoku/>
+              <w:wordWrap/>
+              <w:overflowPunct/>
+              <w:topLinePunct w:val="0"/>
+              <w:autoSpaceDE/>
+              <w:autoSpaceDN/>
+              <w:bidi w:val="0"/>
+              <w:adjustRightInd/>
+              <w:snapToGrid/>
+              <w:spacing w:before="0" w:beforeLines="20" w:after="0" w:afterLines="20" w:line="260" w:lineRule="exact"/>
+              <w:jc w:val="center"/>
+              <w:textAlignment w:val="auto"/>
+              <w:rPr>
+                <w:rFonts w:ascii="Times New Roman" w:hAnsi="Times New Roman" w:eastAsia="微软雅黑" w:cs="Times New Roman"/>
+                <w:b/>
+                <w:bCs/>
+                <w:color w:val="000000"/>
+                <w:sz w:val="18"/>
+                <w:szCs w:val="18"/>
+              </w:rPr>
+            </w:pPr>
+            <w:r>
+              <w:rPr>
+                <w:rFonts w:ascii="Times New Roman" w:hAnsi="Times New Roman" w:eastAsia="微软雅黑" w:cs="Times New Roman"/>
+                <w:b/>
+                <w:bCs/>
+                <w:color w:val="000000"/>
+                <w:sz w:val="18"/>
+                <w:szCs w:val="18"/>
+              </w:rPr>
+              <w:t>ERCC3</w:t>
+            </w:r>
+          </w:p>
+        </w:tc>
+        <w:tc>
+          <w:tcPr>
+            <w:tcW w:w="9098" w:type="dxa"/>
+            <w:vAlign w:val="center"/>
+          </w:tcPr>
+          <w:p>
+            <w:pPr>
+              <w:keepNext w:val="0"/>
+              <w:keepLines w:val="0"/>
+              <w:pageBreakBefore w:val="0"/>
+              <w:widowControl w:val="0"/>
+              <w:kinsoku/>
+              <w:wordWrap/>
+              <w:overflowPunct/>
+              <w:topLinePunct w:val="0"/>
+              <w:autoSpaceDE/>
+              <w:autoSpaceDN/>
+              <w:bidi w:val="0"/>
+              <w:adjustRightInd/>
+              <w:snapToGrid/>
+              <w:spacing w:before="0" w:beforeLines="20" w:after="0" w:afterLines="20" w:line="260" w:lineRule="exact"/>
+              <w:jc w:val="left"/>
+              <w:textAlignment w:val="auto"/>
+              <w:rPr>
+                <w:rFonts w:ascii="Times New Roman" w:hAnsi="Times New Roman" w:eastAsia="微软雅黑" w:cs="Times New Roman"/>
+                <w:color w:val="000000"/>
+                <w:sz w:val="18"/>
+                <w:szCs w:val="18"/>
+                <w:lang w:eastAsia="zh-CN"/>
+              </w:rPr>
+            </w:pPr>
+            <w:r>
+              <w:rPr>
+                <w:rFonts w:ascii="Times New Roman" w:hAnsi="Times New Roman" w:eastAsia="微软雅黑" w:cs="Times New Roman"/>
+                <w:color w:val="000000"/>
+                <w:sz w:val="18"/>
+                <w:szCs w:val="18"/>
+                <w:lang w:eastAsia="zh-CN"/>
+              </w:rPr>
+              <w:t>ERCC3编码一个ATP依赖的DNA解旋酶，该酶具有核苷酸切除修复的功能，同时该蛋白也是TFIIH的亚基之一，由于剪接位点不同可产生多种转录的变异体。与该基因相关的疾病包括B型着色性干皮病。</w:t>
+            </w:r>
+          </w:p>
+        </w:tc>
+      </w:tr>
+      <w:tr>
+        <w:tblPrEx>
+          <w:tblBorders>
+            <w:top w:val="single" w:color="A4A4A4" w:sz="4" w:space="0"/>
+            <w:left w:val="none" w:color="auto" w:sz="0" w:space="0"/>
+            <w:bottom w:val="single" w:color="A4A4A4" w:sz="4" w:space="0"/>
+            <w:right w:val="none" w:color="auto" w:sz="0" w:space="0"/>
+            <w:insideH w:val="single" w:color="A4A4A4" w:sz="4" w:space="0"/>
+            <w:insideV w:val="single" w:color="A4A4A4" w:sz="4" w:space="0"/>
+          </w:tblBorders>
+          <w:tblCellMar>
+            <w:top w:w="0" w:type="dxa"/>
+            <w:left w:w="113" w:type="dxa"/>
+            <w:bottom w:w="0" w:type="dxa"/>
+            <w:right w:w="113" w:type="dxa"/>
+          </w:tblCellMar>
+        </w:tblPrEx>
+        <w:trPr>
+          <w:trHeight w:val="0" w:hRule="atLeast"/>
+          <w:tblHeader/>
+          <w:jc w:val="center"/>
+        </w:trPr>
+        <w:tc>
+          <w:tcPr>
+            <w:tcW w:w="1015" w:type="dxa"/>
+            <w:tcBorders>
+              <w:tl2br w:val="nil"/>
+              <w:tr2bl w:val="nil"/>
+            </w:tcBorders>
+            <w:vAlign w:val="center"/>
+          </w:tcPr>
+          <w:p>
+            <w:pPr>
+              <w:keepNext w:val="0"/>
+              <w:keepLines w:val="0"/>
+              <w:pageBreakBefore w:val="0"/>
+              <w:widowControl w:val="0"/>
+              <w:kinsoku/>
+              <w:wordWrap/>
+              <w:overflowPunct/>
+              <w:topLinePunct w:val="0"/>
+              <w:autoSpaceDE/>
+              <w:autoSpaceDN/>
+              <w:bidi w:val="0"/>
+              <w:adjustRightInd/>
+              <w:snapToGrid/>
+              <w:spacing w:before="0" w:beforeLines="20" w:after="0" w:afterLines="20" w:line="260" w:lineRule="exact"/>
+              <w:jc w:val="center"/>
+              <w:textAlignment w:val="auto"/>
+              <w:rPr>
+                <w:rFonts w:ascii="Times New Roman" w:hAnsi="Times New Roman" w:eastAsia="微软雅黑" w:cs="Times New Roman"/>
+                <w:b/>
+                <w:bCs/>
+                <w:color w:val="000000"/>
+                <w:sz w:val="18"/>
+                <w:szCs w:val="18"/>
+              </w:rPr>
+            </w:pPr>
+            <w:r>
+              <w:rPr>
+                <w:rFonts w:ascii="Times New Roman" w:hAnsi="Times New Roman" w:eastAsia="微软雅黑" w:cs="Times New Roman"/>
+                <w:b/>
+                <w:bCs/>
+                <w:color w:val="000000"/>
+                <w:sz w:val="18"/>
+                <w:szCs w:val="18"/>
+              </w:rPr>
+              <w:t>ABRAXAS1</w:t>
+            </w:r>
+          </w:p>
+        </w:tc>
+        <w:tc>
+          <w:tcPr>
+            <w:tcW w:w="9098" w:type="dxa"/>
+            <w:vAlign w:val="center"/>
+          </w:tcPr>
+          <w:p>
+            <w:pPr>
+              <w:keepNext w:val="0"/>
+              <w:keepLines w:val="0"/>
+              <w:pageBreakBefore w:val="0"/>
+              <w:widowControl w:val="0"/>
+              <w:kinsoku/>
+              <w:wordWrap/>
+              <w:overflowPunct/>
+              <w:topLinePunct w:val="0"/>
+              <w:autoSpaceDE/>
+              <w:autoSpaceDN/>
+              <w:bidi w:val="0"/>
+              <w:adjustRightInd/>
+              <w:snapToGrid/>
+              <w:spacing w:before="0" w:beforeLines="20" w:after="0" w:afterLines="20" w:line="260" w:lineRule="exact"/>
+              <w:jc w:val="left"/>
+              <w:textAlignment w:val="auto"/>
+              <w:rPr>
+                <w:rFonts w:ascii="Times New Roman" w:hAnsi="Times New Roman" w:eastAsia="微软雅黑" w:cs="Times New Roman"/>
+                <w:color w:val="000000"/>
+                <w:sz w:val="18"/>
+                <w:szCs w:val="18"/>
+                <w:lang w:eastAsia="zh-CN"/>
+              </w:rPr>
+            </w:pPr>
+            <w:r>
+              <w:rPr>
+                <w:rFonts w:ascii="Times New Roman" w:hAnsi="Times New Roman" w:eastAsia="微软雅黑" w:cs="Times New Roman"/>
+                <w:color w:val="000000"/>
+                <w:sz w:val="18"/>
+                <w:szCs w:val="18"/>
+                <w:lang w:eastAsia="zh-CN"/>
+              </w:rPr>
+              <w:t>ABRAXAS1，编码BRCA1A复合物亚基，位于4q21.23。该基因通过招募RAP80，与BRCA1形成复合物，与DNA损伤抗性，G2/M检查点控制，DNA修复相关</w:t>
+            </w:r>
+            <w:r>
+              <w:rPr>
+                <w:rFonts w:hint="eastAsia" w:ascii="Times New Roman" w:hAnsi="Times New Roman" w:eastAsia="微软雅黑" w:cs="Times New Roman"/>
+                <w:color w:val="000000"/>
+                <w:sz w:val="18"/>
+                <w:szCs w:val="18"/>
+                <w:lang w:eastAsia="zh-CN"/>
+              </w:rPr>
+              <w:t>[PMID: 31630195]</w:t>
+            </w:r>
+            <w:r>
+              <w:rPr>
+                <w:rFonts w:ascii="Times New Roman" w:hAnsi="Times New Roman" w:eastAsia="微软雅黑" w:cs="Times New Roman"/>
+                <w:color w:val="000000"/>
+                <w:sz w:val="18"/>
+                <w:szCs w:val="18"/>
+                <w:lang w:eastAsia="zh-CN"/>
+              </w:rPr>
+              <w:t>。</w:t>
+            </w:r>
+          </w:p>
+        </w:tc>
+      </w:tr>
+      <w:tr>
+        <w:tblPrEx>
+          <w:tblBorders>
+            <w:top w:val="single" w:color="A4A4A4" w:sz="4" w:space="0"/>
+            <w:left w:val="none" w:color="auto" w:sz="0" w:space="0"/>
+            <w:bottom w:val="single" w:color="A4A4A4" w:sz="4" w:space="0"/>
+            <w:right w:val="none" w:color="auto" w:sz="0" w:space="0"/>
+            <w:insideH w:val="single" w:color="A4A4A4" w:sz="4" w:space="0"/>
+            <w:insideV w:val="single" w:color="A4A4A4" w:sz="4" w:space="0"/>
+          </w:tblBorders>
+          <w:tblCellMar>
+            <w:top w:w="0" w:type="dxa"/>
+            <w:left w:w="113" w:type="dxa"/>
+            <w:bottom w:w="0" w:type="dxa"/>
+            <w:right w:w="113" w:type="dxa"/>
+          </w:tblCellMar>
+        </w:tblPrEx>
+        <w:trPr>
+          <w:trHeight w:val="0" w:hRule="atLeast"/>
+          <w:tblHeader/>
+          <w:jc w:val="center"/>
+        </w:trPr>
+        <w:tc>
+          <w:tcPr>
+            <w:tcW w:w="1015" w:type="dxa"/>
+            <w:tcBorders>
+              <w:tl2br w:val="nil"/>
+              <w:tr2bl w:val="nil"/>
+            </w:tcBorders>
+            <w:vAlign w:val="center"/>
+          </w:tcPr>
+          <w:p>
+            <w:pPr>
+              <w:keepNext w:val="0"/>
+              <w:keepLines w:val="0"/>
+              <w:pageBreakBefore w:val="0"/>
+              <w:widowControl w:val="0"/>
+              <w:kinsoku/>
+              <w:wordWrap/>
+              <w:overflowPunct/>
+              <w:topLinePunct w:val="0"/>
+              <w:autoSpaceDE/>
+              <w:autoSpaceDN/>
+              <w:bidi w:val="0"/>
+              <w:adjustRightInd/>
+              <w:snapToGrid/>
+              <w:spacing w:before="0" w:beforeLines="20" w:after="0" w:afterLines="20" w:line="260" w:lineRule="exact"/>
+              <w:jc w:val="center"/>
+              <w:textAlignment w:val="auto"/>
+              <w:rPr>
+                <w:rFonts w:ascii="Times New Roman" w:hAnsi="Times New Roman" w:eastAsia="微软雅黑" w:cs="Times New Roman"/>
+                <w:b/>
+                <w:bCs/>
+                <w:color w:val="000000"/>
+                <w:sz w:val="18"/>
+                <w:szCs w:val="18"/>
+              </w:rPr>
+            </w:pPr>
+            <w:r>
+              <w:rPr>
+                <w:rFonts w:ascii="Times New Roman" w:hAnsi="Times New Roman" w:eastAsia="微软雅黑" w:cs="Times New Roman"/>
+                <w:b/>
+                <w:bCs/>
+                <w:color w:val="000000"/>
+                <w:sz w:val="18"/>
+                <w:szCs w:val="18"/>
+              </w:rPr>
+              <w:t>FANCA</w:t>
+            </w:r>
+          </w:p>
+        </w:tc>
+        <w:tc>
+          <w:tcPr>
+            <w:tcW w:w="9098" w:type="dxa"/>
+            <w:vAlign w:val="center"/>
+          </w:tcPr>
+          <w:p>
+            <w:pPr>
+              <w:keepNext w:val="0"/>
+              <w:keepLines w:val="0"/>
+              <w:pageBreakBefore w:val="0"/>
+              <w:widowControl w:val="0"/>
+              <w:kinsoku/>
+              <w:wordWrap/>
+              <w:overflowPunct/>
+              <w:topLinePunct w:val="0"/>
+              <w:autoSpaceDE/>
+              <w:autoSpaceDN/>
+              <w:bidi w:val="0"/>
+              <w:adjustRightInd/>
+              <w:snapToGrid/>
+              <w:spacing w:before="0" w:beforeLines="20" w:after="0" w:afterLines="20" w:line="260" w:lineRule="exact"/>
+              <w:jc w:val="left"/>
+              <w:textAlignment w:val="auto"/>
+              <w:rPr>
+                <w:rFonts w:ascii="Times New Roman" w:hAnsi="Times New Roman" w:eastAsia="微软雅黑" w:cs="Times New Roman"/>
+                <w:color w:val="000000"/>
+                <w:sz w:val="18"/>
+                <w:szCs w:val="18"/>
+                <w:lang w:eastAsia="zh-CN"/>
+              </w:rPr>
+            </w:pPr>
+            <w:r>
+              <w:rPr>
+                <w:rFonts w:ascii="Times New Roman" w:hAnsi="Times New Roman" w:eastAsia="微软雅黑" w:cs="Times New Roman"/>
+                <w:color w:val="000000"/>
+                <w:sz w:val="18"/>
+                <w:szCs w:val="18"/>
+                <w:lang w:eastAsia="zh-CN"/>
+              </w:rPr>
+              <w:t>FANCA作为抑癌基因，编码的范可尼贫血互补群A蛋白，是一种DNA修复蛋白，发挥DNA复制后修复和细胞周期检验点的功能，参与BRCA1通路。与FANCA相关的疾病包括范可尼贫血症等</w:t>
+            </w:r>
+            <w:r>
+              <w:rPr>
+                <w:rFonts w:hint="eastAsia" w:ascii="Times New Roman" w:hAnsi="Times New Roman" w:eastAsia="微软雅黑" w:cs="Times New Roman"/>
+                <w:color w:val="000000"/>
+                <w:sz w:val="18"/>
+                <w:szCs w:val="18"/>
+                <w:lang w:eastAsia="zh-CN"/>
+              </w:rPr>
+              <w:t>[PMID: 27318168]</w:t>
+            </w:r>
+            <w:r>
+              <w:rPr>
+                <w:rFonts w:ascii="Times New Roman" w:hAnsi="Times New Roman" w:eastAsia="微软雅黑" w:cs="Times New Roman"/>
+                <w:color w:val="000000"/>
+                <w:sz w:val="18"/>
+                <w:szCs w:val="18"/>
+                <w:lang w:eastAsia="zh-CN"/>
+              </w:rPr>
+              <w:t>。</w:t>
+            </w:r>
+          </w:p>
+        </w:tc>
+      </w:tr>
+      <w:tr>
+        <w:tblPrEx>
+          <w:tblBorders>
+            <w:top w:val="single" w:color="A4A4A4" w:sz="4" w:space="0"/>
+            <w:left w:val="none" w:color="auto" w:sz="0" w:space="0"/>
+            <w:bottom w:val="single" w:color="A4A4A4" w:sz="4" w:space="0"/>
+            <w:right w:val="none" w:color="auto" w:sz="0" w:space="0"/>
+            <w:insideH w:val="single" w:color="A4A4A4" w:sz="4" w:space="0"/>
+            <w:insideV w:val="single" w:color="A4A4A4" w:sz="4" w:space="0"/>
+          </w:tblBorders>
+          <w:tblCellMar>
+            <w:top w:w="0" w:type="dxa"/>
+            <w:left w:w="113" w:type="dxa"/>
+            <w:bottom w:w="0" w:type="dxa"/>
+            <w:right w:w="113" w:type="dxa"/>
+          </w:tblCellMar>
+        </w:tblPrEx>
+        <w:trPr>
+          <w:trHeight w:val="0" w:hRule="atLeast"/>
+          <w:tblHeader/>
+          <w:jc w:val="center"/>
+        </w:trPr>
+        <w:tc>
+          <w:tcPr>
+            <w:tcW w:w="1015" w:type="dxa"/>
+            <w:tcBorders>
+              <w:tl2br w:val="nil"/>
+              <w:tr2bl w:val="nil"/>
+            </w:tcBorders>
+            <w:vAlign w:val="center"/>
+          </w:tcPr>
+          <w:p>
+            <w:pPr>
+              <w:keepNext w:val="0"/>
+              <w:keepLines w:val="0"/>
+              <w:pageBreakBefore w:val="0"/>
+              <w:widowControl w:val="0"/>
+              <w:kinsoku/>
+              <w:wordWrap/>
+              <w:overflowPunct/>
+              <w:topLinePunct w:val="0"/>
+              <w:autoSpaceDE/>
+              <w:autoSpaceDN/>
+              <w:bidi w:val="0"/>
+              <w:adjustRightInd/>
+              <w:snapToGrid/>
+              <w:spacing w:before="0" w:beforeLines="20" w:after="0" w:afterLines="20" w:line="260" w:lineRule="exact"/>
+              <w:jc w:val="center"/>
+              <w:textAlignment w:val="auto"/>
+              <w:rPr>
+                <w:rFonts w:ascii="Times New Roman" w:hAnsi="Times New Roman" w:eastAsia="微软雅黑" w:cs="Times New Roman"/>
+                <w:b/>
+                <w:bCs/>
+                <w:color w:val="000000"/>
+                <w:sz w:val="18"/>
+                <w:szCs w:val="18"/>
+              </w:rPr>
+            </w:pPr>
+            <w:r>
+              <w:rPr>
+                <w:rFonts w:ascii="Times New Roman" w:hAnsi="Times New Roman" w:eastAsia="微软雅黑" w:cs="Times New Roman"/>
+                <w:b/>
+                <w:bCs/>
+                <w:color w:val="000000"/>
+                <w:sz w:val="18"/>
+                <w:szCs w:val="18"/>
+              </w:rPr>
+              <w:t>FANCL</w:t>
+            </w:r>
+          </w:p>
+        </w:tc>
+        <w:tc>
+          <w:tcPr>
+            <w:tcW w:w="9098" w:type="dxa"/>
+            <w:vAlign w:val="center"/>
+          </w:tcPr>
+          <w:p>
+            <w:pPr>
+              <w:keepNext w:val="0"/>
+              <w:keepLines w:val="0"/>
+              <w:pageBreakBefore w:val="0"/>
+              <w:widowControl w:val="0"/>
+              <w:kinsoku/>
+              <w:wordWrap/>
+              <w:overflowPunct/>
+              <w:topLinePunct w:val="0"/>
+              <w:autoSpaceDE/>
+              <w:autoSpaceDN/>
+              <w:bidi w:val="0"/>
+              <w:adjustRightInd/>
+              <w:snapToGrid/>
+              <w:spacing w:before="0" w:beforeLines="20" w:after="0" w:afterLines="20" w:line="260" w:lineRule="exact"/>
+              <w:jc w:val="both"/>
+              <w:textAlignment w:val="auto"/>
+              <w:rPr>
+                <w:rFonts w:ascii="Times New Roman" w:hAnsi="Times New Roman" w:eastAsia="微软雅黑" w:cs="Times New Roman"/>
+                <w:color w:val="000000"/>
+                <w:sz w:val="18"/>
+                <w:szCs w:val="18"/>
+                <w:lang w:eastAsia="zh-CN"/>
+              </w:rPr>
+            </w:pPr>
+            <w:r>
+              <w:rPr>
+                <w:rFonts w:ascii="Times New Roman" w:hAnsi="Times New Roman" w:eastAsia="微软雅黑" w:cs="Times New Roman"/>
+                <w:color w:val="000000"/>
+                <w:sz w:val="18"/>
+                <w:szCs w:val="18"/>
+                <w:lang w:eastAsia="zh-CN"/>
+              </w:rPr>
+              <w:t>FANCL作为抑癌基因，编码的范可尼贫血互补群L蛋白是一种DNA修复蛋白，发挥DNA复制后修复和细胞周期检验点的功能，参与BRCA1通路，对于原始的胚芽细胞增殖是必要的，突变后细胞丧失这些功能，DNA损伤增多，发生癌变。范可尼贫血是具有细胞生成不稳定、过敏性DNA交联、增加染色体断裂、DNA修复缺陷特征的常染色体隐性遗传病。范可尼贫血互补群的成员没有序列相似性，它们通过组装成一个共同的核蛋白复合物相关联。与FANCL相关的疾病包括范可尼贫血症、肠癌、肝癌等。</w:t>
+            </w:r>
+          </w:p>
+        </w:tc>
+      </w:tr>
+      <w:tr>
+        <w:tblPrEx>
+          <w:tblBorders>
+            <w:top w:val="single" w:color="A4A4A4" w:sz="4" w:space="0"/>
+            <w:left w:val="none" w:color="auto" w:sz="0" w:space="0"/>
+            <w:bottom w:val="single" w:color="A4A4A4" w:sz="4" w:space="0"/>
+            <w:right w:val="none" w:color="auto" w:sz="0" w:space="0"/>
+            <w:insideH w:val="single" w:color="A4A4A4" w:sz="4" w:space="0"/>
+            <w:insideV w:val="single" w:color="A4A4A4" w:sz="4" w:space="0"/>
+          </w:tblBorders>
+          <w:tblCellMar>
+            <w:top w:w="0" w:type="dxa"/>
+            <w:left w:w="113" w:type="dxa"/>
+            <w:bottom w:w="0" w:type="dxa"/>
+            <w:right w:w="113" w:type="dxa"/>
+          </w:tblCellMar>
+        </w:tblPrEx>
+        <w:trPr>
+          <w:trHeight w:val="0" w:hRule="atLeast"/>
+          <w:tblHeader/>
+          <w:jc w:val="center"/>
+        </w:trPr>
+        <w:tc>
+          <w:tcPr>
+            <w:tcW w:w="1015" w:type="dxa"/>
+            <w:tcBorders>
+              <w:tl2br w:val="nil"/>
+              <w:tr2bl w:val="nil"/>
+            </w:tcBorders>
+            <w:vAlign w:val="center"/>
+          </w:tcPr>
+          <w:p>
+            <w:pPr>
+              <w:keepNext w:val="0"/>
+              <w:keepLines w:val="0"/>
+              <w:pageBreakBefore w:val="0"/>
+              <w:widowControl w:val="0"/>
+              <w:kinsoku/>
+              <w:wordWrap/>
+              <w:overflowPunct/>
+              <w:topLinePunct w:val="0"/>
+              <w:autoSpaceDE/>
+              <w:autoSpaceDN/>
+              <w:bidi w:val="0"/>
+              <w:adjustRightInd/>
+              <w:snapToGrid/>
+              <w:spacing w:before="0" w:beforeLines="20" w:after="0" w:afterLines="20" w:line="260" w:lineRule="exact"/>
+              <w:jc w:val="center"/>
+              <w:textAlignment w:val="auto"/>
+              <w:rPr>
+                <w:rFonts w:ascii="Times New Roman" w:hAnsi="Times New Roman" w:eastAsia="微软雅黑" w:cs="Times New Roman"/>
+                <w:b/>
+                <w:bCs/>
+                <w:color w:val="000000"/>
+                <w:sz w:val="18"/>
+                <w:szCs w:val="18"/>
+              </w:rPr>
+            </w:pPr>
+            <w:r>
+              <w:rPr>
+                <w:rFonts w:ascii="Times New Roman" w:hAnsi="Times New Roman" w:eastAsia="微软雅黑" w:cs="Times New Roman"/>
+                <w:b/>
+                <w:bCs/>
+                <w:color w:val="000000"/>
+                <w:sz w:val="18"/>
+                <w:szCs w:val="18"/>
+              </w:rPr>
+              <w:t>FANCM</w:t>
+            </w:r>
+          </w:p>
+        </w:tc>
+        <w:tc>
+          <w:tcPr>
+            <w:tcW w:w="9098" w:type="dxa"/>
+            <w:vAlign w:val="center"/>
+          </w:tcPr>
+          <w:p>
+            <w:pPr>
+              <w:keepNext w:val="0"/>
+              <w:keepLines w:val="0"/>
+              <w:pageBreakBefore w:val="0"/>
+              <w:widowControl w:val="0"/>
+              <w:kinsoku/>
+              <w:wordWrap/>
+              <w:overflowPunct/>
+              <w:topLinePunct w:val="0"/>
+              <w:autoSpaceDE/>
+              <w:autoSpaceDN/>
+              <w:bidi w:val="0"/>
+              <w:adjustRightInd/>
+              <w:snapToGrid/>
+              <w:spacing w:before="0" w:beforeLines="20" w:after="0" w:afterLines="20" w:line="260" w:lineRule="exact"/>
+              <w:jc w:val="both"/>
+              <w:textAlignment w:val="auto"/>
+              <w:rPr>
+                <w:rFonts w:ascii="Times New Roman" w:hAnsi="Times New Roman" w:eastAsia="微软雅黑" w:cs="Times New Roman"/>
+                <w:color w:val="000000"/>
+                <w:sz w:val="18"/>
+                <w:szCs w:val="18"/>
+                <w:lang w:eastAsia="zh-CN"/>
+              </w:rPr>
+            </w:pPr>
+            <w:r>
+              <w:rPr>
+                <w:rFonts w:ascii="Times New Roman" w:hAnsi="Times New Roman" w:eastAsia="微软雅黑" w:cs="Times New Roman"/>
+                <w:color w:val="000000"/>
+                <w:sz w:val="18"/>
+                <w:szCs w:val="18"/>
+                <w:lang w:eastAsia="zh-CN"/>
+              </w:rPr>
+              <w:t>FANCM基因位于14q21.2，该基因编码蛋白在FA通路中表现出特殊病理生理效应，如募集FA核心复合物、ATRP激酶复合物及BS复合物至复制叉阻滞处，以保护细胞免于DNA交联剂损伤。FANCM与ATR组成的反馈回路参与到DNA复制应激反应通路中，对ATR/CHK1检验点的激活及自身行使功能起重要作用。与该基因相关的疾病包括乳腺癌、胰腺癌、头颈癌等。</w:t>
+            </w:r>
+          </w:p>
+        </w:tc>
+      </w:tr>
+      <w:tr>
+        <w:tblPrEx>
+          <w:tblBorders>
+            <w:top w:val="single" w:color="A4A4A4" w:sz="4" w:space="0"/>
+            <w:left w:val="none" w:color="auto" w:sz="0" w:space="0"/>
+            <w:bottom w:val="single" w:color="A4A4A4" w:sz="4" w:space="0"/>
+            <w:right w:val="none" w:color="auto" w:sz="0" w:space="0"/>
+            <w:insideH w:val="single" w:color="A4A4A4" w:sz="4" w:space="0"/>
+            <w:insideV w:val="single" w:color="A4A4A4" w:sz="4" w:space="0"/>
+          </w:tblBorders>
+          <w:tblCellMar>
+            <w:top w:w="0" w:type="dxa"/>
+            <w:left w:w="113" w:type="dxa"/>
+            <w:bottom w:w="0" w:type="dxa"/>
+            <w:right w:w="113" w:type="dxa"/>
+          </w:tblCellMar>
+        </w:tblPrEx>
+        <w:trPr>
+          <w:trHeight w:val="0" w:hRule="atLeast"/>
+          <w:tblHeader/>
+          <w:jc w:val="center"/>
+        </w:trPr>
+        <w:tc>
+          <w:tcPr>
+            <w:tcW w:w="1015" w:type="dxa"/>
+            <w:tcBorders>
+              <w:tl2br w:val="nil"/>
+              <w:tr2bl w:val="nil"/>
+            </w:tcBorders>
+            <w:vAlign w:val="center"/>
+          </w:tcPr>
+          <w:p>
+            <w:pPr>
+              <w:keepNext w:val="0"/>
+              <w:keepLines w:val="0"/>
+              <w:pageBreakBefore w:val="0"/>
+              <w:widowControl w:val="0"/>
+              <w:kinsoku/>
+              <w:wordWrap/>
+              <w:overflowPunct/>
+              <w:topLinePunct w:val="0"/>
+              <w:autoSpaceDE/>
+              <w:autoSpaceDN/>
+              <w:bidi w:val="0"/>
+              <w:adjustRightInd/>
+              <w:snapToGrid/>
+              <w:spacing w:before="0" w:beforeLines="20" w:after="0" w:afterLines="20" w:line="260" w:lineRule="exact"/>
+              <w:jc w:val="center"/>
+              <w:textAlignment w:val="auto"/>
+              <w:rPr>
+                <w:rFonts w:ascii="Times New Roman" w:hAnsi="Times New Roman" w:eastAsia="微软雅黑" w:cs="Times New Roman"/>
+                <w:b/>
+                <w:bCs/>
+                <w:color w:val="000000"/>
+                <w:sz w:val="18"/>
+                <w:szCs w:val="18"/>
+              </w:rPr>
+            </w:pPr>
+            <w:r>
+              <w:rPr>
+                <w:rFonts w:ascii="Times New Roman" w:hAnsi="Times New Roman" w:eastAsia="微软雅黑" w:cs="Times New Roman"/>
+                <w:b/>
+                <w:bCs/>
+                <w:color w:val="000000"/>
+                <w:sz w:val="18"/>
+                <w:szCs w:val="18"/>
+              </w:rPr>
+              <w:t>GEN1</w:t>
+            </w:r>
+          </w:p>
+        </w:tc>
+        <w:tc>
+          <w:tcPr>
+            <w:tcW w:w="9098" w:type="dxa"/>
+            <w:vAlign w:val="center"/>
+          </w:tcPr>
+          <w:p>
+            <w:pPr>
+              <w:keepNext w:val="0"/>
+              <w:keepLines w:val="0"/>
+              <w:pageBreakBefore w:val="0"/>
+              <w:widowControl w:val="0"/>
+              <w:kinsoku/>
+              <w:wordWrap/>
+              <w:overflowPunct/>
+              <w:topLinePunct w:val="0"/>
+              <w:autoSpaceDE/>
+              <w:autoSpaceDN/>
+              <w:bidi w:val="0"/>
+              <w:adjustRightInd/>
+              <w:snapToGrid/>
+              <w:spacing w:before="0" w:beforeLines="20" w:after="0" w:afterLines="20" w:line="260" w:lineRule="exact"/>
+              <w:jc w:val="both"/>
+              <w:textAlignment w:val="auto"/>
+              <w:rPr>
+                <w:rFonts w:ascii="Times New Roman" w:hAnsi="Times New Roman" w:eastAsia="微软雅黑" w:cs="Times New Roman"/>
+                <w:color w:val="000000"/>
+                <w:sz w:val="18"/>
+                <w:szCs w:val="18"/>
+                <w:lang w:eastAsia="zh-CN"/>
+              </w:rPr>
+            </w:pPr>
+            <w:r>
+              <w:rPr>
+                <w:rFonts w:ascii="Times New Roman" w:hAnsi="Times New Roman" w:eastAsia="微软雅黑" w:cs="Times New Roman"/>
+                <w:color w:val="000000"/>
+                <w:sz w:val="18"/>
+                <w:szCs w:val="18"/>
+                <w:lang w:eastAsia="zh-CN"/>
+              </w:rPr>
+              <w:t>GEN1基因编码Holliday交叉解螺旋酶，定位于2p24.2。GEN1蛋白在细胞内通过调控DNA损伤修复和中心体复制来维持基因组的稳定性</w:t>
+            </w:r>
+            <w:r>
+              <w:rPr>
+                <w:rFonts w:hint="eastAsia" w:ascii="Times New Roman" w:hAnsi="Times New Roman" w:eastAsia="微软雅黑" w:cs="Times New Roman"/>
+                <w:color w:val="000000"/>
+                <w:sz w:val="18"/>
+                <w:szCs w:val="18"/>
+                <w:lang w:eastAsia="zh-CN"/>
+              </w:rPr>
+              <w:t>[PMID: 20512659]</w:t>
+            </w:r>
+            <w:r>
+              <w:rPr>
+                <w:rFonts w:ascii="Times New Roman" w:hAnsi="Times New Roman" w:eastAsia="微软雅黑" w:cs="Times New Roman"/>
+                <w:color w:val="000000"/>
+                <w:sz w:val="18"/>
+                <w:szCs w:val="18"/>
+                <w:lang w:eastAsia="zh-CN"/>
+              </w:rPr>
+              <w:t>。</w:t>
+            </w:r>
+            <w:r>
+              <w:rPr>
+                <w:rFonts w:hint="eastAsia" w:ascii="Times New Roman" w:hAnsi="Times New Roman" w:eastAsia="微软雅黑" w:cs="Times New Roman"/>
+                <w:color w:val="000000"/>
+                <w:sz w:val="18"/>
+                <w:szCs w:val="18"/>
+                <w:lang w:val="en-US" w:eastAsia="zh-CN"/>
+              </w:rPr>
+              <w:t>与</w:t>
+            </w:r>
+            <w:r>
+              <w:rPr>
+                <w:rFonts w:ascii="Times New Roman" w:hAnsi="Times New Roman" w:eastAsia="微软雅黑" w:cs="Times New Roman"/>
+                <w:color w:val="000000"/>
+                <w:sz w:val="18"/>
+                <w:szCs w:val="18"/>
+              </w:rPr>
+              <w:t>GEN1相关的疾病包括着色性干皮病、Tick-BorneRelapsingFever等。</w:t>
+            </w:r>
+          </w:p>
+        </w:tc>
+      </w:tr>
+      <w:tr>
+        <w:tblPrEx>
+          <w:tblBorders>
+            <w:top w:val="single" w:color="A4A4A4" w:sz="4" w:space="0"/>
+            <w:left w:val="none" w:color="auto" w:sz="0" w:space="0"/>
+            <w:bottom w:val="single" w:color="A4A4A4" w:sz="4" w:space="0"/>
+            <w:right w:val="none" w:color="auto" w:sz="0" w:space="0"/>
+            <w:insideH w:val="single" w:color="A4A4A4" w:sz="4" w:space="0"/>
+            <w:insideV w:val="single" w:color="A4A4A4" w:sz="4" w:space="0"/>
+          </w:tblBorders>
+          <w:tblCellMar>
+            <w:top w:w="0" w:type="dxa"/>
+            <w:left w:w="113" w:type="dxa"/>
+            <w:bottom w:w="0" w:type="dxa"/>
+            <w:right w:w="113" w:type="dxa"/>
+          </w:tblCellMar>
+        </w:tblPrEx>
+        <w:trPr>
+          <w:trHeight w:val="0" w:hRule="atLeast"/>
+          <w:tblHeader/>
+          <w:jc w:val="center"/>
+        </w:trPr>
+        <w:tc>
+          <w:tcPr>
+            <w:tcW w:w="1015" w:type="dxa"/>
+            <w:tcBorders>
+              <w:tl2br w:val="nil"/>
+              <w:tr2bl w:val="nil"/>
+            </w:tcBorders>
+            <w:vAlign w:val="center"/>
+          </w:tcPr>
+          <w:p>
+            <w:pPr>
+              <w:keepNext w:val="0"/>
+              <w:keepLines w:val="0"/>
+              <w:pageBreakBefore w:val="0"/>
+              <w:widowControl w:val="0"/>
+              <w:kinsoku/>
+              <w:wordWrap/>
+              <w:overflowPunct/>
+              <w:topLinePunct w:val="0"/>
+              <w:autoSpaceDE/>
+              <w:autoSpaceDN/>
+              <w:bidi w:val="0"/>
+              <w:adjustRightInd/>
+              <w:snapToGrid/>
+              <w:spacing w:before="0" w:beforeLines="20" w:after="0" w:afterLines="20" w:line="260" w:lineRule="exact"/>
+              <w:jc w:val="center"/>
+              <w:textAlignment w:val="auto"/>
+              <w:rPr>
+                <w:rFonts w:ascii="Times New Roman" w:hAnsi="Times New Roman" w:eastAsia="微软雅黑" w:cs="Times New Roman"/>
+                <w:b/>
+                <w:bCs/>
+                <w:color w:val="000000"/>
+                <w:sz w:val="18"/>
+                <w:szCs w:val="18"/>
+              </w:rPr>
+            </w:pPr>
+            <w:r>
+              <w:rPr>
+                <w:rFonts w:ascii="Times New Roman" w:hAnsi="Times New Roman" w:eastAsia="微软雅黑" w:cs="Times New Roman"/>
+                <w:b/>
+                <w:bCs/>
+                <w:color w:val="000000"/>
+                <w:sz w:val="18"/>
+                <w:szCs w:val="18"/>
+              </w:rPr>
+              <w:t>HDAC2</w:t>
+            </w:r>
+          </w:p>
+        </w:tc>
+        <w:tc>
+          <w:tcPr>
+            <w:tcW w:w="9098" w:type="dxa"/>
+            <w:vAlign w:val="center"/>
+          </w:tcPr>
+          <w:p>
+            <w:pPr>
+              <w:keepNext w:val="0"/>
+              <w:keepLines w:val="0"/>
+              <w:pageBreakBefore w:val="0"/>
+              <w:widowControl w:val="0"/>
+              <w:kinsoku/>
+              <w:wordWrap/>
+              <w:overflowPunct/>
+              <w:topLinePunct w:val="0"/>
+              <w:autoSpaceDE/>
+              <w:autoSpaceDN/>
+              <w:bidi w:val="0"/>
+              <w:adjustRightInd/>
+              <w:snapToGrid/>
+              <w:spacing w:before="0" w:beforeLines="20" w:after="0" w:afterLines="20" w:line="260" w:lineRule="exact"/>
+              <w:jc w:val="both"/>
+              <w:textAlignment w:val="auto"/>
+              <w:rPr>
+                <w:rFonts w:ascii="Times New Roman" w:hAnsi="Times New Roman" w:eastAsia="微软雅黑" w:cs="Times New Roman"/>
+                <w:color w:val="000000"/>
+                <w:sz w:val="18"/>
+                <w:szCs w:val="18"/>
+                <w:lang w:eastAsia="zh-CN"/>
+              </w:rPr>
+            </w:pPr>
+            <w:r>
+              <w:rPr>
+                <w:rFonts w:ascii="Times New Roman" w:hAnsi="Times New Roman" w:eastAsia="微软雅黑" w:cs="Times New Roman"/>
+                <w:color w:val="000000"/>
+                <w:sz w:val="18"/>
+                <w:szCs w:val="18"/>
+                <w:lang w:eastAsia="zh-CN"/>
+              </w:rPr>
+              <w:t>HDACs具有很高的保守性，HDAC1和HDAC2具有高度的同源性，两者在发育和生理状态下发挥重要作用，特别是在血液生成和神经系统。HDAC2主要表达于有丝分裂后的或者已分化的神经元，由483个氨基酸组成，N端54个氨基酸是其形成同源或异源聚合物的聚合结构域，第55个到326个氨基酸是HDAC2的去乙酰化酶活性结构域，C末端是蛋白质调节结构域。与HDAC2相关的疾病包括结肠癌、食道癌、前列腺癌、口腔癌等。</w:t>
+            </w:r>
+          </w:p>
+        </w:tc>
+      </w:tr>
+      <w:tr>
+        <w:tblPrEx>
+          <w:tblBorders>
+            <w:top w:val="single" w:color="A4A4A4" w:sz="4" w:space="0"/>
+            <w:left w:val="none" w:color="auto" w:sz="0" w:space="0"/>
+            <w:bottom w:val="single" w:color="A4A4A4" w:sz="4" w:space="0"/>
+            <w:right w:val="none" w:color="auto" w:sz="0" w:space="0"/>
+            <w:insideH w:val="single" w:color="A4A4A4" w:sz="4" w:space="0"/>
+            <w:insideV w:val="single" w:color="A4A4A4" w:sz="4" w:space="0"/>
+          </w:tblBorders>
+          <w:tblCellMar>
+            <w:top w:w="0" w:type="dxa"/>
+            <w:left w:w="113" w:type="dxa"/>
+            <w:bottom w:w="0" w:type="dxa"/>
+            <w:right w:w="113" w:type="dxa"/>
+          </w:tblCellMar>
+        </w:tblPrEx>
+        <w:trPr>
+          <w:trHeight w:val="0" w:hRule="atLeast"/>
+          <w:jc w:val="center"/>
+        </w:trPr>
+        <w:tc>
+          <w:tcPr>
+            <w:tcW w:w="1015" w:type="dxa"/>
+            <w:tcBorders>
+              <w:tl2br w:val="nil"/>
+              <w:tr2bl w:val="nil"/>
+            </w:tcBorders>
+            <w:vAlign w:val="center"/>
+          </w:tcPr>
+          <w:p>
+            <w:pPr>
+              <w:keepNext w:val="0"/>
+              <w:keepLines w:val="0"/>
+              <w:pageBreakBefore w:val="0"/>
+              <w:widowControl w:val="0"/>
+              <w:kinsoku/>
+              <w:wordWrap/>
+              <w:overflowPunct/>
+              <w:topLinePunct w:val="0"/>
+              <w:autoSpaceDE/>
+              <w:autoSpaceDN/>
+              <w:bidi w:val="0"/>
+              <w:adjustRightInd/>
+              <w:snapToGrid/>
+              <w:spacing w:before="0" w:beforeLines="20" w:after="0" w:afterLines="20" w:line="260" w:lineRule="exact"/>
+              <w:jc w:val="center"/>
+              <w:textAlignment w:val="auto"/>
+              <w:rPr>
+                <w:rFonts w:ascii="Times New Roman" w:hAnsi="Times New Roman" w:eastAsia="微软雅黑" w:cs="Times New Roman"/>
+                <w:b/>
+                <w:bCs/>
+                <w:color w:val="000000"/>
+                <w:sz w:val="18"/>
+                <w:szCs w:val="18"/>
+              </w:rPr>
+            </w:pPr>
+            <w:r>
+              <w:rPr>
+                <w:rFonts w:ascii="Times New Roman" w:hAnsi="Times New Roman" w:eastAsia="微软雅黑" w:cs="Times New Roman"/>
+                <w:b/>
+                <w:bCs/>
+                <w:color w:val="000000"/>
+                <w:sz w:val="18"/>
+                <w:szCs w:val="18"/>
+              </w:rPr>
+              <w:t>MRE11</w:t>
+            </w:r>
+          </w:p>
+        </w:tc>
+        <w:tc>
+          <w:tcPr>
+            <w:tcW w:w="9098" w:type="dxa"/>
+            <w:vAlign w:val="center"/>
+          </w:tcPr>
+          <w:p>
+            <w:pPr>
+              <w:keepNext w:val="0"/>
+              <w:keepLines w:val="0"/>
+              <w:pageBreakBefore w:val="0"/>
+              <w:widowControl w:val="0"/>
+              <w:kinsoku/>
+              <w:wordWrap/>
+              <w:overflowPunct/>
+              <w:topLinePunct w:val="0"/>
+              <w:autoSpaceDE/>
+              <w:autoSpaceDN/>
+              <w:bidi w:val="0"/>
+              <w:adjustRightInd/>
+              <w:snapToGrid/>
+              <w:spacing w:before="0" w:beforeLines="20" w:after="0" w:afterLines="20" w:line="260" w:lineRule="exact"/>
+              <w:jc w:val="both"/>
+              <w:textAlignment w:val="auto"/>
+              <w:rPr>
+                <w:rFonts w:ascii="Times New Roman" w:hAnsi="Times New Roman" w:eastAsia="微软雅黑" w:cs="Times New Roman"/>
+                <w:color w:val="000000"/>
+                <w:sz w:val="18"/>
+                <w:szCs w:val="18"/>
+                <w:lang w:eastAsia="zh-CN"/>
+              </w:rPr>
+            </w:pPr>
+            <w:r>
+              <w:rPr>
+                <w:rFonts w:ascii="Times New Roman" w:hAnsi="Times New Roman" w:eastAsia="微软雅黑" w:cs="Times New Roman"/>
+                <w:color w:val="000000"/>
+                <w:sz w:val="18"/>
+                <w:szCs w:val="18"/>
+                <w:lang w:eastAsia="zh-CN"/>
+              </w:rPr>
+              <w:t>MRE11属于核蛋白，具有3'-5'外切酶及内切酶活性，参与同源重组及端粒长度的维持，具有DNA双链断裂修复的作用。与MRE11相关的疾病包括结直肠癌、子宫内膜癌等。</w:t>
+            </w:r>
+          </w:p>
+        </w:tc>
+      </w:tr>
+      <w:tr>
+        <w:tblPrEx>
+          <w:tblBorders>
+            <w:top w:val="single" w:color="A4A4A4" w:sz="4" w:space="0"/>
+            <w:left w:val="none" w:color="auto" w:sz="0" w:space="0"/>
+            <w:bottom w:val="single" w:color="A4A4A4" w:sz="4" w:space="0"/>
+            <w:right w:val="none" w:color="auto" w:sz="0" w:space="0"/>
+            <w:insideH w:val="single" w:color="A4A4A4" w:sz="4" w:space="0"/>
+            <w:insideV w:val="single" w:color="A4A4A4" w:sz="4" w:space="0"/>
+          </w:tblBorders>
+          <w:tblCellMar>
+            <w:top w:w="0" w:type="dxa"/>
+            <w:left w:w="113" w:type="dxa"/>
+            <w:bottom w:w="0" w:type="dxa"/>
+            <w:right w:w="113" w:type="dxa"/>
+          </w:tblCellMar>
+        </w:tblPrEx>
+        <w:trPr>
+          <w:trHeight w:val="0" w:hRule="atLeast"/>
+          <w:jc w:val="center"/>
+        </w:trPr>
+        <w:tc>
+          <w:tcPr>
+            <w:tcW w:w="1015" w:type="dxa"/>
+            <w:tcBorders>
+              <w:tl2br w:val="nil"/>
+              <w:tr2bl w:val="nil"/>
+            </w:tcBorders>
+            <w:vAlign w:val="center"/>
+          </w:tcPr>
+          <w:p>
+            <w:pPr>
+              <w:keepNext w:val="0"/>
+              <w:keepLines w:val="0"/>
+              <w:pageBreakBefore w:val="0"/>
+              <w:widowControl w:val="0"/>
+              <w:kinsoku/>
+              <w:wordWrap/>
+              <w:overflowPunct/>
+              <w:topLinePunct w:val="0"/>
+              <w:autoSpaceDE/>
+              <w:autoSpaceDN/>
+              <w:bidi w:val="0"/>
+              <w:adjustRightInd/>
+              <w:snapToGrid/>
+              <w:spacing w:before="0" w:beforeLines="20" w:after="0" w:afterLines="20" w:line="260" w:lineRule="exact"/>
+              <w:jc w:val="center"/>
+              <w:textAlignment w:val="auto"/>
+              <w:rPr>
+                <w:rFonts w:ascii="Times New Roman" w:hAnsi="Times New Roman" w:eastAsia="微软雅黑" w:cs="Times New Roman"/>
+                <w:b/>
+                <w:bCs/>
+                <w:color w:val="000000"/>
+                <w:sz w:val="18"/>
+                <w:szCs w:val="18"/>
+              </w:rPr>
+            </w:pPr>
+            <w:r>
+              <w:rPr>
+                <w:rFonts w:ascii="Times New Roman" w:hAnsi="Times New Roman" w:eastAsia="微软雅黑" w:cs="Times New Roman"/>
+                <w:b/>
+                <w:bCs/>
+                <w:color w:val="000000"/>
+                <w:sz w:val="18"/>
+                <w:szCs w:val="18"/>
+              </w:rPr>
+              <w:t>MLH3</w:t>
+            </w:r>
+          </w:p>
+        </w:tc>
+        <w:tc>
+          <w:tcPr>
+            <w:tcW w:w="9098" w:type="dxa"/>
+            <w:vAlign w:val="center"/>
+          </w:tcPr>
+          <w:p>
+            <w:pPr>
+              <w:keepNext w:val="0"/>
+              <w:keepLines w:val="0"/>
+              <w:pageBreakBefore w:val="0"/>
+              <w:widowControl w:val="0"/>
+              <w:kinsoku/>
+              <w:wordWrap/>
+              <w:overflowPunct/>
+              <w:topLinePunct w:val="0"/>
+              <w:autoSpaceDE/>
+              <w:autoSpaceDN/>
+              <w:bidi w:val="0"/>
+              <w:adjustRightInd/>
+              <w:snapToGrid/>
+              <w:spacing w:before="0" w:beforeLines="20" w:after="0" w:afterLines="20" w:line="260" w:lineRule="exact"/>
+              <w:jc w:val="both"/>
+              <w:textAlignment w:val="auto"/>
+              <w:rPr>
+                <w:rFonts w:ascii="Times New Roman" w:hAnsi="Times New Roman" w:eastAsia="微软雅黑" w:cs="Times New Roman"/>
+                <w:color w:val="000000"/>
+                <w:sz w:val="18"/>
+                <w:szCs w:val="18"/>
+                <w:lang w:eastAsia="zh-CN"/>
+              </w:rPr>
+            </w:pPr>
+            <w:r>
+              <w:rPr>
+                <w:rFonts w:ascii="Times New Roman" w:hAnsi="Times New Roman" w:eastAsia="微软雅黑" w:cs="Times New Roman"/>
+                <w:color w:val="000000"/>
+                <w:sz w:val="18"/>
+                <w:szCs w:val="18"/>
+                <w:lang w:eastAsia="zh-CN"/>
+              </w:rPr>
+              <w:t>MLH3与MLH1结合形成异源二聚体，是DNA复制后错配修复复合物的一部分，参与DNA错配修复，同时也参与了DNA损伤修复。与MLH3相关的疾病包括结直肠癌、7型遗传性非息肉性结直肠癌、子宫内膜癌等。</w:t>
+            </w:r>
+          </w:p>
+        </w:tc>
+      </w:tr>
+      <w:tr>
+        <w:tblPrEx>
+          <w:tblBorders>
+            <w:top w:val="single" w:color="A4A4A4" w:sz="4" w:space="0"/>
+            <w:left w:val="none" w:color="auto" w:sz="0" w:space="0"/>
+            <w:bottom w:val="single" w:color="A4A4A4" w:sz="4" w:space="0"/>
+            <w:right w:val="none" w:color="auto" w:sz="0" w:space="0"/>
+            <w:insideH w:val="single" w:color="A4A4A4" w:sz="4" w:space="0"/>
+            <w:insideV w:val="single" w:color="A4A4A4" w:sz="4" w:space="0"/>
+          </w:tblBorders>
+          <w:tblCellMar>
+            <w:top w:w="0" w:type="dxa"/>
+            <w:left w:w="113" w:type="dxa"/>
+            <w:bottom w:w="0" w:type="dxa"/>
+            <w:right w:w="113" w:type="dxa"/>
+          </w:tblCellMar>
+        </w:tblPrEx>
+        <w:trPr>
+          <w:trHeight w:val="0" w:hRule="atLeast"/>
+          <w:jc w:val="center"/>
+        </w:trPr>
+        <w:tc>
+          <w:tcPr>
+            <w:tcW w:w="1015" w:type="dxa"/>
+            <w:tcBorders>
+              <w:tl2br w:val="nil"/>
+              <w:tr2bl w:val="nil"/>
+            </w:tcBorders>
+            <w:vAlign w:val="center"/>
+          </w:tcPr>
+          <w:p>
+            <w:pPr>
+              <w:keepNext w:val="0"/>
+              <w:keepLines w:val="0"/>
+              <w:pageBreakBefore w:val="0"/>
+              <w:widowControl w:val="0"/>
+              <w:kinsoku/>
+              <w:wordWrap/>
+              <w:overflowPunct/>
+              <w:topLinePunct w:val="0"/>
+              <w:autoSpaceDE/>
+              <w:autoSpaceDN/>
+              <w:bidi w:val="0"/>
+              <w:adjustRightInd/>
+              <w:snapToGrid/>
+              <w:spacing w:before="0" w:beforeLines="20" w:after="0" w:afterLines="20" w:line="260" w:lineRule="exact"/>
+              <w:jc w:val="center"/>
+              <w:textAlignment w:val="auto"/>
+              <w:rPr>
+                <w:rFonts w:ascii="Times New Roman" w:hAnsi="Times New Roman" w:eastAsia="微软雅黑" w:cs="Times New Roman"/>
+                <w:b/>
+                <w:bCs/>
+                <w:color w:val="000000"/>
+                <w:sz w:val="18"/>
+                <w:szCs w:val="18"/>
+              </w:rPr>
+            </w:pPr>
+            <w:r>
+              <w:rPr>
+                <w:rFonts w:ascii="Times New Roman" w:hAnsi="Times New Roman" w:eastAsia="微软雅黑" w:cs="Times New Roman"/>
+                <w:b/>
+                <w:bCs/>
+                <w:color w:val="000000"/>
+                <w:sz w:val="18"/>
+                <w:szCs w:val="18"/>
+              </w:rPr>
+              <w:t>MSH2</w:t>
+            </w:r>
+          </w:p>
+        </w:tc>
+        <w:tc>
+          <w:tcPr>
+            <w:tcW w:w="9098" w:type="dxa"/>
+            <w:vAlign w:val="center"/>
+          </w:tcPr>
+          <w:p>
+            <w:pPr>
+              <w:keepNext w:val="0"/>
+              <w:keepLines w:val="0"/>
+              <w:pageBreakBefore w:val="0"/>
+              <w:widowControl w:val="0"/>
+              <w:kinsoku/>
+              <w:wordWrap/>
+              <w:overflowPunct/>
+              <w:topLinePunct w:val="0"/>
+              <w:autoSpaceDE/>
+              <w:autoSpaceDN/>
+              <w:bidi w:val="0"/>
+              <w:adjustRightInd/>
+              <w:snapToGrid/>
+              <w:spacing w:before="0" w:beforeLines="20" w:after="0" w:afterLines="20" w:line="260" w:lineRule="exact"/>
+              <w:jc w:val="both"/>
+              <w:textAlignment w:val="auto"/>
+              <w:rPr>
+                <w:rFonts w:ascii="Times New Roman" w:hAnsi="Times New Roman" w:eastAsia="微软雅黑" w:cs="Times New Roman"/>
+                <w:color w:val="000000"/>
+                <w:sz w:val="18"/>
+                <w:szCs w:val="18"/>
+                <w:lang w:eastAsia="zh-CN"/>
+              </w:rPr>
+            </w:pPr>
+            <w:r>
+              <w:rPr>
+                <w:rFonts w:ascii="Times New Roman" w:hAnsi="Times New Roman" w:eastAsia="微软雅黑" w:cs="Times New Roman"/>
+                <w:color w:val="000000"/>
+                <w:sz w:val="18"/>
+                <w:szCs w:val="18"/>
+                <w:lang w:eastAsia="zh-CN"/>
+              </w:rPr>
+              <w:t>MSH2基因编码一种具有DNA错配修复功能的蛋白，是复制后错配修复系统的重要组成部分，可以与MSH6/MSH3形成两个异二聚体，结合于DNA错配区域，启动错配修复，在错配修复中具有重要作用。与MSH2相关的疾病包括前列腺癌、子宫内膜癌、结肠癌等。</w:t>
+            </w:r>
+          </w:p>
+        </w:tc>
+      </w:tr>
+      <w:tr>
+        <w:tblPrEx>
+          <w:tblBorders>
+            <w:top w:val="single" w:color="A4A4A4" w:sz="4" w:space="0"/>
+            <w:left w:val="none" w:color="auto" w:sz="0" w:space="0"/>
+            <w:bottom w:val="single" w:color="A4A4A4" w:sz="4" w:space="0"/>
+            <w:right w:val="none" w:color="auto" w:sz="0" w:space="0"/>
+            <w:insideH w:val="single" w:color="A4A4A4" w:sz="4" w:space="0"/>
+            <w:insideV w:val="single" w:color="A4A4A4" w:sz="4" w:space="0"/>
+          </w:tblBorders>
+          <w:tblCellMar>
+            <w:top w:w="0" w:type="dxa"/>
+            <w:left w:w="113" w:type="dxa"/>
+            <w:bottom w:w="0" w:type="dxa"/>
+            <w:right w:w="113" w:type="dxa"/>
+          </w:tblCellMar>
+        </w:tblPrEx>
+        <w:trPr>
+          <w:trHeight w:val="0" w:hRule="atLeast"/>
+          <w:jc w:val="center"/>
+        </w:trPr>
+        <w:tc>
+          <w:tcPr>
+            <w:tcW w:w="1015" w:type="dxa"/>
+            <w:tcBorders>
+              <w:tl2br w:val="nil"/>
+              <w:tr2bl w:val="nil"/>
+            </w:tcBorders>
+            <w:vAlign w:val="center"/>
+          </w:tcPr>
+          <w:p>
+            <w:pPr>
+              <w:keepNext w:val="0"/>
+              <w:keepLines w:val="0"/>
+              <w:pageBreakBefore w:val="0"/>
+              <w:widowControl w:val="0"/>
+              <w:kinsoku/>
+              <w:wordWrap/>
+              <w:overflowPunct/>
+              <w:topLinePunct w:val="0"/>
+              <w:autoSpaceDE/>
+              <w:autoSpaceDN/>
+              <w:bidi w:val="0"/>
+              <w:adjustRightInd/>
+              <w:snapToGrid/>
+              <w:spacing w:before="0" w:beforeLines="20" w:after="0" w:afterLines="20" w:line="260" w:lineRule="exact"/>
+              <w:jc w:val="center"/>
+              <w:textAlignment w:val="auto"/>
+              <w:rPr>
+                <w:rFonts w:ascii="Times New Roman" w:hAnsi="Times New Roman" w:eastAsia="微软雅黑" w:cs="Times New Roman"/>
+                <w:b/>
+                <w:bCs/>
+                <w:color w:val="000000"/>
+                <w:sz w:val="18"/>
+                <w:szCs w:val="18"/>
+              </w:rPr>
+            </w:pPr>
+            <w:r>
+              <w:rPr>
+                <w:rFonts w:ascii="Times New Roman" w:hAnsi="Times New Roman" w:eastAsia="微软雅黑" w:cs="Times New Roman"/>
+                <w:b/>
+                <w:bCs/>
+                <w:color w:val="000000"/>
+                <w:sz w:val="18"/>
+                <w:szCs w:val="18"/>
+              </w:rPr>
+              <w:t>MSH6</w:t>
+            </w:r>
+          </w:p>
+        </w:tc>
+        <w:tc>
+          <w:tcPr>
+            <w:tcW w:w="9098" w:type="dxa"/>
+            <w:vAlign w:val="center"/>
+          </w:tcPr>
+          <w:p>
+            <w:pPr>
+              <w:keepNext w:val="0"/>
+              <w:keepLines w:val="0"/>
+              <w:pageBreakBefore w:val="0"/>
+              <w:widowControl w:val="0"/>
+              <w:kinsoku/>
+              <w:wordWrap/>
+              <w:overflowPunct/>
+              <w:topLinePunct w:val="0"/>
+              <w:autoSpaceDE/>
+              <w:autoSpaceDN/>
+              <w:bidi w:val="0"/>
+              <w:adjustRightInd/>
+              <w:snapToGrid/>
+              <w:spacing w:before="0" w:beforeLines="20" w:after="0" w:afterLines="20" w:line="260" w:lineRule="exact"/>
+              <w:jc w:val="both"/>
+              <w:textAlignment w:val="auto"/>
+              <w:rPr>
+                <w:rFonts w:ascii="Times New Roman" w:hAnsi="Times New Roman" w:eastAsia="微软雅黑" w:cs="Times New Roman"/>
+                <w:color w:val="000000"/>
+                <w:sz w:val="18"/>
+                <w:szCs w:val="18"/>
+                <w:lang w:eastAsia="zh-CN"/>
+              </w:rPr>
+            </w:pPr>
+            <w:r>
+              <w:rPr>
+                <w:rFonts w:ascii="Times New Roman" w:hAnsi="Times New Roman" w:eastAsia="微软雅黑" w:cs="Times New Roman"/>
+                <w:color w:val="000000"/>
+                <w:sz w:val="18"/>
+                <w:szCs w:val="18"/>
+                <w:lang w:eastAsia="zh-CN"/>
+              </w:rPr>
+              <w:t>MSH6编码的MutS同系物6与MSH2形成异二聚体，结合于DNA错配区域，启动错配修复，在错配修复中具有重要作用。MSH6编码一种错配修复蛋白（MMR），MMR缺陷导致微卫星不稳定性（MSI），这是结直肠癌的典型特征。MSH6胚系突变与林奇综合症和子宫内膜癌密切相关。</w:t>
+            </w:r>
+            <w:r>
+              <w:rPr>
+                <w:rFonts w:ascii="Times New Roman" w:hAnsi="Times New Roman" w:eastAsia="微软雅黑" w:cs="Times New Roman"/>
+                <w:color w:val="000000"/>
+                <w:sz w:val="18"/>
+                <w:szCs w:val="18"/>
+              </w:rPr>
+              <w:t>与MSH6相关的疾病包括结直肠癌等。</w:t>
+            </w:r>
+          </w:p>
+        </w:tc>
+      </w:tr>
+      <w:tr>
+        <w:tblPrEx>
+          <w:tblBorders>
+            <w:top w:val="single" w:color="A4A4A4" w:sz="4" w:space="0"/>
+            <w:left w:val="none" w:color="auto" w:sz="0" w:space="0"/>
+            <w:bottom w:val="single" w:color="A4A4A4" w:sz="4" w:space="0"/>
+            <w:right w:val="none" w:color="auto" w:sz="0" w:space="0"/>
+            <w:insideH w:val="single" w:color="A4A4A4" w:sz="4" w:space="0"/>
+            <w:insideV w:val="single" w:color="A4A4A4" w:sz="4" w:space="0"/>
+          </w:tblBorders>
+          <w:tblCellMar>
+            <w:top w:w="0" w:type="dxa"/>
+            <w:left w:w="113" w:type="dxa"/>
+            <w:bottom w:w="0" w:type="dxa"/>
+            <w:right w:w="113" w:type="dxa"/>
+          </w:tblCellMar>
+        </w:tblPrEx>
+        <w:trPr>
+          <w:trHeight w:val="0" w:hRule="atLeast"/>
+          <w:jc w:val="center"/>
+        </w:trPr>
+        <w:tc>
+          <w:tcPr>
+            <w:tcW w:w="1015" w:type="dxa"/>
+            <w:tcBorders>
+              <w:tl2br w:val="nil"/>
+              <w:tr2bl w:val="nil"/>
+            </w:tcBorders>
+            <w:vAlign w:val="center"/>
+          </w:tcPr>
+          <w:p>
+            <w:pPr>
+              <w:keepNext w:val="0"/>
+              <w:keepLines w:val="0"/>
+              <w:pageBreakBefore w:val="0"/>
+              <w:widowControl w:val="0"/>
+              <w:kinsoku/>
+              <w:wordWrap/>
+              <w:overflowPunct/>
+              <w:topLinePunct w:val="0"/>
+              <w:autoSpaceDE/>
+              <w:autoSpaceDN/>
+              <w:bidi w:val="0"/>
+              <w:adjustRightInd/>
+              <w:snapToGrid/>
+              <w:spacing w:before="0" w:beforeLines="20" w:after="0" w:afterLines="20" w:line="260" w:lineRule="exact"/>
+              <w:jc w:val="center"/>
+              <w:textAlignment w:val="auto"/>
+              <w:rPr>
+                <w:rFonts w:ascii="Times New Roman" w:hAnsi="Times New Roman" w:eastAsia="微软雅黑" w:cs="Times New Roman"/>
+                <w:b/>
+                <w:bCs/>
+                <w:color w:val="000000"/>
+                <w:sz w:val="18"/>
+                <w:szCs w:val="18"/>
+              </w:rPr>
+            </w:pPr>
+            <w:r>
+              <w:rPr>
+                <w:rFonts w:ascii="Times New Roman" w:hAnsi="Times New Roman" w:eastAsia="微软雅黑" w:cs="Times New Roman"/>
+                <w:b/>
+                <w:bCs/>
+                <w:color w:val="000000"/>
+                <w:sz w:val="18"/>
+                <w:szCs w:val="18"/>
+              </w:rPr>
+              <w:t>NBN</w:t>
+            </w:r>
+          </w:p>
+        </w:tc>
+        <w:tc>
+          <w:tcPr>
+            <w:tcW w:w="9098" w:type="dxa"/>
+            <w:vAlign w:val="center"/>
+          </w:tcPr>
+          <w:p>
+            <w:pPr>
+              <w:keepNext w:val="0"/>
+              <w:keepLines w:val="0"/>
+              <w:pageBreakBefore w:val="0"/>
+              <w:widowControl w:val="0"/>
+              <w:kinsoku/>
+              <w:wordWrap/>
+              <w:overflowPunct/>
+              <w:topLinePunct w:val="0"/>
+              <w:autoSpaceDE/>
+              <w:autoSpaceDN/>
+              <w:bidi w:val="0"/>
+              <w:adjustRightInd/>
+              <w:snapToGrid/>
+              <w:spacing w:before="0" w:beforeLines="20" w:after="0" w:afterLines="20" w:line="260" w:lineRule="exact"/>
+              <w:jc w:val="both"/>
+              <w:textAlignment w:val="auto"/>
+              <w:rPr>
+                <w:rFonts w:ascii="Times New Roman" w:hAnsi="Times New Roman" w:eastAsia="微软雅黑" w:cs="Times New Roman"/>
+                <w:color w:val="000000"/>
+                <w:sz w:val="18"/>
+                <w:szCs w:val="18"/>
+                <w:lang w:eastAsia="zh-CN"/>
+              </w:rPr>
+            </w:pPr>
+            <w:r>
+              <w:rPr>
+                <w:rFonts w:ascii="Times New Roman" w:hAnsi="Times New Roman" w:eastAsia="微软雅黑" w:cs="Times New Roman"/>
+                <w:color w:val="000000"/>
+                <w:sz w:val="18"/>
+                <w:szCs w:val="18"/>
+                <w:lang w:eastAsia="zh-CN"/>
+              </w:rPr>
+              <w:t>NBN (NBS1)基因定位于人类染色体8q21上，包含16个外显子，其编码产物称为nibrin/p95/Nbs1蛋白。Nbs1含有3个功能结构域：N末端、中心区和C末端。N末端包含FHA和BRCT结构域，FHA和BRCT联合参与DNA损伤反应和细胞周期检验点的调控。C末端功能结构域包含与Mre11结合的位点和核定位信号等。Nbs1的中心区含有多个可被ATM、ATR或DNA-PKcs等激酶磷酸化的Ser/Thr序列，这些位点特异性的磷酸化与DNA损伤反应信号的转导和Nbs1的intra-S期细胞周期检查点调控相关。与NBS1相关的疾病包括肝癌、乳腺癌、头颈癌、肺癌、结直肠癌、胃癌、子宫内膜癌等。</w:t>
+            </w:r>
+          </w:p>
+        </w:tc>
+      </w:tr>
+      <w:tr>
+        <w:tblPrEx>
+          <w:tblBorders>
+            <w:top w:val="single" w:color="A4A4A4" w:sz="4" w:space="0"/>
+            <w:left w:val="none" w:color="auto" w:sz="0" w:space="0"/>
+            <w:bottom w:val="single" w:color="A4A4A4" w:sz="4" w:space="0"/>
+            <w:right w:val="none" w:color="auto" w:sz="0" w:space="0"/>
+            <w:insideH w:val="single" w:color="A4A4A4" w:sz="4" w:space="0"/>
+            <w:insideV w:val="single" w:color="A4A4A4" w:sz="4" w:space="0"/>
+          </w:tblBorders>
+          <w:tblCellMar>
+            <w:top w:w="0" w:type="dxa"/>
+            <w:left w:w="113" w:type="dxa"/>
+            <w:bottom w:w="0" w:type="dxa"/>
+            <w:right w:w="113" w:type="dxa"/>
+          </w:tblCellMar>
+        </w:tblPrEx>
+        <w:trPr>
+          <w:trHeight w:val="0" w:hRule="atLeast"/>
+          <w:jc w:val="center"/>
+        </w:trPr>
+        <w:tc>
+          <w:tcPr>
+            <w:tcW w:w="1015" w:type="dxa"/>
+            <w:tcBorders>
+              <w:tl2br w:val="nil"/>
+              <w:tr2bl w:val="nil"/>
+            </w:tcBorders>
+            <w:vAlign w:val="center"/>
+          </w:tcPr>
+          <w:p>
+            <w:pPr>
+              <w:keepNext w:val="0"/>
+              <w:keepLines w:val="0"/>
+              <w:pageBreakBefore w:val="0"/>
+              <w:widowControl w:val="0"/>
+              <w:kinsoku/>
+              <w:wordWrap/>
+              <w:overflowPunct/>
+              <w:topLinePunct w:val="0"/>
+              <w:autoSpaceDE/>
+              <w:autoSpaceDN/>
+              <w:bidi w:val="0"/>
+              <w:adjustRightInd/>
+              <w:snapToGrid/>
+              <w:spacing w:before="0" w:beforeLines="20" w:after="0" w:afterLines="20" w:line="260" w:lineRule="exact"/>
+              <w:jc w:val="center"/>
+              <w:textAlignment w:val="auto"/>
+              <w:rPr>
+                <w:rFonts w:ascii="Times New Roman" w:hAnsi="Times New Roman" w:eastAsia="微软雅黑" w:cs="Times New Roman"/>
+                <w:b/>
+                <w:bCs/>
+                <w:color w:val="000000"/>
+                <w:sz w:val="18"/>
+                <w:szCs w:val="18"/>
+              </w:rPr>
+            </w:pPr>
+            <w:r>
+              <w:rPr>
+                <w:rFonts w:ascii="Times New Roman" w:hAnsi="Times New Roman" w:eastAsia="微软雅黑" w:cs="Times New Roman"/>
+                <w:b/>
+                <w:bCs/>
+                <w:color w:val="000000"/>
+                <w:sz w:val="18"/>
+                <w:szCs w:val="18"/>
+              </w:rPr>
+              <w:t>PALB2</w:t>
+            </w:r>
+          </w:p>
+        </w:tc>
+        <w:tc>
+          <w:tcPr>
+            <w:tcW w:w="9098" w:type="dxa"/>
+            <w:vAlign w:val="center"/>
+          </w:tcPr>
+          <w:p>
+            <w:pPr>
+              <w:keepNext w:val="0"/>
+              <w:keepLines w:val="0"/>
+              <w:pageBreakBefore w:val="0"/>
+              <w:widowControl w:val="0"/>
+              <w:kinsoku/>
+              <w:wordWrap/>
+              <w:overflowPunct/>
+              <w:topLinePunct w:val="0"/>
+              <w:autoSpaceDE/>
+              <w:autoSpaceDN/>
+              <w:bidi w:val="0"/>
+              <w:adjustRightInd/>
+              <w:snapToGrid/>
+              <w:spacing w:before="0" w:beforeLines="20" w:after="0" w:afterLines="20" w:line="260" w:lineRule="exact"/>
+              <w:jc w:val="both"/>
+              <w:textAlignment w:val="auto"/>
+              <w:rPr>
+                <w:rFonts w:ascii="Times New Roman" w:hAnsi="Times New Roman" w:eastAsia="微软雅黑" w:cs="Times New Roman"/>
+                <w:color w:val="000000"/>
+                <w:sz w:val="18"/>
+                <w:szCs w:val="18"/>
+                <w:lang w:eastAsia="zh-CN"/>
+              </w:rPr>
+            </w:pPr>
+            <w:r>
+              <w:rPr>
+                <w:rFonts w:ascii="Times New Roman" w:hAnsi="Times New Roman" w:eastAsia="微软雅黑" w:cs="Times New Roman"/>
+                <w:color w:val="000000"/>
+                <w:sz w:val="18"/>
+                <w:szCs w:val="18"/>
+                <w:lang w:eastAsia="zh-CN"/>
+              </w:rPr>
+              <w:t>PALB2编码的蛋白在肿瘤抑制中起作用。这种蛋白质与乳腺癌早发蛋白2（BRCA2）在细胞核中结合和共定位相关，帮助BRCA2稳定的进行核定位和聚集。该基因突变能导致范科尼贫血、胰腺癌易感等。</w:t>
+            </w:r>
+          </w:p>
+        </w:tc>
+      </w:tr>
+      <w:tr>
+        <w:tblPrEx>
+          <w:tblBorders>
+            <w:top w:val="single" w:color="A4A4A4" w:sz="4" w:space="0"/>
+            <w:left w:val="none" w:color="auto" w:sz="0" w:space="0"/>
+            <w:bottom w:val="single" w:color="A4A4A4" w:sz="4" w:space="0"/>
+            <w:right w:val="none" w:color="auto" w:sz="0" w:space="0"/>
+            <w:insideH w:val="single" w:color="A4A4A4" w:sz="4" w:space="0"/>
+            <w:insideV w:val="single" w:color="A4A4A4" w:sz="4" w:space="0"/>
+          </w:tblBorders>
+          <w:tblCellMar>
+            <w:top w:w="0" w:type="dxa"/>
+            <w:left w:w="113" w:type="dxa"/>
+            <w:bottom w:w="0" w:type="dxa"/>
+            <w:right w:w="113" w:type="dxa"/>
+          </w:tblCellMar>
+        </w:tblPrEx>
+        <w:trPr>
+          <w:trHeight w:val="0" w:hRule="atLeast"/>
+          <w:jc w:val="center"/>
+        </w:trPr>
+        <w:tc>
+          <w:tcPr>
+            <w:tcW w:w="1015" w:type="dxa"/>
+            <w:tcBorders>
+              <w:tl2br w:val="nil"/>
+              <w:tr2bl w:val="nil"/>
+            </w:tcBorders>
+            <w:vAlign w:val="center"/>
+          </w:tcPr>
+          <w:p>
+            <w:pPr>
+              <w:keepNext w:val="0"/>
+              <w:keepLines w:val="0"/>
+              <w:pageBreakBefore w:val="0"/>
+              <w:widowControl w:val="0"/>
+              <w:kinsoku/>
+              <w:wordWrap/>
+              <w:overflowPunct/>
+              <w:topLinePunct w:val="0"/>
+              <w:autoSpaceDE/>
+              <w:autoSpaceDN/>
+              <w:bidi w:val="0"/>
+              <w:adjustRightInd/>
+              <w:snapToGrid/>
+              <w:spacing w:before="0" w:beforeLines="20" w:after="0" w:afterLines="20" w:line="260" w:lineRule="exact"/>
+              <w:jc w:val="center"/>
+              <w:textAlignment w:val="auto"/>
+              <w:rPr>
+                <w:rFonts w:ascii="Times New Roman" w:hAnsi="Times New Roman" w:eastAsia="微软雅黑" w:cs="Times New Roman"/>
+                <w:b/>
+                <w:bCs/>
+                <w:color w:val="000000"/>
+                <w:sz w:val="18"/>
+                <w:szCs w:val="18"/>
+              </w:rPr>
+            </w:pPr>
+            <w:r>
+              <w:rPr>
+                <w:rFonts w:ascii="Times New Roman" w:hAnsi="Times New Roman" w:eastAsia="微软雅黑" w:cs="Times New Roman"/>
+                <w:b/>
+                <w:bCs/>
+                <w:color w:val="000000"/>
+                <w:sz w:val="18"/>
+                <w:szCs w:val="18"/>
+              </w:rPr>
+              <w:t>PMS2</w:t>
+            </w:r>
+          </w:p>
+        </w:tc>
+        <w:tc>
+          <w:tcPr>
+            <w:tcW w:w="9098" w:type="dxa"/>
+            <w:vAlign w:val="center"/>
+          </w:tcPr>
+          <w:p>
+            <w:pPr>
+              <w:keepNext w:val="0"/>
+              <w:keepLines w:val="0"/>
+              <w:pageBreakBefore w:val="0"/>
+              <w:widowControl w:val="0"/>
+              <w:kinsoku/>
+              <w:wordWrap/>
+              <w:overflowPunct/>
+              <w:topLinePunct w:val="0"/>
+              <w:autoSpaceDE/>
+              <w:autoSpaceDN/>
+              <w:bidi w:val="0"/>
+              <w:adjustRightInd/>
+              <w:snapToGrid/>
+              <w:spacing w:before="0" w:beforeLines="20" w:after="0" w:afterLines="20" w:line="260" w:lineRule="exact"/>
+              <w:jc w:val="both"/>
+              <w:textAlignment w:val="auto"/>
+              <w:rPr>
+                <w:rFonts w:ascii="Times New Roman" w:hAnsi="Times New Roman" w:eastAsia="微软雅黑" w:cs="Times New Roman"/>
+                <w:color w:val="000000"/>
+                <w:sz w:val="18"/>
+                <w:szCs w:val="18"/>
+                <w:lang w:eastAsia="zh-CN"/>
+              </w:rPr>
+            </w:pPr>
+            <w:r>
+              <w:rPr>
+                <w:rFonts w:ascii="Times New Roman" w:hAnsi="Times New Roman" w:eastAsia="微软雅黑" w:cs="Times New Roman"/>
+                <w:color w:val="000000"/>
+                <w:sz w:val="18"/>
+                <w:szCs w:val="18"/>
+                <w:lang w:eastAsia="zh-CN"/>
+              </w:rPr>
+              <w:t>PMS2定位于染色体7p22.2，编码蛋白参与DNA错配修复。可与MLH1形成异源二聚体复合物MutL</w:t>
+            </w:r>
+            <w:r>
+              <w:rPr>
+                <w:rFonts w:ascii="Times New Roman" w:hAnsi="Times New Roman" w:eastAsia="微软雅黑" w:cs="Times New Roman"/>
+                <w:color w:val="000000"/>
+                <w:sz w:val="18"/>
+                <w:szCs w:val="18"/>
+              </w:rPr>
+              <w:t>α</w:t>
+            </w:r>
+            <w:r>
+              <w:rPr>
+                <w:rFonts w:ascii="Times New Roman" w:hAnsi="Times New Roman" w:eastAsia="微软雅黑" w:cs="Times New Roman"/>
+                <w:color w:val="000000"/>
+                <w:sz w:val="18"/>
+                <w:szCs w:val="18"/>
+                <w:lang w:eastAsia="zh-CN"/>
+              </w:rPr>
+              <w:t>，然后与其他的复合物相互作用结合到错配的碱基上。与PMS2相关的疾病包括遗传性非息肉性结直肠癌、子宫内膜癌、胃癌、幕上原始神经外胚层瘤、上皮性卵巢癌等。</w:t>
+            </w:r>
+          </w:p>
+        </w:tc>
+      </w:tr>
+      <w:tr>
+        <w:tblPrEx>
+          <w:tblBorders>
+            <w:top w:val="single" w:color="A4A4A4" w:sz="4" w:space="0"/>
+            <w:left w:val="none" w:color="auto" w:sz="0" w:space="0"/>
+            <w:bottom w:val="single" w:color="A4A4A4" w:sz="4" w:space="0"/>
+            <w:right w:val="none" w:color="auto" w:sz="0" w:space="0"/>
+            <w:insideH w:val="single" w:color="A4A4A4" w:sz="4" w:space="0"/>
+            <w:insideV w:val="single" w:color="A4A4A4" w:sz="4" w:space="0"/>
+          </w:tblBorders>
+          <w:tblCellMar>
+            <w:top w:w="0" w:type="dxa"/>
+            <w:left w:w="113" w:type="dxa"/>
+            <w:bottom w:w="0" w:type="dxa"/>
+            <w:right w:w="113" w:type="dxa"/>
+          </w:tblCellMar>
+        </w:tblPrEx>
+        <w:trPr>
+          <w:trHeight w:val="0" w:hRule="atLeast"/>
+          <w:jc w:val="center"/>
+        </w:trPr>
+        <w:tc>
+          <w:tcPr>
+            <w:tcW w:w="1015" w:type="dxa"/>
+            <w:tcBorders>
+              <w:tl2br w:val="nil"/>
+              <w:tr2bl w:val="nil"/>
+            </w:tcBorders>
+            <w:vAlign w:val="center"/>
+          </w:tcPr>
+          <w:p>
+            <w:pPr>
+              <w:keepNext w:val="0"/>
+              <w:keepLines w:val="0"/>
+              <w:pageBreakBefore w:val="0"/>
+              <w:widowControl w:val="0"/>
+              <w:kinsoku/>
+              <w:wordWrap/>
+              <w:overflowPunct/>
+              <w:topLinePunct w:val="0"/>
+              <w:autoSpaceDE/>
+              <w:autoSpaceDN/>
+              <w:bidi w:val="0"/>
+              <w:adjustRightInd/>
+              <w:snapToGrid/>
+              <w:spacing w:before="0" w:beforeLines="20" w:after="0" w:afterLines="20" w:line="260" w:lineRule="exact"/>
+              <w:jc w:val="center"/>
+              <w:textAlignment w:val="auto"/>
+              <w:rPr>
+                <w:rFonts w:ascii="Times New Roman" w:hAnsi="Times New Roman" w:eastAsia="微软雅黑" w:cs="Times New Roman"/>
+                <w:b/>
+                <w:bCs/>
+                <w:color w:val="000000"/>
+                <w:sz w:val="18"/>
+                <w:szCs w:val="18"/>
+              </w:rPr>
+            </w:pPr>
+            <w:r>
+              <w:rPr>
+                <w:rFonts w:ascii="Times New Roman" w:hAnsi="Times New Roman" w:eastAsia="微软雅黑" w:cs="Times New Roman"/>
+                <w:b/>
+                <w:bCs/>
+                <w:color w:val="000000"/>
+                <w:sz w:val="18"/>
+                <w:szCs w:val="18"/>
+              </w:rPr>
+              <w:t>PPM1D</w:t>
+            </w:r>
+          </w:p>
+        </w:tc>
+        <w:tc>
+          <w:tcPr>
+            <w:tcW w:w="9098" w:type="dxa"/>
+            <w:vAlign w:val="center"/>
+          </w:tcPr>
+          <w:p>
+            <w:pPr>
+              <w:keepNext w:val="0"/>
+              <w:keepLines w:val="0"/>
+              <w:pageBreakBefore w:val="0"/>
+              <w:widowControl w:val="0"/>
+              <w:kinsoku/>
+              <w:wordWrap/>
+              <w:overflowPunct/>
+              <w:topLinePunct w:val="0"/>
+              <w:autoSpaceDE/>
+              <w:autoSpaceDN/>
+              <w:bidi w:val="0"/>
+              <w:adjustRightInd/>
+              <w:snapToGrid/>
+              <w:spacing w:before="0" w:beforeLines="20" w:after="0" w:afterLines="20" w:line="260" w:lineRule="exact"/>
+              <w:jc w:val="both"/>
+              <w:textAlignment w:val="auto"/>
+              <w:rPr>
+                <w:rFonts w:ascii="Times New Roman" w:hAnsi="Times New Roman" w:eastAsia="微软雅黑" w:cs="Times New Roman"/>
+                <w:color w:val="000000"/>
+                <w:sz w:val="18"/>
+                <w:szCs w:val="18"/>
+                <w:lang w:eastAsia="zh-CN"/>
+              </w:rPr>
+            </w:pPr>
+            <w:r>
+              <w:rPr>
+                <w:rFonts w:ascii="Times New Roman" w:hAnsi="Times New Roman" w:eastAsia="微软雅黑" w:cs="Times New Roman"/>
+                <w:color w:val="000000"/>
+                <w:sz w:val="18"/>
+                <w:szCs w:val="18"/>
+                <w:lang w:eastAsia="zh-CN"/>
+              </w:rPr>
+              <w:t>PPM1D编码一种蛋白磷酸酶，与CDC5L相互作用，是细胞胁迫调控应答通路的负调控因子，与p38-p53信号通路相关。与PPMID相关的疾病包括伴随高强度疼痛和胃肠困难的智力发育障碍失调征、乳腺癌等。</w:t>
+            </w:r>
+          </w:p>
+        </w:tc>
+      </w:tr>
+      <w:tr>
+        <w:tblPrEx>
+          <w:tblBorders>
+            <w:top w:val="single" w:color="A4A4A4" w:sz="4" w:space="0"/>
+            <w:left w:val="none" w:color="auto" w:sz="0" w:space="0"/>
+            <w:bottom w:val="single" w:color="A4A4A4" w:sz="4" w:space="0"/>
+            <w:right w:val="none" w:color="auto" w:sz="0" w:space="0"/>
+            <w:insideH w:val="single" w:color="A4A4A4" w:sz="4" w:space="0"/>
+            <w:insideV w:val="single" w:color="A4A4A4" w:sz="4" w:space="0"/>
+          </w:tblBorders>
+          <w:tblCellMar>
+            <w:top w:w="0" w:type="dxa"/>
+            <w:left w:w="113" w:type="dxa"/>
+            <w:bottom w:w="0" w:type="dxa"/>
+            <w:right w:w="113" w:type="dxa"/>
+          </w:tblCellMar>
+        </w:tblPrEx>
+        <w:trPr>
+          <w:trHeight w:val="0" w:hRule="atLeast"/>
+          <w:jc w:val="center"/>
+        </w:trPr>
+        <w:tc>
+          <w:tcPr>
+            <w:tcW w:w="1015" w:type="dxa"/>
+            <w:tcBorders>
+              <w:tl2br w:val="nil"/>
+              <w:tr2bl w:val="nil"/>
+            </w:tcBorders>
+            <w:vAlign w:val="center"/>
+          </w:tcPr>
+          <w:p>
+            <w:pPr>
+              <w:keepNext w:val="0"/>
+              <w:keepLines w:val="0"/>
+              <w:pageBreakBefore w:val="0"/>
+              <w:widowControl w:val="0"/>
+              <w:kinsoku/>
+              <w:wordWrap/>
+              <w:overflowPunct/>
+              <w:topLinePunct w:val="0"/>
+              <w:autoSpaceDE/>
+              <w:autoSpaceDN/>
+              <w:bidi w:val="0"/>
+              <w:adjustRightInd/>
+              <w:snapToGrid/>
+              <w:spacing w:before="0" w:beforeLines="20" w:after="0" w:afterLines="20" w:line="260" w:lineRule="exact"/>
+              <w:jc w:val="center"/>
+              <w:textAlignment w:val="auto"/>
+              <w:rPr>
+                <w:rFonts w:ascii="Times New Roman" w:hAnsi="Times New Roman" w:eastAsia="微软雅黑" w:cs="Times New Roman"/>
+                <w:b/>
+                <w:bCs/>
+                <w:color w:val="000000"/>
+                <w:sz w:val="18"/>
+                <w:szCs w:val="18"/>
+              </w:rPr>
+            </w:pPr>
+            <w:r>
+              <w:rPr>
+                <w:rFonts w:ascii="Times New Roman" w:hAnsi="Times New Roman" w:eastAsia="微软雅黑" w:cs="Times New Roman"/>
+                <w:b/>
+                <w:bCs/>
+                <w:color w:val="000000"/>
+                <w:sz w:val="18"/>
+                <w:szCs w:val="18"/>
+              </w:rPr>
+              <w:t>PPP2R2A</w:t>
+            </w:r>
+          </w:p>
+        </w:tc>
+        <w:tc>
+          <w:tcPr>
+            <w:tcW w:w="9098" w:type="dxa"/>
+            <w:vAlign w:val="center"/>
+          </w:tcPr>
+          <w:p>
+            <w:pPr>
+              <w:keepNext w:val="0"/>
+              <w:keepLines w:val="0"/>
+              <w:pageBreakBefore w:val="0"/>
+              <w:widowControl w:val="0"/>
+              <w:kinsoku/>
+              <w:wordWrap/>
+              <w:overflowPunct/>
+              <w:topLinePunct w:val="0"/>
+              <w:autoSpaceDE/>
+              <w:autoSpaceDN/>
+              <w:bidi w:val="0"/>
+              <w:adjustRightInd/>
+              <w:snapToGrid/>
+              <w:spacing w:before="0" w:beforeLines="20" w:after="0" w:afterLines="20" w:line="260" w:lineRule="exact"/>
+              <w:jc w:val="both"/>
+              <w:textAlignment w:val="auto"/>
+              <w:rPr>
+                <w:rFonts w:ascii="Times New Roman" w:hAnsi="Times New Roman" w:eastAsia="微软雅黑" w:cs="Times New Roman"/>
+                <w:color w:val="000000"/>
+                <w:sz w:val="18"/>
+                <w:szCs w:val="18"/>
+                <w:lang w:eastAsia="zh-CN"/>
+              </w:rPr>
+            </w:pPr>
+            <w:r>
+              <w:rPr>
+                <w:rFonts w:ascii="Times New Roman" w:hAnsi="Times New Roman" w:eastAsia="微软雅黑" w:cs="Times New Roman"/>
+                <w:color w:val="000000"/>
+                <w:sz w:val="18"/>
+                <w:szCs w:val="18"/>
+                <w:lang w:eastAsia="zh-CN"/>
+              </w:rPr>
+              <w:t>PPP2R2A编码丝氨酸/苏氨酸蛋白磷酸酶2A55kda调节亚基B亚型，参与负调控细胞增殖和分裂。该基因与ERK和AKT信号通路。</w:t>
+            </w:r>
+          </w:p>
+        </w:tc>
+      </w:tr>
+      <w:tr>
+        <w:tblPrEx>
+          <w:tblBorders>
+            <w:top w:val="single" w:color="A4A4A4" w:sz="4" w:space="0"/>
+            <w:left w:val="none" w:color="auto" w:sz="0" w:space="0"/>
+            <w:bottom w:val="single" w:color="A4A4A4" w:sz="4" w:space="0"/>
+            <w:right w:val="none" w:color="auto" w:sz="0" w:space="0"/>
+            <w:insideH w:val="single" w:color="A4A4A4" w:sz="4" w:space="0"/>
+            <w:insideV w:val="single" w:color="A4A4A4" w:sz="4" w:space="0"/>
+          </w:tblBorders>
+          <w:tblCellMar>
+            <w:top w:w="0" w:type="dxa"/>
+            <w:left w:w="113" w:type="dxa"/>
+            <w:bottom w:w="0" w:type="dxa"/>
+            <w:right w:w="113" w:type="dxa"/>
+          </w:tblCellMar>
+        </w:tblPrEx>
+        <w:trPr>
+          <w:trHeight w:val="0" w:hRule="atLeast"/>
+          <w:jc w:val="center"/>
+        </w:trPr>
+        <w:tc>
+          <w:tcPr>
+            <w:tcW w:w="1015" w:type="dxa"/>
+            <w:tcBorders>
+              <w:tl2br w:val="nil"/>
+              <w:tr2bl w:val="nil"/>
+            </w:tcBorders>
+            <w:vAlign w:val="center"/>
+          </w:tcPr>
+          <w:p>
+            <w:pPr>
+              <w:keepNext w:val="0"/>
+              <w:keepLines w:val="0"/>
+              <w:pageBreakBefore w:val="0"/>
+              <w:widowControl w:val="0"/>
+              <w:kinsoku/>
+              <w:wordWrap/>
+              <w:overflowPunct/>
+              <w:topLinePunct w:val="0"/>
+              <w:autoSpaceDE/>
+              <w:autoSpaceDN/>
+              <w:bidi w:val="0"/>
+              <w:adjustRightInd/>
+              <w:snapToGrid/>
+              <w:spacing w:before="0" w:beforeLines="20" w:after="0" w:afterLines="20" w:line="260" w:lineRule="exact"/>
+              <w:jc w:val="center"/>
+              <w:textAlignment w:val="auto"/>
+              <w:rPr>
+                <w:rFonts w:ascii="Times New Roman" w:hAnsi="Times New Roman" w:eastAsia="微软雅黑" w:cs="Times New Roman"/>
+                <w:b/>
+                <w:bCs/>
+                <w:color w:val="000000"/>
+                <w:sz w:val="18"/>
+                <w:szCs w:val="18"/>
+              </w:rPr>
+            </w:pPr>
+            <w:r>
+              <w:rPr>
+                <w:rFonts w:ascii="Times New Roman" w:hAnsi="Times New Roman" w:eastAsia="微软雅黑" w:cs="Times New Roman"/>
+                <w:b/>
+                <w:bCs/>
+                <w:color w:val="000000"/>
+                <w:sz w:val="18"/>
+                <w:szCs w:val="18"/>
+              </w:rPr>
+              <w:t>PTEN</w:t>
+            </w:r>
+          </w:p>
+        </w:tc>
+        <w:tc>
+          <w:tcPr>
+            <w:tcW w:w="9098" w:type="dxa"/>
+            <w:vAlign w:val="center"/>
+          </w:tcPr>
+          <w:p>
+            <w:pPr>
+              <w:keepNext w:val="0"/>
+              <w:keepLines w:val="0"/>
+              <w:pageBreakBefore w:val="0"/>
+              <w:widowControl w:val="0"/>
+              <w:kinsoku/>
+              <w:wordWrap/>
+              <w:overflowPunct/>
+              <w:topLinePunct w:val="0"/>
+              <w:autoSpaceDE/>
+              <w:autoSpaceDN/>
+              <w:bidi w:val="0"/>
+              <w:adjustRightInd/>
+              <w:snapToGrid/>
+              <w:spacing w:before="0" w:beforeLines="20" w:after="0" w:afterLines="20" w:line="260" w:lineRule="exact"/>
+              <w:jc w:val="both"/>
+              <w:textAlignment w:val="auto"/>
+              <w:rPr>
+                <w:rFonts w:ascii="Times New Roman" w:hAnsi="Times New Roman" w:eastAsia="微软雅黑" w:cs="Times New Roman"/>
+                <w:color w:val="000000"/>
+                <w:sz w:val="18"/>
+                <w:szCs w:val="18"/>
+                <w:lang w:eastAsia="zh-CN"/>
+              </w:rPr>
+            </w:pPr>
+            <w:r>
+              <w:rPr>
+                <w:rFonts w:ascii="Times New Roman" w:hAnsi="Times New Roman" w:eastAsia="微软雅黑" w:cs="Times New Roman"/>
+                <w:color w:val="000000"/>
+                <w:sz w:val="18"/>
+                <w:szCs w:val="18"/>
+                <w:lang w:eastAsia="zh-CN"/>
+              </w:rPr>
+              <w:t>PTEN是一个肿瘤抑制基因，在众多癌症中高频出现。该基因编码的蛋白包含一个张力蛋白样结构域以及类似的双重特异性蛋白酪氨酸磷酸酶的催化结构域。与一般的蛋白质酪氨酸磷酸酶不同，这种蛋白优先作用于磷酸肌醇去磷酸化。它负调控细胞中磷脂酰肌醇-3/4/5-三磷酸水平，并且作为肿瘤抑制子负调节AKT/PKB信号通路。体细胞突变的PTEN发生在多种恶性肿瘤，包括神经胶质瘤、黑色素瘤、前列腺癌、子宫内膜癌、乳腺癌、卵巢、肾和肺癌。胚系突变的PTEN可导致错构瘤和Cowden综合症。</w:t>
+            </w:r>
+          </w:p>
+        </w:tc>
+      </w:tr>
+      <w:tr>
+        <w:tblPrEx>
+          <w:tblBorders>
+            <w:top w:val="single" w:color="A4A4A4" w:sz="4" w:space="0"/>
+            <w:left w:val="none" w:color="auto" w:sz="0" w:space="0"/>
+            <w:bottom w:val="single" w:color="A4A4A4" w:sz="4" w:space="0"/>
+            <w:right w:val="none" w:color="auto" w:sz="0" w:space="0"/>
+            <w:insideH w:val="single" w:color="A4A4A4" w:sz="4" w:space="0"/>
+            <w:insideV w:val="single" w:color="A4A4A4" w:sz="4" w:space="0"/>
+          </w:tblBorders>
+          <w:tblCellMar>
+            <w:top w:w="0" w:type="dxa"/>
+            <w:left w:w="113" w:type="dxa"/>
+            <w:bottom w:w="0" w:type="dxa"/>
+            <w:right w:w="113" w:type="dxa"/>
+          </w:tblCellMar>
+        </w:tblPrEx>
+        <w:trPr>
+          <w:trHeight w:val="0" w:hRule="atLeast"/>
+          <w:jc w:val="center"/>
+        </w:trPr>
+        <w:tc>
+          <w:tcPr>
+            <w:tcW w:w="1015" w:type="dxa"/>
+            <w:tcBorders>
+              <w:tl2br w:val="nil"/>
+              <w:tr2bl w:val="nil"/>
+            </w:tcBorders>
+            <w:vAlign w:val="center"/>
+          </w:tcPr>
+          <w:p>
+            <w:pPr>
+              <w:keepNext w:val="0"/>
+              <w:keepLines w:val="0"/>
+              <w:pageBreakBefore w:val="0"/>
+              <w:widowControl w:val="0"/>
+              <w:kinsoku/>
+              <w:wordWrap/>
+              <w:overflowPunct/>
+              <w:topLinePunct w:val="0"/>
+              <w:autoSpaceDE/>
+              <w:autoSpaceDN/>
+              <w:bidi w:val="0"/>
+              <w:adjustRightInd/>
+              <w:snapToGrid/>
+              <w:spacing w:before="0" w:beforeLines="20" w:after="0" w:afterLines="20" w:line="260" w:lineRule="exact"/>
+              <w:jc w:val="center"/>
+              <w:textAlignment w:val="auto"/>
+              <w:rPr>
+                <w:rFonts w:ascii="Times New Roman" w:hAnsi="Times New Roman" w:eastAsia="微软雅黑" w:cs="Times New Roman"/>
+                <w:b/>
+                <w:bCs/>
+                <w:color w:val="000000"/>
+                <w:sz w:val="18"/>
+                <w:szCs w:val="18"/>
+              </w:rPr>
+            </w:pPr>
+            <w:r>
+              <w:rPr>
+                <w:rFonts w:ascii="Times New Roman" w:hAnsi="Times New Roman" w:eastAsia="微软雅黑" w:cs="Times New Roman"/>
+                <w:b/>
+                <w:bCs/>
+                <w:color w:val="000000"/>
+                <w:sz w:val="18"/>
+                <w:szCs w:val="18"/>
+              </w:rPr>
+              <w:t>RAD50</w:t>
+            </w:r>
+          </w:p>
+        </w:tc>
+        <w:tc>
+          <w:tcPr>
+            <w:tcW w:w="9098" w:type="dxa"/>
+            <w:vAlign w:val="center"/>
+          </w:tcPr>
+          <w:p>
+            <w:pPr>
+              <w:keepNext w:val="0"/>
+              <w:keepLines w:val="0"/>
+              <w:pageBreakBefore w:val="0"/>
+              <w:widowControl w:val="0"/>
+              <w:kinsoku/>
+              <w:wordWrap/>
+              <w:overflowPunct/>
+              <w:topLinePunct w:val="0"/>
+              <w:autoSpaceDE/>
+              <w:autoSpaceDN/>
+              <w:bidi w:val="0"/>
+              <w:adjustRightInd/>
+              <w:snapToGrid/>
+              <w:spacing w:before="0" w:beforeLines="20" w:after="0" w:afterLines="20" w:line="260" w:lineRule="exact"/>
+              <w:jc w:val="both"/>
+              <w:textAlignment w:val="auto"/>
+              <w:rPr>
+                <w:rFonts w:ascii="Times New Roman" w:hAnsi="Times New Roman" w:eastAsia="微软雅黑" w:cs="Times New Roman"/>
+                <w:color w:val="000000"/>
+                <w:sz w:val="18"/>
+                <w:szCs w:val="18"/>
+                <w:lang w:eastAsia="zh-CN"/>
+              </w:rPr>
+            </w:pPr>
+            <w:r>
+              <w:rPr>
+                <w:rFonts w:ascii="Times New Roman" w:hAnsi="Times New Roman" w:eastAsia="微软雅黑" w:cs="Times New Roman"/>
+                <w:color w:val="000000"/>
+                <w:sz w:val="18"/>
+                <w:szCs w:val="18"/>
+                <w:lang w:eastAsia="zh-CN"/>
+              </w:rPr>
+              <w:t>RAD50基因编码的蛋白与参与DNA蛋白双链修复的酿酒酵母蛋白RAD50高度相似。该蛋白与MRE11及NBS1形成复杂体后具有多种酶活性，是DNA非同源末端链接的必需因子，在DNA双链断裂修复、细胞周期检查点的激活、端粒维护、减数分离重组等过程中具有重要作用。RAD50发生突变就会阻碍DNA重组的发生，或干扰DNA的修复系统，造成胚胎的死亡或者癌变。与RAD50相关的疾病包括子宫内膜癌、肠癌、胃癌等。</w:t>
+            </w:r>
+          </w:p>
+        </w:tc>
+      </w:tr>
+      <w:tr>
+        <w:tblPrEx>
+          <w:tblBorders>
+            <w:top w:val="single" w:color="A4A4A4" w:sz="4" w:space="0"/>
+            <w:left w:val="none" w:color="auto" w:sz="0" w:space="0"/>
+            <w:bottom w:val="single" w:color="A4A4A4" w:sz="4" w:space="0"/>
+            <w:right w:val="none" w:color="auto" w:sz="0" w:space="0"/>
+            <w:insideH w:val="single" w:color="A4A4A4" w:sz="4" w:space="0"/>
+            <w:insideV w:val="single" w:color="A4A4A4" w:sz="4" w:space="0"/>
+          </w:tblBorders>
+          <w:tblCellMar>
+            <w:top w:w="0" w:type="dxa"/>
+            <w:left w:w="113" w:type="dxa"/>
+            <w:bottom w:w="0" w:type="dxa"/>
+            <w:right w:w="113" w:type="dxa"/>
+          </w:tblCellMar>
+        </w:tblPrEx>
+        <w:trPr>
+          <w:trHeight w:val="0" w:hRule="atLeast"/>
+          <w:jc w:val="center"/>
+        </w:trPr>
+        <w:tc>
+          <w:tcPr>
+            <w:tcW w:w="1015" w:type="dxa"/>
+            <w:tcBorders>
+              <w:tl2br w:val="nil"/>
+              <w:tr2bl w:val="nil"/>
+            </w:tcBorders>
+            <w:vAlign w:val="center"/>
+          </w:tcPr>
+          <w:p>
+            <w:pPr>
+              <w:keepNext w:val="0"/>
+              <w:keepLines w:val="0"/>
+              <w:pageBreakBefore w:val="0"/>
+              <w:widowControl w:val="0"/>
+              <w:kinsoku/>
+              <w:wordWrap/>
+              <w:overflowPunct/>
+              <w:topLinePunct w:val="0"/>
+              <w:autoSpaceDE/>
+              <w:autoSpaceDN/>
+              <w:bidi w:val="0"/>
+              <w:adjustRightInd/>
+              <w:snapToGrid/>
+              <w:spacing w:before="0" w:beforeLines="20" w:after="0" w:afterLines="20" w:line="260" w:lineRule="exact"/>
+              <w:jc w:val="center"/>
+              <w:textAlignment w:val="auto"/>
+              <w:rPr>
+                <w:rFonts w:ascii="Times New Roman" w:hAnsi="Times New Roman" w:eastAsia="微软雅黑" w:cs="Times New Roman"/>
+                <w:b/>
+                <w:bCs/>
+                <w:color w:val="000000"/>
+                <w:sz w:val="18"/>
+                <w:szCs w:val="18"/>
+              </w:rPr>
+            </w:pPr>
+            <w:r>
+              <w:rPr>
+                <w:rFonts w:ascii="Times New Roman" w:hAnsi="Times New Roman" w:eastAsia="微软雅黑" w:cs="Times New Roman"/>
+                <w:b/>
+                <w:bCs/>
+                <w:color w:val="000000"/>
+                <w:sz w:val="18"/>
+                <w:szCs w:val="18"/>
+              </w:rPr>
+              <w:t>RAD51B</w:t>
+            </w:r>
+          </w:p>
+        </w:tc>
+        <w:tc>
+          <w:tcPr>
+            <w:tcW w:w="9098" w:type="dxa"/>
+            <w:vAlign w:val="center"/>
+          </w:tcPr>
+          <w:p>
+            <w:pPr>
+              <w:keepNext w:val="0"/>
+              <w:keepLines w:val="0"/>
+              <w:pageBreakBefore w:val="0"/>
+              <w:widowControl w:val="0"/>
+              <w:kinsoku/>
+              <w:wordWrap/>
+              <w:overflowPunct/>
+              <w:topLinePunct w:val="0"/>
+              <w:autoSpaceDE/>
+              <w:autoSpaceDN/>
+              <w:bidi w:val="0"/>
+              <w:adjustRightInd/>
+              <w:snapToGrid/>
+              <w:spacing w:before="0" w:beforeLines="20" w:after="0" w:afterLines="20" w:line="260" w:lineRule="exact"/>
+              <w:jc w:val="both"/>
+              <w:textAlignment w:val="auto"/>
+              <w:rPr>
+                <w:rFonts w:ascii="Times New Roman" w:hAnsi="Times New Roman" w:eastAsia="微软雅黑" w:cs="Times New Roman"/>
+                <w:color w:val="000000"/>
+                <w:sz w:val="18"/>
+                <w:szCs w:val="18"/>
+                <w:lang w:eastAsia="zh-CN"/>
+              </w:rPr>
+            </w:pPr>
+            <w:r>
+              <w:rPr>
+                <w:rFonts w:ascii="Times New Roman" w:hAnsi="Times New Roman" w:eastAsia="微软雅黑" w:cs="Times New Roman"/>
+                <w:color w:val="000000"/>
+                <w:sz w:val="18"/>
+                <w:szCs w:val="18"/>
+                <w:lang w:eastAsia="zh-CN"/>
+              </w:rPr>
+              <w:t>RAD51B基因编码DNA修复蛋白RAD51同源2，定位于14q24.1。该蛋白与RAD51C相互作用，然后进一步结合该蛋白家族其他成员。RAD51家族成员在进化上保守，且参与DNA的同源重组修复。与RAD51B相关的疾病包括子宫平滑肌瘤、子宫良性肿瘤等。</w:t>
+            </w:r>
+          </w:p>
+        </w:tc>
+      </w:tr>
+      <w:tr>
+        <w:tblPrEx>
+          <w:tblBorders>
+            <w:top w:val="single" w:color="A4A4A4" w:sz="4" w:space="0"/>
+            <w:left w:val="none" w:color="auto" w:sz="0" w:space="0"/>
+            <w:bottom w:val="single" w:color="A4A4A4" w:sz="4" w:space="0"/>
+            <w:right w:val="none" w:color="auto" w:sz="0" w:space="0"/>
+            <w:insideH w:val="single" w:color="A4A4A4" w:sz="4" w:space="0"/>
+            <w:insideV w:val="single" w:color="A4A4A4" w:sz="4" w:space="0"/>
+          </w:tblBorders>
+          <w:tblCellMar>
+            <w:top w:w="0" w:type="dxa"/>
+            <w:left w:w="113" w:type="dxa"/>
+            <w:bottom w:w="0" w:type="dxa"/>
+            <w:right w:w="113" w:type="dxa"/>
+          </w:tblCellMar>
+        </w:tblPrEx>
+        <w:trPr>
+          <w:trHeight w:val="0" w:hRule="atLeast"/>
+          <w:jc w:val="center"/>
+        </w:trPr>
+        <w:tc>
+          <w:tcPr>
+            <w:tcW w:w="1015" w:type="dxa"/>
+            <w:tcBorders>
+              <w:tl2br w:val="nil"/>
+              <w:tr2bl w:val="nil"/>
+            </w:tcBorders>
+            <w:vAlign w:val="center"/>
+          </w:tcPr>
+          <w:p>
+            <w:pPr>
+              <w:keepNext w:val="0"/>
+              <w:keepLines w:val="0"/>
+              <w:pageBreakBefore w:val="0"/>
+              <w:widowControl w:val="0"/>
+              <w:kinsoku/>
+              <w:wordWrap/>
+              <w:overflowPunct/>
+              <w:topLinePunct w:val="0"/>
+              <w:autoSpaceDE/>
+              <w:autoSpaceDN/>
+              <w:bidi w:val="0"/>
+              <w:adjustRightInd/>
+              <w:snapToGrid/>
+              <w:spacing w:before="0" w:beforeLines="20" w:after="0" w:afterLines="20" w:line="260" w:lineRule="exact"/>
+              <w:jc w:val="center"/>
+              <w:textAlignment w:val="auto"/>
+              <w:rPr>
+                <w:rFonts w:ascii="Times New Roman" w:hAnsi="Times New Roman" w:eastAsia="微软雅黑" w:cs="Times New Roman"/>
+                <w:b/>
+                <w:bCs/>
+                <w:color w:val="000000"/>
+                <w:sz w:val="18"/>
+                <w:szCs w:val="18"/>
+              </w:rPr>
+            </w:pPr>
+            <w:r>
+              <w:rPr>
+                <w:rFonts w:ascii="Times New Roman" w:hAnsi="Times New Roman" w:eastAsia="微软雅黑" w:cs="Times New Roman"/>
+                <w:b/>
+                <w:bCs/>
+                <w:color w:val="000000"/>
+                <w:sz w:val="18"/>
+                <w:szCs w:val="18"/>
+              </w:rPr>
+              <w:t>RAD51C</w:t>
+            </w:r>
+          </w:p>
+        </w:tc>
+        <w:tc>
+          <w:tcPr>
+            <w:tcW w:w="9098" w:type="dxa"/>
+            <w:vAlign w:val="center"/>
+          </w:tcPr>
+          <w:p>
+            <w:pPr>
+              <w:keepNext w:val="0"/>
+              <w:keepLines w:val="0"/>
+              <w:pageBreakBefore w:val="0"/>
+              <w:widowControl w:val="0"/>
+              <w:kinsoku/>
+              <w:wordWrap/>
+              <w:overflowPunct/>
+              <w:topLinePunct w:val="0"/>
+              <w:autoSpaceDE/>
+              <w:autoSpaceDN/>
+              <w:bidi w:val="0"/>
+              <w:adjustRightInd/>
+              <w:snapToGrid/>
+              <w:spacing w:before="0" w:beforeLines="20" w:after="0" w:afterLines="20" w:line="260" w:lineRule="exact"/>
+              <w:jc w:val="both"/>
+              <w:textAlignment w:val="auto"/>
+              <w:rPr>
+                <w:rFonts w:ascii="Times New Roman" w:hAnsi="Times New Roman" w:eastAsia="微软雅黑" w:cs="Times New Roman"/>
+                <w:color w:val="000000"/>
+                <w:sz w:val="18"/>
+                <w:szCs w:val="18"/>
+                <w:lang w:eastAsia="zh-CN"/>
+              </w:rPr>
+            </w:pPr>
+            <w:r>
+              <w:rPr>
+                <w:rFonts w:ascii="Times New Roman" w:hAnsi="Times New Roman" w:eastAsia="微软雅黑" w:cs="Times New Roman"/>
+                <w:color w:val="000000"/>
+                <w:sz w:val="18"/>
+                <w:szCs w:val="18"/>
+                <w:lang w:eastAsia="zh-CN"/>
+              </w:rPr>
+              <w:t>RAD51C定位于人染色体17q23，编码了长376个氨基酸的蛋白质，其中18-26%的氨基酸与RAD51家族的其他成员相同。在人类的组织中，RAD51C在睾丸，心肌，脾脏和前列腺中表达量最高。RAD51C是DNA损伤修复（DNAdamageresponse，DDR）过程中的一个重要角色，将DNA损伤信号传递到下游并保证了HR参与损伤的修复。RAD51C基因的突变会导致无法修复的DNA损伤的积累，并因此引起细胞癌变，最终导致肿瘤发生。与RAD51C相关的疾病包括子宫内膜癌、肠癌、乳腺癌、范可尼贫血等。</w:t>
+            </w:r>
+          </w:p>
+        </w:tc>
+      </w:tr>
+      <w:tr>
+        <w:tblPrEx>
+          <w:tblBorders>
+            <w:top w:val="single" w:color="A4A4A4" w:sz="4" w:space="0"/>
+            <w:left w:val="none" w:color="auto" w:sz="0" w:space="0"/>
+            <w:bottom w:val="single" w:color="A4A4A4" w:sz="4" w:space="0"/>
+            <w:right w:val="none" w:color="auto" w:sz="0" w:space="0"/>
+            <w:insideH w:val="single" w:color="A4A4A4" w:sz="4" w:space="0"/>
+            <w:insideV w:val="single" w:color="A4A4A4" w:sz="4" w:space="0"/>
+          </w:tblBorders>
+          <w:tblCellMar>
+            <w:top w:w="0" w:type="dxa"/>
+            <w:left w:w="113" w:type="dxa"/>
+            <w:bottom w:w="0" w:type="dxa"/>
+            <w:right w:w="113" w:type="dxa"/>
+          </w:tblCellMar>
+        </w:tblPrEx>
+        <w:trPr>
+          <w:trHeight w:val="0" w:hRule="atLeast"/>
+          <w:jc w:val="center"/>
+        </w:trPr>
+        <w:tc>
+          <w:tcPr>
+            <w:tcW w:w="1015" w:type="dxa"/>
+            <w:tcBorders>
+              <w:tl2br w:val="nil"/>
+              <w:tr2bl w:val="nil"/>
+            </w:tcBorders>
+            <w:vAlign w:val="center"/>
+          </w:tcPr>
+          <w:p>
+            <w:pPr>
+              <w:keepNext w:val="0"/>
+              <w:keepLines w:val="0"/>
+              <w:pageBreakBefore w:val="0"/>
+              <w:widowControl w:val="0"/>
+              <w:kinsoku/>
+              <w:wordWrap/>
+              <w:overflowPunct/>
+              <w:topLinePunct w:val="0"/>
+              <w:autoSpaceDE/>
+              <w:autoSpaceDN/>
+              <w:bidi w:val="0"/>
+              <w:adjustRightInd/>
+              <w:snapToGrid/>
+              <w:spacing w:before="0" w:beforeLines="20" w:after="0" w:afterLines="20" w:line="260" w:lineRule="exact"/>
+              <w:jc w:val="center"/>
+              <w:textAlignment w:val="auto"/>
+              <w:rPr>
+                <w:rFonts w:ascii="Times New Roman" w:hAnsi="Times New Roman" w:eastAsia="微软雅黑" w:cs="Times New Roman"/>
+                <w:b/>
+                <w:bCs/>
+                <w:color w:val="000000"/>
+                <w:sz w:val="18"/>
+                <w:szCs w:val="18"/>
+              </w:rPr>
+            </w:pPr>
+            <w:r>
+              <w:rPr>
+                <w:rFonts w:ascii="Times New Roman" w:hAnsi="Times New Roman" w:eastAsia="微软雅黑" w:cs="Times New Roman"/>
+                <w:b/>
+                <w:bCs/>
+                <w:color w:val="000000"/>
+                <w:sz w:val="18"/>
+                <w:szCs w:val="18"/>
+              </w:rPr>
+              <w:t>RAD51D</w:t>
+            </w:r>
+          </w:p>
+        </w:tc>
+        <w:tc>
+          <w:tcPr>
+            <w:tcW w:w="9098" w:type="dxa"/>
+            <w:vAlign w:val="center"/>
+          </w:tcPr>
+          <w:p>
+            <w:pPr>
+              <w:keepNext w:val="0"/>
+              <w:keepLines w:val="0"/>
+              <w:pageBreakBefore w:val="0"/>
+              <w:widowControl w:val="0"/>
+              <w:kinsoku/>
+              <w:wordWrap/>
+              <w:overflowPunct/>
+              <w:topLinePunct w:val="0"/>
+              <w:autoSpaceDE/>
+              <w:autoSpaceDN/>
+              <w:bidi w:val="0"/>
+              <w:adjustRightInd/>
+              <w:snapToGrid/>
+              <w:spacing w:before="0" w:beforeLines="20" w:after="0" w:afterLines="20" w:line="260" w:lineRule="exact"/>
+              <w:jc w:val="both"/>
+              <w:textAlignment w:val="auto"/>
+              <w:rPr>
+                <w:rFonts w:ascii="Times New Roman" w:hAnsi="Times New Roman" w:eastAsia="微软雅黑" w:cs="Times New Roman"/>
+                <w:color w:val="000000"/>
+                <w:sz w:val="18"/>
+                <w:szCs w:val="18"/>
+                <w:lang w:eastAsia="zh-CN"/>
+              </w:rPr>
+            </w:pPr>
+            <w:r>
+              <w:rPr>
+                <w:rFonts w:ascii="Times New Roman" w:hAnsi="Times New Roman" w:eastAsia="微软雅黑" w:cs="Times New Roman"/>
+                <w:color w:val="000000"/>
+                <w:sz w:val="18"/>
+                <w:szCs w:val="18"/>
+                <w:lang w:eastAsia="zh-CN"/>
+              </w:rPr>
+              <w:t>酵母和人类的Rad51蛋白是大肠杆菌RecA蛋白的同源蛋白，Rad51蛋白通过介导DNA链配对及链交换而参与DNA同源重组修复。Rad51D基因位于染色体17q11，编码蛋白是Rad51蛋白的5种同源物之一。Rad51D同其它一种或多种同源物存在相互作用如RAD51L1、RAD51L2和XRCC2，可以形成杂合的二聚体或多聚体复合物，而不具有自身相互作用。Rad51D蛋白在基因同源重组中主要是担当辅助因子的角色，同Rad51蛋白和其它同源物配合协调这个过程，发挥必不可少的作用。与Rad51D相关的疾病包括结肠癌、皮肤癌、尿道癌等。</w:t>
+            </w:r>
+          </w:p>
+        </w:tc>
+      </w:tr>
+      <w:tr>
+        <w:tblPrEx>
+          <w:tblBorders>
+            <w:top w:val="single" w:color="A4A4A4" w:sz="4" w:space="0"/>
+            <w:left w:val="none" w:color="auto" w:sz="0" w:space="0"/>
+            <w:bottom w:val="single" w:color="A4A4A4" w:sz="4" w:space="0"/>
+            <w:right w:val="none" w:color="auto" w:sz="0" w:space="0"/>
+            <w:insideH w:val="single" w:color="A4A4A4" w:sz="4" w:space="0"/>
+            <w:insideV w:val="single" w:color="A4A4A4" w:sz="4" w:space="0"/>
+          </w:tblBorders>
+          <w:tblCellMar>
+            <w:top w:w="0" w:type="dxa"/>
+            <w:left w:w="113" w:type="dxa"/>
+            <w:bottom w:w="0" w:type="dxa"/>
+            <w:right w:w="113" w:type="dxa"/>
+          </w:tblCellMar>
+        </w:tblPrEx>
+        <w:trPr>
+          <w:trHeight w:val="0" w:hRule="atLeast"/>
+          <w:jc w:val="center"/>
+        </w:trPr>
+        <w:tc>
+          <w:tcPr>
+            <w:tcW w:w="1015" w:type="dxa"/>
+            <w:vAlign w:val="center"/>
+          </w:tcPr>
+          <w:p>
+            <w:pPr>
+              <w:keepNext w:val="0"/>
+              <w:keepLines w:val="0"/>
+              <w:pageBreakBefore w:val="0"/>
+              <w:widowControl w:val="0"/>
+              <w:kinsoku/>
+              <w:wordWrap/>
+              <w:overflowPunct/>
+              <w:topLinePunct w:val="0"/>
+              <w:autoSpaceDE/>
+              <w:autoSpaceDN/>
+              <w:bidi w:val="0"/>
+              <w:adjustRightInd/>
+              <w:snapToGrid/>
+              <w:spacing w:before="0" w:beforeLines="20" w:after="0" w:afterLines="20" w:line="260" w:lineRule="exact"/>
+              <w:jc w:val="center"/>
+              <w:textAlignment w:val="auto"/>
+              <w:rPr>
+                <w:rFonts w:ascii="Times New Roman" w:hAnsi="Times New Roman" w:eastAsia="微软雅黑" w:cs="Times New Roman"/>
+                <w:b/>
+                <w:bCs/>
+                <w:color w:val="000000"/>
+                <w:sz w:val="18"/>
+                <w:szCs w:val="18"/>
+              </w:rPr>
+            </w:pPr>
+            <w:r>
+              <w:rPr>
+                <w:rFonts w:ascii="Times New Roman" w:hAnsi="Times New Roman" w:eastAsia="微软雅黑" w:cs="Times New Roman"/>
+                <w:b/>
+                <w:bCs/>
+                <w:color w:val="000000"/>
+                <w:sz w:val="18"/>
+                <w:szCs w:val="18"/>
+              </w:rPr>
+              <w:t>RAD54L</w:t>
+            </w:r>
+          </w:p>
+        </w:tc>
+        <w:tc>
+          <w:tcPr>
+            <w:tcW w:w="9098" w:type="dxa"/>
+            <w:vAlign w:val="center"/>
+          </w:tcPr>
+          <w:p>
+            <w:pPr>
+              <w:keepNext w:val="0"/>
+              <w:keepLines w:val="0"/>
+              <w:pageBreakBefore w:val="0"/>
+              <w:widowControl w:val="0"/>
+              <w:kinsoku/>
+              <w:wordWrap/>
+              <w:overflowPunct/>
+              <w:topLinePunct w:val="0"/>
+              <w:autoSpaceDE/>
+              <w:autoSpaceDN/>
+              <w:bidi w:val="0"/>
+              <w:adjustRightInd/>
+              <w:snapToGrid/>
+              <w:spacing w:before="0" w:beforeLines="20" w:after="0" w:afterLines="20" w:line="260" w:lineRule="exact"/>
+              <w:jc w:val="both"/>
+              <w:textAlignment w:val="auto"/>
+              <w:rPr>
+                <w:rFonts w:ascii="Times New Roman" w:hAnsi="Times New Roman" w:eastAsia="微软雅黑" w:cs="Times New Roman"/>
+                <w:color w:val="000000"/>
+                <w:sz w:val="18"/>
+                <w:szCs w:val="18"/>
+                <w:lang w:eastAsia="zh-CN"/>
+              </w:rPr>
+            </w:pPr>
+            <w:r>
+              <w:rPr>
+                <w:rFonts w:ascii="Times New Roman" w:hAnsi="Times New Roman" w:eastAsia="微软雅黑" w:cs="Times New Roman"/>
+                <w:color w:val="000000"/>
+                <w:sz w:val="18"/>
+                <w:szCs w:val="18"/>
+                <w:lang w:eastAsia="zh-CN"/>
+              </w:rPr>
+              <w:t>RAD54L编码DEAD-类解旋酶蛋白，与酵母中的Rad54相似，该基因定位于1p34.1。参与DNA同源重组和修复相关。</w:t>
+            </w:r>
+            <w:r>
+              <w:rPr>
+                <w:rFonts w:hint="eastAsia" w:ascii="Times New Roman" w:hAnsi="Times New Roman" w:eastAsia="微软雅黑" w:cs="Times New Roman"/>
+                <w:color w:val="000000"/>
+                <w:sz w:val="18"/>
+                <w:szCs w:val="18"/>
+                <w:lang w:val="en-US" w:eastAsia="zh-CN"/>
+              </w:rPr>
+              <w:t>与</w:t>
+            </w:r>
+            <w:r>
+              <w:rPr>
+                <w:rFonts w:ascii="Times New Roman" w:hAnsi="Times New Roman" w:eastAsia="微软雅黑" w:cs="Times New Roman"/>
+                <w:color w:val="000000"/>
+                <w:sz w:val="18"/>
+                <w:szCs w:val="18"/>
+                <w:lang w:eastAsia="zh-CN"/>
+              </w:rPr>
+              <w:t>RAD54L相关的疾病包括家族性非霍金奇型淋巴瘤、结肠腺癌等。</w:t>
+            </w:r>
+          </w:p>
+        </w:tc>
+      </w:tr>
+      <w:tr>
+        <w:tblPrEx>
+          <w:tblBorders>
+            <w:top w:val="single" w:color="A4A4A4" w:sz="4" w:space="0"/>
+            <w:left w:val="none" w:color="auto" w:sz="0" w:space="0"/>
+            <w:bottom w:val="single" w:color="A4A4A4" w:sz="4" w:space="0"/>
+            <w:right w:val="none" w:color="auto" w:sz="0" w:space="0"/>
+            <w:insideH w:val="single" w:color="A4A4A4" w:sz="4" w:space="0"/>
+            <w:insideV w:val="single" w:color="A4A4A4" w:sz="4" w:space="0"/>
+          </w:tblBorders>
+          <w:tblCellMar>
+            <w:top w:w="0" w:type="dxa"/>
+            <w:left w:w="113" w:type="dxa"/>
+            <w:bottom w:w="0" w:type="dxa"/>
+            <w:right w:w="113" w:type="dxa"/>
+          </w:tblCellMar>
+        </w:tblPrEx>
+        <w:trPr>
+          <w:trHeight w:val="0" w:hRule="atLeast"/>
+          <w:jc w:val="center"/>
+        </w:trPr>
+        <w:tc>
+          <w:tcPr>
+            <w:tcW w:w="1015" w:type="dxa"/>
+            <w:tcBorders>
+              <w:tl2br w:val="nil"/>
+              <w:tr2bl w:val="nil"/>
+            </w:tcBorders>
+            <w:vAlign w:val="center"/>
+          </w:tcPr>
+          <w:p>
+            <w:pPr>
+              <w:keepNext w:val="0"/>
+              <w:keepLines w:val="0"/>
+              <w:pageBreakBefore w:val="0"/>
+              <w:widowControl w:val="0"/>
+              <w:kinsoku/>
+              <w:wordWrap/>
+              <w:overflowPunct/>
+              <w:topLinePunct w:val="0"/>
+              <w:autoSpaceDE/>
+              <w:autoSpaceDN/>
+              <w:bidi w:val="0"/>
+              <w:adjustRightInd/>
+              <w:snapToGrid/>
+              <w:spacing w:before="0" w:beforeLines="20" w:after="0" w:afterLines="20" w:line="260" w:lineRule="exact"/>
+              <w:jc w:val="center"/>
+              <w:textAlignment w:val="auto"/>
+              <w:rPr>
+                <w:rFonts w:ascii="Times New Roman" w:hAnsi="Times New Roman" w:eastAsia="微软雅黑" w:cs="Times New Roman"/>
+                <w:b/>
+                <w:bCs/>
+                <w:color w:val="000000"/>
+                <w:sz w:val="18"/>
+                <w:szCs w:val="18"/>
+              </w:rPr>
+            </w:pPr>
+            <w:r>
+              <w:rPr>
+                <w:rFonts w:ascii="Times New Roman" w:hAnsi="Times New Roman" w:eastAsia="微软雅黑" w:cs="Times New Roman"/>
+                <w:b/>
+                <w:bCs/>
+                <w:color w:val="000000"/>
+                <w:sz w:val="18"/>
+                <w:szCs w:val="18"/>
+              </w:rPr>
+              <w:t>TP53</w:t>
+            </w:r>
+          </w:p>
+        </w:tc>
+        <w:tc>
+          <w:tcPr>
+            <w:tcW w:w="9098" w:type="dxa"/>
+            <w:vAlign w:val="center"/>
+          </w:tcPr>
+          <w:p>
+            <w:pPr>
+              <w:keepNext w:val="0"/>
+              <w:keepLines w:val="0"/>
+              <w:pageBreakBefore w:val="0"/>
+              <w:widowControl w:val="0"/>
+              <w:kinsoku/>
+              <w:wordWrap/>
+              <w:overflowPunct/>
+              <w:topLinePunct w:val="0"/>
+              <w:autoSpaceDE/>
+              <w:autoSpaceDN/>
+              <w:bidi w:val="0"/>
+              <w:adjustRightInd/>
+              <w:snapToGrid/>
+              <w:spacing w:before="0" w:beforeLines="20" w:after="0" w:afterLines="20" w:line="260" w:lineRule="exact"/>
+              <w:jc w:val="both"/>
+              <w:textAlignment w:val="auto"/>
+              <w:rPr>
+                <w:rFonts w:ascii="Times New Roman" w:hAnsi="Times New Roman" w:eastAsia="微软雅黑" w:cs="Times New Roman"/>
+                <w:color w:val="000000"/>
+                <w:sz w:val="18"/>
+                <w:szCs w:val="18"/>
+                <w:lang w:eastAsia="zh-CN"/>
+              </w:rPr>
+            </w:pPr>
+            <w:r>
+              <w:rPr>
+                <w:rFonts w:ascii="Times New Roman" w:hAnsi="Times New Roman" w:eastAsia="微软雅黑" w:cs="Times New Roman"/>
+                <w:color w:val="000000"/>
+                <w:sz w:val="18"/>
+                <w:szCs w:val="18"/>
+                <w:lang w:eastAsia="zh-CN"/>
+              </w:rPr>
+              <w:t>TP53是抑癌基因，编码一个包括转录激活、DNA结合及寡聚化结构域肿瘤抑制子蛋白。该编码蛋白能响应不同细胞应激从而调控目标基因表达，从而诱导细胞周期停滞、细胞凋亡、衰老、DNA修复和代谢变化。该基因突变与多种人类癌症有关。TP53的胚系突变会导致家族性肉瘤综合征，从而导致成年人在早期发生乳腺癌，脑癌及白血病等。虽然在正常细胞中p53表达较低，但是包括丧失其抑癌功能的TP53突变可能导致在细胞核中p53表达增加及维持稳定状态，因此一些研究表明它可能还具有致癌作用。与TP53相关的疾病包括软组织和骨肉瘤、乳腺癌、脑癌、肾上腺皮质癌等。</w:t>
+            </w:r>
+          </w:p>
+        </w:tc>
+      </w:tr>
+      <w:tr>
+        <w:tblPrEx>
+          <w:tblBorders>
+            <w:top w:val="single" w:color="A4A4A4" w:sz="4" w:space="0"/>
+            <w:left w:val="none" w:color="auto" w:sz="0" w:space="0"/>
+            <w:bottom w:val="single" w:color="A4A4A4" w:sz="4" w:space="0"/>
+            <w:right w:val="none" w:color="auto" w:sz="0" w:space="0"/>
+            <w:insideH w:val="single" w:color="A4A4A4" w:sz="4" w:space="0"/>
+            <w:insideV w:val="single" w:color="A4A4A4" w:sz="4" w:space="0"/>
+          </w:tblBorders>
+          <w:tblCellMar>
+            <w:top w:w="0" w:type="dxa"/>
+            <w:left w:w="113" w:type="dxa"/>
+            <w:bottom w:w="0" w:type="dxa"/>
+            <w:right w:w="113" w:type="dxa"/>
+          </w:tblCellMar>
+        </w:tblPrEx>
+        <w:trPr>
+          <w:trHeight w:val="0" w:hRule="atLeast"/>
+          <w:jc w:val="center"/>
+        </w:trPr>
+        <w:tc>
+          <w:tcPr>
+            <w:tcW w:w="1015" w:type="dxa"/>
+            <w:tcBorders>
+              <w:tl2br w:val="nil"/>
+              <w:tr2bl w:val="nil"/>
+            </w:tcBorders>
+            <w:vAlign w:val="center"/>
+          </w:tcPr>
+          <w:p>
+            <w:pPr>
+              <w:keepNext w:val="0"/>
+              <w:keepLines w:val="0"/>
+              <w:pageBreakBefore w:val="0"/>
+              <w:widowControl w:val="0"/>
+              <w:kinsoku/>
+              <w:wordWrap/>
+              <w:overflowPunct/>
+              <w:topLinePunct w:val="0"/>
+              <w:autoSpaceDE/>
+              <w:autoSpaceDN/>
+              <w:bidi w:val="0"/>
+              <w:adjustRightInd/>
+              <w:snapToGrid/>
+              <w:spacing w:before="0" w:beforeLines="20" w:after="0" w:afterLines="20" w:line="260" w:lineRule="exact"/>
+              <w:jc w:val="center"/>
+              <w:textAlignment w:val="auto"/>
+              <w:rPr>
+                <w:rFonts w:ascii="Times New Roman" w:hAnsi="Times New Roman" w:eastAsia="微软雅黑" w:cs="Times New Roman"/>
+                <w:b/>
+                <w:bCs/>
+                <w:color w:val="000000"/>
+                <w:sz w:val="18"/>
+                <w:szCs w:val="18"/>
+              </w:rPr>
+            </w:pPr>
+            <w:r>
+              <w:rPr>
+                <w:rFonts w:ascii="Times New Roman" w:hAnsi="Times New Roman" w:eastAsia="微软雅黑" w:cs="Times New Roman"/>
+                <w:b/>
+                <w:bCs/>
+                <w:color w:val="000000"/>
+                <w:sz w:val="18"/>
+                <w:szCs w:val="18"/>
+              </w:rPr>
+              <w:t>CDH1</w:t>
+            </w:r>
+          </w:p>
+        </w:tc>
+        <w:tc>
+          <w:tcPr>
+            <w:tcW w:w="9098" w:type="dxa"/>
+            <w:vAlign w:val="center"/>
+          </w:tcPr>
+          <w:p>
+            <w:pPr>
+              <w:keepNext w:val="0"/>
+              <w:keepLines w:val="0"/>
+              <w:pageBreakBefore w:val="0"/>
+              <w:widowControl w:val="0"/>
+              <w:kinsoku/>
+              <w:wordWrap/>
+              <w:overflowPunct/>
+              <w:topLinePunct w:val="0"/>
+              <w:autoSpaceDE/>
+              <w:autoSpaceDN/>
+              <w:bidi w:val="0"/>
+              <w:adjustRightInd/>
+              <w:snapToGrid/>
+              <w:spacing w:before="0" w:beforeLines="20" w:after="0" w:afterLines="20" w:line="260" w:lineRule="exact"/>
+              <w:jc w:val="both"/>
+              <w:textAlignment w:val="auto"/>
+              <w:rPr>
+                <w:rFonts w:ascii="Times New Roman" w:hAnsi="Times New Roman" w:eastAsia="微软雅黑" w:cs="Times New Roman"/>
+                <w:color w:val="000000"/>
+                <w:sz w:val="18"/>
+                <w:szCs w:val="18"/>
+                <w:lang w:eastAsia="zh-CN"/>
+              </w:rPr>
+            </w:pPr>
+            <w:r>
+              <w:rPr>
+                <w:rFonts w:ascii="Times New Roman" w:hAnsi="Times New Roman" w:eastAsia="微软雅黑" w:cs="Times New Roman"/>
+                <w:color w:val="000000"/>
+                <w:sz w:val="18"/>
+                <w:szCs w:val="18"/>
+                <w:lang w:eastAsia="zh-CN"/>
+              </w:rPr>
+              <w:t>CDH1是抑癌基因，CpG岛的甲基化使得其表达受到抑制。钙黏着蛋白是钙依赖性的细胞粘附蛋白，参与调节细胞与细胞间粘连、流动性和上皮增生细胞。该蛋白的低表达会导致细胞运动及转移。与CDH1相关的疾病包括胃癌、乳腺癌、肠癌、甲状腺癌等。</w:t>
+            </w:r>
+          </w:p>
+        </w:tc>
+      </w:tr>
+      <w:tr>
+        <w:tblPrEx>
+          <w:tblBorders>
+            <w:top w:val="single" w:color="A4A4A4" w:sz="4" w:space="0"/>
+            <w:left w:val="none" w:color="auto" w:sz="0" w:space="0"/>
+            <w:bottom w:val="single" w:color="A4A4A4" w:sz="4" w:space="0"/>
+            <w:right w:val="none" w:color="auto" w:sz="0" w:space="0"/>
+            <w:insideH w:val="single" w:color="A4A4A4" w:sz="4" w:space="0"/>
+            <w:insideV w:val="single" w:color="A4A4A4" w:sz="4" w:space="0"/>
+          </w:tblBorders>
+          <w:tblCellMar>
+            <w:top w:w="0" w:type="dxa"/>
+            <w:left w:w="113" w:type="dxa"/>
+            <w:bottom w:w="0" w:type="dxa"/>
+            <w:right w:w="113" w:type="dxa"/>
+          </w:tblCellMar>
+        </w:tblPrEx>
+        <w:trPr>
+          <w:trHeight w:val="0" w:hRule="atLeast"/>
+          <w:jc w:val="center"/>
+        </w:trPr>
+        <w:tc>
+          <w:tcPr>
+            <w:tcW w:w="1015" w:type="dxa"/>
+            <w:tcBorders>
+              <w:tl2br w:val="nil"/>
+              <w:tr2bl w:val="nil"/>
+            </w:tcBorders>
+            <w:vAlign w:val="center"/>
+          </w:tcPr>
+          <w:p>
+            <w:pPr>
+              <w:keepNext w:val="0"/>
+              <w:keepLines w:val="0"/>
+              <w:pageBreakBefore w:val="0"/>
+              <w:widowControl w:val="0"/>
+              <w:kinsoku/>
+              <w:wordWrap/>
+              <w:overflowPunct/>
+              <w:topLinePunct w:val="0"/>
+              <w:autoSpaceDE/>
+              <w:autoSpaceDN/>
+              <w:bidi w:val="0"/>
+              <w:adjustRightInd/>
+              <w:snapToGrid/>
+              <w:spacing w:before="0" w:beforeLines="20" w:after="0" w:afterLines="20" w:line="260" w:lineRule="exact"/>
+              <w:jc w:val="center"/>
+              <w:textAlignment w:val="auto"/>
+              <w:rPr>
+                <w:rFonts w:ascii="Times New Roman" w:hAnsi="Times New Roman" w:eastAsia="微软雅黑" w:cs="Times New Roman"/>
+                <w:b/>
+                <w:bCs/>
+                <w:color w:val="000000"/>
+                <w:sz w:val="18"/>
+                <w:szCs w:val="18"/>
+              </w:rPr>
+            </w:pPr>
+            <w:r>
+              <w:rPr>
+                <w:rFonts w:ascii="Times New Roman" w:hAnsi="Times New Roman" w:eastAsia="微软雅黑" w:cs="Times New Roman"/>
+                <w:b/>
+                <w:bCs/>
+                <w:color w:val="000000"/>
+                <w:sz w:val="18"/>
+                <w:szCs w:val="18"/>
+              </w:rPr>
+              <w:t>EPCAM</w:t>
+            </w:r>
+          </w:p>
+        </w:tc>
+        <w:tc>
+          <w:tcPr>
+            <w:tcW w:w="9098" w:type="dxa"/>
+            <w:vAlign w:val="center"/>
+          </w:tcPr>
+          <w:p>
+            <w:pPr>
+              <w:keepNext w:val="0"/>
+              <w:keepLines w:val="0"/>
+              <w:pageBreakBefore w:val="0"/>
+              <w:widowControl w:val="0"/>
+              <w:kinsoku/>
+              <w:wordWrap/>
+              <w:overflowPunct/>
+              <w:topLinePunct w:val="0"/>
+              <w:autoSpaceDE/>
+              <w:autoSpaceDN/>
+              <w:bidi w:val="0"/>
+              <w:adjustRightInd/>
+              <w:snapToGrid/>
+              <w:spacing w:before="0" w:beforeLines="20" w:after="0" w:afterLines="20" w:line="260" w:lineRule="exact"/>
+              <w:jc w:val="both"/>
+              <w:textAlignment w:val="auto"/>
+              <w:rPr>
+                <w:rFonts w:ascii="Times New Roman" w:hAnsi="Times New Roman" w:eastAsia="微软雅黑" w:cs="Times New Roman"/>
+                <w:color w:val="000000"/>
+                <w:sz w:val="18"/>
+                <w:szCs w:val="18"/>
+                <w:lang w:eastAsia="zh-CN"/>
+              </w:rPr>
+            </w:pPr>
+            <w:r>
+              <w:rPr>
+                <w:rFonts w:ascii="Times New Roman" w:hAnsi="Times New Roman" w:eastAsia="微软雅黑" w:cs="Times New Roman"/>
+                <w:color w:val="000000"/>
+                <w:sz w:val="18"/>
+                <w:szCs w:val="18"/>
+                <w:lang w:eastAsia="zh-CN"/>
+              </w:rPr>
+              <w:t>EPCAM是一类I型跨膜糖蛋白，EPCAM分子的胞膜外区由242个氨基酸组成一个表皮生长因子（EGF）样和一个甲状腺球蛋白样结构域。其中甲状腺球蛋白样序列可在细胞水平抑制与肿瘤转移相关的组织蛋白酶；跨膜区由23个氨基酸组成；胞浆区由26个氨基酸组成，带有数个</w:t>
+            </w:r>
+            <w:r>
+              <w:rPr>
+                <w:rFonts w:ascii="Times New Roman" w:hAnsi="Times New Roman" w:eastAsia="微软雅黑" w:cs="Times New Roman"/>
+                <w:color w:val="000000"/>
+                <w:sz w:val="18"/>
+                <w:szCs w:val="18"/>
+              </w:rPr>
+              <w:t>α</w:t>
+            </w:r>
+            <w:r>
+              <w:rPr>
+                <w:rFonts w:ascii="Times New Roman" w:hAnsi="Times New Roman" w:eastAsia="微软雅黑" w:cs="Times New Roman"/>
+                <w:color w:val="000000"/>
+                <w:sz w:val="18"/>
+                <w:szCs w:val="18"/>
+                <w:lang w:eastAsia="zh-CN"/>
+              </w:rPr>
+              <w:t>-actinin的结合位点。其在正常组织中只局限性的表达在上皮组织的基底膜处，但在快速增殖的肿瘤细胞中则大量表达。EPCAM在肿瘤组织中的过度表达与肿瘤的发生发展及预后密切相关。与EPCAM相关的疾病包括前列腺癌、胃癌、肝癌、胆管癌、结直肠癌、子宫内膜癌、乳腺癌等。</w:t>
+            </w:r>
+          </w:p>
+        </w:tc>
+      </w:tr>
+      <w:tr>
+        <w:tblPrEx>
+          <w:tblBorders>
+            <w:top w:val="single" w:color="A4A4A4" w:sz="4" w:space="0"/>
+            <w:left w:val="none" w:color="auto" w:sz="0" w:space="0"/>
+            <w:bottom w:val="single" w:color="A4A4A4" w:sz="4" w:space="0"/>
+            <w:right w:val="none" w:color="auto" w:sz="0" w:space="0"/>
+            <w:insideH w:val="single" w:color="A4A4A4" w:sz="4" w:space="0"/>
+            <w:insideV w:val="single" w:color="A4A4A4" w:sz="4" w:space="0"/>
+          </w:tblBorders>
+          <w:tblCellMar>
+            <w:top w:w="0" w:type="dxa"/>
+            <w:left w:w="113" w:type="dxa"/>
+            <w:bottom w:w="0" w:type="dxa"/>
+            <w:right w:w="113" w:type="dxa"/>
+          </w:tblCellMar>
+        </w:tblPrEx>
+        <w:trPr>
+          <w:trHeight w:val="0" w:hRule="atLeast"/>
+          <w:jc w:val="center"/>
+        </w:trPr>
+        <w:tc>
+          <w:tcPr>
+            <w:tcW w:w="1015" w:type="dxa"/>
+            <w:tcBorders>
+              <w:tl2br w:val="nil"/>
+              <w:tr2bl w:val="nil"/>
+            </w:tcBorders>
+            <w:vAlign w:val="center"/>
+          </w:tcPr>
+          <w:p>
+            <w:pPr>
+              <w:keepNext w:val="0"/>
+              <w:keepLines w:val="0"/>
+              <w:pageBreakBefore w:val="0"/>
+              <w:widowControl w:val="0"/>
+              <w:kinsoku/>
+              <w:wordWrap/>
+              <w:overflowPunct/>
+              <w:topLinePunct w:val="0"/>
+              <w:autoSpaceDE/>
+              <w:autoSpaceDN/>
+              <w:bidi w:val="0"/>
+              <w:adjustRightInd/>
+              <w:snapToGrid/>
+              <w:spacing w:before="0" w:beforeLines="20" w:after="0" w:afterLines="20" w:line="260" w:lineRule="exact"/>
+              <w:jc w:val="center"/>
+              <w:textAlignment w:val="auto"/>
+              <w:rPr>
+                <w:rFonts w:ascii="Times New Roman" w:hAnsi="Times New Roman" w:eastAsia="微软雅黑" w:cs="Times New Roman"/>
+                <w:b/>
+                <w:bCs/>
+                <w:color w:val="000000"/>
+                <w:sz w:val="18"/>
+                <w:szCs w:val="18"/>
+              </w:rPr>
+            </w:pPr>
+            <w:r>
+              <w:rPr>
+                <w:rFonts w:ascii="Times New Roman" w:hAnsi="Times New Roman" w:eastAsia="微软雅黑" w:cs="Times New Roman"/>
+                <w:b/>
+                <w:bCs/>
+                <w:color w:val="000000"/>
+                <w:sz w:val="18"/>
+                <w:szCs w:val="18"/>
+              </w:rPr>
+              <w:t>MLH1</w:t>
+            </w:r>
+          </w:p>
+        </w:tc>
+        <w:tc>
+          <w:tcPr>
+            <w:tcW w:w="9098" w:type="dxa"/>
+            <w:vAlign w:val="center"/>
+          </w:tcPr>
+          <w:p>
+            <w:pPr>
+              <w:keepNext w:val="0"/>
+              <w:keepLines w:val="0"/>
+              <w:pageBreakBefore w:val="0"/>
+              <w:widowControl w:val="0"/>
+              <w:kinsoku/>
+              <w:wordWrap/>
+              <w:overflowPunct/>
+              <w:topLinePunct w:val="0"/>
+              <w:autoSpaceDE/>
+              <w:autoSpaceDN/>
+              <w:bidi w:val="0"/>
+              <w:adjustRightInd/>
+              <w:snapToGrid/>
+              <w:spacing w:before="0" w:beforeLines="20" w:after="0" w:afterLines="20" w:line="260" w:lineRule="exact"/>
+              <w:jc w:val="both"/>
+              <w:textAlignment w:val="auto"/>
+              <w:rPr>
+                <w:rFonts w:ascii="Times New Roman" w:hAnsi="Times New Roman" w:eastAsia="微软雅黑" w:cs="Times New Roman"/>
+                <w:color w:val="000000"/>
+                <w:sz w:val="18"/>
+                <w:szCs w:val="18"/>
+                <w:lang w:eastAsia="zh-CN"/>
+              </w:rPr>
+            </w:pPr>
+            <w:r>
+              <w:rPr>
+                <w:rFonts w:ascii="Times New Roman" w:hAnsi="Times New Roman" w:eastAsia="微软雅黑" w:cs="Times New Roman"/>
+                <w:color w:val="000000"/>
+                <w:sz w:val="18"/>
+                <w:szCs w:val="18"/>
+                <w:lang w:eastAsia="zh-CN"/>
+              </w:rPr>
+              <w:t>MLH1与PMS2结合形成MutL</w:t>
+            </w:r>
+            <w:r>
+              <w:rPr>
+                <w:rFonts w:ascii="Times New Roman" w:hAnsi="Times New Roman" w:eastAsia="微软雅黑" w:cs="Times New Roman"/>
+                <w:color w:val="000000"/>
+                <w:sz w:val="18"/>
+                <w:szCs w:val="18"/>
+              </w:rPr>
+              <w:t>α</w:t>
+            </w:r>
+            <w:r>
+              <w:rPr>
+                <w:rFonts w:ascii="Times New Roman" w:hAnsi="Times New Roman" w:eastAsia="微软雅黑" w:cs="Times New Roman"/>
+                <w:color w:val="000000"/>
+                <w:sz w:val="18"/>
+                <w:szCs w:val="18"/>
+                <w:lang w:eastAsia="zh-CN"/>
+              </w:rPr>
+              <w:t>，是DNA复制后错配修复复合物的一部分，参与DNA错配修复，同时也参与了DNA损伤修复。与MLH1相关的疾病包括结肠癌、结直肠癌、子宫内膜癌等。</w:t>
+            </w:r>
+          </w:p>
+        </w:tc>
+      </w:tr>
+      <w:tr>
+        <w:tblPrEx>
+          <w:tblBorders>
+            <w:top w:val="single" w:color="A4A4A4" w:sz="4" w:space="0"/>
+            <w:left w:val="none" w:color="auto" w:sz="0" w:space="0"/>
+            <w:bottom w:val="single" w:color="A4A4A4" w:sz="4" w:space="0"/>
+            <w:right w:val="none" w:color="auto" w:sz="0" w:space="0"/>
+            <w:insideH w:val="single" w:color="A4A4A4" w:sz="4" w:space="0"/>
+            <w:insideV w:val="single" w:color="A4A4A4" w:sz="4" w:space="0"/>
+          </w:tblBorders>
+          <w:tblCellMar>
+            <w:top w:w="0" w:type="dxa"/>
+            <w:left w:w="113" w:type="dxa"/>
+            <w:bottom w:w="0" w:type="dxa"/>
+            <w:right w:w="113" w:type="dxa"/>
+          </w:tblCellMar>
+        </w:tblPrEx>
+        <w:trPr>
+          <w:trHeight w:val="0" w:hRule="atLeast"/>
+          <w:jc w:val="center"/>
+        </w:trPr>
+        <w:tc>
+          <w:tcPr>
+            <w:tcW w:w="1015" w:type="dxa"/>
+            <w:tcBorders>
+              <w:tl2br w:val="nil"/>
+              <w:tr2bl w:val="nil"/>
+            </w:tcBorders>
+            <w:vAlign w:val="center"/>
+          </w:tcPr>
+          <w:p>
+            <w:pPr>
+              <w:keepNext w:val="0"/>
+              <w:keepLines w:val="0"/>
+              <w:pageBreakBefore w:val="0"/>
+              <w:widowControl w:val="0"/>
+              <w:kinsoku/>
+              <w:wordWrap/>
+              <w:overflowPunct/>
+              <w:topLinePunct w:val="0"/>
+              <w:autoSpaceDE/>
+              <w:autoSpaceDN/>
+              <w:bidi w:val="0"/>
+              <w:adjustRightInd/>
+              <w:snapToGrid/>
+              <w:spacing w:before="0" w:beforeLines="20" w:after="0" w:afterLines="20" w:line="260" w:lineRule="exact"/>
+              <w:jc w:val="center"/>
+              <w:textAlignment w:val="auto"/>
+              <w:rPr>
+                <w:rFonts w:ascii="Times New Roman" w:hAnsi="Times New Roman" w:eastAsia="微软雅黑" w:cs="Times New Roman"/>
+                <w:b/>
+                <w:bCs/>
+                <w:color w:val="000000"/>
+                <w:sz w:val="18"/>
+                <w:szCs w:val="18"/>
+              </w:rPr>
+            </w:pPr>
+            <w:r>
+              <w:rPr>
+                <w:rFonts w:ascii="Times New Roman" w:hAnsi="Times New Roman" w:eastAsia="微软雅黑" w:cs="Times New Roman"/>
+                <w:b/>
+                <w:bCs/>
+                <w:color w:val="000000"/>
+                <w:sz w:val="18"/>
+                <w:szCs w:val="18"/>
+              </w:rPr>
+              <w:t>NF1</w:t>
+            </w:r>
+          </w:p>
+        </w:tc>
+        <w:tc>
+          <w:tcPr>
+            <w:tcW w:w="9098" w:type="dxa"/>
+            <w:vAlign w:val="center"/>
+          </w:tcPr>
+          <w:p>
+            <w:pPr>
+              <w:keepNext w:val="0"/>
+              <w:keepLines w:val="0"/>
+              <w:pageBreakBefore w:val="0"/>
+              <w:widowControl w:val="0"/>
+              <w:kinsoku/>
+              <w:wordWrap/>
+              <w:overflowPunct/>
+              <w:topLinePunct w:val="0"/>
+              <w:autoSpaceDE/>
+              <w:autoSpaceDN/>
+              <w:bidi w:val="0"/>
+              <w:adjustRightInd/>
+              <w:snapToGrid/>
+              <w:spacing w:before="0" w:beforeLines="20" w:after="0" w:afterLines="20" w:line="260" w:lineRule="exact"/>
+              <w:jc w:val="both"/>
+              <w:textAlignment w:val="auto"/>
+              <w:rPr>
+                <w:rFonts w:ascii="Times New Roman" w:hAnsi="Times New Roman" w:eastAsia="微软雅黑" w:cs="Times New Roman"/>
+                <w:color w:val="000000"/>
+                <w:sz w:val="18"/>
+                <w:szCs w:val="18"/>
+                <w:lang w:eastAsia="zh-CN"/>
+              </w:rPr>
+            </w:pPr>
+            <w:r>
+              <w:rPr>
+                <w:rFonts w:ascii="Times New Roman" w:hAnsi="Times New Roman" w:eastAsia="微软雅黑" w:cs="Times New Roman"/>
+                <w:color w:val="000000"/>
+                <w:sz w:val="18"/>
+                <w:szCs w:val="18"/>
+                <w:lang w:eastAsia="zh-CN"/>
+              </w:rPr>
+              <w:t>NF1编码肿瘤抑制蛋白，抑制Ras蛋白的功能促进细胞生长及分化。在1型病例中，神经纤维蛋白的肿瘤抑制作用出现障碍或丧失，有可能遗传给后代。癌症发生时，NF1蛋白的肿瘤抑制功能受到损害，从而导致细胞生长不受控制。与NF1相关的疾病包括神经纤维瘤、单核细胞白血病、沃森综合征、黑色素瘤、肺癌、结直肠癌等。</w:t>
+            </w:r>
+          </w:p>
+        </w:tc>
+      </w:tr>
+      <w:tr>
+        <w:tblPrEx>
+          <w:tblBorders>
+            <w:top w:val="single" w:color="A4A4A4" w:sz="4" w:space="0"/>
+            <w:left w:val="none" w:color="auto" w:sz="0" w:space="0"/>
+            <w:bottom w:val="single" w:color="A4A4A4" w:sz="4" w:space="0"/>
+            <w:right w:val="none" w:color="auto" w:sz="0" w:space="0"/>
+            <w:insideH w:val="single" w:color="A4A4A4" w:sz="4" w:space="0"/>
+            <w:insideV w:val="single" w:color="A4A4A4" w:sz="4" w:space="0"/>
+          </w:tblBorders>
+          <w:tblCellMar>
+            <w:top w:w="0" w:type="dxa"/>
+            <w:left w:w="113" w:type="dxa"/>
+            <w:bottom w:w="0" w:type="dxa"/>
+            <w:right w:w="113" w:type="dxa"/>
+          </w:tblCellMar>
+        </w:tblPrEx>
+        <w:trPr>
+          <w:trHeight w:val="0" w:hRule="atLeast"/>
+          <w:jc w:val="center"/>
+        </w:trPr>
+        <w:tc>
+          <w:tcPr>
+            <w:tcW w:w="1015" w:type="dxa"/>
+            <w:tcBorders>
+              <w:tl2br w:val="nil"/>
+              <w:tr2bl w:val="nil"/>
+            </w:tcBorders>
+            <w:vAlign w:val="center"/>
+          </w:tcPr>
+          <w:p>
+            <w:pPr>
+              <w:keepNext w:val="0"/>
+              <w:keepLines w:val="0"/>
+              <w:pageBreakBefore w:val="0"/>
+              <w:widowControl w:val="0"/>
+              <w:kinsoku/>
+              <w:wordWrap/>
+              <w:overflowPunct/>
+              <w:topLinePunct w:val="0"/>
+              <w:autoSpaceDE/>
+              <w:autoSpaceDN/>
+              <w:bidi w:val="0"/>
+              <w:adjustRightInd/>
+              <w:snapToGrid/>
+              <w:spacing w:before="0" w:beforeLines="20" w:after="0" w:afterLines="20" w:line="260" w:lineRule="exact"/>
+              <w:jc w:val="center"/>
+              <w:textAlignment w:val="auto"/>
+              <w:rPr>
+                <w:rFonts w:ascii="Times New Roman" w:hAnsi="Times New Roman" w:eastAsia="微软雅黑" w:cs="Times New Roman"/>
+                <w:b/>
+                <w:bCs/>
+                <w:color w:val="000000"/>
+                <w:sz w:val="18"/>
+                <w:szCs w:val="18"/>
+              </w:rPr>
+            </w:pPr>
+            <w:r>
+              <w:rPr>
+                <w:rFonts w:ascii="Times New Roman" w:hAnsi="Times New Roman" w:eastAsia="微软雅黑" w:cs="Times New Roman"/>
+                <w:b/>
+                <w:bCs/>
+                <w:color w:val="000000"/>
+                <w:sz w:val="18"/>
+                <w:szCs w:val="18"/>
+              </w:rPr>
+              <w:t>STK11</w:t>
+            </w:r>
+          </w:p>
+        </w:tc>
+        <w:tc>
+          <w:tcPr>
+            <w:tcW w:w="9098" w:type="dxa"/>
+            <w:vAlign w:val="center"/>
+          </w:tcPr>
+          <w:p>
+            <w:pPr>
+              <w:keepNext w:val="0"/>
+              <w:keepLines w:val="0"/>
+              <w:pageBreakBefore w:val="0"/>
+              <w:widowControl w:val="0"/>
+              <w:kinsoku/>
+              <w:wordWrap/>
+              <w:overflowPunct/>
+              <w:topLinePunct w:val="0"/>
+              <w:autoSpaceDE/>
+              <w:autoSpaceDN/>
+              <w:bidi w:val="0"/>
+              <w:adjustRightInd/>
+              <w:snapToGrid/>
+              <w:spacing w:before="0" w:beforeLines="20" w:after="0" w:afterLines="20" w:line="260" w:lineRule="exact"/>
+              <w:jc w:val="both"/>
+              <w:textAlignment w:val="auto"/>
+              <w:rPr>
+                <w:rFonts w:ascii="Times New Roman" w:hAnsi="Times New Roman" w:eastAsia="微软雅黑" w:cs="Times New Roman"/>
+                <w:color w:val="000000"/>
+                <w:sz w:val="18"/>
+                <w:szCs w:val="18"/>
+                <w:lang w:eastAsia="zh-CN"/>
+              </w:rPr>
+            </w:pPr>
+            <w:r>
+              <w:rPr>
+                <w:rFonts w:ascii="Times New Roman" w:hAnsi="Times New Roman" w:eastAsia="微软雅黑" w:cs="Times New Roman"/>
+                <w:color w:val="000000"/>
+                <w:sz w:val="18"/>
+                <w:szCs w:val="18"/>
+                <w:lang w:eastAsia="zh-CN"/>
+              </w:rPr>
+              <w:t>STK11基因编码一种丝氨酸/苏氨酸激酶，为抑癌基因，定位于19p13.3。通过激活AMPK信号通路调节细胞生长、增殖、凋亡和DNA损伤修复。</w:t>
+            </w:r>
+            <w:r>
+              <w:rPr>
+                <w:rFonts w:ascii="Times New Roman" w:hAnsi="Times New Roman" w:eastAsia="微软雅黑" w:cs="Times New Roman"/>
+                <w:color w:val="000000"/>
+                <w:sz w:val="18"/>
+                <w:szCs w:val="18"/>
+              </w:rPr>
+              <w:t>与STK11相关的疾病包括Peutz-Jeghers综合征、睾丸生殖细胞肿瘤等。</w:t>
+            </w:r>
+          </w:p>
+        </w:tc>
+      </w:tr>
+      <w:tr>
+        <w:tblPrEx>
+          <w:tblBorders>
+            <w:top w:val="single" w:color="A4A4A4" w:sz="4" w:space="0"/>
+            <w:left w:val="none" w:color="auto" w:sz="0" w:space="0"/>
+            <w:bottom w:val="single" w:color="A4A4A4" w:sz="4" w:space="0"/>
+            <w:right w:val="none" w:color="auto" w:sz="0" w:space="0"/>
+            <w:insideH w:val="single" w:color="A4A4A4" w:sz="4" w:space="0"/>
+            <w:insideV w:val="single" w:color="A4A4A4" w:sz="4" w:space="0"/>
+          </w:tblBorders>
+          <w:tblCellMar>
+            <w:top w:w="0" w:type="dxa"/>
+            <w:left w:w="113" w:type="dxa"/>
+            <w:bottom w:w="0" w:type="dxa"/>
+            <w:right w:w="113" w:type="dxa"/>
+          </w:tblCellMar>
+        </w:tblPrEx>
+        <w:trPr>
+          <w:trHeight w:val="0" w:hRule="atLeast"/>
+          <w:jc w:val="center"/>
+        </w:trPr>
+        <w:tc>
+          <w:tcPr>
+            <w:tcW w:w="1015" w:type="dxa"/>
+            <w:tcBorders>
+              <w:tl2br w:val="nil"/>
+              <w:tr2bl w:val="nil"/>
+            </w:tcBorders>
+            <w:vAlign w:val="center"/>
+          </w:tcPr>
+          <w:p>
+            <w:pPr>
+              <w:keepNext w:val="0"/>
+              <w:keepLines w:val="0"/>
+              <w:pageBreakBefore w:val="0"/>
+              <w:widowControl w:val="0"/>
+              <w:kinsoku/>
+              <w:wordWrap/>
+              <w:overflowPunct/>
+              <w:topLinePunct w:val="0"/>
+              <w:autoSpaceDE/>
+              <w:autoSpaceDN/>
+              <w:bidi w:val="0"/>
+              <w:adjustRightInd/>
+              <w:snapToGrid/>
+              <w:spacing w:before="0" w:beforeLines="20" w:after="0" w:afterLines="20" w:line="260" w:lineRule="exact"/>
+              <w:jc w:val="center"/>
+              <w:textAlignment w:val="auto"/>
+              <w:rPr>
+                <w:rFonts w:ascii="Times New Roman" w:hAnsi="Times New Roman" w:eastAsia="微软雅黑" w:cs="Times New Roman"/>
+                <w:b/>
+                <w:bCs/>
+                <w:color w:val="000000"/>
+                <w:sz w:val="18"/>
+                <w:szCs w:val="18"/>
+              </w:rPr>
+            </w:pPr>
+            <w:r>
+              <w:rPr>
+                <w:rFonts w:ascii="Times New Roman" w:hAnsi="Times New Roman" w:eastAsia="微软雅黑" w:cs="Times New Roman"/>
+                <w:b/>
+                <w:bCs/>
+                <w:color w:val="000000"/>
+                <w:sz w:val="18"/>
+                <w:szCs w:val="18"/>
+              </w:rPr>
+              <w:t>APC</w:t>
+            </w:r>
+          </w:p>
+        </w:tc>
+        <w:tc>
+          <w:tcPr>
+            <w:tcW w:w="9098" w:type="dxa"/>
+            <w:vAlign w:val="center"/>
+          </w:tcPr>
+          <w:p>
+            <w:pPr>
+              <w:keepNext w:val="0"/>
+              <w:keepLines w:val="0"/>
+              <w:pageBreakBefore w:val="0"/>
+              <w:widowControl w:val="0"/>
+              <w:kinsoku/>
+              <w:wordWrap/>
+              <w:overflowPunct/>
+              <w:topLinePunct w:val="0"/>
+              <w:autoSpaceDE/>
+              <w:autoSpaceDN/>
+              <w:bidi w:val="0"/>
+              <w:adjustRightInd/>
+              <w:snapToGrid/>
+              <w:spacing w:before="0" w:beforeLines="20" w:after="0" w:afterLines="20" w:line="260" w:lineRule="exact"/>
+              <w:jc w:val="both"/>
+              <w:textAlignment w:val="auto"/>
+              <w:rPr>
+                <w:rFonts w:ascii="Times New Roman" w:hAnsi="Times New Roman" w:eastAsia="微软雅黑" w:cs="Times New Roman"/>
+                <w:color w:val="000000"/>
+                <w:sz w:val="18"/>
+                <w:szCs w:val="18"/>
+                <w:lang w:eastAsia="zh-CN"/>
+              </w:rPr>
+            </w:pPr>
+            <w:r>
+              <w:rPr>
+                <w:rFonts w:ascii="Times New Roman" w:hAnsi="Times New Roman" w:eastAsia="微软雅黑" w:cs="Times New Roman"/>
+                <w:color w:val="000000"/>
+                <w:sz w:val="18"/>
+                <w:szCs w:val="18"/>
+                <w:lang w:eastAsia="zh-CN"/>
+              </w:rPr>
+              <w:t>APC基因编码结肠腺瘤样息肉蛋白，定位于5q22.2。该基因为抑癌基因，为Wnt信号通路调节子，与细胞的迁移/黏附、转录激活和凋亡相关。与APC相关的疾病包括家族性腺瘤性息肉病1型和遗传性硬纤维病。</w:t>
+            </w:r>
+          </w:p>
+        </w:tc>
+      </w:tr>
+      <w:tr>
+        <w:tblPrEx>
+          <w:tblBorders>
+            <w:top w:val="single" w:color="A4A4A4" w:sz="4" w:space="0"/>
+            <w:left w:val="none" w:color="auto" w:sz="0" w:space="0"/>
+            <w:bottom w:val="single" w:color="A4A4A4" w:sz="4" w:space="0"/>
+            <w:right w:val="none" w:color="auto" w:sz="0" w:space="0"/>
+            <w:insideH w:val="single" w:color="A4A4A4" w:sz="4" w:space="0"/>
+            <w:insideV w:val="single" w:color="A4A4A4" w:sz="4" w:space="0"/>
+          </w:tblBorders>
+          <w:tblCellMar>
+            <w:top w:w="0" w:type="dxa"/>
+            <w:left w:w="113" w:type="dxa"/>
+            <w:bottom w:w="0" w:type="dxa"/>
+            <w:right w:w="113" w:type="dxa"/>
+          </w:tblCellMar>
+        </w:tblPrEx>
+        <w:trPr>
+          <w:trHeight w:val="0" w:hRule="atLeast"/>
+          <w:jc w:val="center"/>
+        </w:trPr>
+        <w:tc>
+          <w:tcPr>
+            <w:tcW w:w="1015" w:type="dxa"/>
+            <w:tcBorders>
+              <w:tl2br w:val="nil"/>
+              <w:tr2bl w:val="nil"/>
+            </w:tcBorders>
+            <w:vAlign w:val="center"/>
+          </w:tcPr>
+          <w:p>
+            <w:pPr>
+              <w:keepNext w:val="0"/>
+              <w:keepLines w:val="0"/>
+              <w:pageBreakBefore w:val="0"/>
+              <w:widowControl w:val="0"/>
+              <w:kinsoku/>
+              <w:wordWrap/>
+              <w:overflowPunct/>
+              <w:topLinePunct w:val="0"/>
+              <w:autoSpaceDE/>
+              <w:autoSpaceDN/>
+              <w:bidi w:val="0"/>
+              <w:adjustRightInd/>
+              <w:snapToGrid/>
+              <w:spacing w:before="0" w:beforeLines="20" w:after="0" w:afterLines="20" w:line="260" w:lineRule="exact"/>
+              <w:jc w:val="center"/>
+              <w:textAlignment w:val="auto"/>
+              <w:rPr>
+                <w:rFonts w:ascii="Times New Roman" w:hAnsi="Times New Roman" w:eastAsia="微软雅黑" w:cs="Times New Roman"/>
+                <w:b/>
+                <w:bCs/>
+                <w:color w:val="000000"/>
+                <w:sz w:val="18"/>
+                <w:szCs w:val="18"/>
+              </w:rPr>
+            </w:pPr>
+            <w:r>
+              <w:rPr>
+                <w:rFonts w:ascii="Times New Roman" w:hAnsi="Times New Roman" w:eastAsia="微软雅黑" w:cs="Times New Roman"/>
+                <w:b/>
+                <w:bCs/>
+                <w:color w:val="000000"/>
+                <w:sz w:val="18"/>
+                <w:szCs w:val="18"/>
+              </w:rPr>
+              <w:t>MUTYH</w:t>
+            </w:r>
+          </w:p>
+        </w:tc>
+        <w:tc>
+          <w:tcPr>
+            <w:tcW w:w="9098" w:type="dxa"/>
+            <w:vAlign w:val="center"/>
+          </w:tcPr>
+          <w:p>
+            <w:pPr>
+              <w:keepNext w:val="0"/>
+              <w:keepLines w:val="0"/>
+              <w:pageBreakBefore w:val="0"/>
+              <w:widowControl w:val="0"/>
+              <w:kinsoku/>
+              <w:wordWrap/>
+              <w:overflowPunct/>
+              <w:topLinePunct w:val="0"/>
+              <w:autoSpaceDE/>
+              <w:autoSpaceDN/>
+              <w:bidi w:val="0"/>
+              <w:adjustRightInd/>
+              <w:snapToGrid/>
+              <w:spacing w:before="0" w:beforeLines="20" w:after="0" w:afterLines="20" w:line="260" w:lineRule="exact"/>
+              <w:jc w:val="both"/>
+              <w:textAlignment w:val="auto"/>
+              <w:rPr>
+                <w:rFonts w:ascii="Times New Roman" w:hAnsi="Times New Roman" w:eastAsia="微软雅黑" w:cs="Times New Roman"/>
+                <w:color w:val="000000"/>
+                <w:sz w:val="18"/>
+                <w:szCs w:val="18"/>
+                <w:lang w:eastAsia="zh-CN"/>
+              </w:rPr>
+            </w:pPr>
+            <w:r>
+              <w:rPr>
+                <w:rFonts w:ascii="Times New Roman" w:hAnsi="Times New Roman" w:eastAsia="微软雅黑" w:cs="Times New Roman"/>
+                <w:color w:val="000000"/>
+                <w:sz w:val="18"/>
+                <w:szCs w:val="18"/>
+                <w:lang w:eastAsia="zh-CN"/>
+              </w:rPr>
+              <w:t>MUTYH编码一个DNA糖基化酶，在DNA氧化损伤修复中发挥作用。蛋白定位在细胞核以及线粒体内。MUTYH蛋白失活易导致肿瘤的发生。与MUTYH相关的疾病包括结直肠癌、子宫内膜癌、胃癌等。</w:t>
+            </w:r>
+          </w:p>
+        </w:tc>
+      </w:tr>
+      <w:tr>
+        <w:tblPrEx>
+          <w:tblBorders>
+            <w:top w:val="single" w:color="A4A4A4" w:sz="4" w:space="0"/>
+            <w:left w:val="none" w:color="auto" w:sz="0" w:space="0"/>
+            <w:bottom w:val="single" w:color="A4A4A4" w:sz="4" w:space="0"/>
+            <w:right w:val="none" w:color="auto" w:sz="0" w:space="0"/>
+            <w:insideH w:val="single" w:color="A4A4A4" w:sz="4" w:space="0"/>
+            <w:insideV w:val="single" w:color="A4A4A4" w:sz="4" w:space="0"/>
+          </w:tblBorders>
+          <w:tblCellMar>
+            <w:top w:w="0" w:type="dxa"/>
+            <w:left w:w="113" w:type="dxa"/>
+            <w:bottom w:w="0" w:type="dxa"/>
+            <w:right w:w="113" w:type="dxa"/>
+          </w:tblCellMar>
+        </w:tblPrEx>
+        <w:trPr>
+          <w:trHeight w:val="0" w:hRule="atLeast"/>
+          <w:jc w:val="center"/>
+        </w:trPr>
+        <w:tc>
+          <w:tcPr>
+            <w:tcW w:w="1015" w:type="dxa"/>
+            <w:tcBorders>
+              <w:tl2br w:val="nil"/>
+              <w:tr2bl w:val="nil"/>
+            </w:tcBorders>
+            <w:vAlign w:val="center"/>
+          </w:tcPr>
+          <w:p>
+            <w:pPr>
+              <w:keepNext w:val="0"/>
+              <w:keepLines w:val="0"/>
+              <w:pageBreakBefore w:val="0"/>
+              <w:widowControl w:val="0"/>
+              <w:kinsoku/>
+              <w:wordWrap/>
+              <w:overflowPunct/>
+              <w:topLinePunct w:val="0"/>
+              <w:autoSpaceDE/>
+              <w:autoSpaceDN/>
+              <w:bidi w:val="0"/>
+              <w:adjustRightInd/>
+              <w:snapToGrid/>
+              <w:spacing w:before="0" w:beforeLines="20" w:after="0" w:afterLines="20" w:line="260" w:lineRule="exact"/>
+              <w:jc w:val="center"/>
+              <w:textAlignment w:val="auto"/>
+              <w:rPr>
+                <w:rFonts w:ascii="Times New Roman" w:hAnsi="Times New Roman" w:eastAsia="微软雅黑" w:cs="Times New Roman"/>
+                <w:b/>
+                <w:bCs/>
+                <w:color w:val="000000"/>
+                <w:sz w:val="18"/>
+                <w:szCs w:val="18"/>
+              </w:rPr>
+            </w:pPr>
+            <w:r>
+              <w:rPr>
+                <w:rFonts w:ascii="Times New Roman" w:hAnsi="Times New Roman" w:eastAsia="微软雅黑" w:cs="Times New Roman"/>
+                <w:b/>
+                <w:bCs/>
+                <w:color w:val="000000"/>
+                <w:sz w:val="18"/>
+                <w:szCs w:val="18"/>
+              </w:rPr>
+              <w:t>AR</w:t>
+            </w:r>
+          </w:p>
+        </w:tc>
+        <w:tc>
+          <w:tcPr>
+            <w:tcW w:w="9098" w:type="dxa"/>
+            <w:vAlign w:val="center"/>
+          </w:tcPr>
+          <w:p>
+            <w:pPr>
+              <w:keepNext w:val="0"/>
+              <w:keepLines w:val="0"/>
+              <w:pageBreakBefore w:val="0"/>
+              <w:widowControl w:val="0"/>
+              <w:kinsoku/>
+              <w:wordWrap/>
+              <w:overflowPunct/>
+              <w:topLinePunct w:val="0"/>
+              <w:autoSpaceDE/>
+              <w:autoSpaceDN/>
+              <w:bidi w:val="0"/>
+              <w:adjustRightInd/>
+              <w:snapToGrid/>
+              <w:spacing w:before="0" w:beforeLines="20" w:after="0" w:afterLines="20" w:line="260" w:lineRule="exact"/>
+              <w:jc w:val="both"/>
+              <w:textAlignment w:val="auto"/>
+              <w:rPr>
+                <w:rFonts w:ascii="Times New Roman" w:hAnsi="Times New Roman" w:eastAsia="微软雅黑" w:cs="Times New Roman"/>
+                <w:color w:val="000000"/>
+                <w:sz w:val="18"/>
+                <w:szCs w:val="18"/>
+                <w:lang w:eastAsia="zh-CN"/>
+              </w:rPr>
+            </w:pPr>
+            <w:r>
+              <w:rPr>
+                <w:rFonts w:ascii="Times New Roman" w:hAnsi="Times New Roman" w:eastAsia="微软雅黑" w:cs="Times New Roman"/>
+                <w:color w:val="000000"/>
+                <w:sz w:val="18"/>
+                <w:szCs w:val="18"/>
+                <w:lang w:eastAsia="zh-CN"/>
+              </w:rPr>
+              <w:t>AR基因定位于Xq11.2-12，包含有8个外显子和7个内含子，全长约90kb。AR属于核受体超家族中的类固醇受体，由四个结构域组成：N端转录激活区（NTD）、DNA结合区（DBD）、铰链区和配体结合区（LBD）。AR参与体内多种生长发育和代谢过程。与AR相关的疾病包括前列腺癌、侵袭性乳腺癌等。</w:t>
+            </w:r>
+          </w:p>
+        </w:tc>
+      </w:tr>
+      <w:tr>
+        <w:tblPrEx>
+          <w:tblBorders>
+            <w:top w:val="single" w:color="A4A4A4" w:sz="4" w:space="0"/>
+            <w:left w:val="none" w:color="auto" w:sz="0" w:space="0"/>
+            <w:bottom w:val="single" w:color="A4A4A4" w:sz="4" w:space="0"/>
+            <w:right w:val="none" w:color="auto" w:sz="0" w:space="0"/>
+            <w:insideH w:val="single" w:color="A4A4A4" w:sz="4" w:space="0"/>
+            <w:insideV w:val="single" w:color="A4A4A4" w:sz="4" w:space="0"/>
+          </w:tblBorders>
+          <w:tblCellMar>
+            <w:top w:w="0" w:type="dxa"/>
+            <w:left w:w="113" w:type="dxa"/>
+            <w:bottom w:w="0" w:type="dxa"/>
+            <w:right w:w="113" w:type="dxa"/>
+          </w:tblCellMar>
+        </w:tblPrEx>
+        <w:trPr>
+          <w:trHeight w:val="0" w:hRule="atLeast"/>
+          <w:jc w:val="center"/>
+        </w:trPr>
+        <w:tc>
+          <w:tcPr>
+            <w:tcW w:w="1015" w:type="dxa"/>
+            <w:tcBorders>
+              <w:tl2br w:val="nil"/>
+              <w:tr2bl w:val="nil"/>
+            </w:tcBorders>
+            <w:vAlign w:val="center"/>
+          </w:tcPr>
+          <w:p>
+            <w:pPr>
+              <w:keepNext w:val="0"/>
+              <w:keepLines w:val="0"/>
+              <w:pageBreakBefore w:val="0"/>
+              <w:widowControl w:val="0"/>
+              <w:kinsoku/>
+              <w:wordWrap/>
+              <w:overflowPunct/>
+              <w:topLinePunct w:val="0"/>
+              <w:autoSpaceDE/>
+              <w:autoSpaceDN/>
+              <w:bidi w:val="0"/>
+              <w:adjustRightInd/>
+              <w:snapToGrid/>
+              <w:spacing w:before="0" w:beforeLines="20" w:after="0" w:afterLines="20" w:line="260" w:lineRule="exact"/>
+              <w:jc w:val="center"/>
+              <w:textAlignment w:val="auto"/>
+              <w:rPr>
+                <w:rFonts w:ascii="Times New Roman" w:hAnsi="Times New Roman" w:eastAsia="微软雅黑" w:cs="Times New Roman"/>
+                <w:b/>
+                <w:bCs/>
+                <w:color w:val="000000"/>
+                <w:sz w:val="18"/>
+                <w:szCs w:val="18"/>
+              </w:rPr>
+            </w:pPr>
+            <w:r>
+              <w:rPr>
+                <w:rFonts w:ascii="Times New Roman" w:hAnsi="Times New Roman" w:eastAsia="微软雅黑" w:cs="Times New Roman"/>
+                <w:b/>
+                <w:bCs/>
+                <w:color w:val="000000"/>
+                <w:sz w:val="18"/>
+                <w:szCs w:val="18"/>
+              </w:rPr>
+              <w:t>ESR1</w:t>
+            </w:r>
+          </w:p>
+        </w:tc>
+        <w:tc>
+          <w:tcPr>
+            <w:tcW w:w="9098" w:type="dxa"/>
+            <w:vAlign w:val="center"/>
+          </w:tcPr>
+          <w:p>
+            <w:pPr>
+              <w:keepNext w:val="0"/>
+              <w:keepLines w:val="0"/>
+              <w:pageBreakBefore w:val="0"/>
+              <w:widowControl w:val="0"/>
+              <w:kinsoku/>
+              <w:wordWrap/>
+              <w:overflowPunct/>
+              <w:topLinePunct w:val="0"/>
+              <w:autoSpaceDE/>
+              <w:autoSpaceDN/>
+              <w:bidi w:val="0"/>
+              <w:adjustRightInd/>
+              <w:snapToGrid/>
+              <w:spacing w:before="0" w:beforeLines="20" w:after="0" w:afterLines="20" w:line="260" w:lineRule="exact"/>
+              <w:jc w:val="both"/>
+              <w:textAlignment w:val="auto"/>
+              <w:rPr>
+                <w:rFonts w:ascii="Times New Roman" w:hAnsi="Times New Roman" w:eastAsia="微软雅黑" w:cs="Times New Roman"/>
+                <w:color w:val="000000"/>
+                <w:sz w:val="18"/>
+                <w:szCs w:val="18"/>
+                <w:lang w:eastAsia="zh-CN"/>
+              </w:rPr>
+            </w:pPr>
+            <w:r>
+              <w:rPr>
+                <w:rFonts w:ascii="Times New Roman" w:hAnsi="Times New Roman" w:eastAsia="微软雅黑" w:cs="Times New Roman"/>
+                <w:color w:val="000000"/>
+                <w:sz w:val="18"/>
+                <w:szCs w:val="18"/>
+                <w:lang w:eastAsia="zh-CN"/>
+              </w:rPr>
+              <w:t>ESR1/ER基因位于6号染色体，编码雌性激素受体，是一个多个结构域组成的配体激活的转录因子，是在正常乳腺上皮存在的性激素受体，因而能调控乳腺的生长、发育和细胞增殖。ER发生突变后，细胞增长失去控制，导致癌症的发生。与ESR1/ER相关的疾病包括乳腺癌、子宫内膜癌等。</w:t>
+            </w:r>
+          </w:p>
+        </w:tc>
+      </w:tr>
+      <w:tr>
+        <w:tblPrEx>
+          <w:tblBorders>
+            <w:top w:val="single" w:color="A4A4A4" w:sz="4" w:space="0"/>
+            <w:left w:val="none" w:color="auto" w:sz="0" w:space="0"/>
+            <w:bottom w:val="single" w:color="A4A4A4" w:sz="4" w:space="0"/>
+            <w:right w:val="none" w:color="auto" w:sz="0" w:space="0"/>
+            <w:insideH w:val="single" w:color="A4A4A4" w:sz="4" w:space="0"/>
+            <w:insideV w:val="single" w:color="A4A4A4" w:sz="4" w:space="0"/>
+          </w:tblBorders>
+          <w:tblCellMar>
+            <w:top w:w="0" w:type="dxa"/>
+            <w:left w:w="113" w:type="dxa"/>
+            <w:bottom w:w="0" w:type="dxa"/>
+            <w:right w:w="113" w:type="dxa"/>
+          </w:tblCellMar>
+        </w:tblPrEx>
+        <w:trPr>
+          <w:trHeight w:val="0" w:hRule="atLeast"/>
+          <w:jc w:val="center"/>
+        </w:trPr>
+        <w:tc>
+          <w:tcPr>
+            <w:tcW w:w="1015" w:type="dxa"/>
+            <w:tcBorders>
+              <w:tl2br w:val="nil"/>
+              <w:tr2bl w:val="nil"/>
+            </w:tcBorders>
+            <w:vAlign w:val="center"/>
+          </w:tcPr>
+          <w:p>
+            <w:pPr>
+              <w:keepNext w:val="0"/>
+              <w:keepLines w:val="0"/>
+              <w:pageBreakBefore w:val="0"/>
+              <w:widowControl w:val="0"/>
+              <w:kinsoku/>
+              <w:wordWrap/>
+              <w:overflowPunct/>
+              <w:topLinePunct w:val="0"/>
+              <w:autoSpaceDE/>
+              <w:autoSpaceDN/>
+              <w:bidi w:val="0"/>
+              <w:adjustRightInd/>
+              <w:snapToGrid/>
+              <w:spacing w:before="0" w:beforeLines="20" w:after="0" w:afterLines="20" w:line="260" w:lineRule="exact"/>
+              <w:jc w:val="center"/>
+              <w:textAlignment w:val="auto"/>
+              <w:rPr>
+                <w:rFonts w:ascii="Times New Roman" w:hAnsi="Times New Roman" w:eastAsia="微软雅黑" w:cs="Times New Roman"/>
+                <w:b/>
+                <w:bCs/>
+                <w:color w:val="000000"/>
+                <w:sz w:val="18"/>
+                <w:szCs w:val="18"/>
+              </w:rPr>
+            </w:pPr>
+            <w:r>
+              <w:rPr>
+                <w:rFonts w:ascii="Times New Roman" w:hAnsi="Times New Roman" w:eastAsia="微软雅黑" w:cs="Times New Roman"/>
+                <w:b/>
+                <w:bCs/>
+                <w:color w:val="000000"/>
+                <w:sz w:val="18"/>
+                <w:szCs w:val="18"/>
+              </w:rPr>
+              <w:t>ERBB2</w:t>
+            </w:r>
+          </w:p>
+        </w:tc>
+        <w:tc>
+          <w:tcPr>
+            <w:tcW w:w="9098" w:type="dxa"/>
+            <w:vAlign w:val="center"/>
+          </w:tcPr>
+          <w:p>
+            <w:pPr>
+              <w:keepNext w:val="0"/>
+              <w:keepLines w:val="0"/>
+              <w:pageBreakBefore w:val="0"/>
+              <w:widowControl w:val="0"/>
+              <w:kinsoku/>
+              <w:wordWrap/>
+              <w:overflowPunct/>
+              <w:topLinePunct w:val="0"/>
+              <w:autoSpaceDE/>
+              <w:autoSpaceDN/>
+              <w:bidi w:val="0"/>
+              <w:adjustRightInd/>
+              <w:snapToGrid/>
+              <w:spacing w:before="0" w:beforeLines="20" w:after="0" w:afterLines="20" w:line="260" w:lineRule="exact"/>
+              <w:jc w:val="both"/>
+              <w:textAlignment w:val="auto"/>
+              <w:rPr>
+                <w:rFonts w:ascii="Times New Roman" w:hAnsi="Times New Roman" w:eastAsia="微软雅黑" w:cs="Times New Roman"/>
+                <w:color w:val="000000"/>
+                <w:sz w:val="18"/>
+                <w:szCs w:val="18"/>
+                <w:lang w:eastAsia="zh-CN"/>
+              </w:rPr>
+            </w:pPr>
+            <w:r>
+              <w:rPr>
+                <w:rFonts w:ascii="Times New Roman" w:hAnsi="Times New Roman" w:eastAsia="微软雅黑" w:cs="Times New Roman"/>
+                <w:color w:val="000000"/>
+                <w:sz w:val="18"/>
+                <w:szCs w:val="18"/>
+                <w:lang w:eastAsia="zh-CN"/>
+              </w:rPr>
+              <w:t>ERBB2又称HER2，是原癌基因，编码蛋白属于EGFR家族。ERBB2是跨膜酪氨酸激酶受体，由胞外的结合结构域和胞内的激酶结构域构成，结合配体后发生二聚化，并激活下游信号通路，在细胞增殖、凋亡、细胞骨架重排等生物学过程中具有重要作用。ERBB2突变或扩增导致ERBB2激活，引起细胞过度增殖进而诱发肿瘤形成。与ERBB2相关的疾病包括乳腺癌、非小细胞肺癌等。</w:t>
+            </w:r>
+          </w:p>
+        </w:tc>
+      </w:tr>
+      <w:tr>
+        <w:tblPrEx>
+          <w:tblBorders>
+            <w:top w:val="single" w:color="A4A4A4" w:sz="4" w:space="0"/>
+            <w:left w:val="none" w:color="auto" w:sz="0" w:space="0"/>
+            <w:bottom w:val="single" w:color="A4A4A4" w:sz="4" w:space="0"/>
+            <w:right w:val="none" w:color="auto" w:sz="0" w:space="0"/>
+            <w:insideH w:val="single" w:color="A4A4A4" w:sz="4" w:space="0"/>
+            <w:insideV w:val="single" w:color="A4A4A4" w:sz="4" w:space="0"/>
+          </w:tblBorders>
+          <w:tblCellMar>
+            <w:top w:w="0" w:type="dxa"/>
+            <w:left w:w="113" w:type="dxa"/>
+            <w:bottom w:w="0" w:type="dxa"/>
+            <w:right w:w="113" w:type="dxa"/>
+          </w:tblCellMar>
+        </w:tblPrEx>
+        <w:trPr>
+          <w:trHeight w:val="0" w:hRule="atLeast"/>
+          <w:jc w:val="center"/>
+        </w:trPr>
+        <w:tc>
+          <w:tcPr>
+            <w:tcW w:w="1015" w:type="dxa"/>
+            <w:tcBorders>
+              <w:tl2br w:val="nil"/>
+              <w:tr2bl w:val="nil"/>
+            </w:tcBorders>
+            <w:vAlign w:val="center"/>
+          </w:tcPr>
+          <w:p>
+            <w:pPr>
+              <w:keepNext w:val="0"/>
+              <w:keepLines w:val="0"/>
+              <w:pageBreakBefore w:val="0"/>
+              <w:widowControl w:val="0"/>
+              <w:kinsoku/>
+              <w:wordWrap/>
+              <w:overflowPunct/>
+              <w:topLinePunct w:val="0"/>
+              <w:autoSpaceDE/>
+              <w:autoSpaceDN/>
+              <w:bidi w:val="0"/>
+              <w:adjustRightInd/>
+              <w:snapToGrid/>
+              <w:spacing w:before="0" w:beforeLines="20" w:after="0" w:afterLines="20" w:line="260" w:lineRule="exact"/>
+              <w:jc w:val="center"/>
+              <w:textAlignment w:val="auto"/>
+              <w:rPr>
+                <w:rFonts w:ascii="Times New Roman" w:hAnsi="Times New Roman" w:eastAsia="微软雅黑" w:cs="Times New Roman"/>
+                <w:b/>
+                <w:bCs/>
+                <w:color w:val="000000"/>
+                <w:sz w:val="18"/>
+                <w:szCs w:val="18"/>
+              </w:rPr>
+            </w:pPr>
+            <w:r>
+              <w:rPr>
+                <w:rFonts w:ascii="Times New Roman" w:hAnsi="Times New Roman" w:eastAsia="微软雅黑" w:cs="Times New Roman"/>
+                <w:b/>
+                <w:bCs/>
+                <w:color w:val="000000"/>
+                <w:sz w:val="18"/>
+                <w:szCs w:val="18"/>
+              </w:rPr>
+              <w:t>PIK3CA</w:t>
+            </w:r>
+          </w:p>
+        </w:tc>
+        <w:tc>
+          <w:tcPr>
+            <w:tcW w:w="9098" w:type="dxa"/>
+            <w:vAlign w:val="center"/>
+          </w:tcPr>
+          <w:p>
+            <w:pPr>
+              <w:keepNext w:val="0"/>
+              <w:keepLines w:val="0"/>
+              <w:pageBreakBefore w:val="0"/>
+              <w:widowControl w:val="0"/>
+              <w:kinsoku/>
+              <w:wordWrap/>
+              <w:overflowPunct/>
+              <w:topLinePunct w:val="0"/>
+              <w:autoSpaceDE/>
+              <w:autoSpaceDN/>
+              <w:bidi w:val="0"/>
+              <w:adjustRightInd/>
+              <w:snapToGrid/>
+              <w:spacing w:before="0" w:beforeLines="20" w:after="0" w:afterLines="20" w:line="260" w:lineRule="exact"/>
+              <w:jc w:val="both"/>
+              <w:textAlignment w:val="auto"/>
+              <w:rPr>
+                <w:rFonts w:ascii="Times New Roman" w:hAnsi="Times New Roman" w:eastAsia="微软雅黑" w:cs="Times New Roman"/>
+                <w:color w:val="000000"/>
+                <w:sz w:val="18"/>
+                <w:szCs w:val="18"/>
+                <w:lang w:eastAsia="zh-CN"/>
+              </w:rPr>
+            </w:pPr>
+            <w:r>
+              <w:rPr>
+                <w:rFonts w:ascii="Times New Roman" w:hAnsi="Times New Roman" w:eastAsia="微软雅黑" w:cs="Times New Roman"/>
+                <w:color w:val="000000"/>
+                <w:sz w:val="18"/>
+                <w:szCs w:val="18"/>
+                <w:lang w:eastAsia="zh-CN"/>
+              </w:rPr>
+              <w:t>磷脂酰肌醇3-激酶由一个85kDa的调节亚基和一个110kDa的催化亚基组成。PIK3CA编码的p110-alpha蛋白是磷脂酰肌醇3-激酶（PI3K）的催化亚基，以ATP依赖的方式磷酸化PtdIns，PtdIns4P和PtdIns(4,5)P2。其所在通路—PI3K/Akt/mTOR通路可调控细胞的生长、增殖、分化、活力和存活。该基因与宫颈癌的发生有关。</w:t>
+            </w:r>
+          </w:p>
+        </w:tc>
+      </w:tr>
+      <w:tr>
+        <w:tblPrEx>
+          <w:tblBorders>
+            <w:top w:val="single" w:color="A4A4A4" w:sz="4" w:space="0"/>
+            <w:left w:val="none" w:color="auto" w:sz="0" w:space="0"/>
+            <w:bottom w:val="single" w:color="A4A4A4" w:sz="4" w:space="0"/>
+            <w:right w:val="none" w:color="auto" w:sz="0" w:space="0"/>
+            <w:insideH w:val="single" w:color="A4A4A4" w:sz="4" w:space="0"/>
+            <w:insideV w:val="single" w:color="A4A4A4" w:sz="4" w:space="0"/>
+          </w:tblBorders>
+          <w:tblCellMar>
+            <w:top w:w="0" w:type="dxa"/>
+            <w:left w:w="113" w:type="dxa"/>
+            <w:bottom w:w="0" w:type="dxa"/>
+            <w:right w:w="113" w:type="dxa"/>
+          </w:tblCellMar>
+        </w:tblPrEx>
+        <w:trPr>
+          <w:trHeight w:val="0" w:hRule="atLeast"/>
+          <w:jc w:val="center"/>
+        </w:trPr>
+        <w:tc>
+          <w:tcPr>
+            <w:tcW w:w="1015" w:type="dxa"/>
+            <w:vAlign w:val="center"/>
+          </w:tcPr>
+          <w:p>
+            <w:pPr>
+              <w:keepNext w:val="0"/>
+              <w:keepLines w:val="0"/>
+              <w:pageBreakBefore w:val="0"/>
+              <w:widowControl w:val="0"/>
+              <w:kinsoku/>
+              <w:wordWrap/>
+              <w:overflowPunct/>
+              <w:topLinePunct w:val="0"/>
+              <w:autoSpaceDE/>
+              <w:autoSpaceDN/>
+              <w:bidi w:val="0"/>
+              <w:adjustRightInd/>
+              <w:snapToGrid/>
+              <w:spacing w:before="0" w:beforeLines="20" w:after="0" w:afterLines="20" w:line="260" w:lineRule="exact"/>
+              <w:jc w:val="center"/>
+              <w:textAlignment w:val="auto"/>
+              <w:rPr>
+                <w:rFonts w:ascii="Times New Roman" w:hAnsi="Times New Roman" w:eastAsia="微软雅黑" w:cs="Times New Roman"/>
+                <w:b/>
+                <w:bCs/>
+                <w:color w:val="000000"/>
+                <w:sz w:val="18"/>
+                <w:szCs w:val="18"/>
+              </w:rPr>
+            </w:pPr>
+            <w:r>
+              <w:rPr>
+                <w:rFonts w:ascii="Times New Roman" w:hAnsi="Times New Roman" w:eastAsia="微软雅黑" w:cs="Times New Roman"/>
+                <w:b/>
+                <w:bCs/>
+                <w:color w:val="000000"/>
+                <w:sz w:val="18"/>
+                <w:szCs w:val="18"/>
+              </w:rPr>
+              <w:t>TSC1</w:t>
+            </w:r>
+          </w:p>
+        </w:tc>
+        <w:tc>
+          <w:tcPr>
+            <w:tcW w:w="9098" w:type="dxa"/>
+            <w:vAlign w:val="center"/>
+          </w:tcPr>
+          <w:p>
+            <w:pPr>
+              <w:keepNext w:val="0"/>
+              <w:keepLines w:val="0"/>
+              <w:pageBreakBefore w:val="0"/>
+              <w:widowControl w:val="0"/>
+              <w:kinsoku/>
+              <w:wordWrap/>
+              <w:overflowPunct/>
+              <w:topLinePunct w:val="0"/>
+              <w:autoSpaceDE/>
+              <w:autoSpaceDN/>
+              <w:bidi w:val="0"/>
+              <w:adjustRightInd/>
+              <w:snapToGrid/>
+              <w:spacing w:before="0" w:beforeLines="20" w:after="0" w:afterLines="20" w:line="260" w:lineRule="exact"/>
+              <w:jc w:val="both"/>
+              <w:textAlignment w:val="auto"/>
+              <w:rPr>
+                <w:rFonts w:ascii="Times New Roman" w:hAnsi="Times New Roman" w:eastAsia="微软雅黑" w:cs="Times New Roman"/>
+                <w:color w:val="000000"/>
+                <w:sz w:val="18"/>
+                <w:szCs w:val="18"/>
+                <w:lang w:eastAsia="zh-CN"/>
+              </w:rPr>
+            </w:pPr>
+            <w:r>
+              <w:rPr>
+                <w:rFonts w:ascii="Times New Roman" w:hAnsi="Times New Roman" w:eastAsia="微软雅黑" w:cs="Times New Roman"/>
+                <w:color w:val="000000"/>
+                <w:sz w:val="18"/>
+                <w:szCs w:val="18"/>
+                <w:lang w:eastAsia="zh-CN"/>
+              </w:rPr>
+              <w:t>TSC1编码的错构瘤蛋白及TSC2编码的马铃薯球蛋白形成的异源二聚体是RHEB的GTP蛋白酶，RHEB结合GTP可以激活mTOR。TSC1是M1型和M2型巨噬细胞的一个关键调控因子，以mTOR非依赖性方式抑制RASGTPase–RAF1–MEK–ERK信号通路阻止了M1极化。反之，TSC1通过mTOR依赖性的CCAAT/enhancer-bindingprotein-</w:t>
+            </w:r>
+            <w:r>
+              <w:rPr>
+                <w:rFonts w:ascii="Times New Roman" w:hAnsi="Times New Roman" w:eastAsia="微软雅黑" w:cs="Times New Roman"/>
+                <w:color w:val="000000"/>
+                <w:sz w:val="18"/>
+                <w:szCs w:val="18"/>
+              </w:rPr>
+              <w:t>β</w:t>
+            </w:r>
+            <w:r>
+              <w:rPr>
+                <w:rFonts w:ascii="Times New Roman" w:hAnsi="Times New Roman" w:eastAsia="微软雅黑" w:cs="Times New Roman"/>
+                <w:color w:val="000000"/>
+                <w:sz w:val="18"/>
+                <w:szCs w:val="18"/>
+                <w:lang w:eastAsia="zh-CN"/>
+              </w:rPr>
+              <w:t>信号通路提高了M2型特性。TSC1或TSC2的胚系突变与罕见常染色体显性遗传的结节性硬化症有关。有该变异的患者会在脑、肾、肺、心脏、肝脏等多个器官形成良性肿瘤。其它基因突变与结节性脑硬化、巨噬细胞极化与炎症相关疾病的发生发展有着密切关系。与TSC1相关的疾病包括乳腺癌、前列腺癌、肺癌、大肠癌、食管癌、胃癌等。</w:t>
+            </w:r>
+          </w:p>
+        </w:tc>
+      </w:tr>
+      <w:tr>
+        <w:tblPrEx>
+          <w:tblBorders>
+            <w:top w:val="single" w:color="A4A4A4" w:sz="4" w:space="0"/>
+            <w:left w:val="none" w:color="auto" w:sz="0" w:space="0"/>
+            <w:bottom w:val="single" w:color="A4A4A4" w:sz="4" w:space="0"/>
+            <w:right w:val="none" w:color="auto" w:sz="0" w:space="0"/>
+            <w:insideH w:val="single" w:color="A4A4A4" w:sz="4" w:space="0"/>
+            <w:insideV w:val="single" w:color="A4A4A4" w:sz="4" w:space="0"/>
+          </w:tblBorders>
+          <w:tblCellMar>
+            <w:top w:w="0" w:type="dxa"/>
+            <w:left w:w="113" w:type="dxa"/>
+            <w:bottom w:w="0" w:type="dxa"/>
+            <w:right w:w="113" w:type="dxa"/>
+          </w:tblCellMar>
+        </w:tblPrEx>
+        <w:trPr>
+          <w:trHeight w:val="0" w:hRule="atLeast"/>
+          <w:jc w:val="center"/>
+        </w:trPr>
+        <w:tc>
+          <w:tcPr>
+            <w:tcW w:w="1015" w:type="dxa"/>
+            <w:vAlign w:val="center"/>
+          </w:tcPr>
+          <w:p>
+            <w:pPr>
+              <w:keepNext w:val="0"/>
+              <w:keepLines w:val="0"/>
+              <w:pageBreakBefore w:val="0"/>
+              <w:widowControl w:val="0"/>
+              <w:kinsoku/>
+              <w:wordWrap/>
+              <w:overflowPunct/>
+              <w:topLinePunct w:val="0"/>
+              <w:autoSpaceDE/>
+              <w:autoSpaceDN/>
+              <w:bidi w:val="0"/>
+              <w:adjustRightInd/>
+              <w:snapToGrid/>
+              <w:spacing w:before="0" w:beforeLines="20" w:after="0" w:afterLines="20" w:line="260" w:lineRule="exact"/>
+              <w:jc w:val="center"/>
+              <w:textAlignment w:val="auto"/>
+              <w:rPr>
+                <w:rFonts w:ascii="Times New Roman" w:hAnsi="Times New Roman" w:eastAsia="微软雅黑" w:cs="Times New Roman"/>
+                <w:b/>
+                <w:bCs/>
+                <w:color w:val="000000"/>
+                <w:sz w:val="18"/>
+                <w:szCs w:val="18"/>
+              </w:rPr>
+            </w:pPr>
+            <w:r>
+              <w:rPr>
+                <w:rFonts w:ascii="Times New Roman" w:hAnsi="Times New Roman" w:eastAsia="微软雅黑" w:cs="Times New Roman"/>
+                <w:b/>
+                <w:bCs/>
+                <w:color w:val="000000"/>
+                <w:sz w:val="18"/>
+                <w:szCs w:val="18"/>
+              </w:rPr>
+              <w:t>TSC2</w:t>
+            </w:r>
+          </w:p>
+        </w:tc>
+        <w:tc>
+          <w:tcPr>
+            <w:tcW w:w="9098" w:type="dxa"/>
+            <w:vAlign w:val="center"/>
+          </w:tcPr>
+          <w:p>
+            <w:pPr>
+              <w:keepNext w:val="0"/>
+              <w:keepLines w:val="0"/>
+              <w:pageBreakBefore w:val="0"/>
+              <w:widowControl w:val="0"/>
+              <w:kinsoku/>
+              <w:wordWrap/>
+              <w:overflowPunct/>
+              <w:topLinePunct w:val="0"/>
+              <w:autoSpaceDE/>
+              <w:autoSpaceDN/>
+              <w:bidi w:val="0"/>
+              <w:adjustRightInd/>
+              <w:snapToGrid/>
+              <w:spacing w:before="0" w:beforeLines="20" w:after="0" w:afterLines="20" w:line="260" w:lineRule="exact"/>
+              <w:jc w:val="both"/>
+              <w:textAlignment w:val="auto"/>
+              <w:rPr>
+                <w:rFonts w:ascii="Times New Roman" w:hAnsi="Times New Roman" w:eastAsia="微软雅黑" w:cs="Times New Roman"/>
+                <w:color w:val="000000"/>
+                <w:sz w:val="18"/>
+                <w:szCs w:val="18"/>
+                <w:lang w:eastAsia="zh-CN"/>
+              </w:rPr>
+            </w:pPr>
+            <w:r>
+              <w:rPr>
+                <w:rFonts w:ascii="Times New Roman" w:hAnsi="Times New Roman" w:eastAsia="微软雅黑" w:cs="Times New Roman"/>
+                <w:color w:val="000000"/>
+                <w:sz w:val="18"/>
+                <w:szCs w:val="18"/>
+                <w:lang w:eastAsia="zh-CN"/>
+              </w:rPr>
+              <w:t>TSC2编码产物是一种肿瘤抑制因子，是细胞蛋白质合成相关相关通路中的一个关键信号分子，且这些相关的信号通路都与有氧运动密切相关，能够刺激特异的GTP酶，是有氧运动改善机体胰岛素抵抗的潜在作用靶点。TSC1和TSC2两种蛋白组成一种功能稳定的复合体，抑制细胞过度生长，对维持细胞的正常功能起重要作用。当其发生突变缺失而被灭活时则对细胞的生长调节失去控制，导致肿瘤形成。该基因突变与与结节性脑硬化相关。与TSC2相关的疾病包括乳腺癌、前列腺癌、肺癌等。</w:t>
+            </w:r>
+          </w:p>
+        </w:tc>
+      </w:tr>
+    </w:tbl>
+    <w:p>
+      <w:pPr>
+        <w:widowControl/>
+        <w:rPr>
+          <w:rFonts w:ascii="Times New Roman" w:hAnsi="Times New Roman" w:eastAsia="微软雅黑" w:cs="Times New Roman"/>
+          <w:sz w:val="24"/>
+          <w:szCs w:val="24"/>
+          <w:lang w:eastAsia="zh-CN"/>
+        </w:rPr>
+      </w:pPr>
+      <w:r>
+        <w:rPr>
+          <w:rFonts w:ascii="Times New Roman" w:hAnsi="Times New Roman" w:eastAsia="微软雅黑" w:cs="Times New Roman"/>
+          <w:sz w:val="24"/>
+          <w:szCs w:val="24"/>
+          <w:lang w:eastAsia="zh-CN"/>
+        </w:rPr>
+        <w:br w:type="page"/>
+      </w:r>
+    </w:p>
+    <w:p>
+      <w:pPr>
         <w:pStyle w:val="28"/>
         <w:rPr>
           <w:rFonts w:cs="黑体"/>
@@ -27696,10 +33026,7 @@
           <w:szCs w:val="30"/>
         </w:rPr>
       </w:pPr>
-      <w:bookmarkStart w:id="79" w:name="_Toc31629"/>
-      <w:bookmarkStart w:id="80" w:name="_Toc28454_WPSOffice_Level1"/>
-      <w:bookmarkStart w:id="81" w:name="_Toc26985_WPSOffice_Level1"/>
-      <w:bookmarkStart w:id="82" w:name="_Toc20170_WPSOffice_Level1"/>
+      <w:bookmarkStart w:id="87" w:name="_Toc1787"/>
       <w:r>
         <w:rPr>
           <w:rFonts w:hint="eastAsia" w:cs="黑体"/>
@@ -27709,7 +33036,7 @@
         </w:rPr>
         <w:t>检测基因列表</w:t>
       </w:r>
-      <w:bookmarkEnd w:id="79"/>
+      <w:bookmarkEnd w:id="87"/>
     </w:p>
     <w:p>
       <w:pPr>
@@ -28260,9 +33587,9 @@
           <w:lang w:eastAsia="zh-CN"/>
         </w:rPr>
       </w:pPr>
-      <w:bookmarkStart w:id="83" w:name="_Toc3409"/>
-      <w:bookmarkStart w:id="84" w:name="_Toc31514"/>
-      <w:bookmarkStart w:id="85" w:name="_Toc15114"/>
+      <w:bookmarkStart w:id="88" w:name="_Toc3409"/>
+      <w:bookmarkStart w:id="89" w:name="_Toc15114"/>
+      <w:bookmarkStart w:id="90" w:name="_Toc25761"/>
       <w:r>
         <w:rPr>
           <w:rFonts w:hint="eastAsia"/>
@@ -28272,9 +33599,9 @@
         </w:rPr>
         <w:t>检测方法与局限性</w:t>
       </w:r>
-      <w:bookmarkEnd w:id="83"/>
-      <w:bookmarkEnd w:id="84"/>
-      <w:bookmarkEnd w:id="85"/>
+      <w:bookmarkEnd w:id="88"/>
+      <w:bookmarkEnd w:id="89"/>
+      <w:bookmarkEnd w:id="90"/>
     </w:p>
     <w:p>
       <w:pPr>
@@ -28462,9 +33789,9 @@
         <w:br w:type="page"/>
       </w:r>
     </w:p>
-    <w:bookmarkEnd w:id="80"/>
-    <w:bookmarkEnd w:id="81"/>
-    <w:bookmarkEnd w:id="82"/>
+    <w:bookmarkEnd w:id="84"/>
+    <w:bookmarkEnd w:id="85"/>
+    <w:bookmarkEnd w:id="86"/>
     <w:p>
       <w:pPr>
         <w:pStyle w:val="3"/>
@@ -28479,13 +33806,13 @@
           <w:lang w:eastAsia="zh-CN"/>
         </w:rPr>
       </w:pPr>
-      <w:bookmarkStart w:id="86" w:name="_Toc5665"/>
-      <w:bookmarkStart w:id="87" w:name="_Toc13275"/>
-      <w:bookmarkStart w:id="88" w:name="_Toc22623"/>
-      <w:bookmarkStart w:id="89" w:name="_Toc22162_WPSOffice_Level1"/>
-      <w:bookmarkStart w:id="90" w:name="_Toc19584_WPSOffice_Level1"/>
-      <w:bookmarkStart w:id="91" w:name="_Toc14611_WPSOffice_Level1"/>
-      <w:bookmarkStart w:id="92" w:name="_Toc17792_WPSOffice_Level2"/>
+      <w:bookmarkStart w:id="91" w:name="_Toc10768"/>
+      <w:bookmarkStart w:id="92" w:name="_Toc13275"/>
+      <w:bookmarkStart w:id="93" w:name="_Toc17792_WPSOffice_Level2"/>
+      <w:bookmarkStart w:id="94" w:name="_Toc19584_WPSOffice_Level1"/>
+      <w:bookmarkStart w:id="95" w:name="_Toc22162_WPSOffice_Level1"/>
+      <w:bookmarkStart w:id="96" w:name="_Toc22623"/>
+      <w:bookmarkStart w:id="97" w:name="_Toc14611_WPSOffice_Level1"/>
       <w:r>
         <w:rPr>
           <w:rFonts w:hint="eastAsia"/>
@@ -28495,14 +33822,14 @@
         </w:rPr>
         <w:t>参考文献</w:t>
       </w:r>
-      <w:bookmarkEnd w:id="86"/>
+      <w:bookmarkEnd w:id="91"/>
     </w:p>
-    <w:bookmarkEnd w:id="87"/>
-    <w:bookmarkEnd w:id="88"/>
-    <w:bookmarkEnd w:id="89"/>
-    <w:bookmarkEnd w:id="90"/>
-    <w:bookmarkEnd w:id="91"/>
     <w:bookmarkEnd w:id="92"/>
+    <w:bookmarkEnd w:id="93"/>
+    <w:bookmarkEnd w:id="94"/>
+    <w:bookmarkEnd w:id="95"/>
+    <w:bookmarkEnd w:id="96"/>
+    <w:bookmarkEnd w:id="97"/>
     <w:p>
       <w:pPr>
         <w:pStyle w:val="33"/>
@@ -32174,7 +37501,6 @@
   <customSectProps>
     <customSectPr/>
     <customSectPr/>
-    <customSectPr/>
   </customSectProps>
   <customShpExts>
     <customShpInfo spid="_x0000_s1026" textRotate="1"/>
